--- a/docs/uarch_spec/core-et-uarch.docx
+++ b/docs/uarch_spec/core-et-uarch.docx
@@ -297,6 +297,17 @@
         <w:p>
           <w:pPr>
             <w:spacing w:after="60"/>
+            <w:ind w:left="360"/>
+          </w:pPr>
+          <w:hyperlink w:anchor="sec-ch1-card">
+            <w:r>
+              <w:t xml:space="preserve">1.5  ET-SoC-1 Accelerator Card</w:t>
+            </w:r>
+          </w:hyperlink>
+        </w:p>
+        <w:p>
+          <w:pPr>
+            <w:spacing w:after="60"/>
           </w:pPr>
           <w:hyperlink w:anchor="ch-et-minion-core">
             <w:r>
@@ -1681,7 +1692,7 @@
             <w:fldChar w:fldCharType="separate"/>
           </w:r>
           <w:r>
-            <w:t xml:space="preserve">Table 1. ET-SoC-1 key characteristics</w:t>
+            <w:t xml:space="preserve">Table 1. Revision history</w:t>
           </w:r>
         </w:p>
         <w:p>
@@ -1689,7 +1700,7 @@
             <w:spacing w:after="60"/>
           </w:pPr>
           <w:r>
-            <w:t xml:space="preserve">Table 2. Shires on the mesh</w:t>
+            <w:t xml:space="preserve">Table 2. ET-SoC-1 key characteristics</w:t>
           </w:r>
         </w:p>
         <w:p>
@@ -1697,7 +1708,7 @@
             <w:spacing w:after="60"/>
           </w:pPr>
           <w:r>
-            <w:t xml:space="preserve">Table 3. Front End submodules</w:t>
+            <w:t xml:space="preserve">Table 3. Shires on the mesh</w:t>
           </w:r>
         </w:p>
         <w:p>
@@ -1705,7 +1716,7 @@
             <w:spacing w:after="60"/>
           </w:pPr>
           <w:r>
-            <w:t xml:space="preserve">Table 4. Front End I/O signals</w:t>
+            <w:t xml:space="preserve">Table 4. ET-Minion core blocks</w:t>
           </w:r>
         </w:p>
         <w:p>
@@ -1713,7 +1724,7 @@
             <w:spacing w:after="60"/>
           </w:pPr>
           <w:r>
-            <w:t xml:space="preserve">Table 5. frontend_icache_req: fetch request (58 bits)</w:t>
+            <w:t xml:space="preserve">Table 5. Per-thread and shared resources</w:t>
           </w:r>
         </w:p>
         <w:p>
@@ -1721,7 +1732,7 @@
             <w:spacing w:after="60"/>
           </w:pPr>
           <w:r>
-            <w:t xml:space="preserve">Table 6. minion_vm_status: virtual-memory status (8 bits)</w:t>
+            <w:t xml:space="preserve">Table 6. Front End submodules</w:t>
           </w:r>
         </w:p>
         <w:p>
@@ -1729,7 +1740,7 @@
             <w:spacing w:after="60"/>
           </w:pPr>
           <w:r>
-            <w:t xml:space="preserve">Table 7. icache_frontend_resp: fetch response (261 bits)</w:t>
+            <w:t xml:space="preserve">Table 7. Front End I/O signals</w:t>
           </w:r>
         </w:p>
         <w:p>
@@ -1737,7 +1748,7 @@
             <w:spacing w:after="60"/>
           </w:pPr>
           <w:r>
-            <w:t xml:space="preserve">Table 8. minion_fe_req: redirect (52 bits)</w:t>
+            <w:t xml:space="preserve">Table 8. frontend_icache_req: fetch request (58 bits)</w:t>
           </w:r>
         </w:p>
         <w:p>
@@ -1745,7 +1756,7 @@
             <w:spacing w:after="60"/>
           </w:pPr>
           <w:r>
-            <w:t xml:space="preserve">Table 9. frontend_core_resp: instruction to the integer pipeline (89 bits)</w:t>
+            <w:t xml:space="preserve">Table 9. minion_vm_status: virtual-memory status (8 bits)</w:t>
           </w:r>
         </w:p>
         <w:p>
@@ -1753,7 +1764,7 @@
             <w:spacing w:after="60"/>
           </w:pPr>
           <w:r>
-            <w:t xml:space="preserve">Table 10. frontend_thread_data: instruction FIFO entry (179 bits)</w:t>
+            <w:t xml:space="preserve">Table 10. icache_frontend_resp: fetch response (261 bits)</w:t>
           </w:r>
         </w:p>
         <w:p>
@@ -1761,7 +1772,7 @@
             <w:spacing w:after="60"/>
           </w:pPr>
           <w:r>
-            <w:t xml:space="preserve">Table 11. Decoded control words</w:t>
+            <w:t xml:space="preserve">Table 11. minion_fe_req: redirect (52 bits)</w:t>
           </w:r>
         </w:p>
         <w:p>
@@ -1769,7 +1780,7 @@
             <w:spacing w:after="60"/>
           </w:pPr>
           <w:r>
-            <w:t xml:space="preserve">Table 12. Front End configuration parameters</w:t>
+            <w:t xml:space="preserve">Table 12. frontend_core_resp: instruction to the integer pipeline (89 bits)</w:t>
           </w:r>
         </w:p>
         <w:p>
@@ -1777,7 +1788,7 @@
             <w:spacing w:after="60"/>
           </w:pPr>
           <w:r>
-            <w:t xml:space="preserve">Table 13. Thread-buffer entry state</w:t>
+            <w:t xml:space="preserve">Table 13. frontend_thread_data: instruction FIFO entry (179 bits)</w:t>
           </w:r>
         </w:p>
         <w:p>
@@ -1785,7 +1796,7 @@
             <w:spacing w:after="60"/>
           </w:pPr>
           <w:r>
-            <w:t xml:space="preserve">Table 14. Fetch PC update</w:t>
+            <w:t xml:space="preserve">Table 14. Decoded control words</w:t>
           </w:r>
         </w:p>
         <w:p>
@@ -1793,7 +1804,7 @@
             <w:spacing w:after="60"/>
           </w:pPr>
           <w:r>
-            <w:t xml:space="preserve">Table 15. Request conditions</w:t>
+            <w:t xml:space="preserve">Table 15. Front End configuration parameters</w:t>
           </w:r>
         </w:p>
         <w:p>
@@ -1801,7 +1812,7 @@
             <w:spacing w:after="60"/>
           </w:pPr>
           <w:r>
-            <w:t xml:space="preserve">Table 16. Entry fill sequence</w:t>
+            <w:t xml:space="preserve">Table 16. Thread-buffer entry state</w:t>
           </w:r>
         </w:p>
         <w:p>
@@ -1809,7 +1820,7 @@
             <w:spacing w:after="60"/>
           </w:pPr>
           <w:r>
-            <w:t xml:space="preserve">Table 17. Instruction fetch status</w:t>
+            <w:t xml:space="preserve">Table 17. Fetch PC update</w:t>
           </w:r>
         </w:p>
         <w:p>
@@ -1817,7 +1828,7 @@
             <w:spacing w:after="60"/>
           </w:pPr>
           <w:r>
-            <w:t xml:space="preserve">Table 18. Entry release conditions</w:t>
+            <w:t xml:space="preserve">Table 18. Request conditions</w:t>
           </w:r>
         </w:p>
         <w:p>
@@ -1825,7 +1836,7 @@
             <w:spacing w:after="60"/>
           </w:pPr>
           <w:r>
-            <w:t xml:space="preserve">Table 19. Effect of a redirect</w:t>
+            <w:t xml:space="preserve">Table 19. Entry fill sequence</w:t>
           </w:r>
         </w:p>
         <w:p>
@@ -1833,7 +1844,7 @@
             <w:spacing w:after="60"/>
           </w:pPr>
           <w:r>
-            <w:t xml:space="preserve">Table 20. Decode thread selection</w:t>
+            <w:t xml:space="preserve">Table 20. Instruction fetch status</w:t>
           </w:r>
         </w:p>
         <w:p>
@@ -1841,7 +1852,7 @@
             <w:spacing w:after="60"/>
           </w:pPr>
           <w:r>
-            <w:t xml:space="preserve">Table 21. Instruction FIFO update</w:t>
+            <w:t xml:space="preserve">Table 21. Entry release conditions</w:t>
           </w:r>
         </w:p>
         <w:p>
@@ -1849,7 +1860,7 @@
             <w:spacing w:after="60"/>
           </w:pPr>
           <w:r>
-            <w:t xml:space="preserve">Table 22. Thread selection</w:t>
+            <w:t xml:space="preserve">Table 22. Effect of a redirect</w:t>
           </w:r>
         </w:p>
         <w:p>
@@ -1857,7 +1868,7 @@
             <w:spacing w:after="60"/>
           </w:pPr>
           <w:r>
-            <w:t xml:space="preserve">Table 23. Debug program-buffer sequence</w:t>
+            <w:t xml:space="preserve">Table 23. Decode thread selection</w:t>
           </w:r>
         </w:p>
         <w:p>
@@ -1865,7 +1876,31 @@
             <w:spacing w:after="60"/>
           </w:pPr>
           <w:r>
-            <w:t xml:space="preserve">Table 24. Program-buffer word mapping</w:t>
+            <w:t xml:space="preserve">Table 24. Instruction FIFO update</w:t>
+          </w:r>
+        </w:p>
+        <w:p>
+          <w:pPr>
+            <w:spacing w:after="60"/>
+          </w:pPr>
+          <w:r>
+            <w:t xml:space="preserve">Table 25. Thread selection</w:t>
+          </w:r>
+        </w:p>
+        <w:p>
+          <w:pPr>
+            <w:spacing w:after="60"/>
+          </w:pPr>
+          <w:r>
+            <w:t xml:space="preserve">Table 26. Debug program-buffer sequence</w:t>
+          </w:r>
+        </w:p>
+        <w:p>
+          <w:pPr>
+            <w:spacing w:after="60"/>
+          </w:pPr>
+          <w:r>
+            <w:t xml:space="preserve">Table 27. Program-buffer word mapping</w:t>
           </w:r>
           <w:r>
             <w:fldChar w:fldCharType="end"/>
@@ -1952,7 +1987,7 @@
             <w:spacing w:after="60"/>
           </w:pPr>
           <w:r>
-            <w:t xml:space="preserve">Figure 7. Front End in the ET-Minion core</w:t>
+            <w:t xml:space="preserve">Figure 7. ET-SoC-1 PCIe card</w:t>
           </w:r>
         </w:p>
         <w:p>
@@ -1960,7 +1995,7 @@
             <w:spacing w:after="60"/>
           </w:pPr>
           <w:r>
-            <w:t xml:space="preserve">Figure 8. Front End block diagram</w:t>
+            <w:t xml:space="preserve">Figure 8. Front End in the ET-Minion core</w:t>
           </w:r>
         </w:p>
         <w:p>
@@ -1968,7 +2003,7 @@
             <w:spacing w:after="60"/>
           </w:pPr>
           <w:r>
-            <w:t xml:space="preserve">Figure 9. Front End pipeline</w:t>
+            <w:t xml:space="preserve">Figure 9. Front End block diagram</w:t>
           </w:r>
         </w:p>
         <w:p>
@@ -1976,7 +2011,7 @@
             <w:spacing w:after="60"/>
           </w:pPr>
           <w:r>
-            <w:t xml:space="preserve">Figure 10. Front End to L0 micro-cache request and response path</w:t>
+            <w:t xml:space="preserve">Figure 10. Front End pipeline</w:t>
           </w:r>
         </w:p>
         <w:p>
@@ -1984,7 +2019,7 @@
             <w:spacing w:after="60"/>
           </w:pPr>
           <w:r>
-            <w:t xml:space="preserve">Figure 11. Request and hit response</w:t>
+            <w:t xml:space="preserve">Figure 11. Front End to L0 micro-cache request and response path</w:t>
           </w:r>
         </w:p>
         <w:p>
@@ -1992,7 +2027,7 @@
             <w:spacing w:after="60"/>
           </w:pPr>
           <w:r>
-            <w:t xml:space="preserve">Figure 12. Miss, sleep and retry</w:t>
+            <w:t xml:space="preserve">Figure 12. Request and hit response</w:t>
           </w:r>
         </w:p>
         <w:p>
@@ -2000,7 +2035,7 @@
             <w:spacing w:after="60"/>
           </w:pPr>
           <w:r>
-            <w:t xml:space="preserve">Figure 13. Redirect while a request waits in F1</w:t>
+            <w:t xml:space="preserve">Figure 13. Miss, sleep and retry</w:t>
           </w:r>
         </w:p>
         <w:p>
@@ -2008,7 +2043,7 @@
             <w:spacing w:after="60"/>
           </w:pPr>
           <w:r>
-            <w:t xml:space="preserve">Figure 14. Thread buffer operation</w:t>
+            <w:t xml:space="preserve">Figure 14. Redirect while a request waits in F1</w:t>
           </w:r>
         </w:p>
         <w:p>
@@ -2016,7 +2051,7 @@
             <w:spacing w:after="60"/>
           </w:pPr>
           <w:r>
-            <w:t xml:space="preserve">Figure 15. Thread buffer pipeline</w:t>
+            <w:t xml:space="preserve">Figure 15. Thread buffer operation</w:t>
           </w:r>
         </w:p>
         <w:p>
@@ -2024,7 +2059,7 @@
             <w:spacing w:after="60"/>
           </w:pPr>
           <w:r>
-            <w:t xml:space="preserve">Figure 16. Thread-buffer entries and read pointer</w:t>
+            <w:t xml:space="preserve">Figure 16. Thread buffer pipeline</w:t>
           </w:r>
         </w:p>
         <w:p>
@@ -2032,7 +2067,7 @@
             <w:spacing w:after="60"/>
           </w:pPr>
           <w:r>
-            <w:t xml:space="preserve">Figure 17. Redirect to first target instruction</w:t>
+            <w:t xml:space="preserve">Figure 17. Thread-buffer entries and read pointer</w:t>
           </w:r>
         </w:p>
         <w:p>
@@ -2040,7 +2075,7 @@
             <w:spacing w:after="60"/>
           </w:pPr>
           <w:r>
-            <w:t xml:space="preserve">Figure 18. Thread enable to first instruction</w:t>
+            <w:t xml:space="preserve">Figure 18. Redirect to first target instruction</w:t>
           </w:r>
         </w:p>
         <w:p>
@@ -2048,7 +2083,7 @@
             <w:spacing w:after="60"/>
           </w:pPr>
           <w:r>
-            <w:t xml:space="preserve">Figure 19. Decoders, instruction FIFOs and thread scheduler</w:t>
+            <w:t xml:space="preserve">Figure 19. Thread enable to first instruction</w:t>
           </w:r>
         </w:p>
         <w:p>
@@ -2056,7 +2091,15 @@
             <w:spacing w:after="60"/>
           </w:pPr>
           <w:r>
-            <w:t xml:space="preserve">Figure 20. Round-robin issue with a stall</w:t>
+            <w:t xml:space="preserve">Figure 20. Decoders, instruction FIFOs and thread scheduler</w:t>
+          </w:r>
+        </w:p>
+        <w:p>
+          <w:pPr>
+            <w:spacing w:after="60"/>
+          </w:pPr>
+          <w:r>
+            <w:t xml:space="preserve">Figure 21. Round-robin issue with a stall</w:t>
           </w:r>
           <w:r>
             <w:fldChar w:fldCharType="end"/>
@@ -2069,7 +2112,7 @@
         <w:br w:type="page"/>
       </w:r>
     </w:p>
-    <w:bookmarkStart w:id="11" w:name="document-control"/>
+    <w:bookmarkStart w:id="12" w:name="document-control"/>
     <w:p>
       <w:pPr>
         <w:pStyle w:val="Heading1"/>
@@ -2078,7 +2121,7 @@
         <w:t xml:space="preserve">Document Control</w:t>
       </w:r>
     </w:p>
-    <w:bookmarkStart w:id="9" w:name="X7704236ba72ed8cc2b9a9e238d27c640b9b6528"/>
+    <w:bookmarkStart w:id="10" w:name="X7704236ba72ed8cc2b9a9e238d27c640b9b6528"/>
     <w:p>
       <w:pPr>
         <w:pStyle w:val="Heading2"/>
@@ -2087,8 +2130,193 @@
         <w:t xml:space="preserve">Revision History</w:t>
       </w:r>
     </w:p>
+    <w:bookmarkStart w:id="9" w:name="tab-revision-history"/>
+    <w:p>
+      <w:pPr>
+        <w:pStyle w:val="TableCaption"/>
+      </w:pPr>
+      <w:r>
+        <w:t xml:space="preserve">Table </w:t>
+      </w:r>
+      <w:r>
+        <w:fldChar w:fldCharType="begin"/>
+      </w:r>
+      <w:r>
+        <w:instrText xml:space="preserve"> SEQ Table \* ARABIC </w:instrText>
+      </w:r>
+      <w:r>
+        <w:fldChar w:fldCharType="separate"/>
+      </w:r>
+      <w:r>
+        <w:t>1</w:t>
+      </w:r>
+      <w:r>
+        <w:fldChar w:fldCharType="end"/>
+      </w:r>
+      <w:r>
+        <w:t xml:space="preserve">. </w:t>
+      </w:r>
+      <w:r>
+        <w:t xml:space="preserve">Revision history</w:t>
+      </w:r>
+    </w:p>
+    <w:tbl>
+      <w:tblPr>
+        <w:tblStyle w:val="Table"/>
+        <w:tblW w:type="pct" w:w="5000"/>
+        <w:tblLayout w:type="fixed"/>
+        <w:tblLook w:firstRow="1" w:lastRow="0" w:firstColumn="0" w:lastColumn="0" w:noHBand="0" w:noVBand="0" w:val="0020"/>
+        <w:tblCaption w:val="Revision history"/>
+      </w:tblPr>
+      <w:tblGrid>
+        <w:gridCol w:w="719"/>
+        <w:gridCol w:w="1439"/>
+        <w:gridCol w:w="1439"/>
+        <w:gridCol w:w="4320"/>
+      </w:tblGrid>
+      <w:tr>
+        <w:trPr>
+          <w:tblHeader w:val="on"/>
+        </w:trPr>
+        <w:tc>
+          <w:tcPr/>
+          <w:p>
+            <w:pPr>
+              <w:pStyle w:val="Compact"/>
+              <w:jc w:val="left"/>
+            </w:pPr>
+            <w:r>
+              <w:t xml:space="preserve">Version</w:t>
+            </w:r>
+          </w:p>
+        </w:tc>
+        <w:tc>
+          <w:tcPr/>
+          <w:p>
+            <w:pPr>
+              <w:pStyle w:val="Compact"/>
+              <w:jc w:val="left"/>
+            </w:pPr>
+            <w:r>
+              <w:t xml:space="preserve">Date</w:t>
+            </w:r>
+          </w:p>
+        </w:tc>
+        <w:tc>
+          <w:tcPr/>
+          <w:p>
+            <w:pPr>
+              <w:pStyle w:val="Compact"/>
+              <w:jc w:val="left"/>
+            </w:pPr>
+            <w:r>
+              <w:t xml:space="preserve">Author</w:t>
+            </w:r>
+          </w:p>
+        </w:tc>
+        <w:tc>
+          <w:tcPr/>
+          <w:p>
+            <w:pPr>
+              <w:pStyle w:val="Compact"/>
+              <w:jc w:val="left"/>
+            </w:pPr>
+            <w:r>
+              <w:t xml:space="preserve">Notes</w:t>
+            </w:r>
+          </w:p>
+        </w:tc>
+      </w:tr>
+      <w:tr>
+        <w:tc>
+          <w:tcPr/>
+          <w:p>
+            <w:pPr>
+              <w:jc w:val="left"/>
+            </w:pPr>
+            <w:r>
+              <w:t xml:space="preserve">v0.1</w:t>
+            </w:r>
+          </w:p>
+        </w:tc>
+        <w:tc>
+          <w:tcPr/>
+          <w:p>
+            <w:pPr>
+              <w:jc w:val="left"/>
+            </w:pPr>
+            <w:r>
+              <w:t xml:space="preserve">2026-09-22</w:t>
+            </w:r>
+          </w:p>
+        </w:tc>
+        <w:tc>
+          <w:tcPr/>
+          <w:p>
+            <w:pPr>
+              <w:jc w:val="left"/>
+            </w:pPr>
+            <w:r>
+              <w:t xml:space="preserve">Ryan Naveed</w:t>
+            </w:r>
+          </w:p>
+        </w:tc>
+        <w:tc>
+          <w:tcPr/>
+          <w:p>
+            <w:pPr>
+              <w:numPr>
+                <w:ilvl w:val="0"/>
+                <w:numId w:val="1001"/>
+              </w:numPr>
+              <w:jc w:val="left"/>
+            </w:pPr>
+            <w:r>
+              <w:t xml:space="preserve">First draft of the document.</w:t>
+            </w:r>
+          </w:p>
+          <w:p>
+            <w:pPr>
+              <w:numPr>
+                <w:ilvl w:val="0"/>
+                <w:numId w:val="1001"/>
+              </w:numPr>
+              <w:jc w:val="left"/>
+            </w:pPr>
+            <w:r>
+              <w:t xml:space="preserve">Chapter 1, ET-SoC-1 Overview: written.</w:t>
+            </w:r>
+          </w:p>
+          <w:p>
+            <w:pPr>
+              <w:numPr>
+                <w:ilvl w:val="0"/>
+                <w:numId w:val="1001"/>
+              </w:numPr>
+              <w:jc w:val="left"/>
+            </w:pPr>
+            <w:r>
+              <w:t xml:space="preserve">Chapter 2, ET-Minion Core: Core Overview (block partitioning, hardware threads, instruction flow) and Front End written. Integer Pipeline, Data Cache and VPU contain headings only.</w:t>
+            </w:r>
+          </w:p>
+          <w:p>
+            <w:pPr>
+              <w:numPr>
+                <w:ilvl w:val="0"/>
+                <w:numId w:val="1001"/>
+              </w:numPr>
+              <w:jc w:val="left"/>
+            </w:pPr>
+            <w:r>
+              <w:t xml:space="preserve">Chapter 3, Neighborhood: headings only.</w:t>
+            </w:r>
+          </w:p>
+        </w:tc>
+      </w:tr>
+    </w:tbl>
     <w:bookmarkEnd w:id="9"/>
-    <w:bookmarkStart w:id="10" w:name="Xb09dd14d1cf96e7fd7c82d4dc072fe45e824908"/>
+    <w:bookmarkEnd w:id="10"/>
+    <w:bookmarkStart w:id="11" w:name="Xb09dd14d1cf96e7fd7c82d4dc072fe45e824908"/>
     <w:p>
       <w:pPr>
         <w:pStyle w:val="Heading2"/>
@@ -2097,9 +2325,9 @@
         <w:t xml:space="preserve">Chapter Status</w:t>
       </w:r>
     </w:p>
-    <w:bookmarkEnd w:id="10"/>
     <w:bookmarkEnd w:id="11"/>
-    <w:bookmarkStart w:id="16" w:name="preface"/>
+    <w:bookmarkEnd w:id="12"/>
+    <w:bookmarkStart w:id="17" w:name="preface"/>
     <w:p>
       <w:pPr>
         <w:pStyle w:val="Heading1"/>
@@ -2108,7 +2336,7 @@
         <w:t xml:space="preserve">Preface</w:t>
       </w:r>
     </w:p>
-    <w:bookmarkStart w:id="12" w:name="Xb8b95d4b88fe185e018349e569b4efa2e7ef3dd"/>
+    <w:bookmarkStart w:id="13" w:name="Xb8b95d4b88fe185e018349e569b4efa2e7ef3dd"/>
     <w:p>
       <w:pPr>
         <w:pStyle w:val="Heading2"/>
@@ -2117,8 +2345,8 @@
         <w:t xml:space="preserve">Purpose</w:t>
       </w:r>
     </w:p>
-    <w:bookmarkEnd w:id="12"/>
-    <w:bookmarkStart w:id="13" w:name="Xd3eb036a852ae4abd9de591cc51a28510ade18b"/>
+    <w:bookmarkEnd w:id="13"/>
+    <w:bookmarkStart w:id="14" w:name="Xd3eb036a852ae4abd9de591cc51a28510ade18b"/>
     <w:p>
       <w:pPr>
         <w:pStyle w:val="Heading2"/>
@@ -2127,8 +2355,8 @@
         <w:t xml:space="preserve">Audience</w:t>
       </w:r>
     </w:p>
-    <w:bookmarkEnd w:id="13"/>
-    <w:bookmarkStart w:id="14" w:name="Xe500cd29a7f5cd82524081b526840932e91bc92"/>
+    <w:bookmarkEnd w:id="14"/>
+    <w:bookmarkStart w:id="15" w:name="Xe500cd29a7f5cd82524081b526840932e91bc92"/>
     <w:p>
       <w:pPr>
         <w:pStyle w:val="Heading2"/>
@@ -2137,8 +2365,8 @@
         <w:t xml:space="preserve">Sources and Source of Truth</w:t>
       </w:r>
     </w:p>
-    <w:bookmarkEnd w:id="14"/>
-    <w:bookmarkStart w:id="15" w:name="X092135ba5a88783865c456c6e3593fb42502819"/>
+    <w:bookmarkEnd w:id="15"/>
+    <w:bookmarkStart w:id="16" w:name="X092135ba5a88783865c456c6e3593fb42502819"/>
     <w:p>
       <w:pPr>
         <w:pStyle w:val="Heading2"/>
@@ -2147,9 +2375,9 @@
         <w:t xml:space="preserve">Conventions</w:t>
       </w:r>
     </w:p>
-    <w:bookmarkEnd w:id="15"/>
     <w:bookmarkEnd w:id="16"/>
-    <w:bookmarkStart w:id="57" w:name="ch-et-soc-1-overview"/>
+    <w:bookmarkEnd w:id="17"/>
+    <w:bookmarkStart w:id="63" w:name="ch-et-soc-1-overview"/>
     <w:p>
       <w:pPr>
         <w:pStyle w:val="Heading1"/>
@@ -2167,7 +2395,7 @@
         <w:t xml:space="preserve">ET-SoC-1 Overview</w:t>
       </w:r>
     </w:p>
-    <w:bookmarkStart w:id="18" w:name="sec-ch1-glance"/>
+    <w:bookmarkStart w:id="19" w:name="sec-ch1-glance"/>
     <w:p>
       <w:pPr>
         <w:pStyle w:val="Heading2"/>
@@ -2205,7 +2433,7 @@
       <w:pPr>
         <w:numPr>
           <w:ilvl w:val="0"/>
-          <w:numId w:val="1001"/>
+          <w:numId w:val="1002"/>
         </w:numPr>
       </w:pPr>
       <w:r>
@@ -2216,7 +2444,7 @@
       <w:pPr>
         <w:numPr>
           <w:ilvl w:val="0"/>
-          <w:numId w:val="1001"/>
+          <w:numId w:val="1002"/>
         </w:numPr>
       </w:pPr>
       <w:r>
@@ -2227,7 +2455,7 @@
       <w:pPr>
         <w:numPr>
           <w:ilvl w:val="0"/>
-          <w:numId w:val="1001"/>
+          <w:numId w:val="1002"/>
         </w:numPr>
       </w:pPr>
       <w:r>
@@ -2249,7 +2477,7 @@
           <w:rPr>
             <w:rStyle w:val="Hyperlink"/>
           </w:rPr>
-          <w:t xml:space="preserve">Table 1</w:t>
+          <w:t xml:space="preserve">Table 2</w:t>
         </w:r>
       </w:hyperlink>
       <w:r>
@@ -2259,7 +2487,7 @@
         <w:t xml:space="preserve">summarizes the device.</w:t>
       </w:r>
     </w:p>
-    <w:bookmarkStart w:id="17" w:name="tab-ch1-key-characteristics"/>
+    <w:bookmarkStart w:id="18" w:name="tab-ch1-key-characteristics"/>
     <w:p>
       <w:pPr>
         <w:pStyle w:val="TableCaption"/>
@@ -2277,7 +2505,7 @@
         <w:fldChar w:fldCharType="separate"/>
       </w:r>
       <w:r>
-        <w:t>1</w:t>
+        <w:t>2</w:t>
       </w:r>
       <w:r>
         <w:fldChar w:fldCharType="end"/>
@@ -2523,9 +2751,9 @@
         </w:tc>
       </w:tr>
     </w:tbl>
-    <w:bookmarkEnd w:id="17"/>
     <w:bookmarkEnd w:id="18"/>
-    <w:bookmarkStart w:id="39" w:name="sec-ch1-hierarchy"/>
+    <w:bookmarkEnd w:id="19"/>
+    <w:bookmarkStart w:id="40" w:name="sec-ch1-hierarchy"/>
     <w:p>
       <w:pPr>
         <w:pStyle w:val="Heading2"/>
@@ -2569,7 +2797,7 @@
       <w:pPr>
         <w:numPr>
           <w:ilvl w:val="0"/>
-          <w:numId w:val="1002"/>
+          <w:numId w:val="1003"/>
         </w:numPr>
       </w:pPr>
       <w:r>
@@ -2584,7 +2812,7 @@
       <w:pPr>
         <w:numPr>
           <w:ilvl w:val="0"/>
-          <w:numId w:val="1002"/>
+          <w:numId w:val="1003"/>
         </w:numPr>
       </w:pPr>
       <w:r>
@@ -2602,7 +2830,7 @@
       <w:pPr>
         <w:numPr>
           <w:ilvl w:val="0"/>
-          <w:numId w:val="1002"/>
+          <w:numId w:val="1003"/>
         </w:numPr>
       </w:pPr>
       <w:r>
@@ -2635,7 +2863,7 @@
         <w:t xml:space="preserve">).</w:t>
       </w:r>
     </w:p>
-    <w:bookmarkStart w:id="22" w:name="fig-ch1-hierarchy"/>
+    <w:bookmarkStart w:id="23" w:name="fig-ch1-hierarchy"/>
     <w:p>
       <w:pPr>
         <w:pStyle w:val="CaptionedFigure"/>
@@ -2645,18 +2873,18 @@
           <wp:inline>
             <wp:extent cx="5334000" cy="5075126"/>
             <wp:effectExtent b="0" l="0" r="0" t="0"/>
-            <wp:docPr descr="ET-Minion hierarchy" title="" id="20" name="Picture"/>
+            <wp:docPr descr="ET-Minion hierarchy" title="" id="21" name="Picture"/>
             <a:graphic>
               <a:graphicData uri="http://schemas.openxmlformats.org/drawingml/2006/picture">
                 <pic:pic>
                   <pic:nvPicPr>
-                    <pic:cNvPr descr="images/ch01/fig-hierarchy.png" id="21" name="Picture"/>
+                    <pic:cNvPr descr="images/ch01/fig-hierarchy.png" id="22" name="Picture"/>
                     <pic:cNvPicPr>
                       <a:picLocks noChangeArrowheads="1" noChangeAspect="1"/>
                     </pic:cNvPicPr>
                   </pic:nvPicPr>
                   <pic:blipFill>
-                    <a:blip r:embed="rId19"/>
+                    <a:blip r:embed="rId20"/>
                     <a:stretch>
                       <a:fillRect/>
                     </a:stretch>
@@ -2712,8 +2940,8 @@
         <w:t xml:space="preserve">ET-Minion hierarchy</w:t>
       </w:r>
     </w:p>
-    <w:bookmarkEnd w:id="22"/>
-    <w:bookmarkStart w:id="27" w:name="sec-ch1-minion"/>
+    <w:bookmarkEnd w:id="23"/>
+    <w:bookmarkStart w:id="28" w:name="sec-ch1-minion"/>
     <w:p>
       <w:pPr>
         <w:pStyle w:val="Heading3"/>
@@ -2743,7 +2971,7 @@
       <w:pPr>
         <w:numPr>
           <w:ilvl w:val="0"/>
-          <w:numId w:val="1003"/>
+          <w:numId w:val="1004"/>
         </w:numPr>
       </w:pPr>
       <w:r>
@@ -2754,7 +2982,7 @@
       <w:pPr>
         <w:numPr>
           <w:ilvl w:val="0"/>
-          <w:numId w:val="1003"/>
+          <w:numId w:val="1004"/>
         </w:numPr>
       </w:pPr>
       <w:r>
@@ -2765,7 +2993,7 @@
       <w:pPr>
         <w:numPr>
           <w:ilvl w:val="0"/>
-          <w:numId w:val="1003"/>
+          <w:numId w:val="1004"/>
         </w:numPr>
       </w:pPr>
       <w:r>
@@ -2776,7 +3004,7 @@
       <w:pPr>
         <w:numPr>
           <w:ilvl w:val="1"/>
-          <w:numId w:val="1004"/>
+          <w:numId w:val="1005"/>
         </w:numPr>
       </w:pPr>
       <w:r>
@@ -2787,7 +3015,7 @@
       <w:pPr>
         <w:numPr>
           <w:ilvl w:val="1"/>
-          <w:numId w:val="1004"/>
+          <w:numId w:val="1005"/>
         </w:numPr>
       </w:pPr>
       <w:r>
@@ -2798,7 +3026,7 @@
       <w:pPr>
         <w:numPr>
           <w:ilvl w:val="1"/>
-          <w:numId w:val="1004"/>
+          <w:numId w:val="1005"/>
         </w:numPr>
       </w:pPr>
       <w:r>
@@ -2809,7 +3037,7 @@
       <w:pPr>
         <w:numPr>
           <w:ilvl w:val="1"/>
-          <w:numId w:val="1004"/>
+          <w:numId w:val="1005"/>
         </w:numPr>
       </w:pPr>
       <w:r>
@@ -2820,7 +3048,7 @@
       <w:pPr>
         <w:numPr>
           <w:ilvl w:val="0"/>
-          <w:numId w:val="1003"/>
+          <w:numId w:val="1004"/>
         </w:numPr>
       </w:pPr>
       <w:r>
@@ -2853,7 +3081,7 @@
       <w:pPr>
         <w:numPr>
           <w:ilvl w:val="0"/>
-          <w:numId w:val="1005"/>
+          <w:numId w:val="1006"/>
         </w:numPr>
       </w:pPr>
       <w:r>
@@ -2871,7 +3099,7 @@
       <w:pPr>
         <w:numPr>
           <w:ilvl w:val="0"/>
-          <w:numId w:val="1005"/>
+          <w:numId w:val="1006"/>
         </w:numPr>
       </w:pPr>
       <w:r>
@@ -2886,7 +3114,7 @@
       <w:pPr>
         <w:numPr>
           <w:ilvl w:val="0"/>
-          <w:numId w:val="1005"/>
+          <w:numId w:val="1006"/>
         </w:numPr>
       </w:pPr>
       <w:r>
@@ -2901,7 +3129,7 @@
       <w:pPr>
         <w:numPr>
           <w:ilvl w:val="0"/>
-          <w:numId w:val="1005"/>
+          <w:numId w:val="1006"/>
         </w:numPr>
       </w:pPr>
       <w:r>
@@ -2912,7 +3140,7 @@
         <w:t xml:space="preserve">VPU</w:t>
       </w:r>
     </w:p>
-    <w:bookmarkStart w:id="26" w:name="fig-ch1-et-minion"/>
+    <w:bookmarkStart w:id="27" w:name="fig-ch1-et-minion"/>
     <w:p>
       <w:pPr>
         <w:pStyle w:val="CaptionedFigure"/>
@@ -2922,18 +3150,18 @@
           <wp:inline>
             <wp:extent cx="5334000" cy="4591103"/>
             <wp:effectExtent b="0" l="0" r="0" t="0"/>
-            <wp:docPr descr="ET-Minion core" title="" id="24" name="Picture"/>
+            <wp:docPr descr="ET-Minion core" title="" id="25" name="Picture"/>
             <a:graphic>
               <a:graphicData uri="http://schemas.openxmlformats.org/drawingml/2006/picture">
                 <pic:pic>
                   <pic:nvPicPr>
-                    <pic:cNvPr descr="images/ch01/fig-et-minion.png" id="25" name="Picture"/>
+                    <pic:cNvPr descr="images/ch01/fig-et-minion.png" id="26" name="Picture"/>
                     <pic:cNvPicPr>
                       <a:picLocks noChangeArrowheads="1" noChangeAspect="1"/>
                     </pic:cNvPicPr>
                   </pic:nvPicPr>
                   <pic:blipFill>
-                    <a:blip r:embed="rId23"/>
+                    <a:blip r:embed="rId24"/>
                     <a:stretch>
                       <a:fillRect/>
                     </a:stretch>
@@ -2989,9 +3217,9 @@
         <w:t xml:space="preserve">ET-Minion core</w:t>
       </w:r>
     </w:p>
-    <w:bookmarkEnd w:id="26"/>
     <w:bookmarkEnd w:id="27"/>
-    <w:bookmarkStart w:id="32" w:name="sec-ch1-neighborhood"/>
+    <w:bookmarkEnd w:id="28"/>
+    <w:bookmarkStart w:id="33" w:name="sec-ch1-neighborhood"/>
     <w:p>
       <w:pPr>
         <w:pStyle w:val="Heading3"/>
@@ -3035,7 +3263,7 @@
       <w:pPr>
         <w:numPr>
           <w:ilvl w:val="0"/>
-          <w:numId w:val="1006"/>
+          <w:numId w:val="1007"/>
         </w:numPr>
       </w:pPr>
       <w:r>
@@ -3053,7 +3281,7 @@
       <w:pPr>
         <w:numPr>
           <w:ilvl w:val="0"/>
-          <w:numId w:val="1006"/>
+          <w:numId w:val="1007"/>
         </w:numPr>
       </w:pPr>
       <w:r>
@@ -3071,7 +3299,7 @@
       <w:pPr>
         <w:numPr>
           <w:ilvl w:val="0"/>
-          <w:numId w:val="1006"/>
+          <w:numId w:val="1007"/>
         </w:numPr>
       </w:pPr>
       <w:r>
@@ -3089,7 +3317,7 @@
       <w:pPr>
         <w:numPr>
           <w:ilvl w:val="0"/>
-          <w:numId w:val="1006"/>
+          <w:numId w:val="1007"/>
         </w:numPr>
       </w:pPr>
       <w:r>
@@ -3107,7 +3335,7 @@
       <w:pPr>
         <w:numPr>
           <w:ilvl w:val="0"/>
-          <w:numId w:val="1006"/>
+          <w:numId w:val="1007"/>
         </w:numPr>
       </w:pPr>
       <w:r>
@@ -3121,7 +3349,7 @@
         <w:t xml:space="preserve">: twelve 64-bit event counters shared by the eight cores. Eight counters count ET-Minion events and four count Neighborhood events.</w:t>
       </w:r>
     </w:p>
-    <w:bookmarkStart w:id="31" w:name="fig-ch1-neighborhood"/>
+    <w:bookmarkStart w:id="32" w:name="fig-ch1-neighborhood"/>
     <w:p>
       <w:pPr>
         <w:pStyle w:val="CaptionedFigure"/>
@@ -3131,18 +3359,18 @@
           <wp:inline>
             <wp:extent cx="5334000" cy="2700199"/>
             <wp:effectExtent b="0" l="0" r="0" t="0"/>
-            <wp:docPr descr="Neighborhood" title="" id="29" name="Picture"/>
+            <wp:docPr descr="Neighborhood" title="" id="30" name="Picture"/>
             <a:graphic>
               <a:graphicData uri="http://schemas.openxmlformats.org/drawingml/2006/picture">
                 <pic:pic>
                   <pic:nvPicPr>
-                    <pic:cNvPr descr="images/ch01/fig-neighborhood.png" id="30" name="Picture"/>
+                    <pic:cNvPr descr="images/ch01/fig-neighborhood.png" id="31" name="Picture"/>
                     <pic:cNvPicPr>
                       <a:picLocks noChangeArrowheads="1" noChangeAspect="1"/>
                     </pic:cNvPicPr>
                   </pic:nvPicPr>
                   <pic:blipFill>
-                    <a:blip r:embed="rId28"/>
+                    <a:blip r:embed="rId29"/>
                     <a:stretch>
                       <a:fillRect/>
                     </a:stretch>
@@ -3198,27 +3426,9 @@
         <w:t xml:space="preserve">Neighborhood</w:t>
       </w:r>
     </w:p>
-    <w:bookmarkEnd w:id="31"/>
-    <w:p>
-      <w:pPr>
-        <w:pStyle w:val="BodyText"/>
-      </w:pPr>
-      <w:r>
-        <w:rPr>
-          <w:b/>
-          <w:bCs/>
-        </w:rPr>
-        <w:t xml:space="preserve">Note:</w:t>
-      </w:r>
-      <w:r>
-        <w:t xml:space="preserve"> </w:t>
-      </w:r>
-      <w:r>
-        <w:t xml:space="preserve">The PTWs were not implemented in the first silicon revision (A0). The RTL described in this document implements them.</w:t>
-      </w:r>
-    </w:p>
     <w:bookmarkEnd w:id="32"/>
-    <w:bookmarkStart w:id="37" w:name="sec-ch1-shire"/>
+    <w:bookmarkEnd w:id="33"/>
+    <w:bookmarkStart w:id="38" w:name="sec-ch1-shire"/>
     <w:p>
       <w:pPr>
         <w:pStyle w:val="Heading3"/>
@@ -3259,7 +3469,7 @@
       <w:pPr>
         <w:numPr>
           <w:ilvl w:val="0"/>
-          <w:numId w:val="1007"/>
+          <w:numId w:val="1008"/>
         </w:numPr>
       </w:pPr>
       <w:r>
@@ -3270,47 +3480,101 @@
         <w:t xml:space="preserve">Shire Cache</w:t>
       </w:r>
       <w:r>
-        <w:t xml:space="preserve">: 4 MB, in four 1 MB banks, connected to the Neighborhoods through a crossbar. Programmable ESRs divide the cache into three kinds of partition:</w:t>
+        <w:t xml:space="preserve">: 4 MB, in four 1 MB banks. Programmable ESRs divide the cache into three kinds of partition:</w:t>
       </w:r>
     </w:p>
     <w:p>
       <w:pPr>
         <w:numPr>
           <w:ilvl w:val="1"/>
+          <w:numId w:val="1009"/>
+        </w:numPr>
+      </w:pPr>
+      <w:r>
+        <w:t xml:space="preserve">L2 cache, private to the Shire</w:t>
+      </w:r>
+    </w:p>
+    <w:p>
+      <w:pPr>
+        <w:numPr>
+          <w:ilvl w:val="1"/>
+          <w:numId w:val="1009"/>
+        </w:numPr>
+      </w:pPr>
+      <w:r>
+        <w:t xml:space="preserve">Slice of the chip-wide distributed L3 cache</w:t>
+      </w:r>
+    </w:p>
+    <w:p>
+      <w:pPr>
+        <w:numPr>
+          <w:ilvl w:val="1"/>
+          <w:numId w:val="1009"/>
+        </w:numPr>
+      </w:pPr>
+      <w:r>
+        <w:t xml:space="preserve">Scratchpad memory</w:t>
+      </w:r>
+    </w:p>
+    <w:p>
+      <w:pPr>
+        <w:numPr>
+          <w:ilvl w:val="0"/>
           <w:numId w:val="1008"/>
         </w:numPr>
       </w:pPr>
       <w:r>
-        <w:t xml:space="preserve">L2 cache, private to the Shire</w:t>
+        <w:rPr>
+          <w:b/>
+          <w:bCs/>
+        </w:rPr>
+        <w:t xml:space="preserve">Crossbar</w:t>
+      </w:r>
+      <w:r>
+        <w:t xml:space="preserve">: a 4 × 4 crossbar that connects each of the four Neighborhoods to each of the four Shire Cache banks. Each Neighborhood has one request and response port into the Shire Cache, and each bank accepts at most one request per cycle. The crossbar also connects the Neighborhoods to the uncached (UC) block.</w:t>
       </w:r>
     </w:p>
     <w:p>
       <w:pPr>
         <w:numPr>
-          <w:ilvl w:val="1"/>
+          <w:ilvl w:val="0"/>
           <w:numId w:val="1008"/>
         </w:numPr>
       </w:pPr>
       <w:r>
-        <w:t xml:space="preserve">Slice of the chip-wide distributed L3 cache</w:t>
+        <w:rPr>
+          <w:b/>
+          <w:bCs/>
+        </w:rPr>
+        <w:t xml:space="preserve">Uncached (UC) block</w:t>
+      </w:r>
+      <w:r>
+        <w:t xml:space="preserve">: receives the Neighborhood requests that are not sent to the Shire Cache banks. It handles uncacheable accesses, contains the fast local barrier (FLB) and fast local credit counter (FCC) units, and delivers messages sent between ET-Minion cores of different Shires. The Shire also supports fast inter-processor interrupts (IPIs).</w:t>
       </w:r>
     </w:p>
     <w:p>
       <w:pPr>
         <w:numPr>
-          <w:ilvl w:val="1"/>
+          <w:ilvl w:val="0"/>
           <w:numId w:val="1008"/>
         </w:numPr>
       </w:pPr>
       <w:r>
-        <w:t xml:space="preserve">Scratchpad memory</w:t>
+        <w:rPr>
+          <w:b/>
+          <w:bCs/>
+        </w:rPr>
+        <w:t xml:space="preserve">ESR banks</w:t>
+      </w:r>
+      <w:r>
+        <w:t xml:space="preserve">: the Esperanto System Registers (ESRs) configure the blocks in the Shire.</w:t>
       </w:r>
     </w:p>
     <w:p>
       <w:pPr>
         <w:numPr>
           <w:ilvl w:val="0"/>
-          <w:numId w:val="1007"/>
+          <w:numId w:val="1008"/>
         </w:numPr>
       </w:pPr>
       <w:r>
@@ -3318,49 +3582,13 @@
           <w:b/>
           <w:bCs/>
         </w:rPr>
-        <w:t xml:space="preserve">Local services</w:t>
-      </w:r>
-      <w:r>
-        <w:t xml:space="preserve">: uncacheable accesses, fast inter-processor interrupts (IPIs), fast local barriers and fast local credit counters.</w:t>
-      </w:r>
-    </w:p>
-    <w:p>
-      <w:pPr>
-        <w:numPr>
-          <w:ilvl w:val="0"/>
-          <w:numId w:val="1007"/>
-        </w:numPr>
-      </w:pPr>
-      <w:r>
-        <w:rPr>
-          <w:b/>
-          <w:bCs/>
-        </w:rPr>
-        <w:t xml:space="preserve">ESR banks</w:t>
-      </w:r>
-      <w:r>
-        <w:t xml:space="preserve">: the Esperanto System Registers (ESRs) configure the blocks in the Shire.</w:t>
-      </w:r>
-    </w:p>
-    <w:p>
-      <w:pPr>
-        <w:numPr>
-          <w:ilvl w:val="0"/>
-          <w:numId w:val="1007"/>
-        </w:numPr>
-      </w:pPr>
-      <w:r>
-        <w:rPr>
-          <w:b/>
-          <w:bCs/>
-        </w:rPr>
         <w:t xml:space="preserve">NoC interface</w:t>
       </w:r>
       <w:r>
         <w:t xml:space="preserve">: L2 misses and uncacheable accesses leave the Shire here, bound for other Shires or the memory controllers.</w:t>
       </w:r>
     </w:p>
-    <w:bookmarkStart w:id="36" w:name="fig-ch1-minion-shire"/>
+    <w:bookmarkStart w:id="37" w:name="fig-ch1-minion-shire"/>
     <w:p>
       <w:pPr>
         <w:pStyle w:val="CaptionedFigure"/>
@@ -3370,18 +3598,18 @@
           <wp:inline>
             <wp:extent cx="5334000" cy="3105326"/>
             <wp:effectExtent b="0" l="0" r="0" t="0"/>
-            <wp:docPr descr="Minion Shire" title="" id="34" name="Picture"/>
+            <wp:docPr descr="Minion Shire" title="" id="35" name="Picture"/>
             <a:graphic>
               <a:graphicData uri="http://schemas.openxmlformats.org/drawingml/2006/picture">
                 <pic:pic>
                   <pic:nvPicPr>
-                    <pic:cNvPr descr="images/ch01/fig-minion-shire.png" id="35" name="Picture"/>
+                    <pic:cNvPr descr="images/ch01/fig-minion-shire.png" id="36" name="Picture"/>
                     <pic:cNvPicPr>
                       <a:picLocks noChangeArrowheads="1" noChangeAspect="1"/>
                     </pic:cNvPicPr>
                   </pic:nvPicPr>
                   <pic:blipFill>
-                    <a:blip r:embed="rId33"/>
+                    <a:blip r:embed="rId34"/>
                     <a:stretch>
                       <a:fillRect/>
                     </a:stretch>
@@ -3437,9 +3665,9 @@
         <w:t xml:space="preserve">Minion Shire</w:t>
       </w:r>
     </w:p>
-    <w:bookmarkEnd w:id="36"/>
     <w:bookmarkEnd w:id="37"/>
-    <w:bookmarkStart w:id="38" w:name="sec-ch1-shire-array"/>
+    <w:bookmarkEnd w:id="38"/>
+    <w:bookmarkStart w:id="39" w:name="sec-ch1-shire-array"/>
     <w:p>
       <w:pPr>
         <w:pStyle w:val="Heading3"/>
@@ -3469,7 +3697,7 @@
       <w:pPr>
         <w:numPr>
           <w:ilvl w:val="0"/>
-          <w:numId w:val="1009"/>
+          <w:numId w:val="1010"/>
         </w:numPr>
       </w:pPr>
       <w:r>
@@ -3487,7 +3715,7 @@
       <w:pPr>
         <w:numPr>
           <w:ilvl w:val="0"/>
-          <w:numId w:val="1009"/>
+          <w:numId w:val="1010"/>
         </w:numPr>
       </w:pPr>
       <w:r>
@@ -3505,7 +3733,7 @@
       <w:pPr>
         <w:numPr>
           <w:ilvl w:val="0"/>
-          <w:numId w:val="1009"/>
+          <w:numId w:val="1010"/>
         </w:numPr>
       </w:pPr>
       <w:r>
@@ -3527,9 +3755,9 @@
         <w:t xml:space="preserve">All Minion Shires are identical in hardware, so any Minion Shire can take any of these roles.</w:t>
       </w:r>
     </w:p>
-    <w:bookmarkEnd w:id="38"/>
     <w:bookmarkEnd w:id="39"/>
-    <w:bookmarkStart w:id="46" w:name="sec-ch1-maxion-sp"/>
+    <w:bookmarkEnd w:id="40"/>
+    <w:bookmarkStart w:id="47" w:name="sec-ch1-maxion-sp"/>
     <w:p>
       <w:pPr>
         <w:pStyle w:val="Heading2"/>
@@ -3566,7 +3794,7 @@
         <w:t xml:space="preserve">). This document does not describe them beyond this section.</w:t>
       </w:r>
     </w:p>
-    <w:bookmarkStart w:id="44" w:name="sec-ch1-maxion"/>
+    <w:bookmarkStart w:id="45" w:name="sec-ch1-maxion"/>
     <w:p>
       <w:pPr>
         <w:pStyle w:val="Heading3"/>
@@ -3609,7 +3837,7 @@
         <w:t xml:space="preserve">shows the ET-Maxion pipeline.</w:t>
       </w:r>
     </w:p>
-    <w:bookmarkStart w:id="43" w:name="fig-ch1-et-maxion"/>
+    <w:bookmarkStart w:id="44" w:name="fig-ch1-et-maxion"/>
     <w:p>
       <w:pPr>
         <w:pStyle w:val="CaptionedFigure"/>
@@ -3619,18 +3847,18 @@
           <wp:inline>
             <wp:extent cx="5334000" cy="3449850"/>
             <wp:effectExtent b="0" l="0" r="0" t="0"/>
-            <wp:docPr descr="ET-Maxion pipeline" title="" id="41" name="Picture"/>
+            <wp:docPr descr="ET-Maxion pipeline" title="" id="42" name="Picture"/>
             <a:graphic>
               <a:graphicData uri="http://schemas.openxmlformats.org/drawingml/2006/picture">
                 <pic:pic>
                   <pic:nvPicPr>
-                    <pic:cNvPr descr="images/ch01/fig-et-maxion.png" id="42" name="Picture"/>
+                    <pic:cNvPr descr="images/ch01/fig-et-maxion.png" id="43" name="Picture"/>
                     <pic:cNvPicPr>
                       <a:picLocks noChangeArrowheads="1" noChangeAspect="1"/>
                     </pic:cNvPicPr>
                   </pic:nvPicPr>
                   <pic:blipFill>
-                    <a:blip r:embed="rId40"/>
+                    <a:blip r:embed="rId41"/>
                     <a:stretch>
                       <a:fillRect/>
                     </a:stretch>
@@ -3686,9 +3914,9 @@
         <w:t xml:space="preserve">ET-Maxion pipeline</w:t>
       </w:r>
     </w:p>
-    <w:bookmarkEnd w:id="43"/>
     <w:bookmarkEnd w:id="44"/>
-    <w:bookmarkStart w:id="45" w:name="sec-ch1-sp"/>
+    <w:bookmarkEnd w:id="45"/>
+    <w:bookmarkStart w:id="46" w:name="sec-ch1-sp"/>
     <w:p>
       <w:pPr>
         <w:pStyle w:val="Heading3"/>
@@ -3712,77 +3940,6 @@
       </w:pPr>
       <w:r>
         <w:t xml:space="preserve">The Service Processor (SP) is a single-threaded ET-Minion core without the vector/tensor extensions. It has its own ROM and a 1 MB scratchpad SRAM, but none of the Neighborhood or Shire shared resources.</w:t>
-      </w:r>
-    </w:p>
-    <w:p>
-      <w:pPr>
-        <w:numPr>
-          <w:ilvl w:val="0"/>
-          <w:numId w:val="1010"/>
-        </w:numPr>
-      </w:pPr>
-      <w:r>
-        <w:rPr>
-          <w:b/>
-          <w:bCs/>
-        </w:rPr>
-        <w:t xml:space="preserve">Boot.</w:t>
-      </w:r>
-      <w:r>
-        <w:t xml:space="preserve"> </w:t>
-      </w:r>
-      <w:r>
-        <w:t xml:space="preserve">The SP is the first major block released from reset. It executes the boot code from ROM and initializes the device interfaces, including DDR, PCIe and USB.</w:t>
-      </w:r>
-    </w:p>
-    <w:p>
-      <w:pPr>
-        <w:numPr>
-          <w:ilvl w:val="0"/>
-          <w:numId w:val="1010"/>
-        </w:numPr>
-      </w:pPr>
-      <w:r>
-        <w:rPr>
-          <w:b/>
-          <w:bCs/>
-        </w:rPr>
-        <w:t xml:space="preserve">Run time.</w:t>
-      </w:r>
-      <w:r>
-        <w:t xml:space="preserve"> </w:t>
-      </w:r>
-      <w:r>
-        <w:t xml:space="preserve">It provides management services for the whole device.</w:t>
-      </w:r>
-    </w:p>
-    <w:p>
-      <w:pPr>
-        <w:numPr>
-          <w:ilvl w:val="0"/>
-          <w:numId w:val="1010"/>
-        </w:numPr>
-      </w:pPr>
-      <w:r>
-        <w:rPr>
-          <w:b/>
-          <w:bCs/>
-        </w:rPr>
-        <w:t xml:space="preserve">Access.</w:t>
-      </w:r>
-      <w:r>
-        <w:t xml:space="preserve"> </w:t>
-      </w:r>
-      <w:r>
-        <w:t xml:space="preserve">The SP can access every resource on the device, and some resources are accessible only to it.</w:t>
-      </w:r>
-    </w:p>
-    <w:p>
-      <w:pPr>
-        <w:pStyle w:val="FirstParagraph"/>
-      </w:pPr>
-      <w:r>
-        <w:t xml:space="preserve">The I/O Shire also contains a hardware root of trust, and six secure mailboxes for communication between four agents:</w:t>
       </w:r>
     </w:p>
     <w:p>
@@ -3793,7 +3950,17 @@
         </w:numPr>
       </w:pPr>
       <w:r>
-        <w:t xml:space="preserve">Service Processor</w:t>
+        <w:rPr>
+          <w:b/>
+          <w:bCs/>
+        </w:rPr>
+        <w:t xml:space="preserve">Boot.</w:t>
+      </w:r>
+      <w:r>
+        <w:t xml:space="preserve"> </w:t>
+      </w:r>
+      <w:r>
+        <w:t xml:space="preserve">The SP is the first major block released from reset. It executes the boot code from ROM and initializes the device interfaces, including DDR, PCIe and USB.</w:t>
       </w:r>
     </w:p>
     <w:p>
@@ -3804,7 +3971,17 @@
         </w:numPr>
       </w:pPr>
       <w:r>
-        <w:t xml:space="preserve">Master Minion Shire</w:t>
+        <w:rPr>
+          <w:b/>
+          <w:bCs/>
+        </w:rPr>
+        <w:t xml:space="preserve">Run time.</w:t>
+      </w:r>
+      <w:r>
+        <w:t xml:space="preserve"> </w:t>
+      </w:r>
+      <w:r>
+        <w:t xml:space="preserve">It provides management services for the whole device.</w:t>
       </w:r>
     </w:p>
     <w:p>
@@ -3815,23 +3992,74 @@
         </w:numPr>
       </w:pPr>
       <w:r>
-        <w:t xml:space="preserve">ET-Maxions</w:t>
+        <w:rPr>
+          <w:b/>
+          <w:bCs/>
+        </w:rPr>
+        <w:t xml:space="preserve">Access.</w:t>
+      </w:r>
+      <w:r>
+        <w:t xml:space="preserve"> </w:t>
+      </w:r>
+      <w:r>
+        <w:t xml:space="preserve">The SP can access every resource on the device, and some resources are accessible only to it.</w:t>
+      </w:r>
+    </w:p>
+    <w:p>
+      <w:pPr>
+        <w:pStyle w:val="FirstParagraph"/>
+      </w:pPr>
+      <w:r>
+        <w:t xml:space="preserve">The I/O Shire also contains a hardware root of trust, and six secure mailboxes for communication between four agents:</w:t>
       </w:r>
     </w:p>
     <w:p>
       <w:pPr>
         <w:numPr>
           <w:ilvl w:val="0"/>
-          <w:numId w:val="1011"/>
+          <w:numId w:val="1012"/>
         </w:numPr>
       </w:pPr>
       <w:r>
+        <w:t xml:space="preserve">Service Processor</w:t>
+      </w:r>
+    </w:p>
+    <w:p>
+      <w:pPr>
+        <w:numPr>
+          <w:ilvl w:val="0"/>
+          <w:numId w:val="1012"/>
+        </w:numPr>
+      </w:pPr>
+      <w:r>
+        <w:t xml:space="preserve">Master Minion Shire</w:t>
+      </w:r>
+    </w:p>
+    <w:p>
+      <w:pPr>
+        <w:numPr>
+          <w:ilvl w:val="0"/>
+          <w:numId w:val="1012"/>
+        </w:numPr>
+      </w:pPr>
+      <w:r>
+        <w:t xml:space="preserve">ET-Maxions</w:t>
+      </w:r>
+    </w:p>
+    <w:p>
+      <w:pPr>
+        <w:numPr>
+          <w:ilvl w:val="0"/>
+          <w:numId w:val="1012"/>
+        </w:numPr>
+      </w:pPr>
+      <w:r>
         <w:t xml:space="preserve">PCIe host</w:t>
       </w:r>
     </w:p>
-    <w:bookmarkEnd w:id="45"/>
     <w:bookmarkEnd w:id="46"/>
-    <w:bookmarkStart w:id="56" w:name="sec-ch1-mesh"/>
+    <w:bookmarkEnd w:id="47"/>
+    <w:bookmarkStart w:id="57" w:name="sec-ch1-mesh"/>
     <w:p>
       <w:pPr>
         <w:pStyle w:val="Heading2"/>
@@ -3874,7 +4102,7 @@
         <w:t xml:space="preserve">shows the device with the Shire array on the mesh, the external memory and PCIe interfaces, and the peripheral, Service Processor and debug networks.</w:t>
       </w:r>
     </w:p>
-    <w:bookmarkStart w:id="50" w:name="fig-ch1-full-chip"/>
+    <w:bookmarkStart w:id="51" w:name="fig-ch1-full-chip"/>
     <w:p>
       <w:pPr>
         <w:pStyle w:val="CaptionedFigure"/>
@@ -3884,18 +4112,18 @@
           <wp:inline>
             <wp:extent cx="5334000" cy="3874829"/>
             <wp:effectExtent b="0" l="0" r="0" t="0"/>
-            <wp:docPr descr="ET-SoC-1 block diagram" title="" id="48" name="Picture"/>
+            <wp:docPr descr="ET-SoC-1 block diagram" title="" id="49" name="Picture"/>
             <a:graphic>
               <a:graphicData uri="http://schemas.openxmlformats.org/drawingml/2006/picture">
                 <pic:pic>
                   <pic:nvPicPr>
-                    <pic:cNvPr descr="images/ch01/fig-full-chip.png" id="49" name="Picture"/>
+                    <pic:cNvPr descr="images/ch01/fig-full-chip.png" id="50" name="Picture"/>
                     <pic:cNvPicPr>
                       <a:picLocks noChangeArrowheads="1" noChangeAspect="1"/>
                     </pic:cNvPicPr>
                   </pic:nvPicPr>
                   <pic:blipFill>
-                    <a:blip r:embed="rId47"/>
+                    <a:blip r:embed="rId48"/>
                     <a:stretch>
                       <a:fillRect/>
                     </a:stretch>
@@ -3951,8 +4179,8 @@
         <w:t xml:space="preserve">ET-SoC-1 block diagram</w:t>
       </w:r>
     </w:p>
-    <w:bookmarkEnd w:id="50"/>
-    <w:bookmarkStart w:id="52" w:name="sec-ch1-mesh-topology"/>
+    <w:bookmarkEnd w:id="51"/>
+    <w:bookmarkStart w:id="53" w:name="sec-ch1-mesh-topology"/>
     <w:p>
       <w:pPr>
         <w:pStyle w:val="Heading3"/>
@@ -3985,14 +4213,14 @@
           <w:rPr>
             <w:rStyle w:val="Hyperlink"/>
           </w:rPr>
-          <w:t xml:space="preserve">Table 2</w:t>
+          <w:t xml:space="preserve">Table 3</w:t>
         </w:r>
       </w:hyperlink>
       <w:r>
         <w:t xml:space="preserve">.</w:t>
       </w:r>
     </w:p>
-    <w:bookmarkStart w:id="51" w:name="tab-ch1-shire-types"/>
+    <w:bookmarkStart w:id="52" w:name="tab-ch1-shire-types"/>
     <w:p>
       <w:pPr>
         <w:pStyle w:val="TableCaption"/>
@@ -4010,7 +4238,7 @@
         <w:fldChar w:fldCharType="separate"/>
       </w:r>
       <w:r>
-        <w:t>2</w:t>
+        <w:t>3</w:t>
       </w:r>
       <w:r>
         <w:fldChar w:fldCharType="end"/>
@@ -4257,9 +4485,9 @@
         </w:tc>
       </w:tr>
     </w:tbl>
-    <w:bookmarkEnd w:id="51"/>
     <w:bookmarkEnd w:id="52"/>
-    <w:bookmarkStart w:id="53" w:name="sec-ch1-memshire"/>
+    <w:bookmarkEnd w:id="53"/>
+    <w:bookmarkStart w:id="54" w:name="sec-ch1-memshire"/>
     <w:p>
       <w:pPr>
         <w:pStyle w:val="Heading3"/>
@@ -4285,8 +4513,8 @@
         <w:t xml:space="preserve">Each of the eight Memory Shires contains one 32-bit LPDDR4X controller that drives two 16-bit channels at up to 4,266 MT/s. The Memory Shires also support global atomic operations.</w:t>
       </w:r>
     </w:p>
-    <w:bookmarkEnd w:id="53"/>
-    <w:bookmarkStart w:id="54" w:name="sec-ch1-pcieshire"/>
+    <w:bookmarkEnd w:id="54"/>
+    <w:bookmarkStart w:id="55" w:name="sec-ch1-pcieshire"/>
     <w:p>
       <w:pPr>
         <w:pStyle w:val="Heading3"/>
@@ -4316,7 +4544,7 @@
       <w:pPr>
         <w:numPr>
           <w:ilvl w:val="0"/>
-          <w:numId w:val="1012"/>
+          <w:numId w:val="1013"/>
         </w:numPr>
       </w:pPr>
       <w:r>
@@ -4327,7 +4555,7 @@
       <w:pPr>
         <w:numPr>
           <w:ilvl w:val="0"/>
-          <w:numId w:val="1012"/>
+          <w:numId w:val="1013"/>
         </w:numPr>
       </w:pPr>
       <w:r>
@@ -4338,7 +4566,7 @@
       <w:pPr>
         <w:numPr>
           <w:ilvl w:val="0"/>
-          <w:numId w:val="1012"/>
+          <w:numId w:val="1013"/>
         </w:numPr>
       </w:pPr>
       <w:r>
@@ -4353,8 +4581,8 @@
         <w:t xml:space="preserve">The interface is normally factory-configured as an endpoint.</w:t>
       </w:r>
     </w:p>
-    <w:bookmarkEnd w:id="54"/>
-    <w:bookmarkStart w:id="55" w:name="sec-ch1-ioshire"/>
+    <w:bookmarkEnd w:id="55"/>
+    <w:bookmarkStart w:id="56" w:name="sec-ch1-ioshire"/>
     <w:p>
       <w:pPr>
         <w:pStyle w:val="Heading3"/>
@@ -4395,7 +4623,7 @@
       <w:pPr>
         <w:numPr>
           <w:ilvl w:val="0"/>
-          <w:numId w:val="1013"/>
+          <w:numId w:val="1014"/>
         </w:numPr>
       </w:pPr>
       <w:r>
@@ -4410,71 +4638,6 @@
       </w:r>
       <w:r>
         <w:t xml:space="preserve">Accessible only to the SP. It contains:</w:t>
-      </w:r>
-    </w:p>
-    <w:p>
-      <w:pPr>
-        <w:numPr>
-          <w:ilvl w:val="1"/>
-          <w:numId w:val="1014"/>
-        </w:numPr>
-      </w:pPr>
-      <w:r>
-        <w:t xml:space="preserve">SPI, including the boot-flash controller</w:t>
-      </w:r>
-    </w:p>
-    <w:p>
-      <w:pPr>
-        <w:numPr>
-          <w:ilvl w:val="1"/>
-          <w:numId w:val="1014"/>
-        </w:numPr>
-      </w:pPr>
-      <w:r>
-        <w:t xml:space="preserve">I2C, including the link to the external power-management controller</w:t>
-      </w:r>
-    </w:p>
-    <w:p>
-      <w:pPr>
-        <w:numPr>
-          <w:ilvl w:val="1"/>
-          <w:numId w:val="1014"/>
-        </w:numPr>
-      </w:pPr>
-      <w:r>
-        <w:t xml:space="preserve">UART, including the SP console</w:t>
-      </w:r>
-    </w:p>
-    <w:p>
-      <w:pPr>
-        <w:numPr>
-          <w:ilvl w:val="1"/>
-          <w:numId w:val="1014"/>
-        </w:numPr>
-      </w:pPr>
-      <w:r>
-        <w:t xml:space="preserve">GPIO, timers, watchdog and boot control</w:t>
-      </w:r>
-    </w:p>
-    <w:p>
-      <w:pPr>
-        <w:numPr>
-          <w:ilvl w:val="0"/>
-          <w:numId w:val="1013"/>
-        </w:numPr>
-      </w:pPr>
-      <w:r>
-        <w:rPr>
-          <w:b/>
-          <w:bCs/>
-        </w:rPr>
-        <w:t xml:space="preserve">Peripheral network.</w:t>
-      </w:r>
-      <w:r>
-        <w:t xml:space="preserve"> </w:t>
-      </w:r>
-      <w:r>
-        <w:t xml:space="preserve">Shared by the SP, the ET-Maxions and the master Minion Shire. It contains:</w:t>
       </w:r>
     </w:p>
     <w:p>
@@ -4485,7 +4648,7 @@
         </w:numPr>
       </w:pPr>
       <w:r>
-        <w:t xml:space="preserve">eMMC, USB 2.0 OTG, I2C/SMBus, I3C, SPI and UART</w:t>
+        <w:t xml:space="preserve">SPI, including the boot-flash controller</w:t>
       </w:r>
     </w:p>
     <w:p>
@@ -4496,14 +4659,36 @@
         </w:numPr>
       </w:pPr>
       <w:r>
-        <w:t xml:space="preserve">GPIO, timers and watchdog</w:t>
+        <w:t xml:space="preserve">I2C, including the link to the external power-management controller</w:t>
+      </w:r>
+    </w:p>
+    <w:p>
+      <w:pPr>
+        <w:numPr>
+          <w:ilvl w:val="1"/>
+          <w:numId w:val="1015"/>
+        </w:numPr>
+      </w:pPr>
+      <w:r>
+        <w:t xml:space="preserve">UART, including the SP console</w:t>
+      </w:r>
+    </w:p>
+    <w:p>
+      <w:pPr>
+        <w:numPr>
+          <w:ilvl w:val="1"/>
+          <w:numId w:val="1015"/>
+        </w:numPr>
+      </w:pPr>
+      <w:r>
+        <w:t xml:space="preserve">GPIO, timers, watchdog and boot control</w:t>
       </w:r>
     </w:p>
     <w:p>
       <w:pPr>
         <w:numPr>
           <w:ilvl w:val="0"/>
-          <w:numId w:val="1013"/>
+          <w:numId w:val="1014"/>
         </w:numPr>
       </w:pPr>
       <w:r>
@@ -4511,6 +4696,49 @@
           <w:b/>
           <w:bCs/>
         </w:rPr>
+        <w:t xml:space="preserve">Peripheral network.</w:t>
+      </w:r>
+      <w:r>
+        <w:t xml:space="preserve"> </w:t>
+      </w:r>
+      <w:r>
+        <w:t xml:space="preserve">Shared by the SP, the ET-Maxions and the master Minion Shire. It contains:</w:t>
+      </w:r>
+    </w:p>
+    <w:p>
+      <w:pPr>
+        <w:numPr>
+          <w:ilvl w:val="1"/>
+          <w:numId w:val="1016"/>
+        </w:numPr>
+      </w:pPr>
+      <w:r>
+        <w:t xml:space="preserve">eMMC, USB 2.0 OTG, I2C/SMBus, I3C, SPI and UART</w:t>
+      </w:r>
+    </w:p>
+    <w:p>
+      <w:pPr>
+        <w:numPr>
+          <w:ilvl w:val="1"/>
+          <w:numId w:val="1016"/>
+        </w:numPr>
+      </w:pPr>
+      <w:r>
+        <w:t xml:space="preserve">GPIO, timers and watchdog</w:t>
+      </w:r>
+    </w:p>
+    <w:p>
+      <w:pPr>
+        <w:numPr>
+          <w:ilvl w:val="0"/>
+          <w:numId w:val="1014"/>
+        </w:numPr>
+      </w:pPr>
+      <w:r>
+        <w:rPr>
+          <w:b/>
+          <w:bCs/>
+        </w:rPr>
         <w:t xml:space="preserve">Debug network.</w:t>
       </w:r>
       <w:r>
@@ -4520,61 +4748,24 @@
         <w:t xml:space="preserve">Provides debug access through JTAG and a USB 2.0 device port.</w:t>
       </w:r>
     </w:p>
-    <w:bookmarkEnd w:id="55"/>
     <w:bookmarkEnd w:id="56"/>
     <w:bookmarkEnd w:id="57"/>
-    <w:bookmarkStart w:id="229" w:name="ch-et-minion-core"/>
-    <w:p>
-      <w:pPr>
-        <w:pStyle w:val="Heading1"/>
+    <w:bookmarkStart w:id="62" w:name="sec-ch1-card"/>
+    <w:p>
+      <w:pPr>
+        <w:pStyle w:val="Heading2"/>
       </w:pPr>
       <w:r>
         <w:rPr>
           <w:rStyle w:val="SectionNumber"/>
         </w:rPr>
-        <w:t xml:space="preserve">2</w:t>
+        <w:t xml:space="preserve">1.5</w:t>
       </w:r>
       <w:r>
         <w:tab/>
       </w:r>
       <w:r>
-        <w:t xml:space="preserve">ET-Minion Core</w:t>
-      </w:r>
-    </w:p>
-    <w:bookmarkStart w:id="68" w:name="sec-ch2-overview"/>
-    <w:p>
-      <w:pPr>
-        <w:pStyle w:val="Heading2"/>
-      </w:pPr>
-      <w:r>
-        <w:rPr>
-          <w:rStyle w:val="SectionNumber"/>
-        </w:rPr>
-        <w:t xml:space="preserve">2.1</w:t>
-      </w:r>
-      <w:r>
-        <w:tab/>
-      </w:r>
-      <w:r>
-        <w:t xml:space="preserve">Core Overview</w:t>
-      </w:r>
-    </w:p>
-    <w:bookmarkStart w:id="58" w:name="sec-ch2-partitioning"/>
-    <w:p>
-      <w:pPr>
-        <w:pStyle w:val="Heading3"/>
-      </w:pPr>
-      <w:r>
-        <w:rPr>
-          <w:rStyle w:val="SectionNumber"/>
-        </w:rPr>
-        <w:t xml:space="preserve">2.1.1</w:t>
-      </w:r>
-      <w:r>
-        <w:tab/>
-      </w:r>
-      <w:r>
-        <w:t xml:space="preserve">Block Partitioning</w:t>
+        <w:t xml:space="preserve">ET-SoC-1 Accelerator Card</w:t>
       </w:r>
     </w:p>
     <w:p>
@@ -4582,49 +4773,84 @@
         <w:pStyle w:val="FirstParagraph"/>
       </w:pPr>
       <w:r>
-        <w:rPr>
-          <w:i/>
-          <w:iCs/>
-        </w:rPr>
-        <w:t xml:space="preserve">Figure: ET-Minion core block diagram.</w:t>
-      </w:r>
-    </w:p>
-    <w:bookmarkEnd w:id="58"/>
-    <w:bookmarkStart w:id="59" w:name="sec-ch2-threads"/>
-    <w:p>
-      <w:pPr>
-        <w:pStyle w:val="Heading3"/>
-      </w:pPr>
-      <w:r>
-        <w:rPr>
-          <w:rStyle w:val="SectionNumber"/>
-        </w:rPr>
-        <w:t xml:space="preserve">2.1.2</w:t>
-      </w:r>
-      <w:r>
-        <w:tab/>
-      </w:r>
-      <w:r>
-        <w:t xml:space="preserve">Hardware Threads</w:t>
-      </w:r>
-    </w:p>
-    <w:bookmarkEnd w:id="59"/>
-    <w:bookmarkStart w:id="64" w:name="sec-ch2-inst-flow"/>
-    <w:p>
-      <w:pPr>
-        <w:pStyle w:val="Heading3"/>
-      </w:pPr>
-      <w:r>
-        <w:rPr>
-          <w:rStyle w:val="SectionNumber"/>
-        </w:rPr>
-        <w:t xml:space="preserve">2.1.3</w:t>
-      </w:r>
-      <w:r>
-        <w:tab/>
-      </w:r>
-      <w:r>
-        <w:t xml:space="preserve">Instruction Flow Through the Core</w:t>
+        <w:t xml:space="preserve">ET-SoC-1 operates as an accelerator attached to a host system over PCI Express. It is mounted on a PCIe add-in card (</w:t>
+      </w:r>
+      <w:hyperlink w:anchor="fig-ch1-pcie-card">
+        <w:r>
+          <w:rPr>
+            <w:rStyle w:val="Hyperlink"/>
+          </w:rPr>
+          <w:t xml:space="preserve">Figure 7</w:t>
+        </w:r>
+      </w:hyperlink>
+      <w:r>
+        <w:t xml:space="preserve">) with the following features:</w:t>
+      </w:r>
+    </w:p>
+    <w:p>
+      <w:pPr>
+        <w:numPr>
+          <w:ilvl w:val="0"/>
+          <w:numId w:val="1017"/>
+        </w:numPr>
+      </w:pPr>
+      <w:r>
+        <w:t xml:space="preserve">PCIe x16 card-edge connector, with an 8-lane Gen4 interface to ET-SoC-1</w:t>
+      </w:r>
+    </w:p>
+    <w:p>
+      <w:pPr>
+        <w:numPr>
+          <w:ilvl w:val="0"/>
+          <w:numId w:val="1017"/>
+        </w:numPr>
+      </w:pPr>
+      <w:r>
+        <w:t xml:space="preserve">ET-SoC-1 soldered to the card</w:t>
+      </w:r>
+    </w:p>
+    <w:p>
+      <w:pPr>
+        <w:numPr>
+          <w:ilvl w:val="0"/>
+          <w:numId w:val="1017"/>
+        </w:numPr>
+      </w:pPr>
+      <w:r>
+        <w:t xml:space="preserve">Four LPDDR4X devices forming a 256-bit memory interface</w:t>
+      </w:r>
+    </w:p>
+    <w:p>
+      <w:pPr>
+        <w:numPr>
+          <w:ilvl w:val="0"/>
+          <w:numId w:val="1017"/>
+        </w:numPr>
+      </w:pPr>
+      <w:r>
+        <w:t xml:space="preserve">64 GB eMMC flash memory</w:t>
+      </w:r>
+    </w:p>
+    <w:p>
+      <w:pPr>
+        <w:numPr>
+          <w:ilvl w:val="0"/>
+          <w:numId w:val="1017"/>
+        </w:numPr>
+      </w:pPr>
+      <w:r>
+        <w:t xml:space="preserve">USB connectors for the ET-SoC-1 device and debug ports and for a UART interface, and a JTAG connector</w:t>
+      </w:r>
+    </w:p>
+    <w:p>
+      <w:pPr>
+        <w:numPr>
+          <w:ilvl w:val="0"/>
+          <w:numId w:val="1017"/>
+        </w:numPr>
+      </w:pPr>
+      <w:r>
+        <w:t xml:space="preserve">DIP switches that select the boot options</w:t>
       </w:r>
     </w:p>
     <w:p>
@@ -4632,10 +4858,10 @@
         <w:pStyle w:val="FirstParagraph"/>
       </w:pPr>
       <w:r>
-        <w:t xml:space="preserve">The Front End fetches instructions for both threads from the Neighborhood L0 micro-cache, expands compressed instructions, decodes them, and presents one instruction per cycle to ID, the first stage of the integer pipeline. The integer pipeline executes the instructions in order and passes memory operations to the data cache and vector operations to the VPU. In the opposite direction, the integer pipeline redirects the Front End to a new fetch address after a branch misprediction, exception or other change of control flow, and stalls a thread that must not issue.</w:t>
-      </w:r>
-    </w:p>
-    <w:bookmarkStart w:id="63" w:name="fig-ch2-fe-in-core"/>
+        <w:t xml:space="preserve">Multiple ET-SoC-1 devices can also be integrated on a single card.</w:t>
+      </w:r>
+    </w:p>
+    <w:bookmarkStart w:id="61" w:name="fig-ch1-pcie-card"/>
     <w:p>
       <w:pPr>
         <w:pStyle w:val="CaptionedFigure"/>
@@ -4643,20 +4869,901 @@
       <w:r>
         <w:drawing>
           <wp:inline>
-            <wp:extent cx="5334000" cy="4769754"/>
+            <wp:extent cx="5334000" cy="3380422"/>
             <wp:effectExtent b="0" l="0" r="0" t="0"/>
-            <wp:docPr descr="Front End in the ET-Minion core" title="" id="61" name="Picture"/>
+            <wp:docPr descr="ET-SoC-1 PCIe card" title="" id="59" name="Picture"/>
             <a:graphic>
               <a:graphicData uri="http://schemas.openxmlformats.org/drawingml/2006/picture">
                 <pic:pic>
                   <pic:nvPicPr>
-                    <pic:cNvPr descr="images/ch02/fig-fe-in-core.png" id="62" name="Picture"/>
+                    <pic:cNvPr descr="images/ch01/fig-pcie-card.png" id="60" name="Picture"/>
                     <pic:cNvPicPr>
                       <a:picLocks noChangeArrowheads="1" noChangeAspect="1"/>
                     </pic:cNvPicPr>
                   </pic:nvPicPr>
                   <pic:blipFill>
-                    <a:blip r:embed="rId60"/>
+                    <a:blip r:embed="rId58"/>
+                    <a:stretch>
+                      <a:fillRect/>
+                    </a:stretch>
+                  </pic:blipFill>
+                  <pic:spPr bwMode="auto">
+                    <a:xfrm>
+                      <a:off x="0" y="0"/>
+                      <a:ext cx="5334000" cy="3380422"/>
+                    </a:xfrm>
+                    <a:prstGeom prst="rect">
+                      <a:avLst/>
+                    </a:prstGeom>
+                    <a:noFill/>
+                    <a:ln w="9525">
+                      <a:noFill/>
+                      <a:headEnd/>
+                      <a:tailEnd/>
+                    </a:ln>
+                  </pic:spPr>
+                </pic:pic>
+              </a:graphicData>
+            </a:graphic>
+          </wp:inline>
+        </w:drawing>
+      </w:r>
+    </w:p>
+    <w:p>
+      <w:pPr>
+        <w:pStyle w:val="ImageCaption"/>
+      </w:pPr>
+      <w:r>
+        <w:t xml:space="preserve">Figure </w:t>
+      </w:r>
+      <w:r>
+        <w:fldChar w:fldCharType="begin"/>
+      </w:r>
+      <w:r>
+        <w:instrText xml:space="preserve"> SEQ Figure \* ARABIC </w:instrText>
+      </w:r>
+      <w:r>
+        <w:fldChar w:fldCharType="separate"/>
+      </w:r>
+      <w:r>
+        <w:t>7</w:t>
+      </w:r>
+      <w:r>
+        <w:fldChar w:fldCharType="end"/>
+      </w:r>
+      <w:r>
+        <w:t xml:space="preserve">. </w:t>
+      </w:r>
+      <w:r>
+        <w:t xml:space="preserve">ET-SoC-1 PCIe card</w:t>
+      </w:r>
+    </w:p>
+    <w:bookmarkEnd w:id="61"/>
+    <w:bookmarkEnd w:id="62"/>
+    <w:bookmarkEnd w:id="63"/>
+    <w:bookmarkStart w:id="237" w:name="ch-et-minion-core"/>
+    <w:p>
+      <w:pPr>
+        <w:pStyle w:val="Heading1"/>
+      </w:pPr>
+      <w:r>
+        <w:rPr>
+          <w:rStyle w:val="SectionNumber"/>
+        </w:rPr>
+        <w:t xml:space="preserve">2</w:t>
+      </w:r>
+      <w:r>
+        <w:tab/>
+      </w:r>
+      <w:r>
+        <w:t xml:space="preserve">ET-Minion Core</w:t>
+      </w:r>
+    </w:p>
+    <w:bookmarkStart w:id="76" w:name="sec-ch2-overview"/>
+    <w:p>
+      <w:pPr>
+        <w:pStyle w:val="Heading2"/>
+      </w:pPr>
+      <w:r>
+        <w:rPr>
+          <w:rStyle w:val="SectionNumber"/>
+        </w:rPr>
+        <w:t xml:space="preserve">2.1</w:t>
+      </w:r>
+      <w:r>
+        <w:tab/>
+      </w:r>
+      <w:r>
+        <w:t xml:space="preserve">Core Overview</w:t>
+      </w:r>
+    </w:p>
+    <w:p>
+      <w:pPr>
+        <w:pStyle w:val="FirstParagraph"/>
+      </w:pPr>
+      <w:r>
+        <w:t xml:space="preserve">This section describes the internal organization of the ET-Minion core: its block partitioning, hardware threads and instruction flow. The features of the core and its position in the ET-Minion hierarchy are summarized in</w:t>
+      </w:r>
+      <w:r>
+        <w:t xml:space="preserve"> </w:t>
+      </w:r>
+      <w:hyperlink w:anchor="sec-ch1-minion">
+        <w:r>
+          <w:rPr>
+            <w:rStyle w:val="Hyperlink"/>
+          </w:rPr>
+          <w:t xml:space="preserve">1.2.1. ET-Minion Core</w:t>
+        </w:r>
+      </w:hyperlink>
+      <w:r>
+        <w:t xml:space="preserve">.</w:t>
+      </w:r>
+    </w:p>
+    <w:p>
+      <w:pPr>
+        <w:pStyle w:val="BodyText"/>
+      </w:pPr>
+      <w:r>
+        <w:t xml:space="preserve">The ET-Minion is a dual-threaded, in-order, single-issue 64-bit RISC-V core that implements RV64IMFC with the Esperanto instruction extensions. It is implemented in</w:t>
+      </w:r>
+      <w:r>
+        <w:t xml:space="preserve"> </w:t>
+      </w:r>
+      <w:r>
+        <w:rPr>
+          <w:rStyle w:val="VerbatimChar"/>
+        </w:rPr>
+        <w:t xml:space="preserve">minion_top</w:t>
+      </w:r>
+      <w:r>
+        <w:t xml:space="preserve"> </w:t>
+      </w:r>
+      <w:r>
+        <w:t xml:space="preserve">and consists of four units: the Front End, the integer pipeline, the L1 data cache and the VPU. The core fetches instructions from the Neighborhood L0 micro-cache and accesses memory through the Neighborhood memory path; it has no instruction cache of its own.</w:t>
+      </w:r>
+    </w:p>
+    <w:bookmarkStart w:id="65" w:name="sec-ch2-partitioning"/>
+    <w:p>
+      <w:pPr>
+        <w:pStyle w:val="Heading3"/>
+      </w:pPr>
+      <w:r>
+        <w:rPr>
+          <w:rStyle w:val="SectionNumber"/>
+        </w:rPr>
+        <w:t xml:space="preserve">2.1.1</w:t>
+      </w:r>
+      <w:r>
+        <w:tab/>
+      </w:r>
+      <w:r>
+        <w:t xml:space="preserve">Block Partitioning</w:t>
+      </w:r>
+    </w:p>
+    <w:p>
+      <w:pPr>
+        <w:pStyle w:val="FirstParagraph"/>
+      </w:pPr>
+      <w:r>
+        <w:t xml:space="preserve">The ET-Minion core is implemented in</w:t>
+      </w:r>
+      <w:r>
+        <w:t xml:space="preserve"> </w:t>
+      </w:r>
+      <w:r>
+        <w:rPr>
+          <w:rStyle w:val="VerbatimChar"/>
+        </w:rPr>
+        <w:t xml:space="preserve">minion_top</w:t>
+      </w:r>
+      <w:r>
+        <w:t xml:space="preserve"> </w:t>
+      </w:r>
+      <w:r>
+        <w:t xml:space="preserve">(</w:t>
+      </w:r>
+      <w:hyperlink w:anchor="fig-ch1-et-minion">
+        <w:r>
+          <w:rPr>
+            <w:rStyle w:val="Hyperlink"/>
+          </w:rPr>
+          <w:t xml:space="preserve">Figure 2</w:t>
+        </w:r>
+      </w:hyperlink>
+      <w:r>
+        <w:t xml:space="preserve">).</w:t>
+      </w:r>
+      <w:r>
+        <w:t xml:space="preserve"> </w:t>
+      </w:r>
+      <w:r>
+        <w:rPr>
+          <w:rStyle w:val="VerbatimChar"/>
+        </w:rPr>
+        <w:t xml:space="preserve">minion_top</w:t>
+      </w:r>
+      <w:r>
+        <w:t xml:space="preserve"> </w:t>
+      </w:r>
+      <w:r>
+        <w:t xml:space="preserve">contains two blocks:</w:t>
+      </w:r>
+      <w:r>
+        <w:t xml:space="preserve"> </w:t>
+      </w:r>
+      <w:r>
+        <w:rPr>
+          <w:rStyle w:val="VerbatimChar"/>
+        </w:rPr>
+        <w:t xml:space="preserve">core_top</w:t>
+      </w:r>
+      <w:r>
+        <w:t xml:space="preserve">, which holds the Front End, the integer pipeline, the L1 data cache and the debug APB slave, and</w:t>
+      </w:r>
+      <w:r>
+        <w:t xml:space="preserve"> </w:t>
+      </w:r>
+      <w:r>
+        <w:rPr>
+          <w:rStyle w:val="VerbatimChar"/>
+        </w:rPr>
+        <w:t xml:space="preserve">vpu_top</w:t>
+      </w:r>
+      <w:r>
+        <w:t xml:space="preserve">, the vector processing unit.</w:t>
+      </w:r>
+      <w:r>
+        <w:t xml:space="preserve"> </w:t>
+      </w:r>
+      <w:hyperlink w:anchor="tab-ch2-core-blocks">
+        <w:r>
+          <w:rPr>
+            <w:rStyle w:val="Hyperlink"/>
+          </w:rPr>
+          <w:t xml:space="preserve">Table 4</w:t>
+        </w:r>
+      </w:hyperlink>
+      <w:r>
+        <w:t xml:space="preserve"> </w:t>
+      </w:r>
+      <w:r>
+        <w:t xml:space="preserve">lists the blocks.</w:t>
+      </w:r>
+    </w:p>
+    <w:bookmarkStart w:id="64" w:name="tab-ch2-core-blocks"/>
+    <w:p>
+      <w:pPr>
+        <w:pStyle w:val="TableCaption"/>
+      </w:pPr>
+      <w:r>
+        <w:t xml:space="preserve">Table </w:t>
+      </w:r>
+      <w:r>
+        <w:fldChar w:fldCharType="begin"/>
+      </w:r>
+      <w:r>
+        <w:instrText xml:space="preserve"> SEQ Table \* ARABIC </w:instrText>
+      </w:r>
+      <w:r>
+        <w:fldChar w:fldCharType="separate"/>
+      </w:r>
+      <w:r>
+        <w:t>4</w:t>
+      </w:r>
+      <w:r>
+        <w:fldChar w:fldCharType="end"/>
+      </w:r>
+      <w:r>
+        <w:t xml:space="preserve">. </w:t>
+      </w:r>
+      <w:r>
+        <w:t xml:space="preserve">ET-Minion core blocks</w:t>
+      </w:r>
+    </w:p>
+    <w:tbl>
+      <w:tblPr>
+        <w:tblStyle w:val="Table"/>
+        <w:tblW w:type="pct" w:w="5000"/>
+        <w:tblLayout w:type="fixed"/>
+        <w:tblLook w:firstRow="1" w:lastRow="0" w:firstColumn="0" w:lastColumn="0" w:noHBand="0" w:noVBand="0" w:val="0020"/>
+        <w:tblCaption w:val="ET-Minion core blocks"/>
+      </w:tblPr>
+      <w:tblGrid>
+        <w:gridCol w:w="1584"/>
+        <w:gridCol w:w="1584"/>
+        <w:gridCol w:w="4752"/>
+      </w:tblGrid>
+      <w:tr>
+        <w:trPr>
+          <w:tblHeader w:val="on"/>
+        </w:trPr>
+        <w:tc>
+          <w:tcPr/>
+          <w:p>
+            <w:pPr>
+              <w:pStyle w:val="Compact"/>
+              <w:jc w:val="left"/>
+            </w:pPr>
+            <w:r>
+              <w:t xml:space="preserve">Block</w:t>
+            </w:r>
+          </w:p>
+        </w:tc>
+        <w:tc>
+          <w:tcPr/>
+          <w:p>
+            <w:pPr>
+              <w:pStyle w:val="Compact"/>
+              <w:jc w:val="left"/>
+            </w:pPr>
+            <w:r>
+              <w:t xml:space="preserve">Module</w:t>
+            </w:r>
+          </w:p>
+        </w:tc>
+        <w:tc>
+          <w:tcPr/>
+          <w:p>
+            <w:pPr>
+              <w:pStyle w:val="Compact"/>
+              <w:jc w:val="left"/>
+            </w:pPr>
+            <w:r>
+              <w:t xml:space="preserve">Function</w:t>
+            </w:r>
+          </w:p>
+        </w:tc>
+      </w:tr>
+      <w:tr>
+        <w:tc>
+          <w:tcPr/>
+          <w:p>
+            <w:pPr>
+              <w:jc w:val="left"/>
+            </w:pPr>
+            <w:r>
+              <w:t xml:space="preserve">Front End</w:t>
+            </w:r>
+          </w:p>
+        </w:tc>
+        <w:tc>
+          <w:tcPr/>
+          <w:p>
+            <w:pPr>
+              <w:jc w:val="left"/>
+            </w:pPr>
+            <w:r>
+              <w:rPr>
+                <w:rStyle w:val="VerbatimChar"/>
+              </w:rPr>
+              <w:t xml:space="preserve">frontend_top</w:t>
+            </w:r>
+          </w:p>
+        </w:tc>
+        <w:tc>
+          <w:tcPr/>
+          <w:p>
+            <w:pPr>
+              <w:jc w:val="left"/>
+            </w:pPr>
+            <w:r>
+              <w:t xml:space="preserve">Fetches instructions for both threads from the Neighborhood L0 micro-cache, expands compressed instructions, decodes them for the integer pipeline and the VPU, and issues one instruction per cycle to the integer pipeline (</w:t>
+            </w:r>
+            <w:hyperlink w:anchor="sec-ch2-fe">
+              <w:r>
+                <w:rPr>
+                  <w:rStyle w:val="Hyperlink"/>
+                </w:rPr>
+                <w:t xml:space="preserve">2.2. Front End</w:t>
+              </w:r>
+            </w:hyperlink>
+            <w:r>
+              <w:t xml:space="preserve">).</w:t>
+            </w:r>
+          </w:p>
+        </w:tc>
+      </w:tr>
+      <w:tr>
+        <w:tc>
+          <w:tcPr/>
+          <w:p>
+            <w:pPr>
+              <w:jc w:val="left"/>
+            </w:pPr>
+            <w:r>
+              <w:t xml:space="preserve">Integer pipeline</w:t>
+            </w:r>
+          </w:p>
+        </w:tc>
+        <w:tc>
+          <w:tcPr/>
+          <w:p>
+            <w:pPr>
+              <w:jc w:val="left"/>
+            </w:pPr>
+            <w:r>
+              <w:rPr>
+                <w:rStyle w:val="VerbatimChar"/>
+              </w:rPr>
+              <w:t xml:space="preserve">intpipe_top</w:t>
+            </w:r>
+          </w:p>
+        </w:tc>
+        <w:tc>
+          <w:tcPr/>
+          <w:p>
+            <w:pPr>
+              <w:jc w:val="left"/>
+            </w:pPr>
+            <w:r>
+              <w:t xml:space="preserve">In-order, single-issue pipeline with the stages ID, EX, TAG, MEM and WB. Contains the integer register file, ALU, multiply/divide unit, integer, FP and mask scoreboards, and the CSRs. Redirects the Front End on a change of control flow.</w:t>
+            </w:r>
+          </w:p>
+        </w:tc>
+      </w:tr>
+      <w:tr>
+        <w:tc>
+          <w:tcPr/>
+          <w:p>
+            <w:pPr>
+              <w:jc w:val="left"/>
+            </w:pPr>
+            <w:r>
+              <w:t xml:space="preserve">Data cache</w:t>
+            </w:r>
+          </w:p>
+        </w:tc>
+        <w:tc>
+          <w:tcPr/>
+          <w:p>
+            <w:pPr>
+              <w:jc w:val="left"/>
+            </w:pPr>
+            <w:r>
+              <w:rPr>
+                <w:rStyle w:val="VerbatimChar"/>
+              </w:rPr>
+              <w:t xml:space="preserve">dcache_top</w:t>
+            </w:r>
+          </w:p>
+        </w:tc>
+        <w:tc>
+          <w:tcPr/>
+          <w:p>
+            <w:pPr>
+              <w:jc w:val="left"/>
+            </w:pPr>
+            <w:r>
+              <w:t xml:space="preserve">4 KB private L1 data cache, partly configurable as scratchpad memory. Contains the data TLB, PMA check, miss handling, replay queue, store merge, atomic, cache-management, tensor-load and reduce units, and the interface to the Neighborhood memory path.</w:t>
+            </w:r>
+          </w:p>
+        </w:tc>
+      </w:tr>
+      <w:tr>
+        <w:tc>
+          <w:tcPr/>
+          <w:p>
+            <w:pPr>
+              <w:jc w:val="left"/>
+            </w:pPr>
+            <w:r>
+              <w:t xml:space="preserve">Debug APB slave</w:t>
+            </w:r>
+          </w:p>
+        </w:tc>
+        <w:tc>
+          <w:tcPr/>
+          <w:p>
+            <w:pPr>
+              <w:jc w:val="left"/>
+            </w:pPr>
+            <w:r>
+              <w:rPr>
+                <w:rStyle w:val="VerbatimChar"/>
+              </w:rPr>
+              <w:t xml:space="preserve">minion_debug_apb_slv</w:t>
+            </w:r>
+          </w:p>
+        </w:tc>
+        <w:tc>
+          <w:tcPr/>
+          <w:p>
+            <w:pPr>
+              <w:jc w:val="left"/>
+            </w:pPr>
+            <w:r>
+              <w:t xml:space="preserve">APB slave for debug access to the core, including writes to the debug program buffer.</w:t>
+            </w:r>
+          </w:p>
+        </w:tc>
+      </w:tr>
+      <w:tr>
+        <w:tc>
+          <w:tcPr/>
+          <w:p>
+            <w:pPr>
+              <w:jc w:val="left"/>
+            </w:pPr>
+            <w:r>
+              <w:t xml:space="preserve">VPU</w:t>
+            </w:r>
+          </w:p>
+        </w:tc>
+        <w:tc>
+          <w:tcPr/>
+          <w:p>
+            <w:pPr>
+              <w:jc w:val="left"/>
+            </w:pPr>
+            <w:r>
+              <w:rPr>
+                <w:rStyle w:val="VerbatimChar"/>
+              </w:rPr>
+              <w:t xml:space="preserve">vpu_top</w:t>
+            </w:r>
+          </w:p>
+        </w:tc>
+        <w:tc>
+          <w:tcPr/>
+          <w:p>
+            <w:pPr>
+              <w:jc w:val="left"/>
+            </w:pPr>
+            <w:r>
+              <w:t xml:space="preserve">Vector processing unit with a control block and eight identical lanes. Executes floating-point, packed-integer, transcendental and tensor operations.</w:t>
+            </w:r>
+          </w:p>
+        </w:tc>
+      </w:tr>
+    </w:tbl>
+    <w:bookmarkEnd w:id="64"/>
+    <w:bookmarkEnd w:id="65"/>
+    <w:bookmarkStart w:id="67" w:name="sec-ch2-threads"/>
+    <w:p>
+      <w:pPr>
+        <w:pStyle w:val="Heading3"/>
+      </w:pPr>
+      <w:r>
+        <w:rPr>
+          <w:rStyle w:val="SectionNumber"/>
+        </w:rPr>
+        <w:t xml:space="preserve">2.1.2</w:t>
+      </w:r>
+      <w:r>
+        <w:tab/>
+      </w:r>
+      <w:r>
+        <w:t xml:space="preserve">Hardware Threads</w:t>
+      </w:r>
+    </w:p>
+    <w:p>
+      <w:pPr>
+        <w:pStyle w:val="FirstParagraph"/>
+      </w:pPr>
+      <w:r>
+        <w:t xml:space="preserve">The core runs two hardware threads (</w:t>
+      </w:r>
+      <w:r>
+        <w:rPr>
+          <w:rStyle w:val="VerbatimChar"/>
+        </w:rPr>
+        <w:t xml:space="preserve">CORE_NR_THREADS</w:t>
+      </w:r>
+      <w:r>
+        <w:t xml:space="preserve"> </w:t>
+      </w:r>
+      <w:r>
+        <w:t xml:space="preserve">= 2). Each thread has its own architectural state; the pipelines and execution units are shared, and instructions of the two threads are interleaved in the pipeline.</w:t>
+      </w:r>
+    </w:p>
+    <w:bookmarkStart w:id="66" w:name="tab-ch2-threads"/>
+    <w:p>
+      <w:pPr>
+        <w:pStyle w:val="TableCaption"/>
+      </w:pPr>
+      <w:r>
+        <w:t xml:space="preserve">Table </w:t>
+      </w:r>
+      <w:r>
+        <w:fldChar w:fldCharType="begin"/>
+      </w:r>
+      <w:r>
+        <w:instrText xml:space="preserve"> SEQ Table \* ARABIC </w:instrText>
+      </w:r>
+      <w:r>
+        <w:fldChar w:fldCharType="separate"/>
+      </w:r>
+      <w:r>
+        <w:t>5</w:t>
+      </w:r>
+      <w:r>
+        <w:fldChar w:fldCharType="end"/>
+      </w:r>
+      <w:r>
+        <w:t xml:space="preserve">. </w:t>
+      </w:r>
+      <w:r>
+        <w:t xml:space="preserve">Per-thread and shared resources</w:t>
+      </w:r>
+    </w:p>
+    <w:tbl>
+      <w:tblPr>
+        <w:tblStyle w:val="Table"/>
+        <w:tblW w:type="pct" w:w="5000"/>
+        <w:tblLayout w:type="fixed"/>
+        <w:tblLook w:firstRow="1" w:lastRow="0" w:firstColumn="0" w:lastColumn="0" w:noHBand="0" w:noVBand="0" w:val="0020"/>
+        <w:tblCaption w:val="Per-thread and shared resources"/>
+      </w:tblPr>
+      <w:tblGrid>
+        <w:gridCol w:w="3960"/>
+        <w:gridCol w:w="3960"/>
+      </w:tblGrid>
+      <w:tr>
+        <w:trPr>
+          <w:tblHeader w:val="on"/>
+        </w:trPr>
+        <w:tc>
+          <w:tcPr/>
+          <w:p>
+            <w:pPr>
+              <w:pStyle w:val="Compact"/>
+              <w:jc w:val="left"/>
+            </w:pPr>
+            <w:r>
+              <w:t xml:space="preserve">Per thread</w:t>
+            </w:r>
+          </w:p>
+        </w:tc>
+        <w:tc>
+          <w:tcPr/>
+          <w:p>
+            <w:pPr>
+              <w:pStyle w:val="Compact"/>
+              <w:jc w:val="left"/>
+            </w:pPr>
+            <w:r>
+              <w:t xml:space="preserve">Shared by both threads</w:t>
+            </w:r>
+          </w:p>
+        </w:tc>
+      </w:tr>
+      <w:tr>
+        <w:tc>
+          <w:tcPr/>
+          <w:p>
+            <w:pPr>
+              <w:jc w:val="left"/>
+            </w:pPr>
+            <w:r>
+              <w:t xml:space="preserve">Fetch PC, thread buffer and instruction FIFO in the Front End</w:t>
+            </w:r>
+          </w:p>
+        </w:tc>
+        <w:tc>
+          <w:tcPr/>
+          <w:p>
+            <w:pPr>
+              <w:jc w:val="left"/>
+            </w:pPr>
+            <w:r>
+              <w:t xml:space="preserve">Front End request port, decoders and thread scheduler</w:t>
+            </w:r>
+          </w:p>
+        </w:tc>
+      </w:tr>
+      <w:tr>
+        <w:tc>
+          <w:tcPr/>
+          <w:p>
+            <w:pPr>
+              <w:jc w:val="left"/>
+            </w:pPr>
+            <w:r>
+              <w:t xml:space="preserve">32 × 64-bit integer registers, in one register file indexed by thread</w:t>
+            </w:r>
+          </w:p>
+        </w:tc>
+        <w:tc>
+          <w:tcPr/>
+          <w:p>
+            <w:pPr>
+              <w:jc w:val="left"/>
+            </w:pPr>
+            <w:r>
+              <w:t xml:space="preserve">Integer pipeline, ALU and multiply/divide unit</w:t>
+            </w:r>
+          </w:p>
+        </w:tc>
+      </w:tr>
+      <w:tr>
+        <w:tc>
+          <w:tcPr/>
+          <w:p>
+            <w:pPr>
+              <w:jc w:val="left"/>
+            </w:pPr>
+            <w:r>
+              <w:t xml:space="preserve">32 vector registers, 256 bits wide (32 bits in each of the eight VPU lanes), in one register file indexed by thread</w:t>
+            </w:r>
+          </w:p>
+        </w:tc>
+        <w:tc>
+          <w:tcPr/>
+          <w:p>
+            <w:pPr>
+              <w:jc w:val="left"/>
+            </w:pPr>
+            <w:r>
+              <w:t xml:space="preserve">VPU control and execution units</w:t>
+            </w:r>
+          </w:p>
+        </w:tc>
+      </w:tr>
+      <w:tr>
+        <w:tc>
+          <w:tcPr/>
+          <w:p>
+            <w:pPr>
+              <w:jc w:val="left"/>
+            </w:pPr>
+            <w:r>
+              <w:t xml:space="preserve">CSR state, interrupt inputs and debug state</w:t>
+            </w:r>
+          </w:p>
+        </w:tc>
+        <w:tc>
+          <w:tcPr/>
+          <w:p>
+            <w:pPr>
+              <w:jc w:val="left"/>
+            </w:pPr>
+            <w:r>
+              <w:t xml:space="preserve">L1 data cache and scratchpad</w:t>
+            </w:r>
+          </w:p>
+        </w:tc>
+      </w:tr>
+    </w:tbl>
+    <w:bookmarkEnd w:id="66"/>
+    <w:p>
+      <w:pPr>
+        <w:pStyle w:val="BodyText"/>
+      </w:pPr>
+      <w:r>
+        <w:t xml:space="preserve">Each thread is enabled by its bit of the</w:t>
+      </w:r>
+      <w:r>
+        <w:t xml:space="preserve"> </w:t>
+      </w:r>
+      <w:r>
+        <w:rPr>
+          <w:rStyle w:val="VerbatimChar"/>
+        </w:rPr>
+        <w:t xml:space="preserve">enabled</w:t>
+      </w:r>
+      <w:r>
+        <w:t xml:space="preserve"> </w:t>
+      </w:r>
+      <w:r>
+        <w:t xml:space="preserve">input of</w:t>
+      </w:r>
+      <w:r>
+        <w:t xml:space="preserve"> </w:t>
+      </w:r>
+      <w:r>
+        <w:rPr>
+          <w:rStyle w:val="VerbatimChar"/>
+        </w:rPr>
+        <w:t xml:space="preserve">minion_top</w:t>
+      </w:r>
+      <w:r>
+        <w:t xml:space="preserve">, which is registered in</w:t>
+      </w:r>
+      <w:r>
+        <w:t xml:space="preserve"> </w:t>
+      </w:r>
+      <w:r>
+        <w:rPr>
+          <w:rStyle w:val="VerbatimChar"/>
+        </w:rPr>
+        <w:t xml:space="preserve">minion_top</w:t>
+      </w:r>
+      <w:r>
+        <w:t xml:space="preserve"> </w:t>
+      </w:r>
+      <w:r>
+        <w:t xml:space="preserve">before use. Both threads start at the same reset vector (</w:t>
+      </w:r>
+      <w:r>
+        <w:rPr>
+          <w:rStyle w:val="VerbatimChar"/>
+        </w:rPr>
+        <w:t xml:space="preserve">reset_vector</w:t>
+      </w:r>
+      <w:r>
+        <w:t xml:space="preserve">) when enabled.</w:t>
+      </w:r>
+    </w:p>
+    <w:p>
+      <w:pPr>
+        <w:pStyle w:val="BodyText"/>
+      </w:pPr>
+      <w:r>
+        <w:t xml:space="preserve">The Front End selects one thread per cycle for issue to the integer pipeline (</w:t>
+      </w:r>
+      <w:hyperlink w:anchor="sec-ch2-fe-sched">
+        <w:r>
+          <w:rPr>
+            <w:rStyle w:val="Hyperlink"/>
+          </w:rPr>
+          <w:t xml:space="preserve">2.2.9. Thread Scheduler</w:t>
+        </w:r>
+      </w:hyperlink>
+      <w:r>
+        <w:t xml:space="preserve">). The integer pipeline can stall each thread independently, for example on</w:t>
+      </w:r>
+      <w:r>
+        <w:t xml:space="preserve"> </w:t>
+      </w:r>
+      <w:r>
+        <w:rPr>
+          <w:rStyle w:val="VerbatimChar"/>
+        </w:rPr>
+        <w:t xml:space="preserve">WFI</w:t>
+      </w:r>
+      <w:r>
+        <w:t xml:space="preserve">, a fence, a scoreboard hazard, or while the other thread holds exclusive mode.</w:t>
+      </w:r>
+    </w:p>
+    <w:bookmarkEnd w:id="67"/>
+    <w:bookmarkStart w:id="72" w:name="sec-ch2-inst-flow"/>
+    <w:p>
+      <w:pPr>
+        <w:pStyle w:val="Heading3"/>
+      </w:pPr>
+      <w:r>
+        <w:rPr>
+          <w:rStyle w:val="SectionNumber"/>
+        </w:rPr>
+        <w:t xml:space="preserve">2.1.3</w:t>
+      </w:r>
+      <w:r>
+        <w:tab/>
+      </w:r>
+      <w:r>
+        <w:t xml:space="preserve">Instruction Flow Through the Core</w:t>
+      </w:r>
+    </w:p>
+    <w:p>
+      <w:pPr>
+        <w:pStyle w:val="FirstParagraph"/>
+      </w:pPr>
+      <w:r>
+        <w:t xml:space="preserve">The Front End fetches instructions for both threads from the Neighborhood L0 micro-cache, expands compressed instructions, decodes them, and presents one instruction per cycle to ID, the first stage of the integer pipeline. The integer pipeline executes the instructions in order and passes memory operations to the data cache and vector operations to the VPU. In the opposite direction, the integer pipeline redirects the Front End to a new fetch address after a branch misprediction, exception or other change of control flow, and stalls a thread that must not issue.</w:t>
+      </w:r>
+    </w:p>
+    <w:bookmarkStart w:id="71" w:name="fig-ch2-fe-in-core"/>
+    <w:p>
+      <w:pPr>
+        <w:pStyle w:val="CaptionedFigure"/>
+      </w:pPr>
+      <w:r>
+        <w:drawing>
+          <wp:inline>
+            <wp:extent cx="5334000" cy="4769754"/>
+            <wp:effectExtent b="0" l="0" r="0" t="0"/>
+            <wp:docPr descr="Front End in the ET-Minion core" title="" id="69" name="Picture"/>
+            <a:graphic>
+              <a:graphicData uri="http://schemas.openxmlformats.org/drawingml/2006/picture">
+                <pic:pic>
+                  <pic:nvPicPr>
+                    <pic:cNvPr descr="images/ch02/fig-fe-in-core.png" id="70" name="Picture"/>
+                    <pic:cNvPicPr>
+                      <a:picLocks noChangeArrowheads="1" noChangeAspect="1"/>
+                    </pic:cNvPicPr>
+                  </pic:nvPicPr>
+                  <pic:blipFill>
+                    <a:blip r:embed="rId68"/>
                     <a:stretch>
                       <a:fillRect/>
                     </a:stretch>
@@ -4700,7 +5807,7 @@
         <w:fldChar w:fldCharType="separate"/>
       </w:r>
       <w:r>
-        <w:t>7</w:t>
+        <w:t>8</w:t>
       </w:r>
       <w:r>
         <w:fldChar w:fldCharType="end"/>
@@ -4712,9 +5819,9 @@
         <w:t xml:space="preserve">Front End in the ET-Minion core</w:t>
       </w:r>
     </w:p>
-    <w:bookmarkEnd w:id="63"/>
-    <w:bookmarkEnd w:id="64"/>
-    <w:bookmarkStart w:id="65" w:name="sec-ch2-nbr-if"/>
+    <w:bookmarkEnd w:id="71"/>
+    <w:bookmarkEnd w:id="72"/>
+    <w:bookmarkStart w:id="73" w:name="sec-ch2-nbr-if"/>
     <w:p>
       <w:pPr>
         <w:pStyle w:val="Heading3"/>
@@ -4744,8 +5851,8 @@
         <w:t xml:space="preserve">Table: ET-Minion core interface groups.</w:t>
       </w:r>
     </w:p>
-    <w:bookmarkEnd w:id="65"/>
-    <w:bookmarkStart w:id="66" w:name="sec-ch2-clk-rst"/>
+    <w:bookmarkEnd w:id="73"/>
+    <w:bookmarkStart w:id="74" w:name="sec-ch2-clk-rst"/>
     <w:p>
       <w:pPr>
         <w:pStyle w:val="Heading3"/>
@@ -4763,8 +5870,8 @@
         <w:t xml:space="preserve">Clocks, Resets and Power</w:t>
       </w:r>
     </w:p>
-    <w:bookmarkEnd w:id="66"/>
-    <w:bookmarkStart w:id="67" w:name="sec-ch2-debug"/>
+    <w:bookmarkEnd w:id="74"/>
+    <w:bookmarkStart w:id="75" w:name="sec-ch2-debug"/>
     <w:p>
       <w:pPr>
         <w:pStyle w:val="Heading3"/>
@@ -4782,9 +5889,9 @@
         <w:t xml:space="preserve">Debug Support</w:t>
       </w:r>
     </w:p>
-    <w:bookmarkEnd w:id="67"/>
-    <w:bookmarkEnd w:id="68"/>
-    <w:bookmarkStart w:id="171" w:name="sec-ch2-fe"/>
+    <w:bookmarkEnd w:id="75"/>
+    <w:bookmarkEnd w:id="76"/>
+    <w:bookmarkStart w:id="179" w:name="sec-ch2-fe"/>
     <w:p>
       <w:pPr>
         <w:pStyle w:val="Heading2"/>
@@ -4802,7 +5909,7 @@
         <w:t xml:space="preserve">Front End</w:t>
       </w:r>
     </w:p>
-    <w:bookmarkStart w:id="74" w:name="sec-ch2-fe-overview"/>
+    <w:bookmarkStart w:id="82" w:name="sec-ch2-fe-overview"/>
     <w:p>
       <w:pPr>
         <w:pStyle w:val="Heading3"/>
@@ -4833,7 +5940,7 @@
         <w:pStyle w:val="BodyText"/>
       </w:pPr>
       <w:r>
-        <w:t xml:space="preserve">To hide the latency of the L0 micro-cache, which is shared by four ET-Minion cores, each thread uses a double buffer of two 256-bit entries, each holding half a cache line. A new block can therefore be requested while the thread consumes the instructions already received. Each entry has a dedicated register that holds the address of its block.</w:t>
+        <w:t xml:space="preserve">To hide the latency of the L0 micro-cache, which is shared by four ET-Minion cores, the Front End uses double buffering. Each thread has an instruction buffer with two 256-bit entries, and each entry holds a block of instructions equal to half a cache line. A new block can therefore be requested while the thread consumes the instructions already received. Each entry has a dedicated register that holds the address of its block.</w:t>
       </w:r>
     </w:p>
     <w:p>
@@ -4845,7 +5952,7 @@
           <w:rPr>
             <w:rStyle w:val="Hyperlink"/>
           </w:rPr>
-          <w:t xml:space="preserve">Table 3</w:t>
+          <w:t xml:space="preserve">Table 6</w:t>
         </w:r>
       </w:hyperlink>
       <w:r>
@@ -4862,7 +5969,7 @@
           <w:rPr>
             <w:rStyle w:val="Hyperlink"/>
           </w:rPr>
-          <w:t xml:space="preserve">Figure 8</w:t>
+          <w:t xml:space="preserve">Figure 9</w:t>
         </w:r>
       </w:hyperlink>
       <w:r>
@@ -4872,7 +5979,7 @@
         <w:t xml:space="preserve">shows how they are connected.</w:t>
       </w:r>
     </w:p>
-    <w:bookmarkStart w:id="69" w:name="tab-ch2-fe-submodules"/>
+    <w:bookmarkStart w:id="77" w:name="tab-ch2-fe-submodules"/>
     <w:p>
       <w:pPr>
         <w:pStyle w:val="TableCaption"/>
@@ -4890,7 +5997,7 @@
         <w:fldChar w:fldCharType="separate"/>
       </w:r>
       <w:r>
-        <w:t>3</w:t>
+        <w:t>6</w:t>
       </w:r>
       <w:r>
         <w:fldChar w:fldCharType="end"/>
@@ -5256,8 +6363,8 @@
         </w:tc>
       </w:tr>
     </w:tbl>
-    <w:bookmarkEnd w:id="69"/>
-    <w:bookmarkStart w:id="73" w:name="fig-ch2-fe-top"/>
+    <w:bookmarkEnd w:id="77"/>
+    <w:bookmarkStart w:id="81" w:name="fig-ch2-fe-top"/>
     <w:p>
       <w:pPr>
         <w:pStyle w:val="CaptionedFigure"/>
@@ -5267,18 +6374,18 @@
           <wp:inline>
             <wp:extent cx="5334000" cy="4333164"/>
             <wp:effectExtent b="0" l="0" r="0" t="0"/>
-            <wp:docPr descr="Front End block diagram" title="" id="71" name="Picture"/>
+            <wp:docPr descr="Front End block diagram" title="" id="79" name="Picture"/>
             <a:graphic>
               <a:graphicData uri="http://schemas.openxmlformats.org/drawingml/2006/picture">
                 <pic:pic>
                   <pic:nvPicPr>
-                    <pic:cNvPr descr="images/ch02/fig-fe-top-blocks.png" id="72" name="Picture"/>
+                    <pic:cNvPr descr="images/ch02/fig-fe-top-blocks.png" id="80" name="Picture"/>
                     <pic:cNvPicPr>
                       <a:picLocks noChangeArrowheads="1" noChangeAspect="1"/>
                     </pic:cNvPicPr>
                   </pic:nvPicPr>
                   <pic:blipFill>
-                    <a:blip r:embed="rId70"/>
+                    <a:blip r:embed="rId78"/>
                     <a:stretch>
                       <a:fillRect/>
                     </a:stretch>
@@ -5322,7 +6429,7 @@
         <w:fldChar w:fldCharType="separate"/>
       </w:r>
       <w:r>
-        <w:t>8</w:t>
+        <w:t>9</w:t>
       </w:r>
       <w:r>
         <w:fldChar w:fldCharType="end"/>
@@ -5334,9 +6441,9 @@
         <w:t xml:space="preserve">Front End block diagram</w:t>
       </w:r>
     </w:p>
-    <w:bookmarkEnd w:id="73"/>
-    <w:bookmarkEnd w:id="74"/>
-    <w:bookmarkStart w:id="87" w:name="sec-ch2-fe-if"/>
+    <w:bookmarkEnd w:id="81"/>
+    <w:bookmarkEnd w:id="82"/>
+    <w:bookmarkStart w:id="95" w:name="sec-ch2-fe-if"/>
     <w:p>
       <w:pPr>
         <w:pStyle w:val="Heading3"/>
@@ -5354,7 +6461,7 @@
         <w:t xml:space="preserve">Interface</w:t>
       </w:r>
     </w:p>
-    <w:bookmarkStart w:id="76" w:name="sec-ch2-fe-ports"/>
+    <w:bookmarkStart w:id="84" w:name="sec-ch2-fe-ports"/>
     <w:p>
       <w:pPr>
         <w:pStyle w:val="Heading4"/>
@@ -5381,7 +6488,7 @@
           <w:rPr>
             <w:rStyle w:val="Hyperlink"/>
           </w:rPr>
-          <w:t xml:space="preserve">Table 4</w:t>
+          <w:t xml:space="preserve">Table 7</w:t>
         </w:r>
       </w:hyperlink>
       <w:r>
@@ -5431,7 +6538,7 @@
         <w:t xml:space="preserve">. A width of 2 denotes one bit per thread.</w:t>
       </w:r>
     </w:p>
-    <w:bookmarkStart w:id="75" w:name="tab-ch2-fe-ports"/>
+    <w:bookmarkStart w:id="83" w:name="tab-ch2-fe-ports"/>
     <w:p>
       <w:pPr>
         <w:pStyle w:val="TableCaption"/>
@@ -5449,7 +6556,7 @@
         <w:fldChar w:fldCharType="separate"/>
       </w:r>
       <w:r>
-        <w:t>4</w:t>
+        <w:t>7</w:t>
       </w:r>
       <w:r>
         <w:fldChar w:fldCharType="end"/>
@@ -6133,7 +7240,7 @@
               <w:jc w:val="left"/>
             </w:pPr>
             <w:r>
-              <w:t xml:space="preserve">The F1 request register holds a request.</w:t>
+              <w:t xml:space="preserve">The F1 I-cache request register holds a request.</w:t>
             </w:r>
           </w:p>
         </w:tc>
@@ -6859,7 +7966,7 @@
               <w:jc w:val="left"/>
             </w:pPr>
             <w:r>
-              <w:t xml:space="preserve">An instruction is presented.</w:t>
+              <w:t xml:space="preserve">The instruction presented to the integer pipeline is valid.</w:t>
             </w:r>
           </w:p>
         </w:tc>
@@ -6922,7 +8029,7 @@
               <w:jc w:val="left"/>
             </w:pPr>
             <w:r>
-              <w:t xml:space="preserve">The integer pipeline accepts the instruction.</w:t>
+              <w:t xml:space="preserve">The integer pipeline is ready to accept the instruction.</w:t>
             </w:r>
           </w:p>
         </w:tc>
@@ -7652,9 +8759,9 @@
         </w:tc>
       </w:tr>
     </w:tbl>
-    <w:bookmarkEnd w:id="75"/>
-    <w:bookmarkEnd w:id="76"/>
-    <w:bookmarkStart w:id="84" w:name="sec-ch2-fe-structs"/>
+    <w:bookmarkEnd w:id="83"/>
+    <w:bookmarkEnd w:id="84"/>
+    <w:bookmarkStart w:id="92" w:name="sec-ch2-fe-structs"/>
     <w:p>
       <w:pPr>
         <w:pStyle w:val="Heading4"/>
@@ -7672,7 +8779,7 @@
         <w:t xml:space="preserve">Data Structures</w:t>
       </w:r>
     </w:p>
-    <w:bookmarkStart w:id="77" w:name="tab-ch2-fe-icache-req"/>
+    <w:bookmarkStart w:id="85" w:name="tab-ch2-fe-icache-req"/>
     <w:p>
       <w:pPr>
         <w:pStyle w:val="TableCaption"/>
@@ -7690,7 +8797,7 @@
         <w:fldChar w:fldCharType="separate"/>
       </w:r>
       <w:r>
-        <w:t>5</w:t>
+        <w:t>8</w:t>
       </w:r>
       <w:r>
         <w:fldChar w:fldCharType="end"/>
@@ -7822,7 +8929,10 @@
               <w:jc w:val="left"/>
             </w:pPr>
             <w:r>
-              <w:t xml:space="preserve">8</w:t>
+              <w:rPr>
+                <w:rStyle w:val="VerbatimChar"/>
+              </w:rPr>
+              <w:t xml:space="preserve">minion_vm_status</w:t>
             </w:r>
           </w:p>
         </w:tc>
@@ -7840,7 +8950,7 @@
                 <w:rPr>
                   <w:rStyle w:val="Hyperlink"/>
                 </w:rPr>
-                <w:t xml:space="preserve">Table 6</w:t>
+                <w:t xml:space="preserve">Table 9</w:t>
               </w:r>
             </w:hyperlink>
             <w:r>
@@ -7888,7 +8998,7 @@
         </w:tc>
       </w:tr>
     </w:tbl>
-    <w:bookmarkEnd w:id="77"/>
+    <w:bookmarkEnd w:id="85"/>
     <w:p>
       <w:pPr>
         <w:pStyle w:val="BodyText"/>
@@ -7897,7 +9007,7 @@
         <w:t xml:space="preserve">Front End addresses are 49 bits wide: the 48-bit virtual address and one additional bit that allows a non-canonical 64-bit address to be represented.</w:t>
       </w:r>
     </w:p>
-    <w:bookmarkStart w:id="78" w:name="tab-ch2-fe-vm-status"/>
+    <w:bookmarkStart w:id="86" w:name="tab-ch2-fe-vm-status"/>
     <w:p>
       <w:pPr>
         <w:pStyle w:val="TableCaption"/>
@@ -7915,7 +9025,7 @@
         <w:fldChar w:fldCharType="separate"/>
       </w:r>
       <w:r>
-        <w:t>6</w:t>
+        <w:t>9</w:t>
       </w:r>
       <w:r>
         <w:fldChar w:fldCharType="end"/>
@@ -8153,9 +9263,9 @@
         </w:tc>
       </w:tr>
     </w:tbl>
-    <w:bookmarkEnd w:id="78"/>
+    <w:bookmarkEnd w:id="86"/>
     <w:p/>
-    <w:bookmarkStart w:id="79" w:name="tab-ch2-fe-icache-resp"/>
+    <w:bookmarkStart w:id="87" w:name="tab-ch2-fe-icache-resp"/>
     <w:p>
       <w:pPr>
         <w:pStyle w:val="TableCaption"/>
@@ -8173,7 +9283,7 @@
         <w:fldChar w:fldCharType="separate"/>
       </w:r>
       <w:r>
-        <w:t>7</w:t>
+        <w:t>10</w:t>
       </w:r>
       <w:r>
         <w:fldChar w:fldCharType="end"/>
@@ -8474,9 +9584,9 @@
         </w:tc>
       </w:tr>
     </w:tbl>
-    <w:bookmarkEnd w:id="79"/>
+    <w:bookmarkEnd w:id="87"/>
     <w:p/>
-    <w:bookmarkStart w:id="80" w:name="tab-ch2-fe-fe-req"/>
+    <w:bookmarkStart w:id="88" w:name="tab-ch2-fe-fe-req"/>
     <w:p>
       <w:pPr>
         <w:pStyle w:val="TableCaption"/>
@@ -8494,7 +9604,7 @@
         <w:fldChar w:fldCharType="separate"/>
       </w:r>
       <w:r>
-        <w:t>8</w:t>
+        <w:t>11</w:t>
       </w:r>
       <w:r>
         <w:fldChar w:fldCharType="end"/>
@@ -8742,9 +9852,9 @@
         </w:tc>
       </w:tr>
     </w:tbl>
-    <w:bookmarkEnd w:id="80"/>
+    <w:bookmarkEnd w:id="88"/>
     <w:p/>
-    <w:bookmarkStart w:id="81" w:name="tab-ch2-fe-core-resp"/>
+    <w:bookmarkStart w:id="89" w:name="tab-ch2-fe-core-resp"/>
     <w:p>
       <w:pPr>
         <w:pStyle w:val="TableCaption"/>
@@ -8762,7 +9872,7 @@
         <w:fldChar w:fldCharType="separate"/>
       </w:r>
       <w:r>
-        <w:t>9</w:t>
+        <w:t>12</w:t>
       </w:r>
       <w:r>
         <w:fldChar w:fldCharType="end"/>
@@ -9137,9 +10247,9 @@
         </w:tc>
       </w:tr>
     </w:tbl>
-    <w:bookmarkEnd w:id="81"/>
+    <w:bookmarkEnd w:id="89"/>
     <w:p/>
-    <w:bookmarkStart w:id="82" w:name="tab-ch2-fe-thread-data"/>
+    <w:bookmarkStart w:id="90" w:name="tab-ch2-fe-thread-data"/>
     <w:p>
       <w:pPr>
         <w:pStyle w:val="TableCaption"/>
@@ -9157,7 +10267,7 @@
         <w:fldChar w:fldCharType="separate"/>
       </w:r>
       <w:r>
-        <w:t>10</w:t>
+        <w:t>13</w:t>
       </w:r>
       <w:r>
         <w:fldChar w:fldCharType="end"/>
@@ -9269,7 +10379,7 @@
                 <w:rPr>
                   <w:rStyle w:val="Hyperlink"/>
                 </w:rPr>
-                <w:t xml:space="preserve">Table 9</w:t>
+                <w:t xml:space="preserve">Table 12</w:t>
               </w:r>
             </w:hyperlink>
             <w:r>
@@ -9373,9 +10483,9 @@
         </w:tc>
       </w:tr>
     </w:tbl>
-    <w:bookmarkEnd w:id="82"/>
+    <w:bookmarkEnd w:id="90"/>
     <w:p/>
-    <w:bookmarkStart w:id="83" w:name="tab-ch2-fe-decode-words"/>
+    <w:bookmarkStart w:id="91" w:name="tab-ch2-fe-decode-words"/>
     <w:p>
       <w:pPr>
         <w:pStyle w:val="TableCaption"/>
@@ -9393,7 +10503,7 @@
         <w:fldChar w:fldCharType="separate"/>
       </w:r>
       <w:r>
-        <w:t>11</w:t>
+        <w:t>14</w:t>
       </w:r>
       <w:r>
         <w:fldChar w:fldCharType="end"/>
@@ -9572,9 +10682,9 @@
         </w:tc>
       </w:tr>
     </w:tbl>
-    <w:bookmarkEnd w:id="83"/>
-    <w:bookmarkEnd w:id="84"/>
-    <w:bookmarkStart w:id="86" w:name="sec-ch2-fe-params"/>
+    <w:bookmarkEnd w:id="91"/>
+    <w:bookmarkEnd w:id="92"/>
+    <w:bookmarkStart w:id="94" w:name="sec-ch2-fe-params"/>
     <w:p>
       <w:pPr>
         <w:pStyle w:val="Heading4"/>
@@ -9592,7 +10702,7 @@
         <w:t xml:space="preserve">Configuration Parameters</w:t>
       </w:r>
     </w:p>
-    <w:bookmarkStart w:id="85" w:name="tab-ch2-fe-params"/>
+    <w:bookmarkStart w:id="93" w:name="tab-ch2-fe-params"/>
     <w:p>
       <w:pPr>
         <w:pStyle w:val="TableCaption"/>
@@ -9610,7 +10720,7 @@
         <w:fldChar w:fldCharType="separate"/>
       </w:r>
       <w:r>
-        <w:t>12</w:t>
+        <w:t>15</w:t>
       </w:r>
       <w:r>
         <w:fldChar w:fldCharType="end"/>
@@ -9867,10 +10977,10 @@
         </w:tc>
       </w:tr>
     </w:tbl>
-    <w:bookmarkEnd w:id="85"/>
-    <w:bookmarkEnd w:id="86"/>
-    <w:bookmarkEnd w:id="87"/>
-    <w:bookmarkStart w:id="92" w:name="sec-ch2-fe-pipeline"/>
+    <w:bookmarkEnd w:id="93"/>
+    <w:bookmarkEnd w:id="94"/>
+    <w:bookmarkEnd w:id="95"/>
+    <w:bookmarkStart w:id="100" w:name="sec-ch2-fe-pipeline"/>
     <w:p>
       <w:pPr>
         <w:pStyle w:val="Heading3"/>
@@ -9900,14 +11010,14 @@
           <w:rPr>
             <w:rStyle w:val="Hyperlink"/>
           </w:rPr>
-          <w:t xml:space="preserve">Figure 9</w:t>
+          <w:t xml:space="preserve">Figure 10</w:t>
         </w:r>
       </w:hyperlink>
       <w:r>
         <w:t xml:space="preserve">). Stages F1 to F5 overlap the L0 micro-cache pipeline.</w:t>
       </w:r>
     </w:p>
-    <w:bookmarkStart w:id="91" w:name="fig-ch2-fe-pipeline"/>
+    <w:bookmarkStart w:id="99" w:name="fig-ch2-fe-pipeline"/>
     <w:p>
       <w:pPr>
         <w:pStyle w:val="CaptionedFigure"/>
@@ -9917,18 +11027,18 @@
           <wp:inline>
             <wp:extent cx="5334000" cy="1569798"/>
             <wp:effectExtent b="0" l="0" r="0" t="0"/>
-            <wp:docPr descr="Front End pipeline" title="" id="89" name="Picture"/>
+            <wp:docPr descr="Front End pipeline" title="" id="97" name="Picture"/>
             <a:graphic>
               <a:graphicData uri="http://schemas.openxmlformats.org/drawingml/2006/picture">
                 <pic:pic>
                   <pic:nvPicPr>
-                    <pic:cNvPr descr="images/ch02/fig-fe-pipeline.png" id="90" name="Picture"/>
+                    <pic:cNvPr descr="images/ch02/fig-fe-pipeline.png" id="98" name="Picture"/>
                     <pic:cNvPicPr>
                       <a:picLocks noChangeArrowheads="1" noChangeAspect="1"/>
                     </pic:cNvPicPr>
                   </pic:nvPicPr>
                   <pic:blipFill>
-                    <a:blip r:embed="rId88"/>
+                    <a:blip r:embed="rId96"/>
                     <a:stretch>
                       <a:fillRect/>
                     </a:stretch>
@@ -9972,7 +11082,7 @@
         <w:fldChar w:fldCharType="separate"/>
       </w:r>
       <w:r>
-        <w:t>9</w:t>
+        <w:t>10</w:t>
       </w:r>
       <w:r>
         <w:fldChar w:fldCharType="end"/>
@@ -9984,7 +11094,7 @@
         <w:t xml:space="preserve">Front End pipeline</w:t>
       </w:r>
     </w:p>
-    <w:bookmarkEnd w:id="91"/>
+    <w:bookmarkEnd w:id="99"/>
     <w:p>
       <w:pPr>
         <w:pStyle w:val="DefinitionTerm"/>
@@ -10014,14 +11124,14 @@
         <w:pStyle w:val="Definition"/>
       </w:pPr>
       <w:r>
-        <w:t xml:space="preserve">The selected request is held in F1 until the L0 micro-cache accepts it, which happens at the earliest in the second F1 cycle. The thread then waits for the response. The L0 micro-cache has a fixed five-cycle latency, whether the request is a hit or a miss: counting the cycle in which it accepts the request as the first cycle, the response is returned in the fifth cycle, in F5 (</w:t>
+        <w:t xml:space="preserve">The selected request is held in F1 until the L0 micro-cache accepts it, which happens at the earliest in the second F1 cycle. The thread then waits for the response. The L0 micro-cache always responds to an accepted request, whether it is a hit or a miss, with a fixed five-cycle latency: counting the cycle in which it accepts the request as the first cycle, the response is returned in the fifth cycle, in F5 (</w:t>
       </w:r>
       <w:hyperlink w:anchor="fig-ch2-fe-td-hit">
         <w:r>
           <w:rPr>
             <w:rStyle w:val="Hyperlink"/>
           </w:rPr>
-          <w:t xml:space="preserve">Figure 11</w:t>
+          <w:t xml:space="preserve">Figure 12</w:t>
         </w:r>
       </w:hyperlink>
       <w:r>
@@ -10068,8 +11178,8 @@
         <w:t xml:space="preserve">With an L0 hit and no competing requests, the first instruction of a block reaches ID nine cycles after its request is issued in F0.</w:t>
       </w:r>
     </w:p>
-    <w:bookmarkEnd w:id="92"/>
-    <w:bookmarkStart w:id="113" w:name="sec-ch2-fe-l0"/>
+    <w:bookmarkEnd w:id="100"/>
+    <w:bookmarkStart w:id="121" w:name="sec-ch2-fe-l0"/>
     <w:p>
       <w:pPr>
         <w:pStyle w:val="Heading3"/>
@@ -10102,7 +11212,7 @@
           <w:rPr>
             <w:rStyle w:val="Hyperlink"/>
           </w:rPr>
-          <w:t xml:space="preserve">Figure 10</w:t>
+          <w:t xml:space="preserve">Figure 11</w:t>
         </w:r>
       </w:hyperlink>
       <w:r>
@@ -10126,7 +11236,7 @@
         <w:t xml:space="preserve">.</w:t>
       </w:r>
     </w:p>
-    <w:bookmarkStart w:id="96" w:name="fig-ch2-fe-l0-path"/>
+    <w:bookmarkStart w:id="104" w:name="fig-ch2-fe-l0-path"/>
     <w:p>
       <w:pPr>
         <w:pStyle w:val="CaptionedFigure"/>
@@ -10136,18 +11246,18 @@
           <wp:inline>
             <wp:extent cx="5334000" cy="2037232"/>
             <wp:effectExtent b="0" l="0" r="0" t="0"/>
-            <wp:docPr descr="Front End to L0 micro-cache request and response path" title="" id="94" name="Picture"/>
+            <wp:docPr descr="Front End to L0 micro-cache request and response path" title="" id="102" name="Picture"/>
             <a:graphic>
               <a:graphicData uri="http://schemas.openxmlformats.org/drawingml/2006/picture">
                 <pic:pic>
                   <pic:nvPicPr>
-                    <pic:cNvPr descr="images/ch02/fig-fe-l0-path.png" id="95" name="Picture"/>
+                    <pic:cNvPr descr="images/ch02/fig-fe-l0-path.png" id="103" name="Picture"/>
                     <pic:cNvPicPr>
                       <a:picLocks noChangeArrowheads="1" noChangeAspect="1"/>
                     </pic:cNvPicPr>
                   </pic:nvPicPr>
                   <pic:blipFill>
-                    <a:blip r:embed="rId93"/>
+                    <a:blip r:embed="rId101"/>
                     <a:stretch>
                       <a:fillRect/>
                     </a:stretch>
@@ -10191,7 +11301,7 @@
         <w:fldChar w:fldCharType="separate"/>
       </w:r>
       <w:r>
-        <w:t>10</w:t>
+        <w:t>11</w:t>
       </w:r>
       <w:r>
         <w:fldChar w:fldCharType="end"/>
@@ -10203,8 +11313,8 @@
         <w:t xml:space="preserve">Front End to L0 micro-cache request and response path</w:t>
       </w:r>
     </w:p>
-    <w:bookmarkEnd w:id="96"/>
-    <w:bookmarkStart w:id="97" w:name="sec-ch2-fe-arb"/>
+    <w:bookmarkEnd w:id="104"/>
+    <w:bookmarkStart w:id="105" w:name="sec-ch2-fe-arb"/>
     <w:p>
       <w:pPr>
         <w:pStyle w:val="Heading4"/>
@@ -10234,7 +11344,7 @@
       <w:pPr>
         <w:numPr>
           <w:ilvl w:val="0"/>
-          <w:numId w:val="1016"/>
+          <w:numId w:val="1018"/>
         </w:numPr>
       </w:pPr>
       <w:r>
@@ -10255,7 +11365,7 @@
       <w:pPr>
         <w:numPr>
           <w:ilvl w:val="0"/>
-          <w:numId w:val="1016"/>
+          <w:numId w:val="1018"/>
         </w:numPr>
       </w:pPr>
       <w:r>
@@ -10263,28 +11373,28 @@
           <w:b/>
           <w:bCs/>
         </w:rPr>
-        <w:t xml:space="preserve">F1 request register.</w:t>
+        <w:t xml:space="preserve">F1 I-cache request register (</w:t>
+      </w:r>
+      <w:r>
+        <w:rPr>
+          <w:rStyle w:val="VerbatimChar"/>
+          <w:b/>
+          <w:bCs/>
+        </w:rPr>
+        <w:t xml:space="preserve">f1_icache_req</w:t>
+      </w:r>
+      <w:r>
+        <w:rPr>
+          <w:b/>
+          <w:bCs/>
+        </w:rPr>
+        <w:t xml:space="preserve">).</w:t>
       </w:r>
       <w:r>
         <w:t xml:space="preserve"> </w:t>
       </w:r>
       <w:r>
-        <w:t xml:space="preserve">Holds the granted request on</w:t>
-      </w:r>
-      <w:r>
-        <w:t xml:space="preserve"> </w:t>
-      </w:r>
-      <w:r>
-        <w:rPr>
-          <w:rStyle w:val="VerbatimChar"/>
-        </w:rPr>
-        <w:t xml:space="preserve">f1_icache_req</w:t>
-      </w:r>
-      <w:r>
-        <w:t xml:space="preserve"> </w:t>
-      </w:r>
-      <w:r>
-        <w:t xml:space="preserve">until the Neighborhood accepts it with</w:t>
+        <w:t xml:space="preserve">Holds the granted request until the Neighborhood accepts it with</w:t>
       </w:r>
       <w:r>
         <w:t xml:space="preserve"> </w:t>
@@ -10303,7 +11413,7 @@
       <w:pPr>
         <w:numPr>
           <w:ilvl w:val="0"/>
-          <w:numId w:val="1016"/>
+          <w:numId w:val="1018"/>
         </w:numPr>
       </w:pPr>
       <w:r>
@@ -10332,8 +11442,8 @@
         <w:t xml:space="preserve">. Because of the capture register, a request is accepted at the earliest in its second F1 cycle.</w:t>
       </w:r>
     </w:p>
-    <w:bookmarkEnd w:id="97"/>
-    <w:bookmarkStart w:id="102" w:name="sec-ch2-fe-track"/>
+    <w:bookmarkEnd w:id="105"/>
+    <w:bookmarkStart w:id="110" w:name="sec-ch2-fe-track"/>
     <w:p>
       <w:pPr>
         <w:pStyle w:val="Heading4"/>
@@ -10356,7 +11466,7 @@
         <w:pStyle w:val="FirstParagraph"/>
       </w:pPr>
       <w:r>
-        <w:t xml:space="preserve">The L0 micro-cache has a five-stage pipeline and returns exactly one response per accepted request, from its last stage, for a hit and for a miss alike. The response reaches the Front End in F5, four cycles after acceptance; with the earliest acceptance this is five cycles after the request enters F1.</w:t>
+        <w:t xml:space="preserve">The L0 micro-cache has a five-stage pipeline and returns exactly one response per accepted request, from its last stage, for a hit and for a miss alike. The response reaches the Front End in F5.</w:t>
       </w:r>
     </w:p>
     <w:p>
@@ -10382,7 +11492,7 @@
         <w:t xml:space="preserve">and broadcast to both thread buffers.</w:t>
       </w:r>
     </w:p>
-    <w:bookmarkStart w:id="101" w:name="fig-ch2-fe-td-hit"/>
+    <w:bookmarkStart w:id="109" w:name="fig-ch2-fe-td-hit"/>
     <w:p>
       <w:pPr>
         <w:pStyle w:val="CaptionedFigure"/>
@@ -10392,18 +11502,18 @@
           <wp:inline>
             <wp:extent cx="5334000" cy="3176127"/>
             <wp:effectExtent b="0" l="0" r="0" t="0"/>
-            <wp:docPr descr="Request and hit response" title="" id="99" name="Picture"/>
+            <wp:docPr descr="Request and hit response" title="" id="107" name="Picture"/>
             <a:graphic>
               <a:graphicData uri="http://schemas.openxmlformats.org/drawingml/2006/picture">
                 <pic:pic>
                   <pic:nvPicPr>
-                    <pic:cNvPr descr="images/ch02/td-fe-hit.png" id="100" name="Picture"/>
+                    <pic:cNvPr descr="images/ch02/td-fe-hit.png" id="108" name="Picture"/>
                     <pic:cNvPicPr>
                       <a:picLocks noChangeArrowheads="1" noChangeAspect="1"/>
                     </pic:cNvPicPr>
                   </pic:nvPicPr>
                   <pic:blipFill>
-                    <a:blip r:embed="rId98"/>
+                    <a:blip r:embed="rId106"/>
                     <a:stretch>
                       <a:fillRect/>
                     </a:stretch>
@@ -10447,7 +11557,7 @@
         <w:fldChar w:fldCharType="separate"/>
       </w:r>
       <w:r>
-        <w:t>11</w:t>
+        <w:t>12</w:t>
       </w:r>
       <w:r>
         <w:fldChar w:fldCharType="end"/>
@@ -10459,7 +11569,7 @@
         <w:t xml:space="preserve">Request and hit response</w:t>
       </w:r>
     </w:p>
-    <w:bookmarkEnd w:id="101"/>
+    <w:bookmarkEnd w:id="109"/>
     <w:p>
       <w:pPr>
         <w:pStyle w:val="BodyText"/>
@@ -10475,18 +11585,18 @@
           <w:rPr>
             <w:rStyle w:val="Hyperlink"/>
           </w:rPr>
-          <w:t xml:space="preserve">Figure 11</w:t>
+          <w:t xml:space="preserve">Figure 12</w:t>
         </w:r>
       </w:hyperlink>
       <w:r>
         <w:t xml:space="preserve"> </w:t>
       </w:r>
       <w:r>
-        <w:t xml:space="preserve">the request is issued in cycle 1, accepted in cycle 3, and the block returns in cycle 7. It is written in cycle 8; the first instruction is in F7 in cycle 9 and in ID in cycle 10.</w:t>
-      </w:r>
-    </w:p>
-    <w:bookmarkEnd w:id="102"/>
-    <w:bookmarkStart w:id="107" w:name="sec-ch2-fe-miss"/>
+        <w:t xml:space="preserve">the request is issued in cycle 1, accepted in cycle 3, and the block returns in cycle 7. It is written in cycle 8; the first instruction of the fetched block is in the F7 stage in cycle 9 and in the ID stage in cycle 10.</w:t>
+      </w:r>
+    </w:p>
+    <w:bookmarkEnd w:id="110"/>
+    <w:bookmarkStart w:id="115" w:name="sec-ch2-fe-miss"/>
     <w:p>
       <w:pPr>
         <w:pStyle w:val="Heading4"/>
@@ -10541,7 +11651,7 @@
         <w:t xml:space="preserve">. The signal is broadcast to all threads of the L0 micro-cache and carries no address. Every sleeping thread wakes and retries; a thread whose line is still absent misses again and sleeps until the next fill. A redirect, a thread disable or a pending halt also clears the sleep state.</w:t>
       </w:r>
     </w:p>
-    <w:bookmarkStart w:id="106" w:name="fig-ch2-fe-td-miss"/>
+    <w:bookmarkStart w:id="114" w:name="fig-ch2-fe-td-miss"/>
     <w:p>
       <w:pPr>
         <w:pStyle w:val="CaptionedFigure"/>
@@ -10551,18 +11661,18 @@
           <wp:inline>
             <wp:extent cx="5334000" cy="2236914"/>
             <wp:effectExtent b="0" l="0" r="0" t="0"/>
-            <wp:docPr descr="Miss, sleep and retry" title="" id="104" name="Picture"/>
+            <wp:docPr descr="Miss, sleep and retry" title="" id="112" name="Picture"/>
             <a:graphic>
               <a:graphicData uri="http://schemas.openxmlformats.org/drawingml/2006/picture">
                 <pic:pic>
                   <pic:nvPicPr>
-                    <pic:cNvPr descr="images/ch02/td-fe-miss.png" id="105" name="Picture"/>
+                    <pic:cNvPr descr="images/ch02/td-fe-miss.png" id="113" name="Picture"/>
                     <pic:cNvPicPr>
                       <a:picLocks noChangeArrowheads="1" noChangeAspect="1"/>
                     </pic:cNvPicPr>
                   </pic:nvPicPr>
                   <pic:blipFill>
-                    <a:blip r:embed="rId103"/>
+                    <a:blip r:embed="rId111"/>
                     <a:stretch>
                       <a:fillRect/>
                     </a:stretch>
@@ -10606,7 +11716,7 @@
         <w:fldChar w:fldCharType="separate"/>
       </w:r>
       <w:r>
-        <w:t>12</w:t>
+        <w:t>13</w:t>
       </w:r>
       <w:r>
         <w:fldChar w:fldCharType="end"/>
@@ -10618,7 +11728,7 @@
         <w:t xml:space="preserve">Miss, sleep and retry</w:t>
       </w:r>
     </w:p>
-    <w:bookmarkEnd w:id="106"/>
+    <w:bookmarkEnd w:id="114"/>
     <w:p>
       <w:pPr>
         <w:pStyle w:val="BodyText"/>
@@ -10634,7 +11744,7 @@
           <w:rPr>
             <w:rStyle w:val="Hyperlink"/>
           </w:rPr>
-          <w:t xml:space="preserve">Figure 12</w:t>
+          <w:t xml:space="preserve">Figure 13</w:t>
         </w:r>
       </w:hyperlink>
       <w:r>
@@ -10652,8 +11762,8 @@
         <w:t xml:space="preserve">Fill done is issued one cycle after the response slot. A request that looks up the L0 micro-cache while a fill is being written still misses, and its response is the last miss that the fill can cause. Issuing fill done one cycle after that response, and registering it again in the Front End, ensures that every thread has entered the sleep state before the wake-up arrives. A wake-up that arrived first would be lost, and the thread would wait for an unrelated fill.</w:t>
       </w:r>
     </w:p>
-    <w:bookmarkEnd w:id="107"/>
-    <w:bookmarkStart w:id="112" w:name="sec-ch2-fe-kill"/>
+    <w:bookmarkEnd w:id="115"/>
+    <w:bookmarkStart w:id="120" w:name="sec-ch2-fe-kill"/>
     <w:p>
       <w:pPr>
         <w:pStyle w:val="Heading4"/>
@@ -10684,10 +11794,10 @@
         <w:pStyle w:val="BodyText"/>
       </w:pPr>
       <w:r>
-        <w:t xml:space="preserve">A request still waiting in the F1 request register cannot be withdrawn: the register is shared and the Neighborhood already holds a copy. The thread records the cancellation and does not advance the token when the request is accepted. The lookup is performed and its response discarded. The thread’s new request is issued only after the cancelled request has been accepted.</w:t>
-      </w:r>
-    </w:p>
-    <w:bookmarkStart w:id="111" w:name="fig-ch2-fe-td-kill"/>
+        <w:t xml:space="preserve">A request still waiting in the F1 I-cache request register cannot be withdrawn: the register is shared and the Neighborhood already holds a copy. The thread records the cancellation and does not advance the token when the request is accepted. The I-cache lookup is performed and its response is discarded. The thread’s new request is issued only after the cancelled request has been accepted.</w:t>
+      </w:r>
+    </w:p>
+    <w:bookmarkStart w:id="119" w:name="fig-ch2-fe-td-kill"/>
     <w:p>
       <w:pPr>
         <w:pStyle w:val="CaptionedFigure"/>
@@ -10697,18 +11807,18 @@
           <wp:inline>
             <wp:extent cx="5334000" cy="2189659"/>
             <wp:effectExtent b="0" l="0" r="0" t="0"/>
-            <wp:docPr descr="Redirect while a request waits in F1" title="" id="109" name="Picture"/>
+            <wp:docPr descr="Redirect while a request waits in F1" title="" id="117" name="Picture"/>
             <a:graphic>
               <a:graphicData uri="http://schemas.openxmlformats.org/drawingml/2006/picture">
                 <pic:pic>
                   <pic:nvPicPr>
-                    <pic:cNvPr descr="images/ch02/td-fe-kill.png" id="110" name="Picture"/>
+                    <pic:cNvPr descr="images/ch02/td-fe-kill.png" id="118" name="Picture"/>
                     <pic:cNvPicPr>
                       <a:picLocks noChangeArrowheads="1" noChangeAspect="1"/>
                     </pic:cNvPicPr>
                   </pic:nvPicPr>
                   <pic:blipFill>
-                    <a:blip r:embed="rId108"/>
+                    <a:blip r:embed="rId116"/>
                     <a:stretch>
                       <a:fillRect/>
                     </a:stretch>
@@ -10752,7 +11862,7 @@
         <w:fldChar w:fldCharType="separate"/>
       </w:r>
       <w:r>
-        <w:t>13</w:t>
+        <w:t>14</w:t>
       </w:r>
       <w:r>
         <w:fldChar w:fldCharType="end"/>
@@ -10764,7 +11874,7 @@
         <w:t xml:space="preserve">Redirect while a request waits in F1</w:t>
       </w:r>
     </w:p>
-    <w:bookmarkEnd w:id="111"/>
+    <w:bookmarkEnd w:id="119"/>
     <w:p>
       <w:pPr>
         <w:pStyle w:val="BodyText"/>
@@ -10780,7 +11890,7 @@
           <w:rPr>
             <w:rStyle w:val="Hyperlink"/>
           </w:rPr>
-          <w:t xml:space="preserve">Figure 13</w:t>
+          <w:t xml:space="preserve">Figure 14</w:t>
         </w:r>
       </w:hyperlink>
       <w:r>
@@ -10790,9 +11900,9 @@
         <w:t xml:space="preserve">the redirect arrives in cycle 3 while the request waits in F1. The cancellation is held until the request is accepted in cycle 5; no token enters F2. The new request is issued in cycle 6 and accepted in cycle 8.</w:t>
       </w:r>
     </w:p>
-    <w:bookmarkEnd w:id="112"/>
-    <w:bookmarkEnd w:id="113"/>
-    <w:bookmarkStart w:id="137" w:name="sec-ch2-fe-tb"/>
+    <w:bookmarkEnd w:id="120"/>
+    <w:bookmarkEnd w:id="121"/>
+    <w:bookmarkStart w:id="145" w:name="sec-ch2-fe-tb"/>
     <w:p>
       <w:pPr>
         <w:pStyle w:val="Heading3"/>
@@ -10827,7 +11937,7 @@
         <w:t xml:space="preserve">). It holds the thread’s fetch PC and a 64-byte instruction buffer, generates and tracks fetch requests, writes the returned blocks, and extracts one instruction per cycle.</w:t>
       </w:r>
     </w:p>
-    <w:bookmarkStart w:id="117" w:name="fig-ch2-fe-tb"/>
+    <w:bookmarkStart w:id="125" w:name="fig-ch2-fe-tb"/>
     <w:p>
       <w:pPr>
         <w:pStyle w:val="CaptionedFigure"/>
@@ -10835,20 +11945,20 @@
       <w:r>
         <w:drawing>
           <wp:inline>
-            <wp:extent cx="5334000" cy="3859433"/>
+            <wp:extent cx="5334000" cy="3875699"/>
             <wp:effectExtent b="0" l="0" r="0" t="0"/>
-            <wp:docPr descr="Thread buffer operation" title="" id="115" name="Picture"/>
+            <wp:docPr descr="Thread buffer operation" title="" id="123" name="Picture"/>
             <a:graphic>
               <a:graphicData uri="http://schemas.openxmlformats.org/drawingml/2006/picture">
                 <pic:pic>
                   <pic:nvPicPr>
-                    <pic:cNvPr descr="images/ch02/fig-fe-thread-buffer-flow.png" id="116" name="Picture"/>
+                    <pic:cNvPr descr="images/ch02/fig-fe-thread-buffer-flow.png" id="124" name="Picture"/>
                     <pic:cNvPicPr>
                       <a:picLocks noChangeArrowheads="1" noChangeAspect="1"/>
                     </pic:cNvPicPr>
                   </pic:nvPicPr>
                   <pic:blipFill>
-                    <a:blip r:embed="rId114"/>
+                    <a:blip r:embed="rId122"/>
                     <a:stretch>
                       <a:fillRect/>
                     </a:stretch>
@@ -10856,7 +11966,7 @@
                   <pic:spPr bwMode="auto">
                     <a:xfrm>
                       <a:off x="0" y="0"/>
-                      <a:ext cx="5334000" cy="3859433"/>
+                      <a:ext cx="5334000" cy="3875699"/>
                     </a:xfrm>
                     <a:prstGeom prst="rect">
                       <a:avLst/>
@@ -10892,7 +12002,7 @@
         <w:fldChar w:fldCharType="separate"/>
       </w:r>
       <w:r>
-        <w:t>14</w:t>
+        <w:t>15</w:t>
       </w:r>
       <w:r>
         <w:fldChar w:fldCharType="end"/>
@@ -10904,8 +12014,8 @@
         <w:t xml:space="preserve">Thread buffer operation</w:t>
       </w:r>
     </w:p>
-    <w:bookmarkEnd w:id="117"/>
-    <w:bookmarkStart w:id="121" w:name="fig-ch2-fe-tb-detail"/>
+    <w:bookmarkEnd w:id="125"/>
+    <w:bookmarkStart w:id="129" w:name="fig-ch2-fe-tb-detail"/>
     <w:p>
       <w:pPr>
         <w:pStyle w:val="CaptionedFigure"/>
@@ -10913,20 +12023,20 @@
       <w:r>
         <w:drawing>
           <wp:inline>
-            <wp:extent cx="5334000" cy="3310309"/>
+            <wp:extent cx="5334000" cy="3452461"/>
             <wp:effectExtent b="0" l="0" r="0" t="0"/>
-            <wp:docPr descr="Thread buffer pipeline" title="" id="119" name="Picture"/>
+            <wp:docPr descr="Thread buffer pipeline" title="" id="127" name="Picture"/>
             <a:graphic>
               <a:graphicData uri="http://schemas.openxmlformats.org/drawingml/2006/picture">
                 <pic:pic>
                   <pic:nvPicPr>
-                    <pic:cNvPr descr="images/ch02/fig-fe-pipeline-detail.png" id="120" name="Picture"/>
+                    <pic:cNvPr descr="images/ch02/fig-fe-pipeline-detail.png" id="128" name="Picture"/>
                     <pic:cNvPicPr>
                       <a:picLocks noChangeArrowheads="1" noChangeAspect="1"/>
                     </pic:cNvPicPr>
                   </pic:nvPicPr>
                   <pic:blipFill>
-                    <a:blip r:embed="rId118"/>
+                    <a:blip r:embed="rId126"/>
                     <a:stretch>
                       <a:fillRect/>
                     </a:stretch>
@@ -10934,7 +12044,7 @@
                   <pic:spPr bwMode="auto">
                     <a:xfrm>
                       <a:off x="0" y="0"/>
-                      <a:ext cx="5334000" cy="3310309"/>
+                      <a:ext cx="5334000" cy="3452461"/>
                     </a:xfrm>
                     <a:prstGeom prst="rect">
                       <a:avLst/>
@@ -10970,7 +12080,7 @@
         <w:fldChar w:fldCharType="separate"/>
       </w:r>
       <w:r>
-        <w:t>15</w:t>
+        <w:t>16</w:t>
       </w:r>
       <w:r>
         <w:fldChar w:fldCharType="end"/>
@@ -10982,8 +12092,8 @@
         <w:t xml:space="preserve">Thread buffer pipeline</w:t>
       </w:r>
     </w:p>
-    <w:bookmarkEnd w:id="121"/>
-    <w:bookmarkStart w:id="127" w:name="sec-ch2-fe-entries"/>
+    <w:bookmarkEnd w:id="129"/>
+    <w:bookmarkStart w:id="135" w:name="sec-ch2-fe-entries"/>
     <w:p>
       <w:pPr>
         <w:pStyle w:val="Heading4"/>
@@ -11021,7 +12131,7 @@
       <w:pPr>
         <w:numPr>
           <w:ilvl w:val="0"/>
-          <w:numId w:val="1017"/>
+          <w:numId w:val="1019"/>
         </w:numPr>
       </w:pPr>
       <w:r>
@@ -11042,7 +12152,7 @@
       <w:pPr>
         <w:numPr>
           <w:ilvl w:val="0"/>
-          <w:numId w:val="1017"/>
+          <w:numId w:val="1019"/>
         </w:numPr>
       </w:pPr>
       <w:r>
@@ -11079,7 +12189,7 @@
         <w:t xml:space="preserve">The read port wraps around: halfword 15 of one entry is followed by halfword 0 of the other. The entries therefore form a ring of 32 halfwords, and a 32-bit instruction that starts in the last halfword of an entry is read in one access.</w:t>
       </w:r>
     </w:p>
-    <w:bookmarkStart w:id="125" w:name="fig-ch2-fe-buf-org"/>
+    <w:bookmarkStart w:id="133" w:name="fig-ch2-fe-buf-org"/>
     <w:p>
       <w:pPr>
         <w:pStyle w:val="CaptionedFigure"/>
@@ -11089,18 +12199,18 @@
           <wp:inline>
             <wp:extent cx="5334000" cy="2812624"/>
             <wp:effectExtent b="0" l="0" r="0" t="0"/>
-            <wp:docPr descr="Thread-buffer entries and read pointer" title="" id="123" name="Picture"/>
+            <wp:docPr descr="Thread-buffer entries and read pointer" title="" id="131" name="Picture"/>
             <a:graphic>
               <a:graphicData uri="http://schemas.openxmlformats.org/drawingml/2006/picture">
                 <pic:pic>
                   <pic:nvPicPr>
-                    <pic:cNvPr descr="images/ch02/fig-fe-buffer.png" id="124" name="Picture"/>
+                    <pic:cNvPr descr="images/ch02/fig-fe-buffer.png" id="132" name="Picture"/>
                     <pic:cNvPicPr>
                       <a:picLocks noChangeArrowheads="1" noChangeAspect="1"/>
                     </pic:cNvPicPr>
                   </pic:nvPicPr>
                   <pic:blipFill>
-                    <a:blip r:embed="rId122"/>
+                    <a:blip r:embed="rId130"/>
                     <a:stretch>
                       <a:fillRect/>
                     </a:stretch>
@@ -11144,38 +12254,38 @@
         <w:fldChar w:fldCharType="separate"/>
       </w:r>
       <w:r>
+        <w:t>17</w:t>
+      </w:r>
+      <w:r>
+        <w:fldChar w:fldCharType="end"/>
+      </w:r>
+      <w:r>
+        <w:t xml:space="preserve">. </w:t>
+      </w:r>
+      <w:r>
+        <w:t xml:space="preserve">Thread-buffer entries and read pointer</w:t>
+      </w:r>
+    </w:p>
+    <w:bookmarkEnd w:id="133"/>
+    <w:bookmarkStart w:id="134" w:name="tab-ch2-fe-buf-state"/>
+    <w:p>
+      <w:pPr>
+        <w:pStyle w:val="TableCaption"/>
+      </w:pPr>
+      <w:r>
+        <w:t xml:space="preserve">Table </w:t>
+      </w:r>
+      <w:r>
+        <w:fldChar w:fldCharType="begin"/>
+      </w:r>
+      <w:r>
+        <w:instrText xml:space="preserve"> SEQ Table \* ARABIC </w:instrText>
+      </w:r>
+      <w:r>
+        <w:fldChar w:fldCharType="separate"/>
+      </w:r>
+      <w:r>
         <w:t>16</w:t>
-      </w:r>
-      <w:r>
-        <w:fldChar w:fldCharType="end"/>
-      </w:r>
-      <w:r>
-        <w:t xml:space="preserve">. </w:t>
-      </w:r>
-      <w:r>
-        <w:t xml:space="preserve">Thread-buffer entries and read pointer</w:t>
-      </w:r>
-    </w:p>
-    <w:bookmarkEnd w:id="125"/>
-    <w:bookmarkStart w:id="126" w:name="tab-ch2-fe-buf-state"/>
-    <w:p>
-      <w:pPr>
-        <w:pStyle w:val="TableCaption"/>
-      </w:pPr>
-      <w:r>
-        <w:t xml:space="preserve">Table </w:t>
-      </w:r>
-      <w:r>
-        <w:fldChar w:fldCharType="begin"/>
-      </w:r>
-      <w:r>
-        <w:instrText xml:space="preserve"> SEQ Table \* ARABIC </w:instrText>
-      </w:r>
-      <w:r>
-        <w:fldChar w:fldCharType="separate"/>
-      </w:r>
-      <w:r>
-        <w:t>13</w:t>
       </w:r>
       <w:r>
         <w:fldChar w:fldCharType="end"/>
@@ -11260,18 +12370,27 @@
               <w:jc w:val="left"/>
             </w:pPr>
             <w:r>
-              <w:t xml:space="preserve">Base address</w:t>
-            </w:r>
-          </w:p>
-        </w:tc>
-        <w:tc>
-          <w:tcPr/>
-          <w:p>
-            <w:pPr>
-              <w:jc w:val="left"/>
-            </w:pPr>
-            <w:r>
-              <w:t xml:space="preserve">Address of the request that filled the entry. Defines the words written, the first halfword to extract and the upper PC bits of the entry’s instructions.</w:t>
+              <w:t xml:space="preserve">Block address</w:t>
+            </w:r>
+          </w:p>
+        </w:tc>
+        <w:tc>
+          <w:tcPr/>
+          <w:p>
+            <w:pPr>
+              <w:jc w:val="left"/>
+            </w:pPr>
+            <w:r>
+              <w:t xml:space="preserve">Address of the instruction block held in the entry (</w:t>
+            </w:r>
+            <w:r>
+              <w:rPr>
+                <w:rStyle w:val="VerbatimChar"/>
+              </w:rPr>
+              <w:t xml:space="preserve">buffer_pc</w:t>
+            </w:r>
+            <w:r>
+              <w:t xml:space="preserve">). Only the words from this address onward are written, extraction in the entry starts at this address, and it provides the upper PC bits of every instruction read from the entry.</w:t>
             </w:r>
           </w:p>
         </w:tc>
@@ -11349,9 +12468,9 @@
         </w:tc>
       </w:tr>
     </w:tbl>
-    <w:bookmarkEnd w:id="126"/>
-    <w:bookmarkEnd w:id="127"/>
-    <w:bookmarkStart w:id="129" w:name="sec-ch2-fe-pc"/>
+    <w:bookmarkEnd w:id="134"/>
+    <w:bookmarkEnd w:id="135"/>
+    <w:bookmarkStart w:id="137" w:name="sec-ch2-fe-pc"/>
     <w:p>
       <w:pPr>
         <w:pStyle w:val="Heading4"/>
@@ -11384,14 +12503,14 @@
           <w:rPr>
             <w:rStyle w:val="Hyperlink"/>
           </w:rPr>
-          <w:t xml:space="preserve">Table 14</w:t>
+          <w:t xml:space="preserve">Table 17</w:t>
         </w:r>
       </w:hyperlink>
       <w:r>
         <w:t xml:space="preserve">.</w:t>
       </w:r>
     </w:p>
-    <w:bookmarkStart w:id="128" w:name="tab-ch2-fe-pc"/>
+    <w:bookmarkStart w:id="136" w:name="tab-ch2-fe-pc"/>
     <w:p>
       <w:pPr>
         <w:pStyle w:val="TableCaption"/>
@@ -11409,7 +12528,7 @@
         <w:fldChar w:fldCharType="separate"/>
       </w:r>
       <w:r>
-        <w:t>14</w:t>
+        <w:t>17</w:t>
       </w:r>
       <w:r>
         <w:fldChar w:fldCharType="end"/>
@@ -11547,7 +12666,7 @@
         </w:tc>
       </w:tr>
     </w:tbl>
-    <w:bookmarkEnd w:id="128"/>
+    <w:bookmarkEnd w:id="136"/>
     <w:p>
       <w:pPr>
         <w:pStyle w:val="BodyText"/>
@@ -11561,11 +12680,11 @@
         <w:pStyle w:val="BodyText"/>
       </w:pPr>
       <w:r>
-        <w:t xml:space="preserve">The PC of each extracted instruction is formed from the upper bits of its entry’s base address and the halfword position of the read pointer.</w:t>
-      </w:r>
-    </w:p>
-    <w:bookmarkEnd w:id="129"/>
-    <w:bookmarkStart w:id="132" w:name="sec-ch2-fe-req"/>
+        <w:t xml:space="preserve">The PC of each extracted instruction is formed from the upper bits of its entry’s block address and the halfword position of the read pointer.</w:t>
+      </w:r>
+    </w:p>
+    <w:bookmarkEnd w:id="137"/>
+    <w:bookmarkStart w:id="140" w:name="sec-ch2-fe-req"/>
     <w:p>
       <w:pPr>
         <w:pStyle w:val="Heading4"/>
@@ -11598,7 +12717,7 @@
           <w:rPr>
             <w:rStyle w:val="Hyperlink"/>
           </w:rPr>
-          <w:t xml:space="preserve">Table 15</w:t>
+          <w:t xml:space="preserve">Table 18</w:t>
         </w:r>
       </w:hyperlink>
       <w:r>
@@ -11608,7 +12727,7 @@
         <w:t xml:space="preserve">are met.</w:t>
       </w:r>
     </w:p>
-    <w:bookmarkStart w:id="130" w:name="tab-ch2-fe-req-cond"/>
+    <w:bookmarkStart w:id="138" w:name="tab-ch2-fe-req-cond"/>
     <w:p>
       <w:pPr>
         <w:pStyle w:val="TableCaption"/>
@@ -11626,7 +12745,7 @@
         <w:fldChar w:fldCharType="separate"/>
       </w:r>
       <w:r>
-        <w:t>15</w:t>
+        <w:t>18</w:t>
       </w:r>
       <w:r>
         <w:fldChar w:fldCharType="end"/>
@@ -11824,13 +12943,13 @@
         </w:tc>
       </w:tr>
     </w:tbl>
-    <w:bookmarkEnd w:id="130"/>
+    <w:bookmarkEnd w:id="138"/>
     <w:p>
       <w:pPr>
         <w:pStyle w:val="BodyText"/>
       </w:pPr>
       <w:r>
-        <w:t xml:space="preserve">On a grant, the thread reserves an entry and records the request address as its base address. If both entries are empty, entry 1 is reserved.</w:t>
+        <w:t xml:space="preserve">On a grant, the thread reserves an entry and records the fetch PC of the request as the entry’s block address. If both entries are empty, entry 1 is reserved.</w:t>
       </w:r>
     </w:p>
     <w:p>
@@ -11842,7 +12961,7 @@
           <w:rPr>
             <w:rStyle w:val="Hyperlink"/>
           </w:rPr>
-          <w:t xml:space="preserve">Table 16</w:t>
+          <w:t xml:space="preserve">Table 19</w:t>
         </w:r>
       </w:hyperlink>
       <w:r>
@@ -11882,7 +13001,7 @@
         <w:t xml:space="preserve">denotes an empty entry.</w:t>
       </w:r>
     </w:p>
-    <w:bookmarkStart w:id="131" w:name="tab-ch2-fe-fill"/>
+    <w:bookmarkStart w:id="139" w:name="tab-ch2-fe-fill"/>
     <w:p>
       <w:pPr>
         <w:pStyle w:val="TableCaption"/>
@@ -11900,7 +13019,7 @@
         <w:fldChar w:fldCharType="separate"/>
       </w:r>
       <w:r>
-        <w:t>16</w:t>
+        <w:t>19</w:t>
       </w:r>
       <w:r>
         <w:fldChar w:fldCharType="end"/>
@@ -12157,7 +13276,7 @@
         </w:tc>
       </w:tr>
     </w:tbl>
-    <w:bookmarkEnd w:id="131"/>
+    <w:bookmarkEnd w:id="139"/>
     <w:p>
       <w:pPr>
         <w:pStyle w:val="BodyText"/>
@@ -12178,8 +13297,8 @@
         <w:t xml:space="preserve">, holds them in a phase latch, and applies the word write enables in F6.</w:t>
       </w:r>
     </w:p>
-    <w:bookmarkEnd w:id="132"/>
-    <w:bookmarkStart w:id="133" w:name="sec-ch2-fe-extract"/>
+    <w:bookmarkEnd w:id="140"/>
+    <w:bookmarkStart w:id="141" w:name="sec-ch2-fe-extract"/>
     <w:p>
       <w:pPr>
         <w:pStyle w:val="Heading4"/>
@@ -12221,8 +13340,8 @@
         <w:t xml:space="preserve">If the entry being read is empty but its block is written in the same cycle, the instruction is taken directly from the response data (bypass). The upper half of an instruction that crosses into an entry being written is bypassed in the same way. The first instruction of a block is therefore extracted in the cycle the block is written. The bypass does not check the destination entry of the response; with one request in flight per thread, the only block that can arrive is the one being waited for.</w:t>
       </w:r>
     </w:p>
-    <w:bookmarkEnd w:id="133"/>
-    <w:bookmarkStart w:id="134" w:name="sec-ch2-fe-rvc"/>
+    <w:bookmarkEnd w:id="141"/>
+    <w:bookmarkStart w:id="142" w:name="sec-ch2-fe-rvc"/>
     <w:p>
       <w:pPr>
         <w:pStyle w:val="Heading4"/>
@@ -12261,7 +13380,7 @@
       <w:pPr>
         <w:numPr>
           <w:ilvl w:val="0"/>
-          <w:numId w:val="1018"/>
+          <w:numId w:val="1020"/>
         </w:numPr>
       </w:pPr>
       <w:r>
@@ -12284,7 +13403,7 @@
       <w:pPr>
         <w:numPr>
           <w:ilvl w:val="0"/>
-          <w:numId w:val="1018"/>
+          <w:numId w:val="1020"/>
         </w:numPr>
       </w:pPr>
       <w:r>
@@ -12341,8 +13460,8 @@
         <w:t xml:space="preserve">indicates a compressed instruction; the integer pipeline uses it to advance the PC by 2 instead of 4.</w:t>
       </w:r>
     </w:p>
-    <w:bookmarkEnd w:id="134"/>
-    <w:bookmarkStart w:id="136" w:name="sec-ch2-fe-status"/>
+    <w:bookmarkEnd w:id="142"/>
+    <w:bookmarkStart w:id="144" w:name="sec-ch2-fe-status"/>
     <w:p>
       <w:pPr>
         <w:pStyle w:val="Heading4"/>
@@ -12368,7 +13487,7 @@
         <w:t xml:space="preserve">Each instruction carries the status of the entries it was read from:</w:t>
       </w:r>
     </w:p>
-    <w:bookmarkStart w:id="135" w:name="tab-ch2-fe-status"/>
+    <w:bookmarkStart w:id="143" w:name="tab-ch2-fe-status"/>
     <w:p>
       <w:pPr>
         <w:pStyle w:val="TableCaption"/>
@@ -12386,7 +13505,7 @@
         <w:fldChar w:fldCharType="separate"/>
       </w:r>
       <w:r>
-        <w:t>17</w:t>
+        <w:t>20</w:t>
       </w:r>
       <w:r>
         <w:fldChar w:fldCharType="end"/>
@@ -12599,7 +13718,7 @@
         </w:tc>
       </w:tr>
     </w:tbl>
-    <w:bookmarkEnd w:id="135"/>
+    <w:bookmarkEnd w:id="143"/>
     <w:p>
       <w:pPr>
         <w:pStyle w:val="BodyText"/>
@@ -12608,9 +13727,9 @@
         <w:t xml:space="preserve">All status fields are forced to zero while the debug program buffer is executed.</w:t>
       </w:r>
     </w:p>
-    <w:bookmarkEnd w:id="136"/>
-    <w:bookmarkEnd w:id="137"/>
-    <w:bookmarkStart w:id="151" w:name="sec-ch2-fe-inval"/>
+    <w:bookmarkEnd w:id="144"/>
+    <w:bookmarkEnd w:id="145"/>
+    <w:bookmarkStart w:id="159" w:name="sec-ch2-fe-inval"/>
     <w:p>
       <w:pPr>
         <w:pStyle w:val="Heading3"/>
@@ -12628,7 +13747,7 @@
         <w:t xml:space="preserve">Entry Invalidation, Redirect and Thread Start</w:t>
       </w:r>
     </w:p>
-    <w:bookmarkStart w:id="139" w:name="sec-ch2-fe-release"/>
+    <w:bookmarkStart w:id="147" w:name="sec-ch2-fe-release"/>
     <w:p>
       <w:pPr>
         <w:pStyle w:val="Heading4"/>
@@ -12658,14 +13777,14 @@
           <w:rPr>
             <w:rStyle w:val="Hyperlink"/>
           </w:rPr>
-          <w:t xml:space="preserve">Table 18</w:t>
+          <w:t xml:space="preserve">Table 21</w:t>
         </w:r>
       </w:hyperlink>
       <w:r>
         <w:t xml:space="preserve">).</w:t>
       </w:r>
     </w:p>
-    <w:bookmarkStart w:id="138" w:name="tab-ch2-fe-release"/>
+    <w:bookmarkStart w:id="146" w:name="tab-ch2-fe-release"/>
     <w:p>
       <w:pPr>
         <w:pStyle w:val="TableCaption"/>
@@ -12683,7 +13802,7 @@
         <w:fldChar w:fldCharType="separate"/>
       </w:r>
       <w:r>
-        <w:t>18</w:t>
+        <w:t>21</w:t>
       </w:r>
       <w:r>
         <w:fldChar w:fldCharType="end"/>
@@ -12866,7 +13985,7 @@
         </w:tc>
       </w:tr>
     </w:tbl>
-    <w:bookmarkEnd w:id="138"/>
+    <w:bookmarkEnd w:id="146"/>
     <w:p>
       <w:pPr>
         <w:pStyle w:val="BodyText"/>
@@ -12875,8 +13994,8 @@
         <w:t xml:space="preserve">A response that reports a fault or error marks the reserved entry non-empty even if no data is written, so that the fault is delivered to the integer pipeline with the next instruction read from that entry.</w:t>
       </w:r>
     </w:p>
-    <w:bookmarkEnd w:id="139"/>
-    <w:bookmarkStart w:id="145" w:name="sec-ch2-fe-redirect"/>
+    <w:bookmarkEnd w:id="147"/>
+    <w:bookmarkStart w:id="153" w:name="sec-ch2-fe-redirect"/>
     <w:p>
       <w:pPr>
         <w:pStyle w:val="Heading4"/>
@@ -12936,7 +14055,7 @@
           <w:rPr>
             <w:rStyle w:val="Hyperlink"/>
           </w:rPr>
-          <w:t xml:space="preserve">Table 19</w:t>
+          <w:t xml:space="preserve">Table 22</w:t>
         </w:r>
       </w:hyperlink>
       <w:r>
@@ -12946,7 +14065,7 @@
         <w:t xml:space="preserve">lists the effect in the redirect cycle.</w:t>
       </w:r>
     </w:p>
-    <w:bookmarkStart w:id="140" w:name="tab-ch2-fe-redirect"/>
+    <w:bookmarkStart w:id="148" w:name="tab-ch2-fe-redirect"/>
     <w:p>
       <w:pPr>
         <w:pStyle w:val="TableCaption"/>
@@ -12964,7 +14083,7 @@
         <w:fldChar w:fldCharType="separate"/>
       </w:r>
       <w:r>
-        <w:t>19</w:t>
+        <w:t>22</w:t>
       </w:r>
       <w:r>
         <w:fldChar w:fldCharType="end"/>
@@ -13060,7 +14179,7 @@
               <w:jc w:val="left"/>
             </w:pPr>
             <w:r>
-              <w:t xml:space="preserve">Request waiting in the F1 request register marked cancelled.</w:t>
+              <w:t xml:space="preserve">Request waiting in the F1 I-cache request register marked cancelled.</w:t>
             </w:r>
           </w:p>
         </w:tc>
@@ -13162,7 +14281,7 @@
         </w:tc>
       </w:tr>
     </w:tbl>
-    <w:bookmarkEnd w:id="140"/>
+    <w:bookmarkEnd w:id="148"/>
     <w:p>
       <w:pPr>
         <w:pStyle w:val="BodyText"/>
@@ -13175,14 +14294,14 @@
           <w:rPr>
             <w:rStyle w:val="Hyperlink"/>
           </w:rPr>
-          <w:t xml:space="preserve">Figure 17</w:t>
+          <w:t xml:space="preserve">Figure 18</w:t>
         </w:r>
       </w:hyperlink>
       <w:r>
         <w:t xml:space="preserve">).</w:t>
       </w:r>
     </w:p>
-    <w:bookmarkStart w:id="144" w:name="fig-ch2-fe-td-redirect"/>
+    <w:bookmarkStart w:id="152" w:name="fig-ch2-fe-td-redirect"/>
     <w:p>
       <w:pPr>
         <w:pStyle w:val="CaptionedFigure"/>
@@ -13192,18 +14311,18 @@
           <wp:inline>
             <wp:extent cx="5334000" cy="1312685"/>
             <wp:effectExtent b="0" l="0" r="0" t="0"/>
-            <wp:docPr descr="Redirect to first target instruction" title="" id="142" name="Picture"/>
+            <wp:docPr descr="Redirect to first target instruction" title="" id="150" name="Picture"/>
             <a:graphic>
               <a:graphicData uri="http://schemas.openxmlformats.org/drawingml/2006/picture">
                 <pic:pic>
                   <pic:nvPicPr>
-                    <pic:cNvPr descr="images/ch02/td-fe-redirect.png" id="143" name="Picture"/>
+                    <pic:cNvPr descr="images/ch02/td-fe-redirect.png" id="151" name="Picture"/>
                     <pic:cNvPicPr>
                       <a:picLocks noChangeArrowheads="1" noChangeAspect="1"/>
                     </pic:cNvPicPr>
                   </pic:nvPicPr>
                   <pic:blipFill>
-                    <a:blip r:embed="rId141"/>
+                    <a:blip r:embed="rId149"/>
                     <a:stretch>
                       <a:fillRect/>
                     </a:stretch>
@@ -13247,7 +14366,7 @@
         <w:fldChar w:fldCharType="separate"/>
       </w:r>
       <w:r>
-        <w:t>17</w:t>
+        <w:t>18</w:t>
       </w:r>
       <w:r>
         <w:fldChar w:fldCharType="end"/>
@@ -13259,9 +14378,9 @@
         <w:t xml:space="preserve">Redirect to first target instruction</w:t>
       </w:r>
     </w:p>
-    <w:bookmarkEnd w:id="144"/>
-    <w:bookmarkEnd w:id="145"/>
-    <w:bookmarkStart w:id="150" w:name="sec-ch2-fe-enable"/>
+    <w:bookmarkEnd w:id="152"/>
+    <w:bookmarkEnd w:id="153"/>
+    <w:bookmarkStart w:id="158" w:name="sec-ch2-fe-enable"/>
     <w:p>
       <w:pPr>
         <w:pStyle w:val="Heading4"/>
@@ -13300,7 +14419,7 @@
       <w:pPr>
         <w:numPr>
           <w:ilvl w:val="0"/>
-          <w:numId w:val="1019"/>
+          <w:numId w:val="1021"/>
         </w:numPr>
       </w:pPr>
       <w:r>
@@ -13351,7 +14470,7 @@
           <w:rPr>
             <w:rStyle w:val="Hyperlink"/>
           </w:rPr>
-          <w:t xml:space="preserve">Figure 18</w:t>
+          <w:t xml:space="preserve">Figure 19</w:t>
         </w:r>
       </w:hyperlink>
       <w:r>
@@ -13362,7 +14481,7 @@
       <w:pPr>
         <w:numPr>
           <w:ilvl w:val="0"/>
-          <w:numId w:val="1019"/>
+          <w:numId w:val="1021"/>
         </w:numPr>
       </w:pPr>
       <w:r>
@@ -13379,7 +14498,7 @@
         <w:t xml:space="preserve">No further requests are issued, both entries are released and the sleep state is cleared. The instruction in F7 and the FIFO contents are not cleared; the thread scheduler no longer selects the thread.</w:t>
       </w:r>
     </w:p>
-    <w:bookmarkStart w:id="149" w:name="fig-ch2-fe-td-enable"/>
+    <w:bookmarkStart w:id="157" w:name="fig-ch2-fe-td-enable"/>
     <w:p>
       <w:pPr>
         <w:pStyle w:val="CaptionedFigure"/>
@@ -13389,18 +14508,18 @@
           <wp:inline>
             <wp:extent cx="5334000" cy="1674384"/>
             <wp:effectExtent b="0" l="0" r="0" t="0"/>
-            <wp:docPr descr="Thread enable to first instruction" title="" id="147" name="Picture"/>
+            <wp:docPr descr="Thread enable to first instruction" title="" id="155" name="Picture"/>
             <a:graphic>
               <a:graphicData uri="http://schemas.openxmlformats.org/drawingml/2006/picture">
                 <pic:pic>
                   <pic:nvPicPr>
-                    <pic:cNvPr descr="images/ch02/td-fe-enable.png" id="148" name="Picture"/>
+                    <pic:cNvPr descr="images/ch02/td-fe-enable.png" id="156" name="Picture"/>
                     <pic:cNvPicPr>
                       <a:picLocks noChangeArrowheads="1" noChangeAspect="1"/>
                     </pic:cNvPicPr>
                   </pic:nvPicPr>
                   <pic:blipFill>
-                    <a:blip r:embed="rId146"/>
+                    <a:blip r:embed="rId154"/>
                     <a:stretch>
                       <a:fillRect/>
                     </a:stretch>
@@ -13444,7 +14563,7 @@
         <w:fldChar w:fldCharType="separate"/>
       </w:r>
       <w:r>
-        <w:t>18</w:t>
+        <w:t>19</w:t>
       </w:r>
       <w:r>
         <w:fldChar w:fldCharType="end"/>
@@ -13456,7 +14575,7 @@
         <w:t xml:space="preserve">Thread enable to first instruction</w:t>
       </w:r>
     </w:p>
-    <w:bookmarkEnd w:id="149"/>
+    <w:bookmarkEnd w:id="157"/>
     <w:p>
       <w:pPr>
         <w:pStyle w:val="BodyText"/>
@@ -13465,9 +14584,9 @@
         <w:t xml:space="preserve">After reset, both entries are empty and the fetch PC holds the reset vector.</w:t>
       </w:r>
     </w:p>
-    <w:bookmarkEnd w:id="150"/>
-    <w:bookmarkEnd w:id="151"/>
-    <w:bookmarkStart w:id="157" w:name="sec-ch2-fe-decode"/>
+    <w:bookmarkEnd w:id="158"/>
+    <w:bookmarkEnd w:id="159"/>
+    <w:bookmarkStart w:id="165" w:name="sec-ch2-fe-decode"/>
     <w:p>
       <w:pPr>
         <w:pStyle w:val="Heading3"/>
@@ -13515,14 +14634,14 @@
           <w:rPr>
             <w:rStyle w:val="Hyperlink"/>
           </w:rPr>
-          <w:t xml:space="preserve">Figure 19</w:t>
+          <w:t xml:space="preserve">Figure 20</w:t>
         </w:r>
       </w:hyperlink>
       <w:r>
         <w:t xml:space="preserve">). In F7, the instruction of one thread passes through both decoders in parallel, and the instruction and both control words are written into that thread’s FIFO. Decoding before the FIFO removes decode logic from the ID stage.</w:t>
       </w:r>
     </w:p>
-    <w:bookmarkStart w:id="155" w:name="fig-ch2-fe-fifo"/>
+    <w:bookmarkStart w:id="163" w:name="fig-ch2-fe-fifo"/>
     <w:p>
       <w:pPr>
         <w:pStyle w:val="CaptionedFigure"/>
@@ -13532,18 +14651,18 @@
           <wp:inline>
             <wp:extent cx="5334000" cy="1586254"/>
             <wp:effectExtent b="0" l="0" r="0" t="0"/>
-            <wp:docPr descr="Decoders, instruction FIFOs and thread scheduler" title="" id="153" name="Picture"/>
+            <wp:docPr descr="Decoders, instruction FIFOs and thread scheduler" title="" id="161" name="Picture"/>
             <a:graphic>
               <a:graphicData uri="http://schemas.openxmlformats.org/drawingml/2006/picture">
                 <pic:pic>
                   <pic:nvPicPr>
-                    <pic:cNvPr descr="images/ch02/fig-fe-fifo-sched.png" id="154" name="Picture"/>
+                    <pic:cNvPr descr="images/ch02/fig-fe-fifo-sched.png" id="162" name="Picture"/>
                     <pic:cNvPicPr>
                       <a:picLocks noChangeArrowheads="1" noChangeAspect="1"/>
                     </pic:cNvPicPr>
                   </pic:nvPicPr>
                   <pic:blipFill>
-                    <a:blip r:embed="rId152"/>
+                    <a:blip r:embed="rId160"/>
                     <a:stretch>
                       <a:fillRect/>
                     </a:stretch>
@@ -13587,7 +14706,7 @@
         <w:fldChar w:fldCharType="separate"/>
       </w:r>
       <w:r>
-        <w:t>19</w:t>
+        <w:t>20</w:t>
       </w:r>
       <w:r>
         <w:fldChar w:fldCharType="end"/>
@@ -13599,7 +14718,7 @@
         <w:t xml:space="preserve">Decoders, instruction FIFOs and thread scheduler</w:t>
       </w:r>
     </w:p>
-    <w:bookmarkEnd w:id="155"/>
+    <w:bookmarkEnd w:id="163"/>
     <w:p>
       <w:pPr>
         <w:pStyle w:val="BodyText"/>
@@ -13612,7 +14731,7 @@
       <w:pPr>
         <w:numPr>
           <w:ilvl w:val="0"/>
-          <w:numId w:val="1020"/>
+          <w:numId w:val="1022"/>
         </w:numPr>
       </w:pPr>
       <w:r>
@@ -13648,7 +14767,7 @@
           <w:rPr>
             <w:rStyle w:val="Hyperlink"/>
           </w:rPr>
-          <w:t xml:space="preserve">Table 11</w:t>
+          <w:t xml:space="preserve">Table 14</w:t>
         </w:r>
       </w:hyperlink>
       <w:r>
@@ -13659,7 +14778,7 @@
       <w:pPr>
         <w:numPr>
           <w:ilvl w:val="0"/>
-          <w:numId w:val="1020"/>
+          <w:numId w:val="1022"/>
         </w:numPr>
       </w:pPr>
       <w:r>
@@ -13710,7 +14829,7 @@
         <w:t xml:space="preserve">). The decoded thread is selected as follows:</w:t>
       </w:r>
     </w:p>
-    <w:bookmarkStart w:id="156" w:name="tab-ch2-fe-dec-pick"/>
+    <w:bookmarkStart w:id="164" w:name="tab-ch2-fe-dec-pick"/>
     <w:p>
       <w:pPr>
         <w:pStyle w:val="TableCaption"/>
@@ -13728,7 +14847,7 @@
         <w:fldChar w:fldCharType="separate"/>
       </w:r>
       <w:r>
-        <w:t>20</w:t>
+        <w:t>23</w:t>
       </w:r>
       <w:r>
         <w:fldChar w:fldCharType="end"/>
@@ -13878,7 +14997,7 @@
         </w:tc>
       </w:tr>
     </w:tbl>
-    <w:bookmarkEnd w:id="156"/>
+    <w:bookmarkEnd w:id="164"/>
     <w:p>
       <w:pPr>
         <w:pStyle w:val="BodyText"/>
@@ -13887,8 +15006,34 @@
         <w:t xml:space="preserve">The instruction is written into the FIFO when the selected thread has an extracted instruction and its FIFO is not full; the awake condition affects only the selection.</w:t>
       </w:r>
     </w:p>
-    <w:bookmarkEnd w:id="157"/>
-    <w:bookmarkStart w:id="159" w:name="sec-ch2-fe-fifo"/>
+    <w:p>
+      <w:pPr>
+        <w:pStyle w:val="BodyText"/>
+      </w:pPr>
+      <w:r>
+        <w:t xml:space="preserve">The Front End does not issue instructions to the VPU. In ID, the VPU control word of the presented instruction (</w:t>
+      </w:r>
+      <w:r>
+        <w:rPr>
+          <w:rStyle w:val="VerbatimChar"/>
+        </w:rPr>
+        <w:t xml:space="preserve">id_vpu_decoder_sigs</w:t>
+      </w:r>
+      <w:r>
+        <w:t xml:space="preserve">) is sent directly to the VPU, bypassing the integer pipeline. The integer pipeline issues the instruction to the VPU in the same cycle, when the instruction is accepted in ID and decoded as an FP or VPU instruction, together with its thread and rounding mode. The integer pipeline also receives a summary of the VPU control word (</w:t>
+      </w:r>
+      <w:r>
+        <w:rPr>
+          <w:rStyle w:val="VerbatimChar"/>
+        </w:rPr>
+        <w:t xml:space="preserve">id_vpu_core_ctrl</w:t>
+      </w:r>
+      <w:r>
+        <w:t xml:space="preserve">), with the VPU and mask register reads and writes of the instruction, for its FP and mask scoreboard checks.</w:t>
+      </w:r>
+    </w:p>
+    <w:bookmarkEnd w:id="165"/>
+    <w:bookmarkStart w:id="167" w:name="sec-ch2-fe-fifo"/>
     <w:p>
       <w:pPr>
         <w:pStyle w:val="Heading3"/>
@@ -13933,7 +15078,7 @@
           <w:rPr>
             <w:rStyle w:val="Hyperlink"/>
           </w:rPr>
-          <w:t xml:space="preserve">Table 10</w:t>
+          <w:t xml:space="preserve">Table 13</w:t>
         </w:r>
       </w:hyperlink>
       <w:r>
@@ -13992,7 +15137,7 @@
         <w:t xml:space="preserve">The storage is organized for timing rather than as an indexed array. Entry 0 is always the head, whose content drives the ID outputs; entry 1 is a holding register. The ID multiplexer therefore selects between two fixed registers, one per thread.</w:t>
       </w:r>
     </w:p>
-    <w:bookmarkStart w:id="158" w:name="tab-ch2-fe-fifo"/>
+    <w:bookmarkStart w:id="166" w:name="tab-ch2-fe-fifo"/>
     <w:p>
       <w:pPr>
         <w:pStyle w:val="TableCaption"/>
@@ -14010,7 +15155,7 @@
         <w:fldChar w:fldCharType="separate"/>
       </w:r>
       <w:r>
-        <w:t>21</w:t>
+        <w:t>24</w:t>
       </w:r>
       <w:r>
         <w:fldChar w:fldCharType="end"/>
@@ -14252,7 +15397,7 @@
         </w:tc>
       </w:tr>
     </w:tbl>
-    <w:bookmarkEnd w:id="158"/>
+    <w:bookmarkEnd w:id="166"/>
     <w:p>
       <w:pPr>
         <w:pStyle w:val="BodyText"/>
@@ -14299,8 +15444,8 @@
         <w:t xml:space="preserve">A redirect empties the thread’s FIFO.</w:t>
       </w:r>
     </w:p>
-    <w:bookmarkEnd w:id="159"/>
-    <w:bookmarkStart w:id="165" w:name="sec-ch2-fe-sched"/>
+    <w:bookmarkEnd w:id="167"/>
+    <w:bookmarkStart w:id="173" w:name="sec-ch2-fe-sched"/>
     <w:p>
       <w:pPr>
         <w:pStyle w:val="Heading3"/>
@@ -14390,7 +15535,7 @@
         <w:t xml:space="preserve">A thread that is awake and ready is eligible. The scheduler selects between eligible threads in round-robin order:</w:t>
       </w:r>
     </w:p>
-    <w:bookmarkStart w:id="160" w:name="tab-ch2-fe-sched"/>
+    <w:bookmarkStart w:id="168" w:name="tab-ch2-fe-sched"/>
     <w:p>
       <w:pPr>
         <w:pStyle w:val="TableCaption"/>
@@ -14408,7 +15553,7 @@
         <w:fldChar w:fldCharType="separate"/>
       </w:r>
       <w:r>
-        <w:t>22</w:t>
+        <w:t>25</w:t>
       </w:r>
       <w:r>
         <w:fldChar w:fldCharType="end"/>
@@ -14615,7 +15760,7 @@
         </w:tc>
       </w:tr>
     </w:tbl>
-    <w:bookmarkEnd w:id="160"/>
+    <w:bookmarkEnd w:id="168"/>
     <w:p>
       <w:pPr>
         <w:pStyle w:val="BodyText"/>
@@ -14752,7 +15897,7 @@
         <w:t xml:space="preserve">; the integer pipeline applies the stall. The thread in ID is reselected every cycle, so an instruction that is not accepted can be replaced by the other thread’s instruction in the next cycle; it remains at the head of its FIFO.</w:t>
       </w:r>
     </w:p>
-    <w:bookmarkStart w:id="164" w:name="fig-ch2-fe-td-sched"/>
+    <w:bookmarkStart w:id="172" w:name="fig-ch2-fe-td-sched"/>
     <w:p>
       <w:pPr>
         <w:pStyle w:val="CaptionedFigure"/>
@@ -14762,18 +15907,18 @@
           <wp:inline>
             <wp:extent cx="5334000" cy="2060359"/>
             <wp:effectExtent b="0" l="0" r="0" t="0"/>
-            <wp:docPr descr="Round-robin issue with a stall" title="" id="162" name="Picture"/>
+            <wp:docPr descr="Round-robin issue with a stall" title="" id="170" name="Picture"/>
             <a:graphic>
               <a:graphicData uri="http://schemas.openxmlformats.org/drawingml/2006/picture">
                 <pic:pic>
                   <pic:nvPicPr>
-                    <pic:cNvPr descr="images/ch02/td-fe-sched.png" id="163" name="Picture"/>
+                    <pic:cNvPr descr="images/ch02/td-fe-sched.png" id="171" name="Picture"/>
                     <pic:cNvPicPr>
                       <a:picLocks noChangeArrowheads="1" noChangeAspect="1"/>
                     </pic:cNvPicPr>
                   </pic:nvPicPr>
                   <pic:blipFill>
-                    <a:blip r:embed="rId161"/>
+                    <a:blip r:embed="rId169"/>
                     <a:stretch>
                       <a:fillRect/>
                     </a:stretch>
@@ -14817,7 +15962,7 @@
         <w:fldChar w:fldCharType="separate"/>
       </w:r>
       <w:r>
-        <w:t>20</w:t>
+        <w:t>21</w:t>
       </w:r>
       <w:r>
         <w:fldChar w:fldCharType="end"/>
@@ -14829,7 +15974,7 @@
         <w:t xml:space="preserve">Round-robin issue with a stall</w:t>
       </w:r>
     </w:p>
-    <w:bookmarkEnd w:id="164"/>
+    <w:bookmarkEnd w:id="172"/>
     <w:p>
       <w:pPr>
         <w:pStyle w:val="BodyText"/>
@@ -14845,7 +15990,7 @@
           <w:rPr>
             <w:rStyle w:val="Hyperlink"/>
           </w:rPr>
-          <w:t xml:space="preserve">Figure 20</w:t>
+          <w:t xml:space="preserve">Figure 21</w:t>
         </w:r>
       </w:hyperlink>
       <w:r>
@@ -14870,8 +16015,8 @@
         <w:t xml:space="preserve">of thread 1 is asserted in cycles 3 and 4, and thread 1 is not awake in cycles 4 and 5. Thread 0 is selected in cycles 3 to 5 and presented in ID in cycles 4 to 6; the selection alternates again from cycle 6.</w:t>
       </w:r>
     </w:p>
-    <w:bookmarkEnd w:id="165"/>
-    <w:bookmarkStart w:id="170" w:name="sec-ch2-fe-debug"/>
+    <w:bookmarkEnd w:id="173"/>
+    <w:bookmarkStart w:id="178" w:name="sec-ch2-fe-debug"/>
     <w:p>
       <w:pPr>
         <w:pStyle w:val="Heading3"/>
@@ -14889,7 +16034,7 @@
         <w:t xml:space="preserve">Halt and Debug Program Buffer</w:t>
       </w:r>
     </w:p>
-    <w:bookmarkStart w:id="166" w:name="sec-ch2-fe-halt"/>
+    <w:bookmarkStart w:id="174" w:name="sec-ch2-fe-halt"/>
     <w:p>
       <w:pPr>
         <w:pStyle w:val="Heading4"/>
@@ -14934,7 +16079,7 @@
       <w:pPr>
         <w:numPr>
           <w:ilvl w:val="0"/>
-          <w:numId w:val="1021"/>
+          <w:numId w:val="1023"/>
         </w:numPr>
       </w:pPr>
       <w:r>
@@ -14945,7 +16090,7 @@
       <w:pPr>
         <w:numPr>
           <w:ilvl w:val="0"/>
-          <w:numId w:val="1021"/>
+          <w:numId w:val="1023"/>
         </w:numPr>
       </w:pPr>
       <w:r>
@@ -14956,7 +16101,7 @@
       <w:pPr>
         <w:numPr>
           <w:ilvl w:val="0"/>
-          <w:numId w:val="1021"/>
+          <w:numId w:val="1023"/>
         </w:numPr>
       </w:pPr>
       <w:r>
@@ -14967,7 +16112,7 @@
       <w:pPr>
         <w:numPr>
           <w:ilvl w:val="0"/>
-          <w:numId w:val="1021"/>
+          <w:numId w:val="1023"/>
         </w:numPr>
       </w:pPr>
       <w:r>
@@ -14982,8 +16127,8 @@
         <w:t xml:space="preserve">The content of the placeholder is undefined. A pending halt also clears the sleep state.</w:t>
       </w:r>
     </w:p>
-    <w:bookmarkEnd w:id="166"/>
-    <w:bookmarkStart w:id="169" w:name="sec-ch2-fe-pb"/>
+    <w:bookmarkEnd w:id="174"/>
+    <w:bookmarkStart w:id="177" w:name="sec-ch2-fe-pb"/>
     <w:p>
       <w:pPr>
         <w:pStyle w:val="Heading4"/>
@@ -15009,7 +16154,7 @@
         <w:t xml:space="preserve">In debug mode, entry 0 of the halted thread’s buffer is used as the program buffer: the debugger writes instructions into it and the thread executes them.</w:t>
       </w:r>
     </w:p>
-    <w:bookmarkStart w:id="167" w:name="tab-ch2-fe-debug"/>
+    <w:bookmarkStart w:id="175" w:name="tab-ch2-fe-debug"/>
     <w:p>
       <w:pPr>
         <w:pStyle w:val="TableCaption"/>
@@ -15027,7 +16172,7 @@
         <w:fldChar w:fldCharType="separate"/>
       </w:r>
       <w:r>
-        <w:t>23</w:t>
+        <w:t>26</w:t>
       </w:r>
       <w:r>
         <w:fldChar w:fldCharType="end"/>
@@ -15199,7 +16344,7 @@
                 <w:rPr>
                   <w:rStyle w:val="Hyperlink"/>
                 </w:rPr>
-                <w:t xml:space="preserve">Table 24</w:t>
+                <w:t xml:space="preserve">Table 27</w:t>
               </w:r>
             </w:hyperlink>
             <w:r>
@@ -15281,9 +16426,9 @@
         </w:tc>
       </w:tr>
     </w:tbl>
-    <w:bookmarkEnd w:id="167"/>
+    <w:bookmarkEnd w:id="175"/>
     <w:p/>
-    <w:bookmarkStart w:id="168" w:name="tab-ch2-fe-pb-map"/>
+    <w:bookmarkStart w:id="176" w:name="tab-ch2-fe-pb-map"/>
     <w:p>
       <w:pPr>
         <w:pStyle w:val="TableCaption"/>
@@ -15301,7 +16446,7 @@
         <w:fldChar w:fldCharType="separate"/>
       </w:r>
       <w:r>
-        <w:t>24</w:t>
+        <w:t>27</w:t>
       </w:r>
       <w:r>
         <w:fldChar w:fldCharType="end"/>
@@ -15570,7 +16715,7 @@
         </w:tc>
       </w:tr>
     </w:tbl>
-    <w:bookmarkEnd w:id="168"/>
+    <w:bookmarkEnd w:id="176"/>
     <w:p>
       <w:pPr>
         <w:pStyle w:val="BodyText"/>
@@ -15603,10 +16748,10 @@
         <w:t xml:space="preserve">.</w:t>
       </w:r>
     </w:p>
-    <w:bookmarkEnd w:id="169"/>
-    <w:bookmarkEnd w:id="170"/>
-    <w:bookmarkEnd w:id="171"/>
-    <w:bookmarkStart w:id="191" w:name="sec-ch2-ip"/>
+    <w:bookmarkEnd w:id="177"/>
+    <w:bookmarkEnd w:id="178"/>
+    <w:bookmarkEnd w:id="179"/>
+    <w:bookmarkStart w:id="199" w:name="sec-ch2-ip"/>
     <w:p>
       <w:pPr>
         <w:pStyle w:val="Heading2"/>
@@ -15624,7 +16769,7 @@
         <w:t xml:space="preserve">Integer Pipeline</w:t>
       </w:r>
     </w:p>
-    <w:bookmarkStart w:id="172" w:name="sec-ch2-ip-overview"/>
+    <w:bookmarkStart w:id="180" w:name="sec-ch2-ip-overview"/>
     <w:p>
       <w:pPr>
         <w:pStyle w:val="Heading3"/>
@@ -15654,8 +16799,8 @@
         <w:t xml:space="preserve">Figure: Integer pipeline block diagram.</w:t>
       </w:r>
     </w:p>
-    <w:bookmarkEnd w:id="172"/>
-    <w:bookmarkStart w:id="173" w:name="sec-ch2-ip-stages"/>
+    <w:bookmarkEnd w:id="180"/>
+    <w:bookmarkStart w:id="181" w:name="sec-ch2-ip-stages"/>
     <w:p>
       <w:pPr>
         <w:pStyle w:val="Heading3"/>
@@ -15685,8 +16830,8 @@
         <w:t xml:space="preserve">Figure: Integer pipeline stages (ID, EX, TAG, MEM, WB).</w:t>
       </w:r>
     </w:p>
-    <w:bookmarkEnd w:id="173"/>
-    <w:bookmarkStart w:id="174" w:name="sec-ch2-ip-if"/>
+    <w:bookmarkEnd w:id="181"/>
+    <w:bookmarkStart w:id="182" w:name="sec-ch2-ip-if"/>
     <w:p>
       <w:pPr>
         <w:pStyle w:val="Heading3"/>
@@ -15716,8 +16861,8 @@
         <w:t xml:space="preserve">Table: Integer pipeline interface signals.</w:t>
       </w:r>
     </w:p>
-    <w:bookmarkEnd w:id="174"/>
-    <w:bookmarkStart w:id="175" w:name="sec-ch2-ip-rf"/>
+    <w:bookmarkEnd w:id="182"/>
+    <w:bookmarkStart w:id="183" w:name="sec-ch2-ip-rf"/>
     <w:p>
       <w:pPr>
         <w:pStyle w:val="Heading3"/>
@@ -15735,8 +16880,8 @@
         <w:t xml:space="preserve">Register File and Operand Read</w:t>
       </w:r>
     </w:p>
-    <w:bookmarkEnd w:id="175"/>
-    <w:bookmarkStart w:id="176" w:name="sec-ch2-ip-alu"/>
+    <w:bookmarkEnd w:id="183"/>
+    <w:bookmarkStart w:id="184" w:name="sec-ch2-ip-alu"/>
     <w:p>
       <w:pPr>
         <w:pStyle w:val="Heading3"/>
@@ -15754,8 +16899,8 @@
         <w:t xml:space="preserve">Immediate Generation and ALU</w:t>
       </w:r>
     </w:p>
-    <w:bookmarkEnd w:id="176"/>
-    <w:bookmarkStart w:id="177" w:name="sec-ch2-ip-muldiv"/>
+    <w:bookmarkEnd w:id="184"/>
+    <w:bookmarkStart w:id="185" w:name="sec-ch2-ip-muldiv"/>
     <w:p>
       <w:pPr>
         <w:pStyle w:val="Heading3"/>
@@ -15773,8 +16918,8 @@
         <w:t xml:space="preserve">Multiply/Divide Unit</w:t>
       </w:r>
     </w:p>
-    <w:bookmarkEnd w:id="177"/>
-    <w:bookmarkStart w:id="181" w:name="sec-ch2-ip-hazards"/>
+    <w:bookmarkEnd w:id="185"/>
+    <w:bookmarkStart w:id="189" w:name="sec-ch2-ip-hazards"/>
     <w:p>
       <w:pPr>
         <w:pStyle w:val="Heading3"/>
@@ -15792,7 +16937,7 @@
         <w:t xml:space="preserve">Scoreboards and Hazards</w:t>
       </w:r>
     </w:p>
-    <w:bookmarkStart w:id="178" w:name="sec-ch2-ip-int-sb"/>
+    <w:bookmarkStart w:id="186" w:name="sec-ch2-ip-int-sb"/>
     <w:p>
       <w:pPr>
         <w:pStyle w:val="Heading4"/>
@@ -15810,8 +16955,8 @@
         <w:t xml:space="preserve">Integer Scoreboard</w:t>
       </w:r>
     </w:p>
-    <w:bookmarkEnd w:id="178"/>
-    <w:bookmarkStart w:id="179" w:name="sec-ch2-ip-fp-sb"/>
+    <w:bookmarkEnd w:id="186"/>
+    <w:bookmarkStart w:id="187" w:name="sec-ch2-ip-fp-sb"/>
     <w:p>
       <w:pPr>
         <w:pStyle w:val="Heading4"/>
@@ -15829,8 +16974,8 @@
         <w:t xml:space="preserve">FP Scoreboard</w:t>
       </w:r>
     </w:p>
-    <w:bookmarkEnd w:id="179"/>
-    <w:bookmarkStart w:id="180" w:name="sec-ch2-ip-mask-sb"/>
+    <w:bookmarkEnd w:id="187"/>
+    <w:bookmarkStart w:id="188" w:name="sec-ch2-ip-mask-sb"/>
     <w:p>
       <w:pPr>
         <w:pStyle w:val="Heading4"/>
@@ -15848,9 +16993,9 @@
         <w:t xml:space="preserve">Mask Scoreboard</w:t>
       </w:r>
     </w:p>
-    <w:bookmarkEnd w:id="180"/>
-    <w:bookmarkEnd w:id="181"/>
-    <w:bookmarkStart w:id="182" w:name="sec-ch2-ip-threads"/>
+    <w:bookmarkEnd w:id="188"/>
+    <w:bookmarkEnd w:id="189"/>
+    <w:bookmarkStart w:id="190" w:name="sec-ch2-ip-threads"/>
     <w:p>
       <w:pPr>
         <w:pStyle w:val="Heading3"/>
@@ -15868,8 +17013,8 @@
         <w:t xml:space="preserve">Hart Interleaving and Stalls</w:t>
       </w:r>
     </w:p>
-    <w:bookmarkEnd w:id="182"/>
-    <w:bookmarkStart w:id="183" w:name="sec-ch2-ip-redirect"/>
+    <w:bookmarkEnd w:id="190"/>
+    <w:bookmarkStart w:id="191" w:name="sec-ch2-ip-redirect"/>
     <w:p>
       <w:pPr>
         <w:pStyle w:val="Heading3"/>
@@ -15887,8 +17032,8 @@
         <w:t xml:space="preserve">Branches, Redirects and Replay</w:t>
       </w:r>
     </w:p>
-    <w:bookmarkEnd w:id="183"/>
-    <w:bookmarkStart w:id="184" w:name="sec-ch2-ip-dcache-if"/>
+    <w:bookmarkEnd w:id="191"/>
+    <w:bookmarkStart w:id="192" w:name="sec-ch2-ip-dcache-if"/>
     <w:p>
       <w:pPr>
         <w:pStyle w:val="Heading3"/>
@@ -15906,8 +17051,8 @@
         <w:t xml:space="preserve">Interface to the Data Cache</w:t>
       </w:r>
     </w:p>
-    <w:bookmarkEnd w:id="184"/>
-    <w:bookmarkStart w:id="185" w:name="sec-ch2-ip-vpu-if"/>
+    <w:bookmarkEnd w:id="192"/>
+    <w:bookmarkStart w:id="193" w:name="sec-ch2-ip-vpu-if"/>
     <w:p>
       <w:pPr>
         <w:pStyle w:val="Heading3"/>
@@ -15925,8 +17070,8 @@
         <w:t xml:space="preserve">Interface to the VPU</w:t>
       </w:r>
     </w:p>
-    <w:bookmarkEnd w:id="185"/>
-    <w:bookmarkStart w:id="186" w:name="sec-ch2-ip-csr"/>
+    <w:bookmarkEnd w:id="193"/>
+    <w:bookmarkStart w:id="194" w:name="sec-ch2-ip-csr"/>
     <w:p>
       <w:pPr>
         <w:pStyle w:val="Heading3"/>
@@ -15956,8 +17101,8 @@
         <w:t xml:space="preserve">Table: CSR groups.</w:t>
       </w:r>
     </w:p>
-    <w:bookmarkEnd w:id="186"/>
-    <w:bookmarkStart w:id="187" w:name="sec-ch2-ip-xcpt"/>
+    <w:bookmarkEnd w:id="194"/>
+    <w:bookmarkStart w:id="195" w:name="sec-ch2-ip-xcpt"/>
     <w:p>
       <w:pPr>
         <w:pStyle w:val="Heading3"/>
@@ -15975,8 +17120,8 @@
         <w:t xml:space="preserve">Exceptions and Interrupts</w:t>
       </w:r>
     </w:p>
-    <w:bookmarkEnd w:id="187"/>
-    <w:bookmarkStart w:id="188" w:name="sec-ch2-ip-debug"/>
+    <w:bookmarkEnd w:id="195"/>
+    <w:bookmarkStart w:id="196" w:name="sec-ch2-ip-debug"/>
     <w:p>
       <w:pPr>
         <w:pStyle w:val="Heading3"/>
@@ -15994,8 +17139,8 @@
         <w:t xml:space="preserve">Debug and Breakpoints</w:t>
       </w:r>
     </w:p>
-    <w:bookmarkEnd w:id="188"/>
-    <w:bookmarkStart w:id="189" w:name="sec-ch2-ip-pmu"/>
+    <w:bookmarkEnd w:id="196"/>
+    <w:bookmarkStart w:id="197" w:name="sec-ch2-ip-pmu"/>
     <w:p>
       <w:pPr>
         <w:pStyle w:val="Heading3"/>
@@ -16013,8 +17158,8 @@
         <w:t xml:space="preserve">Performance Counters</w:t>
       </w:r>
     </w:p>
-    <w:bookmarkEnd w:id="189"/>
-    <w:bookmarkStart w:id="190" w:name="sec-ch2-ip-verif"/>
+    <w:bookmarkEnd w:id="197"/>
+    <w:bookmarkStart w:id="198" w:name="sec-ch2-ip-verif"/>
     <w:p>
       <w:pPr>
         <w:pStyle w:val="Heading3"/>
@@ -16032,9 +17177,9 @@
         <w:t xml:space="preserve">Verification Notes</w:t>
       </w:r>
     </w:p>
-    <w:bookmarkEnd w:id="190"/>
-    <w:bookmarkEnd w:id="191"/>
-    <w:bookmarkStart w:id="209" w:name="sec-ch2-dc"/>
+    <w:bookmarkEnd w:id="198"/>
+    <w:bookmarkEnd w:id="199"/>
+    <w:bookmarkStart w:id="217" w:name="sec-ch2-dc"/>
     <w:p>
       <w:pPr>
         <w:pStyle w:val="Heading2"/>
@@ -16052,7 +17197,7 @@
         <w:t xml:space="preserve">Data Cache</w:t>
       </w:r>
     </w:p>
-    <w:bookmarkStart w:id="192" w:name="sec-ch2-dc-overview"/>
+    <w:bookmarkStart w:id="200" w:name="sec-ch2-dc-overview"/>
     <w:p>
       <w:pPr>
         <w:pStyle w:val="Heading3"/>
@@ -16082,8 +17227,8 @@
         <w:t xml:space="preserve">Figure: Data cache block diagram.</w:t>
       </w:r>
     </w:p>
-    <w:bookmarkEnd w:id="192"/>
-    <w:bookmarkStart w:id="193" w:name="sec-ch2-dc-org"/>
+    <w:bookmarkEnd w:id="200"/>
+    <w:bookmarkStart w:id="201" w:name="sec-ch2-dc-org"/>
     <w:p>
       <w:pPr>
         <w:pStyle w:val="Heading3"/>
@@ -16113,8 +17258,8 @@
         <w:t xml:space="preserve">Table: Data cache operating modes.</w:t>
       </w:r>
     </w:p>
-    <w:bookmarkEnd w:id="193"/>
-    <w:bookmarkStart w:id="194" w:name="sec-ch2-dc-if"/>
+    <w:bookmarkEnd w:id="201"/>
+    <w:bookmarkStart w:id="202" w:name="sec-ch2-dc-if"/>
     <w:p>
       <w:pPr>
         <w:pStyle w:val="Heading3"/>
@@ -16144,8 +17289,8 @@
         <w:t xml:space="preserve">Table: Data cache interface signals.</w:t>
       </w:r>
     </w:p>
-    <w:bookmarkEnd w:id="194"/>
-    <w:bookmarkStart w:id="195" w:name="sec-ch2-dc-pipe"/>
+    <w:bookmarkEnd w:id="202"/>
+    <w:bookmarkStart w:id="203" w:name="sec-ch2-dc-pipe"/>
     <w:p>
       <w:pPr>
         <w:pStyle w:val="Heading3"/>
@@ -16175,8 +17320,8 @@
         <w:t xml:space="preserve">Figure: Data cache request pipeline.</w:t>
       </w:r>
     </w:p>
-    <w:bookmarkEnd w:id="195"/>
-    <w:bookmarkStart w:id="196" w:name="sec-ch2-dc-xlate"/>
+    <w:bookmarkEnd w:id="203"/>
+    <w:bookmarkStart w:id="204" w:name="sec-ch2-dc-xlate"/>
     <w:p>
       <w:pPr>
         <w:pStyle w:val="Heading3"/>
@@ -16194,8 +17339,8 @@
         <w:t xml:space="preserve">Address Translation and PMA Checks</w:t>
       </w:r>
     </w:p>
-    <w:bookmarkEnd w:id="196"/>
-    <w:bookmarkStart w:id="197" w:name="sec-ch2-dc-arrays"/>
+    <w:bookmarkEnd w:id="204"/>
+    <w:bookmarkStart w:id="205" w:name="sec-ch2-dc-arrays"/>
     <w:p>
       <w:pPr>
         <w:pStyle w:val="Heading3"/>
@@ -16213,8 +17358,8 @@
         <w:t xml:space="preserve">Tag, Data and LRU Arrays</w:t>
       </w:r>
     </w:p>
-    <w:bookmarkEnd w:id="197"/>
-    <w:bookmarkStart w:id="198" w:name="sec-ch2-dc-miss"/>
+    <w:bookmarkEnd w:id="205"/>
+    <w:bookmarkStart w:id="206" w:name="sec-ch2-dc-miss"/>
     <w:p>
       <w:pPr>
         <w:pStyle w:val="Heading3"/>
@@ -16232,8 +17377,8 @@
         <w:t xml:space="preserve">Miss Handling</w:t>
       </w:r>
     </w:p>
-    <w:bookmarkEnd w:id="198"/>
-    <w:bookmarkStart w:id="199" w:name="sec-ch2-dc-replay"/>
+    <w:bookmarkEnd w:id="206"/>
+    <w:bookmarkStart w:id="207" w:name="sec-ch2-dc-replay"/>
     <w:p>
       <w:pPr>
         <w:pStyle w:val="Heading3"/>
@@ -16251,8 +17396,8 @@
         <w:t xml:space="preserve">Replay Queue</w:t>
       </w:r>
     </w:p>
-    <w:bookmarkEnd w:id="199"/>
-    <w:bookmarkStart w:id="200" w:name="sec-ch2-dc-wb"/>
+    <w:bookmarkEnd w:id="207"/>
+    <w:bookmarkStart w:id="208" w:name="sec-ch2-dc-wb"/>
     <w:p>
       <w:pPr>
         <w:pStyle w:val="Heading3"/>
@@ -16270,8 +17415,8 @@
         <w:t xml:space="preserve">Writeback and Store Merge</w:t>
       </w:r>
     </w:p>
-    <w:bookmarkEnd w:id="200"/>
-    <w:bookmarkStart w:id="201" w:name="sec-ch2-dc-amo"/>
+    <w:bookmarkEnd w:id="208"/>
+    <w:bookmarkStart w:id="209" w:name="sec-ch2-dc-amo"/>
     <w:p>
       <w:pPr>
         <w:pStyle w:val="Heading3"/>
@@ -16289,8 +17434,8 @@
         <w:t xml:space="preserve">Atomic Operations</w:t>
       </w:r>
     </w:p>
-    <w:bookmarkEnd w:id="201"/>
-    <w:bookmarkStart w:id="202" w:name="sec-ch2-dc-cmo"/>
+    <w:bookmarkEnd w:id="209"/>
+    <w:bookmarkStart w:id="210" w:name="sec-ch2-dc-cmo"/>
     <w:p>
       <w:pPr>
         <w:pStyle w:val="Heading3"/>
@@ -16308,8 +17453,8 @@
         <w:t xml:space="preserve">Cache-Management Operations</w:t>
       </w:r>
     </w:p>
-    <w:bookmarkEnd w:id="202"/>
-    <w:bookmarkStart w:id="203" w:name="sec-ch2-dc-spad"/>
+    <w:bookmarkEnd w:id="210"/>
+    <w:bookmarkStart w:id="211" w:name="sec-ch2-dc-spad"/>
     <w:p>
       <w:pPr>
         <w:pStyle w:val="Heading3"/>
@@ -16327,8 +17472,8 @@
         <w:t xml:space="preserve">Scratchpad Control</w:t>
       </w:r>
     </w:p>
-    <w:bookmarkEnd w:id="203"/>
-    <w:bookmarkStart w:id="204" w:name="sec-ch2-dc-tensor"/>
+    <w:bookmarkEnd w:id="211"/>
+    <w:bookmarkStart w:id="212" w:name="sec-ch2-dc-tensor"/>
     <w:p>
       <w:pPr>
         <w:pStyle w:val="Heading3"/>
@@ -16346,8 +17491,8 @@
         <w:t xml:space="preserve">Tensor Load and Reduce</w:t>
       </w:r>
     </w:p>
-    <w:bookmarkEnd w:id="204"/>
-    <w:bookmarkStart w:id="205" w:name="sec-ch2-dc-nbr-if"/>
+    <w:bookmarkEnd w:id="212"/>
+    <w:bookmarkStart w:id="213" w:name="sec-ch2-dc-nbr-if"/>
     <w:p>
       <w:pPr>
         <w:pStyle w:val="Heading3"/>
@@ -16365,8 +17510,8 @@
         <w:t xml:space="preserve">Interface to the Neighborhood</w:t>
       </w:r>
     </w:p>
-    <w:bookmarkEnd w:id="205"/>
-    <w:bookmarkStart w:id="206" w:name="sec-ch2-dc-errors"/>
+    <w:bookmarkEnd w:id="213"/>
+    <w:bookmarkStart w:id="214" w:name="sec-ch2-dc-errors"/>
     <w:p>
       <w:pPr>
         <w:pStyle w:val="Heading3"/>
@@ -16384,8 +17529,8 @@
         <w:t xml:space="preserve">Errors</w:t>
       </w:r>
     </w:p>
-    <w:bookmarkEnd w:id="206"/>
-    <w:bookmarkStart w:id="207" w:name="sec-ch2-dc-perf"/>
+    <w:bookmarkEnd w:id="214"/>
+    <w:bookmarkStart w:id="215" w:name="sec-ch2-dc-perf"/>
     <w:p>
       <w:pPr>
         <w:pStyle w:val="Heading3"/>
@@ -16403,8 +17548,8 @@
         <w:t xml:space="preserve">Performance</w:t>
       </w:r>
     </w:p>
-    <w:bookmarkEnd w:id="207"/>
-    <w:bookmarkStart w:id="208" w:name="sec-ch2-dc-verif"/>
+    <w:bookmarkEnd w:id="215"/>
+    <w:bookmarkStart w:id="216" w:name="sec-ch2-dc-verif"/>
     <w:p>
       <w:pPr>
         <w:pStyle w:val="Heading3"/>
@@ -16422,9 +17567,9 @@
         <w:t xml:space="preserve">Verification Notes</w:t>
       </w:r>
     </w:p>
-    <w:bookmarkEnd w:id="208"/>
-    <w:bookmarkEnd w:id="209"/>
-    <w:bookmarkStart w:id="228" w:name="sec-ch2-vpu"/>
+    <w:bookmarkEnd w:id="216"/>
+    <w:bookmarkEnd w:id="217"/>
+    <w:bookmarkStart w:id="236" w:name="sec-ch2-vpu"/>
     <w:p>
       <w:pPr>
         <w:pStyle w:val="Heading2"/>
@@ -16442,7 +17587,7 @@
         <w:t xml:space="preserve">Vector Processing Unit</w:t>
       </w:r>
     </w:p>
-    <w:bookmarkStart w:id="210" w:name="sec-ch2-vpu-overview"/>
+    <w:bookmarkStart w:id="218" w:name="sec-ch2-vpu-overview"/>
     <w:p>
       <w:pPr>
         <w:pStyle w:val="Heading3"/>
@@ -16472,8 +17617,8 @@
         <w:t xml:space="preserve">Figure: VPU block diagram.</w:t>
       </w:r>
     </w:p>
-    <w:bookmarkEnd w:id="210"/>
-    <w:bookmarkStart w:id="211" w:name="sec-ch2-vpu-if"/>
+    <w:bookmarkEnd w:id="218"/>
+    <w:bookmarkStart w:id="219" w:name="sec-ch2-vpu-if"/>
     <w:p>
       <w:pPr>
         <w:pStyle w:val="Heading3"/>
@@ -16503,8 +17648,8 @@
         <w:t xml:space="preserve">Table: VPU interface signals.</w:t>
       </w:r>
     </w:p>
-    <w:bookmarkEnd w:id="211"/>
-    <w:bookmarkStart w:id="212" w:name="sec-ch2-vpu-ctrl"/>
+    <w:bookmarkEnd w:id="219"/>
+    <w:bookmarkStart w:id="220" w:name="sec-ch2-vpu-ctrl"/>
     <w:p>
       <w:pPr>
         <w:pStyle w:val="Heading3"/>
@@ -16522,8 +17667,8 @@
         <w:t xml:space="preserve">Control and Micro-Instruction Decode</w:t>
       </w:r>
     </w:p>
-    <w:bookmarkEnd w:id="212"/>
-    <w:bookmarkStart w:id="213" w:name="sec-ch2-vpu-rf"/>
+    <w:bookmarkEnd w:id="220"/>
+    <w:bookmarkStart w:id="221" w:name="sec-ch2-vpu-rf"/>
     <w:p>
       <w:pPr>
         <w:pStyle w:val="Heading3"/>
@@ -16541,8 +17686,8 @@
         <w:t xml:space="preserve">Register Files</w:t>
       </w:r>
     </w:p>
-    <w:bookmarkEnd w:id="213"/>
-    <w:bookmarkStart w:id="214" w:name="sec-ch2-vpu-lanes"/>
+    <w:bookmarkEnd w:id="221"/>
+    <w:bookmarkStart w:id="222" w:name="sec-ch2-vpu-lanes"/>
     <w:p>
       <w:pPr>
         <w:pStyle w:val="Heading3"/>
@@ -16572,8 +17717,8 @@
         <w:t xml:space="preserve">Figure: VPU lane.</w:t>
       </w:r>
     </w:p>
-    <w:bookmarkEnd w:id="214"/>
-    <w:bookmarkStart w:id="215" w:name="sec-ch2-vpu-mask"/>
+    <w:bookmarkEnd w:id="222"/>
+    <w:bookmarkStart w:id="223" w:name="sec-ch2-vpu-mask"/>
     <w:p>
       <w:pPr>
         <w:pStyle w:val="Heading3"/>
@@ -16591,8 +17736,8 @@
         <w:t xml:space="preserve">Mask Unit</w:t>
       </w:r>
     </w:p>
-    <w:bookmarkEnd w:id="215"/>
-    <w:bookmarkStart w:id="216" w:name="sec-ch2-vpu-bypass"/>
+    <w:bookmarkEnd w:id="223"/>
+    <w:bookmarkStart w:id="224" w:name="sec-ch2-vpu-bypass"/>
     <w:p>
       <w:pPr>
         <w:pStyle w:val="Heading3"/>
@@ -16610,8 +17755,8 @@
         <w:t xml:space="preserve">Bypass Network</w:t>
       </w:r>
     </w:p>
-    <w:bookmarkEnd w:id="216"/>
-    <w:bookmarkStart w:id="217" w:name="sec-ch2-vpu-shsw"/>
+    <w:bookmarkEnd w:id="224"/>
+    <w:bookmarkStart w:id="225" w:name="sec-ch2-vpu-shsw"/>
     <w:p>
       <w:pPr>
         <w:pStyle w:val="Heading3"/>
@@ -16629,8 +17774,8 @@
         <w:t xml:space="preserve">Shift and Swizzle Unit</w:t>
       </w:r>
     </w:p>
-    <w:bookmarkEnd w:id="217"/>
-    <w:bookmarkStart w:id="218" w:name="sec-ch2-vpu-txfma"/>
+    <w:bookmarkEnd w:id="225"/>
+    <w:bookmarkStart w:id="226" w:name="sec-ch2-vpu-txfma"/>
     <w:p>
       <w:pPr>
         <w:pStyle w:val="Heading3"/>
@@ -16648,8 +17793,8 @@
         <w:t xml:space="preserve">TxFMA Unit</w:t>
       </w:r>
     </w:p>
-    <w:bookmarkEnd w:id="218"/>
-    <w:bookmarkStart w:id="219" w:name="sec-ch2-vpu-tima"/>
+    <w:bookmarkEnd w:id="226"/>
+    <w:bookmarkStart w:id="227" w:name="sec-ch2-vpu-tima"/>
     <w:p>
       <w:pPr>
         <w:pStyle w:val="Heading3"/>
@@ -16667,8 +17812,8 @@
         <w:t xml:space="preserve">Integer Multiply-Accumulate Unit</w:t>
       </w:r>
     </w:p>
-    <w:bookmarkEnd w:id="219"/>
-    <w:bookmarkStart w:id="220" w:name="sec-ch2-vpu-trans"/>
+    <w:bookmarkEnd w:id="227"/>
+    <w:bookmarkStart w:id="228" w:name="sec-ch2-vpu-trans"/>
     <w:p>
       <w:pPr>
         <w:pStyle w:val="Heading3"/>
@@ -16686,8 +17831,8 @@
         <w:t xml:space="preserve">Transcendental Unit</w:t>
       </w:r>
     </w:p>
-    <w:bookmarkEnd w:id="220"/>
-    <w:bookmarkStart w:id="224" w:name="sec-ch2-vpu-tensor"/>
+    <w:bookmarkEnd w:id="228"/>
+    <w:bookmarkStart w:id="232" w:name="sec-ch2-vpu-tensor"/>
     <w:p>
       <w:pPr>
         <w:pStyle w:val="Heading3"/>
@@ -16705,7 +17850,7 @@
         <w:t xml:space="preserve">Tensor Operations</w:t>
       </w:r>
     </w:p>
-    <w:bookmarkStart w:id="221" w:name="sec-ch2-vpu-tfma"/>
+    <w:bookmarkStart w:id="229" w:name="sec-ch2-vpu-tfma"/>
     <w:p>
       <w:pPr>
         <w:pStyle w:val="Heading4"/>
@@ -16723,8 +17868,8 @@
         <w:t xml:space="preserve">Tensor FMA</w:t>
       </w:r>
     </w:p>
-    <w:bookmarkEnd w:id="221"/>
-    <w:bookmarkStart w:id="222" w:name="sec-ch2-vpu-tquant"/>
+    <w:bookmarkEnd w:id="229"/>
+    <w:bookmarkStart w:id="230" w:name="sec-ch2-vpu-tquant"/>
     <w:p>
       <w:pPr>
         <w:pStyle w:val="Heading4"/>
@@ -16742,8 +17887,8 @@
         <w:t xml:space="preserve">Tensor Quantization</w:t>
       </w:r>
     </w:p>
-    <w:bookmarkEnd w:id="222"/>
-    <w:bookmarkStart w:id="223" w:name="sec-ch2-vpu-treduce"/>
+    <w:bookmarkEnd w:id="230"/>
+    <w:bookmarkStart w:id="231" w:name="sec-ch2-vpu-treduce"/>
     <w:p>
       <w:pPr>
         <w:pStyle w:val="Heading4"/>
@@ -16761,9 +17906,9 @@
         <w:t xml:space="preserve">Tensor Reduce</w:t>
       </w:r>
     </w:p>
-    <w:bookmarkEnd w:id="223"/>
-    <w:bookmarkEnd w:id="224"/>
-    <w:bookmarkStart w:id="225" w:name="sec-ch2-vpu-core-if"/>
+    <w:bookmarkEnd w:id="231"/>
+    <w:bookmarkEnd w:id="232"/>
+    <w:bookmarkStart w:id="233" w:name="sec-ch2-vpu-core-if"/>
     <w:p>
       <w:pPr>
         <w:pStyle w:val="Heading3"/>
@@ -16781,8 +17926,8 @@
         <w:t xml:space="preserve">Interfaces to the Integer Pipeline and Data Cache</w:t>
       </w:r>
     </w:p>
-    <w:bookmarkEnd w:id="225"/>
-    <w:bookmarkStart w:id="226" w:name="sec-ch2-vpu-perf"/>
+    <w:bookmarkEnd w:id="233"/>
+    <w:bookmarkStart w:id="234" w:name="sec-ch2-vpu-perf"/>
     <w:p>
       <w:pPr>
         <w:pStyle w:val="Heading3"/>
@@ -16800,8 +17945,8 @@
         <w:t xml:space="preserve">Performance</w:t>
       </w:r>
     </w:p>
-    <w:bookmarkEnd w:id="226"/>
-    <w:bookmarkStart w:id="227" w:name="sec-ch2-vpu-verif"/>
+    <w:bookmarkEnd w:id="234"/>
+    <w:bookmarkStart w:id="235" w:name="sec-ch2-vpu-verif"/>
     <w:p>
       <w:pPr>
         <w:pStyle w:val="Heading3"/>
@@ -16819,10 +17964,10 @@
         <w:t xml:space="preserve">Verification Notes</w:t>
       </w:r>
     </w:p>
-    <w:bookmarkEnd w:id="227"/>
-    <w:bookmarkEnd w:id="228"/>
-    <w:bookmarkEnd w:id="229"/>
-    <w:bookmarkStart w:id="285" w:name="ch-neighborhood"/>
+    <w:bookmarkEnd w:id="235"/>
+    <w:bookmarkEnd w:id="236"/>
+    <w:bookmarkEnd w:id="237"/>
+    <w:bookmarkStart w:id="293" w:name="ch-neighborhood"/>
     <w:p>
       <w:pPr>
         <w:pStyle w:val="Heading1"/>
@@ -16840,7 +17985,7 @@
         <w:t xml:space="preserve">Neighborhood</w:t>
       </w:r>
     </w:p>
-    <w:bookmarkStart w:id="234" w:name="sec-ch3-overview"/>
+    <w:bookmarkStart w:id="242" w:name="sec-ch3-overview"/>
     <w:p>
       <w:pPr>
         <w:pStyle w:val="Heading2"/>
@@ -16858,7 +18003,7 @@
         <w:t xml:space="preserve">Neighborhood Overview</w:t>
       </w:r>
     </w:p>
-    <w:bookmarkStart w:id="230" w:name="sec-ch3-partitioning"/>
+    <w:bookmarkStart w:id="238" w:name="sec-ch3-partitioning"/>
     <w:p>
       <w:pPr>
         <w:pStyle w:val="Heading3"/>
@@ -16888,8 +18033,8 @@
         <w:t xml:space="preserve">Figure: Neighborhood block diagram.</w:t>
       </w:r>
     </w:p>
-    <w:bookmarkEnd w:id="230"/>
-    <w:bookmarkStart w:id="231" w:name="sec-ch3-shared"/>
+    <w:bookmarkEnd w:id="238"/>
+    <w:bookmarkStart w:id="239" w:name="sec-ch3-shared"/>
     <w:p>
       <w:pPr>
         <w:pStyle w:val="Heading3"/>
@@ -16907,8 +18052,8 @@
         <w:t xml:space="preserve">Shared Resources and Core Connections</w:t>
       </w:r>
     </w:p>
-    <w:bookmarkEnd w:id="231"/>
-    <w:bookmarkStart w:id="232" w:name="sec-ch3-voltage"/>
+    <w:bookmarkEnd w:id="239"/>
+    <w:bookmarkStart w:id="240" w:name="sec-ch3-voltage"/>
     <w:p>
       <w:pPr>
         <w:pStyle w:val="Heading3"/>
@@ -16926,8 +18071,8 @@
         <w:t xml:space="preserve">Voltage-Domain Crossings</w:t>
       </w:r>
     </w:p>
-    <w:bookmarkEnd w:id="232"/>
-    <w:bookmarkStart w:id="233" w:name="sec-ch3-ext-if"/>
+    <w:bookmarkEnd w:id="240"/>
+    <w:bookmarkStart w:id="241" w:name="sec-ch3-ext-if"/>
     <w:p>
       <w:pPr>
         <w:pStyle w:val="Heading3"/>
@@ -16957,9 +18102,9 @@
         <w:t xml:space="preserve">Table: Neighborhood interface groups.</w:t>
       </w:r>
     </w:p>
-    <w:bookmarkEnd w:id="233"/>
-    <w:bookmarkEnd w:id="234"/>
-    <w:bookmarkStart w:id="243" w:name="sec-ch3-fe-ic"/>
+    <w:bookmarkEnd w:id="241"/>
+    <w:bookmarkEnd w:id="242"/>
+    <w:bookmarkStart w:id="251" w:name="sec-ch3-fe-ic"/>
     <w:p>
       <w:pPr>
         <w:pStyle w:val="Heading2"/>
@@ -16977,7 +18122,7 @@
         <w:t xml:space="preserve">Front End – I-Cache Interface</w:t>
       </w:r>
     </w:p>
-    <w:bookmarkStart w:id="235" w:name="sec-ch3-fe-ic-overview"/>
+    <w:bookmarkStart w:id="243" w:name="sec-ch3-fe-ic-overview"/>
     <w:p>
       <w:pPr>
         <w:pStyle w:val="Heading3"/>
@@ -17007,8 +18152,8 @@
         <w:t xml:space="preserve">Figure: Front End to I-cache connection within a Neighborhood.</w:t>
       </w:r>
     </w:p>
-    <w:bookmarkEnd w:id="235"/>
-    <w:bookmarkStart w:id="236" w:name="sec-ch3-fe-ic-signals"/>
+    <w:bookmarkEnd w:id="243"/>
+    <w:bookmarkStart w:id="244" w:name="sec-ch3-fe-ic-signals"/>
     <w:p>
       <w:pPr>
         <w:pStyle w:val="Heading3"/>
@@ -17038,8 +18183,8 @@
         <w:t xml:space="preserve">Table: Front End – I-cache interface signals.</w:t>
       </w:r>
     </w:p>
-    <w:bookmarkEnd w:id="236"/>
-    <w:bookmarkStart w:id="237" w:name="sec-ch3-fe-ic-arb"/>
+    <w:bookmarkEnd w:id="244"/>
+    <w:bookmarkStart w:id="245" w:name="sec-ch3-fe-ic-arb"/>
     <w:p>
       <w:pPr>
         <w:pStyle w:val="Heading3"/>
@@ -17057,8 +18202,8 @@
         <w:t xml:space="preserve">Request Arbitration</w:t>
       </w:r>
     </w:p>
-    <w:bookmarkEnd w:id="237"/>
-    <w:bookmarkStart w:id="238" w:name="sec-ch3-fe-ic-timing"/>
+    <w:bookmarkEnd w:id="245"/>
+    <w:bookmarkStart w:id="246" w:name="sec-ch3-fe-ic-timing"/>
     <w:p>
       <w:pPr>
         <w:pStyle w:val="Heading3"/>
@@ -17088,8 +18233,8 @@
         <w:t xml:space="preserve">Figure: Timing of a request and its hit response.</w:t>
       </w:r>
     </w:p>
-    <w:bookmarkEnd w:id="238"/>
-    <w:bookmarkStart w:id="239" w:name="sec-ch3-fe-ic-miss"/>
+    <w:bookmarkEnd w:id="246"/>
+    <w:bookmarkStart w:id="247" w:name="sec-ch3-fe-ic-miss"/>
     <w:p>
       <w:pPr>
         <w:pStyle w:val="Heading3"/>
@@ -17119,8 +18264,8 @@
         <w:t xml:space="preserve">Figure: Timing of a miss, fill and retry.</w:t>
       </w:r>
     </w:p>
-    <w:bookmarkEnd w:id="239"/>
-    <w:bookmarkStart w:id="240" w:name="sec-ch3-fe-ic-errors"/>
+    <w:bookmarkEnd w:id="247"/>
+    <w:bookmarkStart w:id="248" w:name="sec-ch3-fe-ic-errors"/>
     <w:p>
       <w:pPr>
         <w:pStyle w:val="Heading3"/>
@@ -17138,8 +18283,8 @@
         <w:t xml:space="preserve">Fault and Error Reporting</w:t>
       </w:r>
     </w:p>
-    <w:bookmarkEnd w:id="240"/>
-    <w:bookmarkStart w:id="241" w:name="sec-ch3-fe-ic-livelock"/>
+    <w:bookmarkEnd w:id="248"/>
+    <w:bookmarkStart w:id="249" w:name="sec-ch3-fe-ic-livelock"/>
     <w:p>
       <w:pPr>
         <w:pStyle w:val="Heading3"/>
@@ -17157,8 +18302,8 @@
         <w:t xml:space="preserve">Livelock Avoidance</w:t>
       </w:r>
     </w:p>
-    <w:bookmarkEnd w:id="241"/>
-    <w:bookmarkStart w:id="242" w:name="sec-ch3-fe-ic-limits"/>
+    <w:bookmarkEnd w:id="249"/>
+    <w:bookmarkStart w:id="250" w:name="sec-ch3-fe-ic-limits"/>
     <w:p>
       <w:pPr>
         <w:pStyle w:val="Heading3"/>
@@ -17176,9 +18321,9 @@
         <w:t xml:space="preserve">Known Limitations</w:t>
       </w:r>
     </w:p>
-    <w:bookmarkEnd w:id="242"/>
-    <w:bookmarkEnd w:id="243"/>
-    <w:bookmarkStart w:id="257" w:name="sec-ch3-l0"/>
+    <w:bookmarkEnd w:id="250"/>
+    <w:bookmarkEnd w:id="251"/>
+    <w:bookmarkStart w:id="265" w:name="sec-ch3-l0"/>
     <w:p>
       <w:pPr>
         <w:pStyle w:val="Heading2"/>
@@ -17196,7 +18341,7 @@
         <w:t xml:space="preserve">L0 Micro-Cache</w:t>
       </w:r>
     </w:p>
-    <w:bookmarkStart w:id="244" w:name="sec-ch3-l0-overview"/>
+    <w:bookmarkStart w:id="252" w:name="sec-ch3-l0-overview"/>
     <w:p>
       <w:pPr>
         <w:pStyle w:val="Heading3"/>
@@ -17226,8 +18371,8 @@
         <w:t xml:space="preserve">Table: L0 micro-cache characteristics.</w:t>
       </w:r>
     </w:p>
-    <w:bookmarkEnd w:id="244"/>
-    <w:bookmarkStart w:id="245" w:name="sec-ch3-l0-blocks"/>
+    <w:bookmarkEnd w:id="252"/>
+    <w:bookmarkStart w:id="253" w:name="sec-ch3-l0-blocks"/>
     <w:p>
       <w:pPr>
         <w:pStyle w:val="Heading3"/>
@@ -17257,8 +18402,8 @@
         <w:t xml:space="preserve">Figure: L0 micro-cache block diagram.</w:t>
       </w:r>
     </w:p>
-    <w:bookmarkEnd w:id="245"/>
-    <w:bookmarkStart w:id="246" w:name="sec-ch3-l0-pipeline"/>
+    <w:bookmarkEnd w:id="253"/>
+    <w:bookmarkStart w:id="254" w:name="sec-ch3-l0-pipeline"/>
     <w:p>
       <w:pPr>
         <w:pStyle w:val="Heading3"/>
@@ -17288,8 +18433,8 @@
         <w:t xml:space="preserve">Figure: L0 micro-cache pipeline.</w:t>
       </w:r>
     </w:p>
-    <w:bookmarkEnd w:id="246"/>
-    <w:bookmarkStart w:id="247" w:name="sec-ch3-l0-tlb"/>
+    <w:bookmarkEnd w:id="254"/>
+    <w:bookmarkStart w:id="255" w:name="sec-ch3-l0-tlb"/>
     <w:p>
       <w:pPr>
         <w:pStyle w:val="Heading3"/>
@@ -17307,8 +18452,8 @@
         <w:t xml:space="preserve">Instruction TLB</w:t>
       </w:r>
     </w:p>
-    <w:bookmarkEnd w:id="247"/>
-    <w:bookmarkStart w:id="248" w:name="sec-ch3-l0-tags-data"/>
+    <w:bookmarkEnd w:id="255"/>
+    <w:bookmarkStart w:id="256" w:name="sec-ch3-l0-tags-data"/>
     <w:p>
       <w:pPr>
         <w:pStyle w:val="Heading3"/>
@@ -17326,8 +18471,8 @@
         <w:t xml:space="preserve">Micro-Tag and Micro-Data Arrays</w:t>
       </w:r>
     </w:p>
-    <w:bookmarkEnd w:id="248"/>
-    <w:bookmarkStart w:id="249" w:name="sec-ch3-l0-pma"/>
+    <w:bookmarkEnd w:id="256"/>
+    <w:bookmarkStart w:id="257" w:name="sec-ch3-l0-pma"/>
     <w:p>
       <w:pPr>
         <w:pStyle w:val="Heading3"/>
@@ -17345,8 +18490,8 @@
         <w:t xml:space="preserve">PMA Check</w:t>
       </w:r>
     </w:p>
-    <w:bookmarkEnd w:id="249"/>
-    <w:bookmarkStart w:id="250" w:name="sec-ch3-l0-lru"/>
+    <w:bookmarkEnd w:id="257"/>
+    <w:bookmarkStart w:id="258" w:name="sec-ch3-l0-lru"/>
     <w:p>
       <w:pPr>
         <w:pStyle w:val="Heading3"/>
@@ -17364,8 +18509,8 @@
         <w:t xml:space="preserve">Replacement</w:t>
       </w:r>
     </w:p>
-    <w:bookmarkEnd w:id="250"/>
-    <w:bookmarkStart w:id="254" w:name="sec-ch3-l0-miss"/>
+    <w:bookmarkEnd w:id="258"/>
+    <w:bookmarkStart w:id="262" w:name="sec-ch3-l0-miss"/>
     <w:p>
       <w:pPr>
         <w:pStyle w:val="Heading3"/>
@@ -17383,7 +18528,7 @@
         <w:t xml:space="preserve">Miss Handling</w:t>
       </w:r>
     </w:p>
-    <w:bookmarkStart w:id="251" w:name="sec-ch3-l0-tlb-miss"/>
+    <w:bookmarkStart w:id="259" w:name="sec-ch3-l0-tlb-miss"/>
     <w:p>
       <w:pPr>
         <w:pStyle w:val="Heading4"/>
@@ -17401,8 +18546,8 @@
         <w:t xml:space="preserve">TLB Miss</w:t>
       </w:r>
     </w:p>
-    <w:bookmarkEnd w:id="251"/>
-    <w:bookmarkStart w:id="252" w:name="sec-ch3-l0-tag-miss"/>
+    <w:bookmarkEnd w:id="259"/>
+    <w:bookmarkStart w:id="260" w:name="sec-ch3-l0-tag-miss"/>
     <w:p>
       <w:pPr>
         <w:pStyle w:val="Heading4"/>
@@ -17420,8 +18565,8 @@
         <w:t xml:space="preserve">Tag Miss</w:t>
       </w:r>
     </w:p>
-    <w:bookmarkEnd w:id="252"/>
-    <w:bookmarkStart w:id="253" w:name="sec-ch3-l0-fill"/>
+    <w:bookmarkEnd w:id="260"/>
+    <w:bookmarkStart w:id="261" w:name="sec-ch3-l0-fill"/>
     <w:p>
       <w:pPr>
         <w:pStyle w:val="Heading4"/>
@@ -17439,9 +18584,9 @@
         <w:t xml:space="preserve">Fill and Thread Wake-Up</w:t>
       </w:r>
     </w:p>
-    <w:bookmarkEnd w:id="253"/>
-    <w:bookmarkEnd w:id="254"/>
-    <w:bookmarkStart w:id="255" w:name="sec-ch3-l0-bypass"/>
+    <w:bookmarkEnd w:id="261"/>
+    <w:bookmarkEnd w:id="262"/>
+    <w:bookmarkStart w:id="263" w:name="sec-ch3-l0-bypass"/>
     <w:p>
       <w:pPr>
         <w:pStyle w:val="Heading3"/>
@@ -17459,8 +18604,8 @@
         <w:t xml:space="preserve">L1 Bypass</w:t>
       </w:r>
     </w:p>
-    <w:bookmarkEnd w:id="255"/>
-    <w:bookmarkStart w:id="256" w:name="sec-ch3-l0-prefetch"/>
+    <w:bookmarkEnd w:id="263"/>
+    <w:bookmarkStart w:id="264" w:name="sec-ch3-l0-prefetch"/>
     <w:p>
       <w:pPr>
         <w:pStyle w:val="Heading3"/>
@@ -17490,9 +18635,9 @@
         <w:t xml:space="preserve">Figure: Prefetch state machine.</w:t>
       </w:r>
     </w:p>
-    <w:bookmarkEnd w:id="256"/>
-    <w:bookmarkEnd w:id="257"/>
-    <w:bookmarkStart w:id="265" w:name="sec-ch3-l1"/>
+    <w:bookmarkEnd w:id="264"/>
+    <w:bookmarkEnd w:id="265"/>
+    <w:bookmarkStart w:id="273" w:name="sec-ch3-l1"/>
     <w:p>
       <w:pPr>
         <w:pStyle w:val="Heading2"/>
@@ -17510,7 +18655,7 @@
         <w:t xml:space="preserve">L1 Instruction Cache</w:t>
       </w:r>
     </w:p>
-    <w:bookmarkStart w:id="258" w:name="sec-ch3-l1-overview"/>
+    <w:bookmarkStart w:id="266" w:name="sec-ch3-l1-overview"/>
     <w:p>
       <w:pPr>
         <w:pStyle w:val="Heading3"/>
@@ -17540,8 +18685,8 @@
         <w:t xml:space="preserve">Figure: L1 instruction cache block diagram.</w:t>
       </w:r>
     </w:p>
-    <w:bookmarkEnd w:id="258"/>
-    <w:bookmarkStart w:id="259" w:name="sec-ch3-l1-org"/>
+    <w:bookmarkEnd w:id="266"/>
+    <w:bookmarkStart w:id="267" w:name="sec-ch3-l1-org"/>
     <w:p>
       <w:pPr>
         <w:pStyle w:val="Heading3"/>
@@ -17559,8 +18704,8 @@
         <w:t xml:space="preserve">Organization</w:t>
       </w:r>
     </w:p>
-    <w:bookmarkEnd w:id="259"/>
-    <w:bookmarkStart w:id="260" w:name="sec-ch3-l1-arrays"/>
+    <w:bookmarkEnd w:id="267"/>
+    <w:bookmarkStart w:id="268" w:name="sec-ch3-l1-arrays"/>
     <w:p>
       <w:pPr>
         <w:pStyle w:val="Heading3"/>
@@ -17578,8 +18723,8 @@
         <w:t xml:space="preserve">Tag, LRU and Data Arrays</w:t>
       </w:r>
     </w:p>
-    <w:bookmarkEnd w:id="260"/>
-    <w:bookmarkStart w:id="261" w:name="sec-ch3-l1-ram"/>
+    <w:bookmarkEnd w:id="268"/>
+    <w:bookmarkStart w:id="269" w:name="sec-ch3-l1-ram"/>
     <w:p>
       <w:pPr>
         <w:pStyle w:val="Heading3"/>
@@ -17597,8 +18742,8 @@
         <w:t xml:space="preserve">External Data RAM</w:t>
       </w:r>
     </w:p>
-    <w:bookmarkEnd w:id="261"/>
-    <w:bookmarkStart w:id="262" w:name="sec-ch3-l1-arb"/>
+    <w:bookmarkEnd w:id="269"/>
+    <w:bookmarkStart w:id="270" w:name="sec-ch3-l1-arb"/>
     <w:p>
       <w:pPr>
         <w:pStyle w:val="Heading3"/>
@@ -17616,8 +18761,8 @@
         <w:t xml:space="preserve">Request Arbitration Between L0 Micro-Caches</w:t>
       </w:r>
     </w:p>
-    <w:bookmarkEnd w:id="262"/>
-    <w:bookmarkStart w:id="263" w:name="sec-ch3-l1-miss"/>
+    <w:bookmarkEnd w:id="270"/>
+    <w:bookmarkStart w:id="271" w:name="sec-ch3-l1-miss"/>
     <w:p>
       <w:pPr>
         <w:pStyle w:val="Heading3"/>
@@ -17635,8 +18780,8 @@
         <w:t xml:space="preserve">Miss Path</w:t>
       </w:r>
     </w:p>
-    <w:bookmarkEnd w:id="263"/>
-    <w:bookmarkStart w:id="264" w:name="sec-ch3-l1-errors"/>
+    <w:bookmarkEnd w:id="271"/>
+    <w:bookmarkStart w:id="272" w:name="sec-ch3-l1-errors"/>
     <w:p>
       <w:pPr>
         <w:pStyle w:val="Heading3"/>
@@ -17654,9 +18799,9 @@
         <w:t xml:space="preserve">Errors and ECC</w:t>
       </w:r>
     </w:p>
-    <w:bookmarkEnd w:id="264"/>
-    <w:bookmarkEnd w:id="265"/>
-    <w:bookmarkStart w:id="269" w:name="sec-ch3-ptw"/>
+    <w:bookmarkEnd w:id="272"/>
+    <w:bookmarkEnd w:id="273"/>
+    <w:bookmarkStart w:id="277" w:name="sec-ch3-ptw"/>
     <w:p>
       <w:pPr>
         <w:pStyle w:val="Heading2"/>
@@ -17674,7 +18819,7 @@
         <w:t xml:space="preserve">Shared Page-Table Walker</w:t>
       </w:r>
     </w:p>
-    <w:bookmarkStart w:id="266" w:name="sec-ch3-ptw-clients"/>
+    <w:bookmarkStart w:id="274" w:name="sec-ch3-ptw-clients"/>
     <w:p>
       <w:pPr>
         <w:pStyle w:val="Heading3"/>
@@ -17692,8 +18837,8 @@
         <w:t xml:space="preserve">Clients and Arbitration</w:t>
       </w:r>
     </w:p>
-    <w:bookmarkEnd w:id="266"/>
-    <w:bookmarkStart w:id="267" w:name="sec-ch3-ptw-walk"/>
+    <w:bookmarkEnd w:id="274"/>
+    <w:bookmarkStart w:id="275" w:name="sec-ch3-ptw-walk"/>
     <w:p>
       <w:pPr>
         <w:pStyle w:val="Heading3"/>
@@ -17723,8 +18868,8 @@
         <w:t xml:space="preserve">Figure: Page-table walk state machine.</w:t>
       </w:r>
     </w:p>
-    <w:bookmarkEnd w:id="267"/>
-    <w:bookmarkStart w:id="268" w:name="sec-ch3-ptw-cache"/>
+    <w:bookmarkEnd w:id="275"/>
+    <w:bookmarkStart w:id="276" w:name="sec-ch3-ptw-cache"/>
     <w:p>
       <w:pPr>
         <w:pStyle w:val="Heading3"/>
@@ -17742,9 +18887,9 @@
         <w:t xml:space="preserve">PTE Cache and Invalidation</w:t>
       </w:r>
     </w:p>
-    <w:bookmarkEnd w:id="268"/>
-    <w:bookmarkEnd w:id="269"/>
-    <w:bookmarkStart w:id="273" w:name="sec-ch3-mem"/>
+    <w:bookmarkEnd w:id="276"/>
+    <w:bookmarkEnd w:id="277"/>
+    <w:bookmarkStart w:id="281" w:name="sec-ch3-mem"/>
     <w:p>
       <w:pPr>
         <w:pStyle w:val="Heading2"/>
@@ -17762,7 +18907,7 @@
         <w:t xml:space="preserve">Memory Request and Response Path</w:t>
       </w:r>
     </w:p>
-    <w:bookmarkStart w:id="270" w:name="sec-ch3-mem-fifos"/>
+    <w:bookmarkStart w:id="278" w:name="sec-ch3-mem-fifos"/>
     <w:p>
       <w:pPr>
         <w:pStyle w:val="Heading3"/>
@@ -17792,8 +18937,8 @@
         <w:t xml:space="preserve">Figure: Neighborhood memory request and response path.</w:t>
       </w:r>
     </w:p>
-    <w:bookmarkEnd w:id="270"/>
-    <w:bookmarkStart w:id="271" w:name="sec-ch3-mem-arb"/>
+    <w:bookmarkEnd w:id="278"/>
+    <w:bookmarkStart w:id="279" w:name="sec-ch3-mem-arb"/>
     <w:p>
       <w:pPr>
         <w:pStyle w:val="Heading3"/>
@@ -17811,8 +18956,8 @@
         <w:t xml:space="preserve">Request Arbitration</w:t>
       </w:r>
     </w:p>
-    <w:bookmarkEnd w:id="271"/>
-    <w:bookmarkStart w:id="272" w:name="sec-ch3-mem-resp"/>
+    <w:bookmarkEnd w:id="279"/>
+    <w:bookmarkStart w:id="280" w:name="sec-ch3-mem-resp"/>
     <w:p>
       <w:pPr>
         <w:pStyle w:val="Heading3"/>
@@ -17830,9 +18975,9 @@
         <w:t xml:space="preserve">Response Routing and Backpressure</w:t>
       </w:r>
     </w:p>
-    <w:bookmarkEnd w:id="272"/>
-    <w:bookmarkEnd w:id="273"/>
-    <w:bookmarkStart w:id="277" w:name="sec-ch3-tensor"/>
+    <w:bookmarkEnd w:id="280"/>
+    <w:bookmarkEnd w:id="281"/>
+    <w:bookmarkStart w:id="285" w:name="sec-ch3-tensor"/>
     <w:p>
       <w:pPr>
         <w:pStyle w:val="Heading2"/>
@@ -17850,7 +18995,7 @@
         <w:t xml:space="preserve">Tensor Support</w:t>
       </w:r>
     </w:p>
-    <w:bookmarkStart w:id="274" w:name="sec-ch3-tensor-coop"/>
+    <w:bookmarkStart w:id="282" w:name="sec-ch3-tensor-coop"/>
     <w:p>
       <w:pPr>
         <w:pStyle w:val="Heading3"/>
@@ -17868,8 +19013,8 @@
         <w:t xml:space="preserve">Cooperative Tensor Load</w:t>
       </w:r>
     </w:p>
-    <w:bookmarkEnd w:id="274"/>
-    <w:bookmarkStart w:id="275" w:name="sec-ch3-tensor-tsb"/>
+    <w:bookmarkEnd w:id="282"/>
+    <w:bookmarkStart w:id="283" w:name="sec-ch3-tensor-tsb"/>
     <w:p>
       <w:pPr>
         <w:pStyle w:val="Heading3"/>
@@ -17887,8 +19032,8 @@
         <w:t xml:space="preserve">Tensor Store Buffer</w:t>
       </w:r>
     </w:p>
-    <w:bookmarkEnd w:id="275"/>
-    <w:bookmarkStart w:id="276" w:name="sec-ch3-tensor-tbox"/>
+    <w:bookmarkEnd w:id="283"/>
+    <w:bookmarkStart w:id="284" w:name="sec-ch3-tensor-tbox"/>
     <w:p>
       <w:pPr>
         <w:pStyle w:val="Heading3"/>
@@ -17906,142 +19051,142 @@
         <w:t xml:space="preserve">TBOX Router</w:t>
       </w:r>
     </w:p>
-    <w:bookmarkEnd w:id="276"/>
-    <w:bookmarkEnd w:id="277"/>
-    <w:bookmarkStart w:id="284" w:name="sec-ch3-sync"/>
-    <w:p>
-      <w:pPr>
-        <w:pStyle w:val="Heading2"/>
-      </w:pPr>
-      <w:r>
-        <w:rPr>
-          <w:rStyle w:val="SectionNumber"/>
-        </w:rPr>
-        <w:t xml:space="preserve">3.8</w:t>
-      </w:r>
-      <w:r>
-        <w:tab/>
-      </w:r>
-      <w:r>
-        <w:t xml:space="preserve">Synchronization, Messaging, Registers and PMU</w:t>
-      </w:r>
-    </w:p>
-    <w:bookmarkStart w:id="278" w:name="sec-ch3-flb"/>
-    <w:p>
-      <w:pPr>
-        <w:pStyle w:val="Heading3"/>
-      </w:pPr>
-      <w:r>
-        <w:rPr>
-          <w:rStyle w:val="SectionNumber"/>
-        </w:rPr>
-        <w:t xml:space="preserve">3.8.1</w:t>
-      </w:r>
-      <w:r>
-        <w:tab/>
-      </w:r>
-      <w:r>
-        <w:t xml:space="preserve">Fast Local Barrier</w:t>
-      </w:r>
-    </w:p>
-    <w:bookmarkEnd w:id="278"/>
-    <w:bookmarkStart w:id="279" w:name="sec-ch3-lmn"/>
-    <w:p>
-      <w:pPr>
-        <w:pStyle w:val="Heading3"/>
-      </w:pPr>
-      <w:r>
-        <w:rPr>
-          <w:rStyle w:val="SectionNumber"/>
-        </w:rPr>
-        <w:t xml:space="preserve">3.8.2</w:t>
-      </w:r>
-      <w:r>
-        <w:tab/>
-      </w:r>
-      <w:r>
-        <w:t xml:space="preserve">Local Message Network</w:t>
-      </w:r>
-    </w:p>
-    <w:bookmarkEnd w:id="279"/>
-    <w:bookmarkStart w:id="280" w:name="sec-ch3-ipi"/>
-    <w:p>
-      <w:pPr>
-        <w:pStyle w:val="Heading3"/>
-      </w:pPr>
-      <w:r>
-        <w:rPr>
-          <w:rStyle w:val="SectionNumber"/>
-        </w:rPr>
-        <w:t xml:space="preserve">3.8.3</w:t>
-      </w:r>
-      <w:r>
-        <w:tab/>
-      </w:r>
-      <w:r>
-        <w:t xml:space="preserve">IPI and FCC Paths</w:t>
-      </w:r>
-    </w:p>
-    <w:bookmarkEnd w:id="280"/>
-    <w:bookmarkStart w:id="281" w:name="sec-ch3-esr"/>
-    <w:p>
-      <w:pPr>
-        <w:pStyle w:val="Heading3"/>
-      </w:pPr>
-      <w:r>
-        <w:rPr>
-          <w:rStyle w:val="SectionNumber"/>
-        </w:rPr>
-        <w:t xml:space="preserve">3.8.4</w:t>
-      </w:r>
-      <w:r>
-        <w:tab/>
-      </w:r>
-      <w:r>
-        <w:t xml:space="preserve">Neighborhood Registers and APB Access</w:t>
-      </w:r>
-    </w:p>
-    <w:bookmarkEnd w:id="281"/>
-    <w:bookmarkStart w:id="282" w:name="sec-ch3-dbg"/>
-    <w:p>
-      <w:pPr>
-        <w:pStyle w:val="Heading3"/>
-      </w:pPr>
-      <w:r>
-        <w:rPr>
-          <w:rStyle w:val="SectionNumber"/>
-        </w:rPr>
-        <w:t xml:space="preserve">3.8.5</w:t>
-      </w:r>
-      <w:r>
-        <w:tab/>
-      </w:r>
-      <w:r>
-        <w:t xml:space="preserve">Debug Channel</w:t>
-      </w:r>
-    </w:p>
-    <w:bookmarkEnd w:id="282"/>
-    <w:bookmarkStart w:id="283" w:name="sec-ch3-pmu"/>
-    <w:p>
-      <w:pPr>
-        <w:pStyle w:val="Heading3"/>
-      </w:pPr>
-      <w:r>
-        <w:rPr>
-          <w:rStyle w:val="SectionNumber"/>
-        </w:rPr>
-        <w:t xml:space="preserve">3.8.6</w:t>
-      </w:r>
-      <w:r>
-        <w:tab/>
-      </w:r>
-      <w:r>
-        <w:t xml:space="preserve">Performance Monitoring Unit</w:t>
-      </w:r>
-    </w:p>
-    <w:bookmarkEnd w:id="283"/>
     <w:bookmarkEnd w:id="284"/>
     <w:bookmarkEnd w:id="285"/>
+    <w:bookmarkStart w:id="292" w:name="sec-ch3-sync"/>
+    <w:p>
+      <w:pPr>
+        <w:pStyle w:val="Heading2"/>
+      </w:pPr>
+      <w:r>
+        <w:rPr>
+          <w:rStyle w:val="SectionNumber"/>
+        </w:rPr>
+        <w:t xml:space="preserve">3.8</w:t>
+      </w:r>
+      <w:r>
+        <w:tab/>
+      </w:r>
+      <w:r>
+        <w:t xml:space="preserve">Synchronization, Messaging, Registers and PMU</w:t>
+      </w:r>
+    </w:p>
+    <w:bookmarkStart w:id="286" w:name="sec-ch3-flb"/>
+    <w:p>
+      <w:pPr>
+        <w:pStyle w:val="Heading3"/>
+      </w:pPr>
+      <w:r>
+        <w:rPr>
+          <w:rStyle w:val="SectionNumber"/>
+        </w:rPr>
+        <w:t xml:space="preserve">3.8.1</w:t>
+      </w:r>
+      <w:r>
+        <w:tab/>
+      </w:r>
+      <w:r>
+        <w:t xml:space="preserve">Fast Local Barrier</w:t>
+      </w:r>
+    </w:p>
+    <w:bookmarkEnd w:id="286"/>
+    <w:bookmarkStart w:id="287" w:name="sec-ch3-lmn"/>
+    <w:p>
+      <w:pPr>
+        <w:pStyle w:val="Heading3"/>
+      </w:pPr>
+      <w:r>
+        <w:rPr>
+          <w:rStyle w:val="SectionNumber"/>
+        </w:rPr>
+        <w:t xml:space="preserve">3.8.2</w:t>
+      </w:r>
+      <w:r>
+        <w:tab/>
+      </w:r>
+      <w:r>
+        <w:t xml:space="preserve">Local Message Network</w:t>
+      </w:r>
+    </w:p>
+    <w:bookmarkEnd w:id="287"/>
+    <w:bookmarkStart w:id="288" w:name="sec-ch3-ipi"/>
+    <w:p>
+      <w:pPr>
+        <w:pStyle w:val="Heading3"/>
+      </w:pPr>
+      <w:r>
+        <w:rPr>
+          <w:rStyle w:val="SectionNumber"/>
+        </w:rPr>
+        <w:t xml:space="preserve">3.8.3</w:t>
+      </w:r>
+      <w:r>
+        <w:tab/>
+      </w:r>
+      <w:r>
+        <w:t xml:space="preserve">IPI and FCC Paths</w:t>
+      </w:r>
+    </w:p>
+    <w:bookmarkEnd w:id="288"/>
+    <w:bookmarkStart w:id="289" w:name="sec-ch3-esr"/>
+    <w:p>
+      <w:pPr>
+        <w:pStyle w:val="Heading3"/>
+      </w:pPr>
+      <w:r>
+        <w:rPr>
+          <w:rStyle w:val="SectionNumber"/>
+        </w:rPr>
+        <w:t xml:space="preserve">3.8.4</w:t>
+      </w:r>
+      <w:r>
+        <w:tab/>
+      </w:r>
+      <w:r>
+        <w:t xml:space="preserve">Neighborhood Registers and APB Access</w:t>
+      </w:r>
+    </w:p>
+    <w:bookmarkEnd w:id="289"/>
+    <w:bookmarkStart w:id="290" w:name="sec-ch3-dbg"/>
+    <w:p>
+      <w:pPr>
+        <w:pStyle w:val="Heading3"/>
+      </w:pPr>
+      <w:r>
+        <w:rPr>
+          <w:rStyle w:val="SectionNumber"/>
+        </w:rPr>
+        <w:t xml:space="preserve">3.8.5</w:t>
+      </w:r>
+      <w:r>
+        <w:tab/>
+      </w:r>
+      <w:r>
+        <w:t xml:space="preserve">Debug Channel</w:t>
+      </w:r>
+    </w:p>
+    <w:bookmarkEnd w:id="290"/>
+    <w:bookmarkStart w:id="291" w:name="sec-ch3-pmu"/>
+    <w:p>
+      <w:pPr>
+        <w:pStyle w:val="Heading3"/>
+      </w:pPr>
+      <w:r>
+        <w:rPr>
+          <w:rStyle w:val="SectionNumber"/>
+        </w:rPr>
+        <w:t xml:space="preserve">3.8.6</w:t>
+      </w:r>
+      <w:r>
+        <w:tab/>
+      </w:r>
+      <w:r>
+        <w:t xml:space="preserve">Performance Monitoring Unit</w:t>
+      </w:r>
+    </w:p>
+    <w:bookmarkEnd w:id="291"/>
+    <w:bookmarkEnd w:id="292"/>
+    <w:bookmarkEnd w:id="293"/>
     <w:sectPr>
       <w:footnotePr>
         <w:numRestart w:val="eachSect"/>
@@ -18389,6 +19534,12 @@
     <w:abstractNumId w:val="991"/>
   </w:num>
   <w:num w:numId="1016">
+    <w:abstractNumId w:val="991"/>
+  </w:num>
+  <w:num w:numId="1017">
+    <w:abstractNumId w:val="991"/>
+  </w:num>
+  <w:num w:numId="1018">
     <w:abstractNumId w:val="99401"/>
     <w:lvlOverride w:ilvl="0">
       <w:startOverride w:val="1"/>
@@ -18418,12 +19569,6 @@
       <w:startOverride w:val="1"/>
     </w:lvlOverride>
   </w:num>
-  <w:num w:numId="1017">
-    <w:abstractNumId w:val="991"/>
-  </w:num>
-  <w:num w:numId="1018">
-    <w:abstractNumId w:val="991"/>
-  </w:num>
   <w:num w:numId="1019">
     <w:abstractNumId w:val="991"/>
   </w:num>
@@ -18431,6 +19576,12 @@
     <w:abstractNumId w:val="991"/>
   </w:num>
   <w:num w:numId="1021">
+    <w:abstractNumId w:val="991"/>
+  </w:num>
+  <w:num w:numId="1022">
+    <w:abstractNumId w:val="991"/>
+  </w:num>
+  <w:num w:numId="1023">
     <w:abstractNumId w:val="99401"/>
     <w:lvlOverride w:ilvl="0">
       <w:startOverride w:val="1"/>

--- a/docs/uarch_spec/core-et-uarch.docx
+++ b/docs/uarch_spec/core-et-uarch.docx
@@ -15,7 +15,7 @@
         <w:pStyle w:val="Date"/>
       </w:pPr>
       <w:r>
-        <w:t xml:space="preserve">2026-09-22</w:t>
+        <w:t xml:space="preserve">2026-09-23</w:t>
       </w:r>
     </w:p>
     <w:p xmlns:w="http://schemas.openxmlformats.org/wordprocessingml/2006/main">

--- a/docs/uarch_spec/core-et-uarch.docx
+++ b/docs/uarch_spec/core-et-uarch.docx
@@ -15,7 +15,7 @@
         <w:pStyle w:val="Date"/>
       </w:pPr>
       <w:r>
-        <w:t xml:space="preserve">2026-09-23</w:t>
+        <w:t xml:space="preserve">2026-09-25</w:t>
       </w:r>
     </w:p>
     <w:p xmlns:w="http://schemas.openxmlformats.org/wordprocessingml/2006/main">
@@ -62,71 +62,6 @@
           <w:hyperlink w:anchor="X7704236ba72ed8cc2b9a9e238d27c640b9b6528">
             <w:r>
               <w:t xml:space="preserve">Revision History</w:t>
-            </w:r>
-          </w:hyperlink>
-        </w:p>
-        <w:p>
-          <w:pPr>
-            <w:spacing w:after="60"/>
-            <w:ind w:left="360"/>
-          </w:pPr>
-          <w:hyperlink w:anchor="Xb09dd14d1cf96e7fd7c82d4dc072fe45e824908">
-            <w:r>
-              <w:t xml:space="preserve">Chapter Status</w:t>
-            </w:r>
-          </w:hyperlink>
-        </w:p>
-        <w:p>
-          <w:pPr>
-            <w:spacing w:after="60"/>
-          </w:pPr>
-          <w:hyperlink w:anchor="preface">
-            <w:r>
-              <w:t xml:space="preserve">Preface</w:t>
-            </w:r>
-          </w:hyperlink>
-        </w:p>
-        <w:p>
-          <w:pPr>
-            <w:spacing w:after="60"/>
-            <w:ind w:left="360"/>
-          </w:pPr>
-          <w:hyperlink w:anchor="Xb8b95d4b88fe185e018349e569b4efa2e7ef3dd">
-            <w:r>
-              <w:t xml:space="preserve">Purpose</w:t>
-            </w:r>
-          </w:hyperlink>
-        </w:p>
-        <w:p>
-          <w:pPr>
-            <w:spacing w:after="60"/>
-            <w:ind w:left="360"/>
-          </w:pPr>
-          <w:hyperlink w:anchor="Xd3eb036a852ae4abd9de591cc51a28510ade18b">
-            <w:r>
-              <w:t xml:space="preserve">Audience</w:t>
-            </w:r>
-          </w:hyperlink>
-        </w:p>
-        <w:p>
-          <w:pPr>
-            <w:spacing w:after="60"/>
-            <w:ind w:left="360"/>
-          </w:pPr>
-          <w:hyperlink w:anchor="Xe500cd29a7f5cd82524081b526840932e91bc92">
-            <w:r>
-              <w:t xml:space="preserve">Sources and Source of Truth</w:t>
-            </w:r>
-          </w:hyperlink>
-        </w:p>
-        <w:p>
-          <w:pPr>
-            <w:spacing w:after="60"/>
-            <w:ind w:left="360"/>
-          </w:pPr>
-          <w:hyperlink w:anchor="X092135ba5a88783865c456c6e3593fb42502819">
-            <w:r>
-              <w:t xml:space="preserve">Conventions</w:t>
             </w:r>
           </w:hyperlink>
         </w:p>
@@ -2112,7 +2047,7 @@
         <w:br w:type="page"/>
       </w:r>
     </w:p>
-    <w:bookmarkStart w:id="12" w:name="document-control"/>
+    <w:bookmarkStart w:id="11" w:name="document-control"/>
     <w:p>
       <w:pPr>
         <w:pStyle w:val="Heading1"/>
@@ -2169,9 +2104,9 @@
         <w:tblCaption w:val="Revision history"/>
       </w:tblPr>
       <w:tblGrid>
-        <w:gridCol w:w="719"/>
-        <w:gridCol w:w="1439"/>
-        <w:gridCol w:w="1439"/>
+        <w:gridCol w:w="1007"/>
+        <w:gridCol w:w="1295"/>
+        <w:gridCol w:w="1295"/>
         <w:gridCol w:w="4320"/>
       </w:tblGrid>
       <w:tr>
@@ -2316,73 +2251,13 @@
     </w:tbl>
     <w:bookmarkEnd w:id="9"/>
     <w:bookmarkEnd w:id="10"/>
-    <w:bookmarkStart w:id="11" w:name="Xb09dd14d1cf96e7fd7c82d4dc072fe45e824908"/>
-    <w:p>
-      <w:pPr>
-        <w:pStyle w:val="Heading2"/>
-      </w:pPr>
-      <w:r>
-        <w:t xml:space="preserve">Chapter Status</w:t>
-      </w:r>
-    </w:p>
     <w:bookmarkEnd w:id="11"/>
-    <w:bookmarkEnd w:id="12"/>
-    <w:bookmarkStart w:id="17" w:name="preface"/>
+    <w:bookmarkStart w:id="57" w:name="ch-et-soc-1-overview"/>
     <w:p>
       <w:pPr>
         <w:pStyle w:val="Heading1"/>
       </w:pPr>
       <w:r>
-        <w:t xml:space="preserve">Preface</w:t>
-      </w:r>
-    </w:p>
-    <w:bookmarkStart w:id="13" w:name="Xb8b95d4b88fe185e018349e569b4efa2e7ef3dd"/>
-    <w:p>
-      <w:pPr>
-        <w:pStyle w:val="Heading2"/>
-      </w:pPr>
-      <w:r>
-        <w:t xml:space="preserve">Purpose</w:t>
-      </w:r>
-    </w:p>
-    <w:bookmarkEnd w:id="13"/>
-    <w:bookmarkStart w:id="14" w:name="Xd3eb036a852ae4abd9de591cc51a28510ade18b"/>
-    <w:p>
-      <w:pPr>
-        <w:pStyle w:val="Heading2"/>
-      </w:pPr>
-      <w:r>
-        <w:t xml:space="preserve">Audience</w:t>
-      </w:r>
-    </w:p>
-    <w:bookmarkEnd w:id="14"/>
-    <w:bookmarkStart w:id="15" w:name="Xe500cd29a7f5cd82524081b526840932e91bc92"/>
-    <w:p>
-      <w:pPr>
-        <w:pStyle w:val="Heading2"/>
-      </w:pPr>
-      <w:r>
-        <w:t xml:space="preserve">Sources and Source of Truth</w:t>
-      </w:r>
-    </w:p>
-    <w:bookmarkEnd w:id="15"/>
-    <w:bookmarkStart w:id="16" w:name="X092135ba5a88783865c456c6e3593fb42502819"/>
-    <w:p>
-      <w:pPr>
-        <w:pStyle w:val="Heading2"/>
-      </w:pPr>
-      <w:r>
-        <w:t xml:space="preserve">Conventions</w:t>
-      </w:r>
-    </w:p>
-    <w:bookmarkEnd w:id="16"/>
-    <w:bookmarkEnd w:id="17"/>
-    <w:bookmarkStart w:id="63" w:name="ch-et-soc-1-overview"/>
-    <w:p>
-      <w:pPr>
-        <w:pStyle w:val="Heading1"/>
-      </w:pPr>
-      <w:r>
         <w:rPr>
           <w:rStyle w:val="SectionNumber"/>
         </w:rPr>
@@ -2395,7 +2270,7 @@
         <w:t xml:space="preserve">ET-SoC-1 Overview</w:t>
       </w:r>
     </w:p>
-    <w:bookmarkStart w:id="19" w:name="sec-ch1-glance"/>
+    <w:bookmarkStart w:id="13" w:name="sec-ch1-glance"/>
     <w:p>
       <w:pPr>
         <w:pStyle w:val="Heading2"/>
@@ -2487,7 +2362,7 @@
         <w:t xml:space="preserve">summarizes the device.</w:t>
       </w:r>
     </w:p>
-    <w:bookmarkStart w:id="18" w:name="tab-ch1-key-characteristics"/>
+    <w:bookmarkStart w:id="12" w:name="tab-ch1-key-characteristics"/>
     <w:p>
       <w:pPr>
         <w:pStyle w:val="TableCaption"/>
@@ -2649,7 +2524,7 @@
               <w:jc w:val="left"/>
             </w:pPr>
             <w:r>
-              <w:t xml:space="preserve">140 MB. Each 1 MB block is configurable as L2 cache, as part of the chip-wide L3 cache, or as scratchpad memory.</w:t>
+              <w:t xml:space="preserve">Each Minion Shire’s 4 MB Shire Cache can be partitioned by ESRs into L2, a slice of the chip-wide L3, and scratchpad.</w:t>
             </w:r>
           </w:p>
         </w:tc>
@@ -2697,7 +2572,7 @@
               <w:jc w:val="left"/>
             </w:pPr>
             <w:r>
-              <w:t xml:space="preserve">LPDDR4X, 16 channels × 16 bits, up to 4,266 MT/s</w:t>
+              <w:t xml:space="preserve">LPDDR4X, 16 channels x 16 bits, up to 4,266 MT/s</w:t>
             </w:r>
           </w:p>
         </w:tc>
@@ -2751,9 +2626,9 @@
         </w:tc>
       </w:tr>
     </w:tbl>
-    <w:bookmarkEnd w:id="18"/>
-    <w:bookmarkEnd w:id="19"/>
-    <w:bookmarkStart w:id="40" w:name="sec-ch1-hierarchy"/>
+    <w:bookmarkEnd w:id="12"/>
+    <w:bookmarkEnd w:id="13"/>
+    <w:bookmarkStart w:id="34" w:name="sec-ch1-hierarchy"/>
     <w:p>
       <w:pPr>
         <w:pStyle w:val="Heading2"/>
@@ -2863,7 +2738,7 @@
         <w:t xml:space="preserve">).</w:t>
       </w:r>
     </w:p>
-    <w:bookmarkStart w:id="23" w:name="fig-ch1-hierarchy"/>
+    <w:bookmarkStart w:id="17" w:name="fig-ch1-hierarchy"/>
     <w:p>
       <w:pPr>
         <w:pStyle w:val="CaptionedFigure"/>
@@ -2873,18 +2748,18 @@
           <wp:inline>
             <wp:extent cx="5334000" cy="5075126"/>
             <wp:effectExtent b="0" l="0" r="0" t="0"/>
-            <wp:docPr descr="ET-Minion hierarchy" title="" id="21" name="Picture"/>
+            <wp:docPr descr="ET-Minion hierarchy" title="" id="15" name="Picture"/>
             <a:graphic>
               <a:graphicData uri="http://schemas.openxmlformats.org/drawingml/2006/picture">
                 <pic:pic>
                   <pic:nvPicPr>
-                    <pic:cNvPr descr="images/ch01/fig-hierarchy.png" id="22" name="Picture"/>
+                    <pic:cNvPr descr="images/ch01/fig-hierarchy.png" id="16" name="Picture"/>
                     <pic:cNvPicPr>
                       <a:picLocks noChangeArrowheads="1" noChangeAspect="1"/>
                     </pic:cNvPicPr>
                   </pic:nvPicPr>
                   <pic:blipFill>
-                    <a:blip r:embed="rId20"/>
+                    <a:blip r:embed="rId14"/>
                     <a:stretch>
                       <a:fillRect/>
                     </a:stretch>
@@ -2940,8 +2815,8 @@
         <w:t xml:space="preserve">ET-Minion hierarchy</w:t>
       </w:r>
     </w:p>
-    <w:bookmarkEnd w:id="23"/>
-    <w:bookmarkStart w:id="28" w:name="sec-ch1-minion"/>
+    <w:bookmarkEnd w:id="17"/>
+    <w:bookmarkStart w:id="22" w:name="sec-ch1-minion"/>
     <w:p>
       <w:pPr>
         <w:pStyle w:val="Heading3"/>
@@ -3091,9 +2966,6 @@
         </w:rPr>
         <w:t xml:space="preserve">Front end (FE)</w:t>
       </w:r>
-      <w:r>
-        <w:t xml:space="preserve">: fetches instructions from the shared instruction cache and decodes them</w:t>
-      </w:r>
     </w:p>
     <w:p>
       <w:pPr>
@@ -3140,7 +3012,7 @@
         <w:t xml:space="preserve">VPU</w:t>
       </w:r>
     </w:p>
-    <w:bookmarkStart w:id="27" w:name="fig-ch1-et-minion"/>
+    <w:bookmarkStart w:id="21" w:name="fig-ch1-et-minion"/>
     <w:p>
       <w:pPr>
         <w:pStyle w:val="CaptionedFigure"/>
@@ -3150,18 +3022,18 @@
           <wp:inline>
             <wp:extent cx="5334000" cy="4591103"/>
             <wp:effectExtent b="0" l="0" r="0" t="0"/>
-            <wp:docPr descr="ET-Minion core" title="" id="25" name="Picture"/>
+            <wp:docPr descr="ET-Minion core" title="" id="19" name="Picture"/>
             <a:graphic>
               <a:graphicData uri="http://schemas.openxmlformats.org/drawingml/2006/picture">
                 <pic:pic>
                   <pic:nvPicPr>
-                    <pic:cNvPr descr="images/ch01/fig-et-minion.png" id="26" name="Picture"/>
+                    <pic:cNvPr descr="images/ch01/fig-et-minion.png" id="20" name="Picture"/>
                     <pic:cNvPicPr>
                       <a:picLocks noChangeArrowheads="1" noChangeAspect="1"/>
                     </pic:cNvPicPr>
                   </pic:nvPicPr>
                   <pic:blipFill>
-                    <a:blip r:embed="rId24"/>
+                    <a:blip r:embed="rId18"/>
                     <a:stretch>
                       <a:fillRect/>
                     </a:stretch>
@@ -3217,9 +3089,9 @@
         <w:t xml:space="preserve">ET-Minion core</w:t>
       </w:r>
     </w:p>
-    <w:bookmarkEnd w:id="27"/>
-    <w:bookmarkEnd w:id="28"/>
-    <w:bookmarkStart w:id="33" w:name="sec-ch1-neighborhood"/>
+    <w:bookmarkEnd w:id="21"/>
+    <w:bookmarkEnd w:id="22"/>
+    <w:bookmarkStart w:id="27" w:name="sec-ch1-neighborhood"/>
     <w:p>
       <w:pPr>
         <w:pStyle w:val="Heading3"/>
@@ -3328,7 +3200,7 @@
         <w:t xml:space="preserve">Request/response path</w:t>
       </w:r>
       <w:r>
-        <w:t xml:space="preserve">: a single path to the memory hierarchy outside the Neighborhood. Requests from the instruction and data caches are arbitrated onto it.</w:t>
+        <w:t xml:space="preserve">: a single path to the memory hierarchy outside the Neighborhood. Requests from the eight data caches, the instruction cache, the two PTWs and, the cooperative TensorLoad/TensorStore units are arbitrated into (256-bit internally which is converted to a 512-bit ET-Link bus).</w:t>
       </w:r>
     </w:p>
     <w:p>
@@ -3346,10 +3218,106 @@
         <w:t xml:space="preserve">Performance monitoring unit (PMU)</w:t>
       </w:r>
       <w:r>
-        <w:t xml:space="preserve">: twelve 64-bit event counters shared by the eight cores. Eight counters count ET-Minion events and four count Neighborhood events.</w:t>
-      </w:r>
-    </w:p>
-    <w:bookmarkStart w:id="32" w:name="fig-ch1-neighborhood"/>
+        <w:t xml:space="preserve">: twelve 64-bit event counters shared by the eight cores.</w:t>
+      </w:r>
+      <w:r>
+        <w:br/>
+      </w:r>
+      <w:r>
+        <w:t xml:space="preserve">Eight counters count ET-Minion events and four count Neighborhood events.</w:t>
+      </w:r>
+    </w:p>
+    <w:p>
+      <w:pPr>
+        <w:numPr>
+          <w:ilvl w:val="0"/>
+          <w:numId w:val="1007"/>
+        </w:numPr>
+      </w:pPr>
+      <w:r>
+        <w:rPr>
+          <w:b/>
+          <w:bCs/>
+        </w:rPr>
+        <w:t xml:space="preserve">Cooperative TensorLoad</w:t>
+      </w:r>
+      <w:r>
+        <w:t xml:space="preserve">:</w:t>
+      </w:r>
+    </w:p>
+    <w:p>
+      <w:pPr>
+        <w:numPr>
+          <w:ilvl w:val="0"/>
+          <w:numId w:val="1007"/>
+        </w:numPr>
+      </w:pPr>
+      <w:r>
+        <w:rPr>
+          <w:b/>
+          <w:bCs/>
+        </w:rPr>
+        <w:t xml:space="preserve">Cooperative TensorStore</w:t>
+      </w:r>
+      <w:r>
+        <w:t xml:space="preserve">:</w:t>
+      </w:r>
+    </w:p>
+    <w:p>
+      <w:pPr>
+        <w:numPr>
+          <w:ilvl w:val="0"/>
+          <w:numId w:val="1007"/>
+        </w:numPr>
+      </w:pPr>
+      <w:r>
+        <w:rPr>
+          <w:b/>
+          <w:bCs/>
+        </w:rPr>
+        <w:t xml:space="preserve">Fast Local Messaging Network</w:t>
+      </w:r>
+      <w:r>
+        <w:t xml:space="preserve">:</w:t>
+      </w:r>
+    </w:p>
+    <w:p>
+      <w:pPr>
+        <w:numPr>
+          <w:ilvl w:val="0"/>
+          <w:numId w:val="1007"/>
+        </w:numPr>
+      </w:pPr>
+      <w:r>
+        <w:rPr>
+          <w:b/>
+          <w:bCs/>
+        </w:rPr>
+        <w:t xml:space="preserve">FLB unit</w:t>
+      </w:r>
+      <w:r>
+        <w:t xml:space="preserve">:</w:t>
+      </w:r>
+    </w:p>
+    <w:p>
+      <w:pPr>
+        <w:numPr>
+          <w:ilvl w:val="0"/>
+          <w:numId w:val="1007"/>
+        </w:numPr>
+      </w:pPr>
+      <w:r>
+        <w:rPr>
+          <w:b/>
+          <w:bCs/>
+        </w:rPr>
+        <w:t xml:space="preserve">Neighborhood ESRs</w:t>
+      </w:r>
+      <w:r>
+        <w:t xml:space="preserve">:</w:t>
+      </w:r>
+    </w:p>
+    <w:bookmarkStart w:id="26" w:name="fig-ch1-neighborhood"/>
     <w:p>
       <w:pPr>
         <w:pStyle w:val="CaptionedFigure"/>
@@ -3359,18 +3327,18 @@
           <wp:inline>
             <wp:extent cx="5334000" cy="2700199"/>
             <wp:effectExtent b="0" l="0" r="0" t="0"/>
-            <wp:docPr descr="Neighborhood" title="" id="30" name="Picture"/>
+            <wp:docPr descr="Neighborhood" title="" id="24" name="Picture"/>
             <a:graphic>
               <a:graphicData uri="http://schemas.openxmlformats.org/drawingml/2006/picture">
                 <pic:pic>
                   <pic:nvPicPr>
-                    <pic:cNvPr descr="images/ch01/fig-neighborhood.png" id="31" name="Picture"/>
+                    <pic:cNvPr descr="images/ch01/fig-neighborhood.png" id="25" name="Picture"/>
                     <pic:cNvPicPr>
                       <a:picLocks noChangeArrowheads="1" noChangeAspect="1"/>
                     </pic:cNvPicPr>
                   </pic:nvPicPr>
                   <pic:blipFill>
-                    <a:blip r:embed="rId29"/>
+                    <a:blip r:embed="rId23"/>
                     <a:stretch>
                       <a:fillRect/>
                     </a:stretch>
@@ -3426,9 +3394,9 @@
         <w:t xml:space="preserve">Neighborhood</w:t>
       </w:r>
     </w:p>
-    <w:bookmarkEnd w:id="32"/>
-    <w:bookmarkEnd w:id="33"/>
-    <w:bookmarkStart w:id="38" w:name="sec-ch1-shire"/>
+    <w:bookmarkEnd w:id="26"/>
+    <w:bookmarkEnd w:id="27"/>
+    <w:bookmarkStart w:id="32" w:name="sec-ch1-shire"/>
     <w:p>
       <w:pPr>
         <w:pStyle w:val="Heading3"/>
@@ -3588,7 +3556,7 @@
         <w:t xml:space="preserve">: L2 misses and uncacheable accesses leave the Shire here, bound for other Shires or the memory controllers.</w:t>
       </w:r>
     </w:p>
-    <w:bookmarkStart w:id="37" w:name="fig-ch1-minion-shire"/>
+    <w:bookmarkStart w:id="31" w:name="fig-ch1-minion-shire"/>
     <w:p>
       <w:pPr>
         <w:pStyle w:val="CaptionedFigure"/>
@@ -3598,18 +3566,18 @@
           <wp:inline>
             <wp:extent cx="5334000" cy="3105326"/>
             <wp:effectExtent b="0" l="0" r="0" t="0"/>
-            <wp:docPr descr="Minion Shire" title="" id="35" name="Picture"/>
+            <wp:docPr descr="Minion Shire" title="" id="29" name="Picture"/>
             <a:graphic>
               <a:graphicData uri="http://schemas.openxmlformats.org/drawingml/2006/picture">
                 <pic:pic>
                   <pic:nvPicPr>
-                    <pic:cNvPr descr="images/ch01/fig-minion-shire.png" id="36" name="Picture"/>
+                    <pic:cNvPr descr="images/ch01/fig-minion-shire.png" id="30" name="Picture"/>
                     <pic:cNvPicPr>
                       <a:picLocks noChangeArrowheads="1" noChangeAspect="1"/>
                     </pic:cNvPicPr>
                   </pic:nvPicPr>
                   <pic:blipFill>
-                    <a:blip r:embed="rId34"/>
+                    <a:blip r:embed="rId28"/>
                     <a:stretch>
                       <a:fillRect/>
                     </a:stretch>
@@ -3665,9 +3633,9 @@
         <w:t xml:space="preserve">Minion Shire</w:t>
       </w:r>
     </w:p>
-    <w:bookmarkEnd w:id="37"/>
-    <w:bookmarkEnd w:id="38"/>
-    <w:bookmarkStart w:id="39" w:name="sec-ch1-shire-array"/>
+    <w:bookmarkEnd w:id="31"/>
+    <w:bookmarkEnd w:id="32"/>
+    <w:bookmarkStart w:id="33" w:name="sec-ch1-shire-array"/>
     <w:p>
       <w:pPr>
         <w:pStyle w:val="Heading3"/>
@@ -3755,9 +3723,9 @@
         <w:t xml:space="preserve">All Minion Shires are identical in hardware, so any Minion Shire can take any of these roles.</w:t>
       </w:r>
     </w:p>
-    <w:bookmarkEnd w:id="39"/>
-    <w:bookmarkEnd w:id="40"/>
-    <w:bookmarkStart w:id="47" w:name="sec-ch1-maxion-sp"/>
+    <w:bookmarkEnd w:id="33"/>
+    <w:bookmarkEnd w:id="34"/>
+    <w:bookmarkStart w:id="41" w:name="sec-ch1-maxion-sp"/>
     <w:p>
       <w:pPr>
         <w:pStyle w:val="Heading2"/>
@@ -3794,7 +3762,7 @@
         <w:t xml:space="preserve">). This document does not describe them beyond this section.</w:t>
       </w:r>
     </w:p>
-    <w:bookmarkStart w:id="45" w:name="sec-ch1-maxion"/>
+    <w:bookmarkStart w:id="39" w:name="sec-ch1-maxion"/>
     <w:p>
       <w:pPr>
         <w:pStyle w:val="Heading3"/>
@@ -3837,7 +3805,7 @@
         <w:t xml:space="preserve">shows the ET-Maxion pipeline.</w:t>
       </w:r>
     </w:p>
-    <w:bookmarkStart w:id="44" w:name="fig-ch1-et-maxion"/>
+    <w:bookmarkStart w:id="38" w:name="fig-ch1-et-maxion"/>
     <w:p>
       <w:pPr>
         <w:pStyle w:val="CaptionedFigure"/>
@@ -3847,18 +3815,18 @@
           <wp:inline>
             <wp:extent cx="5334000" cy="3449850"/>
             <wp:effectExtent b="0" l="0" r="0" t="0"/>
-            <wp:docPr descr="ET-Maxion pipeline" title="" id="42" name="Picture"/>
+            <wp:docPr descr="ET-Maxion pipeline" title="" id="36" name="Picture"/>
             <a:graphic>
               <a:graphicData uri="http://schemas.openxmlformats.org/drawingml/2006/picture">
                 <pic:pic>
                   <pic:nvPicPr>
-                    <pic:cNvPr descr="images/ch01/fig-et-maxion.png" id="43" name="Picture"/>
+                    <pic:cNvPr descr="images/ch01/fig-et-maxion.png" id="37" name="Picture"/>
                     <pic:cNvPicPr>
                       <a:picLocks noChangeArrowheads="1" noChangeAspect="1"/>
                     </pic:cNvPicPr>
                   </pic:nvPicPr>
                   <pic:blipFill>
-                    <a:blip r:embed="rId41"/>
+                    <a:blip r:embed="rId35"/>
                     <a:stretch>
                       <a:fillRect/>
                     </a:stretch>
@@ -3914,9 +3882,9 @@
         <w:t xml:space="preserve">ET-Maxion pipeline</w:t>
       </w:r>
     </w:p>
-    <w:bookmarkEnd w:id="44"/>
-    <w:bookmarkEnd w:id="45"/>
-    <w:bookmarkStart w:id="46" w:name="sec-ch1-sp"/>
+    <w:bookmarkEnd w:id="38"/>
+    <w:bookmarkEnd w:id="39"/>
+    <w:bookmarkStart w:id="40" w:name="sec-ch1-sp"/>
     <w:p>
       <w:pPr>
         <w:pStyle w:val="Heading3"/>
@@ -4057,9 +4025,9 @@
         <w:t xml:space="preserve">PCIe host</w:t>
       </w:r>
     </w:p>
-    <w:bookmarkEnd w:id="46"/>
-    <w:bookmarkEnd w:id="47"/>
-    <w:bookmarkStart w:id="57" w:name="sec-ch1-mesh"/>
+    <w:bookmarkEnd w:id="40"/>
+    <w:bookmarkEnd w:id="41"/>
+    <w:bookmarkStart w:id="51" w:name="sec-ch1-mesh"/>
     <w:p>
       <w:pPr>
         <w:pStyle w:val="Heading2"/>
@@ -4102,7 +4070,7 @@
         <w:t xml:space="preserve">shows the device with the Shire array on the mesh, the external memory and PCIe interfaces, and the peripheral, Service Processor and debug networks.</w:t>
       </w:r>
     </w:p>
-    <w:bookmarkStart w:id="51" w:name="fig-ch1-full-chip"/>
+    <w:bookmarkStart w:id="45" w:name="fig-ch1-full-chip"/>
     <w:p>
       <w:pPr>
         <w:pStyle w:val="CaptionedFigure"/>
@@ -4112,18 +4080,18 @@
           <wp:inline>
             <wp:extent cx="5334000" cy="3874829"/>
             <wp:effectExtent b="0" l="0" r="0" t="0"/>
-            <wp:docPr descr="ET-SoC-1 block diagram" title="" id="49" name="Picture"/>
+            <wp:docPr descr="ET-SoC-1 block diagram" title="" id="43" name="Picture"/>
             <a:graphic>
               <a:graphicData uri="http://schemas.openxmlformats.org/drawingml/2006/picture">
                 <pic:pic>
                   <pic:nvPicPr>
-                    <pic:cNvPr descr="images/ch01/fig-full-chip.png" id="50" name="Picture"/>
+                    <pic:cNvPr descr="images/ch01/fig-full-chip.png" id="44" name="Picture"/>
                     <pic:cNvPicPr>
                       <a:picLocks noChangeArrowheads="1" noChangeAspect="1"/>
                     </pic:cNvPicPr>
                   </pic:nvPicPr>
                   <pic:blipFill>
-                    <a:blip r:embed="rId48"/>
+                    <a:blip r:embed="rId42"/>
                     <a:stretch>
                       <a:fillRect/>
                     </a:stretch>
@@ -4179,8 +4147,8 @@
         <w:t xml:space="preserve">ET-SoC-1 block diagram</w:t>
       </w:r>
     </w:p>
-    <w:bookmarkEnd w:id="51"/>
-    <w:bookmarkStart w:id="53" w:name="sec-ch1-mesh-topology"/>
+    <w:bookmarkEnd w:id="45"/>
+    <w:bookmarkStart w:id="47" w:name="sec-ch1-mesh-topology"/>
     <w:p>
       <w:pPr>
         <w:pStyle w:val="Heading3"/>
@@ -4220,7 +4188,7 @@
         <w:t xml:space="preserve">.</w:t>
       </w:r>
     </w:p>
-    <w:bookmarkStart w:id="52" w:name="tab-ch1-shire-types"/>
+    <w:bookmarkStart w:id="46" w:name="tab-ch1-shire-types"/>
     <w:p>
       <w:pPr>
         <w:pStyle w:val="TableCaption"/>
@@ -4485,9 +4453,9 @@
         </w:tc>
       </w:tr>
     </w:tbl>
-    <w:bookmarkEnd w:id="52"/>
-    <w:bookmarkEnd w:id="53"/>
-    <w:bookmarkStart w:id="54" w:name="sec-ch1-memshire"/>
+    <w:bookmarkEnd w:id="46"/>
+    <w:bookmarkEnd w:id="47"/>
+    <w:bookmarkStart w:id="48" w:name="sec-ch1-memshire"/>
     <w:p>
       <w:pPr>
         <w:pStyle w:val="Heading3"/>
@@ -4510,11 +4478,17 @@
         <w:pStyle w:val="FirstParagraph"/>
       </w:pPr>
       <w:r>
-        <w:t xml:space="preserve">Each of the eight Memory Shires contains one 32-bit LPDDR4X controller that drives two 16-bit channels at up to 4,266 MT/s. The Memory Shires also support global atomic operations.</w:t>
-      </w:r>
-    </w:p>
-    <w:bookmarkEnd w:id="54"/>
-    <w:bookmarkStart w:id="55" w:name="sec-ch1-pcieshire"/>
+        <w:t xml:space="preserve">Each Memory Shire contains a 32-bit LPDDR4X PHY and two memory controllers, each driving one 16-bit channel achieving 4,266 MT/s/channel.</w:t>
+      </w:r>
+      <w:r>
+        <w:t xml:space="preserve"> </w:t>
+      </w:r>
+      <w:r>
+        <w:t xml:space="preserve">The Memory Shires also support global atomic operations.</w:t>
+      </w:r>
+    </w:p>
+    <w:bookmarkEnd w:id="48"/>
+    <w:bookmarkStart w:id="49" w:name="sec-ch1-pcieshire"/>
     <w:p>
       <w:pPr>
         <w:pStyle w:val="Heading3"/>
@@ -4581,8 +4555,8 @@
         <w:t xml:space="preserve">The interface is normally factory-configured as an endpoint.</w:t>
       </w:r>
     </w:p>
-    <w:bookmarkEnd w:id="55"/>
-    <w:bookmarkStart w:id="56" w:name="sec-ch1-ioshire"/>
+    <w:bookmarkEnd w:id="49"/>
+    <w:bookmarkStart w:id="50" w:name="sec-ch1-ioshire"/>
     <w:p>
       <w:pPr>
         <w:pStyle w:val="Heading3"/>
@@ -4748,9 +4722,9 @@
         <w:t xml:space="preserve">Provides debug access through JTAG and a USB 2.0 device port.</w:t>
       </w:r>
     </w:p>
-    <w:bookmarkEnd w:id="56"/>
-    <w:bookmarkEnd w:id="57"/>
-    <w:bookmarkStart w:id="62" w:name="sec-ch1-card"/>
+    <w:bookmarkEnd w:id="50"/>
+    <w:bookmarkEnd w:id="51"/>
+    <w:bookmarkStart w:id="56" w:name="sec-ch1-card"/>
     <w:p>
       <w:pPr>
         <w:pStyle w:val="Heading2"/>
@@ -4861,7 +4835,7 @@
         <w:t xml:space="preserve">Multiple ET-SoC-1 devices can also be integrated on a single card.</w:t>
       </w:r>
     </w:p>
-    <w:bookmarkStart w:id="61" w:name="fig-ch1-pcie-card"/>
+    <w:bookmarkStart w:id="55" w:name="fig-ch1-pcie-card"/>
     <w:p>
       <w:pPr>
         <w:pStyle w:val="CaptionedFigure"/>
@@ -4871,18 +4845,18 @@
           <wp:inline>
             <wp:extent cx="5334000" cy="3380422"/>
             <wp:effectExtent b="0" l="0" r="0" t="0"/>
-            <wp:docPr descr="ET-SoC-1 PCIe card" title="" id="59" name="Picture"/>
+            <wp:docPr descr="ET-SoC-1 PCIe card" title="" id="53" name="Picture"/>
             <a:graphic>
               <a:graphicData uri="http://schemas.openxmlformats.org/drawingml/2006/picture">
                 <pic:pic>
                   <pic:nvPicPr>
-                    <pic:cNvPr descr="images/ch01/fig-pcie-card.png" id="60" name="Picture"/>
+                    <pic:cNvPr descr="images/ch01/fig-pcie-card.png" id="54" name="Picture"/>
                     <pic:cNvPicPr>
                       <a:picLocks noChangeArrowheads="1" noChangeAspect="1"/>
                     </pic:cNvPicPr>
                   </pic:nvPicPr>
                   <pic:blipFill>
-                    <a:blip r:embed="rId58"/>
+                    <a:blip r:embed="rId52"/>
                     <a:stretch>
                       <a:fillRect/>
                     </a:stretch>
@@ -4938,10 +4912,10 @@
         <w:t xml:space="preserve">ET-SoC-1 PCIe card</w:t>
       </w:r>
     </w:p>
-    <w:bookmarkEnd w:id="61"/>
-    <w:bookmarkEnd w:id="62"/>
-    <w:bookmarkEnd w:id="63"/>
-    <w:bookmarkStart w:id="237" w:name="ch-et-minion-core"/>
+    <w:bookmarkEnd w:id="55"/>
+    <w:bookmarkEnd w:id="56"/>
+    <w:bookmarkEnd w:id="57"/>
+    <w:bookmarkStart w:id="231" w:name="ch-et-minion-core"/>
     <w:p>
       <w:pPr>
         <w:pStyle w:val="Heading1"/>
@@ -4959,7 +4933,7 @@
         <w:t xml:space="preserve">ET-Minion Core</w:t>
       </w:r>
     </w:p>
-    <w:bookmarkStart w:id="76" w:name="sec-ch2-overview"/>
+    <w:bookmarkStart w:id="70" w:name="sec-ch2-overview"/>
     <w:p>
       <w:pPr>
         <w:pStyle w:val="Heading2"/>
@@ -5022,7 +4996,7 @@
         <w:t xml:space="preserve">and consists of four units: the Front End, the integer pipeline, the L1 data cache and the VPU. The core fetches instructions from the Neighborhood L0 micro-cache and accesses memory through the Neighborhood memory path; it has no instruction cache of its own.</w:t>
       </w:r>
     </w:p>
-    <w:bookmarkStart w:id="65" w:name="sec-ch2-partitioning"/>
+    <w:bookmarkStart w:id="59" w:name="sec-ch2-partitioning"/>
     <w:p>
       <w:pPr>
         <w:pStyle w:val="Heading3"/>
@@ -5130,7 +5104,7 @@
         <w:t xml:space="preserve">lists the blocks.</w:t>
       </w:r>
     </w:p>
-    <w:bookmarkStart w:id="64" w:name="tab-ch2-core-blocks"/>
+    <w:bookmarkStart w:id="58" w:name="tab-ch2-core-blocks"/>
     <w:p>
       <w:pPr>
         <w:pStyle w:val="TableCaption"/>
@@ -5416,9 +5390,9 @@
         </w:tc>
       </w:tr>
     </w:tbl>
-    <w:bookmarkEnd w:id="64"/>
-    <w:bookmarkEnd w:id="65"/>
-    <w:bookmarkStart w:id="67" w:name="sec-ch2-threads"/>
+    <w:bookmarkEnd w:id="58"/>
+    <w:bookmarkEnd w:id="59"/>
+    <w:bookmarkStart w:id="61" w:name="sec-ch2-threads"/>
     <w:p>
       <w:pPr>
         <w:pStyle w:val="Heading3"/>
@@ -5456,7 +5430,7 @@
         <w:t xml:space="preserve">= 2). Each thread has its own architectural state; the pipelines and execution units are shared, and instructions of the two threads are interleaved in the pipeline.</w:t>
       </w:r>
     </w:p>
-    <w:bookmarkStart w:id="66" w:name="tab-ch2-threads"/>
+    <w:bookmarkStart w:id="60" w:name="tab-ch2-threads"/>
     <w:p>
       <w:pPr>
         <w:pStyle w:val="TableCaption"/>
@@ -5624,7 +5598,7 @@
         </w:tc>
       </w:tr>
     </w:tbl>
-    <w:bookmarkEnd w:id="66"/>
+    <w:bookmarkEnd w:id="60"/>
     <w:p>
       <w:pPr>
         <w:pStyle w:val="BodyText"/>
@@ -5715,8 +5689,8 @@
         <w:t xml:space="preserve">, a fence, a scoreboard hazard, or while the other thread holds exclusive mode.</w:t>
       </w:r>
     </w:p>
-    <w:bookmarkEnd w:id="67"/>
-    <w:bookmarkStart w:id="72" w:name="sec-ch2-inst-flow"/>
+    <w:bookmarkEnd w:id="61"/>
+    <w:bookmarkStart w:id="66" w:name="sec-ch2-inst-flow"/>
     <w:p>
       <w:pPr>
         <w:pStyle w:val="Heading3"/>
@@ -5742,7 +5716,7 @@
         <w:t xml:space="preserve">The Front End fetches instructions for both threads from the Neighborhood L0 micro-cache, expands compressed instructions, decodes them, and presents one instruction per cycle to ID, the first stage of the integer pipeline. The integer pipeline executes the instructions in order and passes memory operations to the data cache and vector operations to the VPU. In the opposite direction, the integer pipeline redirects the Front End to a new fetch address after a branch misprediction, exception or other change of control flow, and stalls a thread that must not issue.</w:t>
       </w:r>
     </w:p>
-    <w:bookmarkStart w:id="71" w:name="fig-ch2-fe-in-core"/>
+    <w:bookmarkStart w:id="65" w:name="fig-ch2-fe-in-core"/>
     <w:p>
       <w:pPr>
         <w:pStyle w:val="CaptionedFigure"/>
@@ -5752,18 +5726,18 @@
           <wp:inline>
             <wp:extent cx="5334000" cy="4769754"/>
             <wp:effectExtent b="0" l="0" r="0" t="0"/>
-            <wp:docPr descr="Front End in the ET-Minion core" title="" id="69" name="Picture"/>
+            <wp:docPr descr="Front End in the ET-Minion core" title="" id="63" name="Picture"/>
             <a:graphic>
               <a:graphicData uri="http://schemas.openxmlformats.org/drawingml/2006/picture">
                 <pic:pic>
                   <pic:nvPicPr>
-                    <pic:cNvPr descr="images/ch02/fig-fe-in-core.png" id="70" name="Picture"/>
+                    <pic:cNvPr descr="images/ch02/fig-fe-in-core.png" id="64" name="Picture"/>
                     <pic:cNvPicPr>
                       <a:picLocks noChangeArrowheads="1" noChangeAspect="1"/>
                     </pic:cNvPicPr>
                   </pic:nvPicPr>
                   <pic:blipFill>
-                    <a:blip r:embed="rId68"/>
+                    <a:blip r:embed="rId62"/>
                     <a:stretch>
                       <a:fillRect/>
                     </a:stretch>
@@ -5819,9 +5793,9 @@
         <w:t xml:space="preserve">Front End in the ET-Minion core</w:t>
       </w:r>
     </w:p>
-    <w:bookmarkEnd w:id="71"/>
-    <w:bookmarkEnd w:id="72"/>
-    <w:bookmarkStart w:id="73" w:name="sec-ch2-nbr-if"/>
+    <w:bookmarkEnd w:id="65"/>
+    <w:bookmarkEnd w:id="66"/>
+    <w:bookmarkStart w:id="67" w:name="sec-ch2-nbr-if"/>
     <w:p>
       <w:pPr>
         <w:pStyle w:val="Heading3"/>
@@ -5851,8 +5825,8 @@
         <w:t xml:space="preserve">Table: ET-Minion core interface groups.</w:t>
       </w:r>
     </w:p>
-    <w:bookmarkEnd w:id="73"/>
-    <w:bookmarkStart w:id="74" w:name="sec-ch2-clk-rst"/>
+    <w:bookmarkEnd w:id="67"/>
+    <w:bookmarkStart w:id="68" w:name="sec-ch2-clk-rst"/>
     <w:p>
       <w:pPr>
         <w:pStyle w:val="Heading3"/>
@@ -5870,8 +5844,8 @@
         <w:t xml:space="preserve">Clocks, Resets and Power</w:t>
       </w:r>
     </w:p>
-    <w:bookmarkEnd w:id="74"/>
-    <w:bookmarkStart w:id="75" w:name="sec-ch2-debug"/>
+    <w:bookmarkEnd w:id="68"/>
+    <w:bookmarkStart w:id="69" w:name="sec-ch2-debug"/>
     <w:p>
       <w:pPr>
         <w:pStyle w:val="Heading3"/>
@@ -5889,9 +5863,9 @@
         <w:t xml:space="preserve">Debug Support</w:t>
       </w:r>
     </w:p>
-    <w:bookmarkEnd w:id="75"/>
-    <w:bookmarkEnd w:id="76"/>
-    <w:bookmarkStart w:id="179" w:name="sec-ch2-fe"/>
+    <w:bookmarkEnd w:id="69"/>
+    <w:bookmarkEnd w:id="70"/>
+    <w:bookmarkStart w:id="173" w:name="sec-ch2-fe"/>
     <w:p>
       <w:pPr>
         <w:pStyle w:val="Heading2"/>
@@ -5909,7 +5883,7 @@
         <w:t xml:space="preserve">Front End</w:t>
       </w:r>
     </w:p>
-    <w:bookmarkStart w:id="82" w:name="sec-ch2-fe-overview"/>
+    <w:bookmarkStart w:id="76" w:name="sec-ch2-fe-overview"/>
     <w:p>
       <w:pPr>
         <w:pStyle w:val="Heading3"/>
@@ -5979,7 +5953,7 @@
         <w:t xml:space="preserve">shows how they are connected.</w:t>
       </w:r>
     </w:p>
-    <w:bookmarkStart w:id="77" w:name="tab-ch2-fe-submodules"/>
+    <w:bookmarkStart w:id="71" w:name="tab-ch2-fe-submodules"/>
     <w:p>
       <w:pPr>
         <w:pStyle w:val="TableCaption"/>
@@ -6363,8 +6337,8 @@
         </w:tc>
       </w:tr>
     </w:tbl>
-    <w:bookmarkEnd w:id="77"/>
-    <w:bookmarkStart w:id="81" w:name="fig-ch2-fe-top"/>
+    <w:bookmarkEnd w:id="71"/>
+    <w:bookmarkStart w:id="75" w:name="fig-ch2-fe-top"/>
     <w:p>
       <w:pPr>
         <w:pStyle w:val="CaptionedFigure"/>
@@ -6374,18 +6348,18 @@
           <wp:inline>
             <wp:extent cx="5334000" cy="4333164"/>
             <wp:effectExtent b="0" l="0" r="0" t="0"/>
-            <wp:docPr descr="Front End block diagram" title="" id="79" name="Picture"/>
+            <wp:docPr descr="Front End block diagram" title="" id="73" name="Picture"/>
             <a:graphic>
               <a:graphicData uri="http://schemas.openxmlformats.org/drawingml/2006/picture">
                 <pic:pic>
                   <pic:nvPicPr>
-                    <pic:cNvPr descr="images/ch02/fig-fe-top-blocks.png" id="80" name="Picture"/>
+                    <pic:cNvPr descr="images/ch02/fig-fe-top-blocks.png" id="74" name="Picture"/>
                     <pic:cNvPicPr>
                       <a:picLocks noChangeArrowheads="1" noChangeAspect="1"/>
                     </pic:cNvPicPr>
                   </pic:nvPicPr>
                   <pic:blipFill>
-                    <a:blip r:embed="rId78"/>
+                    <a:blip r:embed="rId72"/>
                     <a:stretch>
                       <a:fillRect/>
                     </a:stretch>
@@ -6441,9 +6415,9 @@
         <w:t xml:space="preserve">Front End block diagram</w:t>
       </w:r>
     </w:p>
-    <w:bookmarkEnd w:id="81"/>
-    <w:bookmarkEnd w:id="82"/>
-    <w:bookmarkStart w:id="95" w:name="sec-ch2-fe-if"/>
+    <w:bookmarkEnd w:id="75"/>
+    <w:bookmarkEnd w:id="76"/>
+    <w:bookmarkStart w:id="89" w:name="sec-ch2-fe-if"/>
     <w:p>
       <w:pPr>
         <w:pStyle w:val="Heading3"/>
@@ -6461,7 +6435,7 @@
         <w:t xml:space="preserve">Interface</w:t>
       </w:r>
     </w:p>
-    <w:bookmarkStart w:id="84" w:name="sec-ch2-fe-ports"/>
+    <w:bookmarkStart w:id="78" w:name="sec-ch2-fe-ports"/>
     <w:p>
       <w:pPr>
         <w:pStyle w:val="Heading4"/>
@@ -6538,7 +6512,7 @@
         <w:t xml:space="preserve">. A width of 2 denotes one bit per thread.</w:t>
       </w:r>
     </w:p>
-    <w:bookmarkStart w:id="83" w:name="tab-ch2-fe-ports"/>
+    <w:bookmarkStart w:id="77" w:name="tab-ch2-fe-ports"/>
     <w:p>
       <w:pPr>
         <w:pStyle w:val="TableCaption"/>
@@ -8759,9 +8733,9 @@
         </w:tc>
       </w:tr>
     </w:tbl>
-    <w:bookmarkEnd w:id="83"/>
-    <w:bookmarkEnd w:id="84"/>
-    <w:bookmarkStart w:id="92" w:name="sec-ch2-fe-structs"/>
+    <w:bookmarkEnd w:id="77"/>
+    <w:bookmarkEnd w:id="78"/>
+    <w:bookmarkStart w:id="86" w:name="sec-ch2-fe-structs"/>
     <w:p>
       <w:pPr>
         <w:pStyle w:val="Heading4"/>
@@ -8779,7 +8753,7 @@
         <w:t xml:space="preserve">Data Structures</w:t>
       </w:r>
     </w:p>
-    <w:bookmarkStart w:id="85" w:name="tab-ch2-fe-icache-req"/>
+    <w:bookmarkStart w:id="79" w:name="tab-ch2-fe-icache-req"/>
     <w:p>
       <w:pPr>
         <w:pStyle w:val="TableCaption"/>
@@ -8998,7 +8972,7 @@
         </w:tc>
       </w:tr>
     </w:tbl>
-    <w:bookmarkEnd w:id="85"/>
+    <w:bookmarkEnd w:id="79"/>
     <w:p>
       <w:pPr>
         <w:pStyle w:val="BodyText"/>
@@ -9007,7 +8981,7 @@
         <w:t xml:space="preserve">Front End addresses are 49 bits wide: the 48-bit virtual address and one additional bit that allows a non-canonical 64-bit address to be represented.</w:t>
       </w:r>
     </w:p>
-    <w:bookmarkStart w:id="86" w:name="tab-ch2-fe-vm-status"/>
+    <w:bookmarkStart w:id="80" w:name="tab-ch2-fe-vm-status"/>
     <w:p>
       <w:pPr>
         <w:pStyle w:val="TableCaption"/>
@@ -9263,9 +9237,9 @@
         </w:tc>
       </w:tr>
     </w:tbl>
-    <w:bookmarkEnd w:id="86"/>
+    <w:bookmarkEnd w:id="80"/>
     <w:p/>
-    <w:bookmarkStart w:id="87" w:name="tab-ch2-fe-icache-resp"/>
+    <w:bookmarkStart w:id="81" w:name="tab-ch2-fe-icache-resp"/>
     <w:p>
       <w:pPr>
         <w:pStyle w:val="TableCaption"/>
@@ -9584,9 +9558,9 @@
         </w:tc>
       </w:tr>
     </w:tbl>
-    <w:bookmarkEnd w:id="87"/>
+    <w:bookmarkEnd w:id="81"/>
     <w:p/>
-    <w:bookmarkStart w:id="88" w:name="tab-ch2-fe-fe-req"/>
+    <w:bookmarkStart w:id="82" w:name="tab-ch2-fe-fe-req"/>
     <w:p>
       <w:pPr>
         <w:pStyle w:val="TableCaption"/>
@@ -9852,9 +9826,9 @@
         </w:tc>
       </w:tr>
     </w:tbl>
-    <w:bookmarkEnd w:id="88"/>
+    <w:bookmarkEnd w:id="82"/>
     <w:p/>
-    <w:bookmarkStart w:id="89" w:name="tab-ch2-fe-core-resp"/>
+    <w:bookmarkStart w:id="83" w:name="tab-ch2-fe-core-resp"/>
     <w:p>
       <w:pPr>
         <w:pStyle w:val="TableCaption"/>
@@ -10247,9 +10221,9 @@
         </w:tc>
       </w:tr>
     </w:tbl>
-    <w:bookmarkEnd w:id="89"/>
+    <w:bookmarkEnd w:id="83"/>
     <w:p/>
-    <w:bookmarkStart w:id="90" w:name="tab-ch2-fe-thread-data"/>
+    <w:bookmarkStart w:id="84" w:name="tab-ch2-fe-thread-data"/>
     <w:p>
       <w:pPr>
         <w:pStyle w:val="TableCaption"/>
@@ -10483,9 +10457,9 @@
         </w:tc>
       </w:tr>
     </w:tbl>
-    <w:bookmarkEnd w:id="90"/>
+    <w:bookmarkEnd w:id="84"/>
     <w:p/>
-    <w:bookmarkStart w:id="91" w:name="tab-ch2-fe-decode-words"/>
+    <w:bookmarkStart w:id="85" w:name="tab-ch2-fe-decode-words"/>
     <w:p>
       <w:pPr>
         <w:pStyle w:val="TableCaption"/>
@@ -10682,9 +10656,9 @@
         </w:tc>
       </w:tr>
     </w:tbl>
-    <w:bookmarkEnd w:id="91"/>
-    <w:bookmarkEnd w:id="92"/>
-    <w:bookmarkStart w:id="94" w:name="sec-ch2-fe-params"/>
+    <w:bookmarkEnd w:id="85"/>
+    <w:bookmarkEnd w:id="86"/>
+    <w:bookmarkStart w:id="88" w:name="sec-ch2-fe-params"/>
     <w:p>
       <w:pPr>
         <w:pStyle w:val="Heading4"/>
@@ -10702,7 +10676,7 @@
         <w:t xml:space="preserve">Configuration Parameters</w:t>
       </w:r>
     </w:p>
-    <w:bookmarkStart w:id="93" w:name="tab-ch2-fe-params"/>
+    <w:bookmarkStart w:id="87" w:name="tab-ch2-fe-params"/>
     <w:p>
       <w:pPr>
         <w:pStyle w:val="TableCaption"/>
@@ -10977,10 +10951,10 @@
         </w:tc>
       </w:tr>
     </w:tbl>
-    <w:bookmarkEnd w:id="93"/>
-    <w:bookmarkEnd w:id="94"/>
-    <w:bookmarkEnd w:id="95"/>
-    <w:bookmarkStart w:id="100" w:name="sec-ch2-fe-pipeline"/>
+    <w:bookmarkEnd w:id="87"/>
+    <w:bookmarkEnd w:id="88"/>
+    <w:bookmarkEnd w:id="89"/>
+    <w:bookmarkStart w:id="94" w:name="sec-ch2-fe-pipeline"/>
     <w:p>
       <w:pPr>
         <w:pStyle w:val="Heading3"/>
@@ -11017,7 +10991,7 @@
         <w:t xml:space="preserve">). Stages F1 to F5 overlap the L0 micro-cache pipeline.</w:t>
       </w:r>
     </w:p>
-    <w:bookmarkStart w:id="99" w:name="fig-ch2-fe-pipeline"/>
+    <w:bookmarkStart w:id="93" w:name="fig-ch2-fe-pipeline"/>
     <w:p>
       <w:pPr>
         <w:pStyle w:val="CaptionedFigure"/>
@@ -11027,18 +11001,18 @@
           <wp:inline>
             <wp:extent cx="5334000" cy="1569798"/>
             <wp:effectExtent b="0" l="0" r="0" t="0"/>
-            <wp:docPr descr="Front End pipeline" title="" id="97" name="Picture"/>
+            <wp:docPr descr="Front End pipeline" title="" id="91" name="Picture"/>
             <a:graphic>
               <a:graphicData uri="http://schemas.openxmlformats.org/drawingml/2006/picture">
                 <pic:pic>
                   <pic:nvPicPr>
-                    <pic:cNvPr descr="images/ch02/fig-fe-pipeline.png" id="98" name="Picture"/>
+                    <pic:cNvPr descr="images/ch02/fig-fe-pipeline.png" id="92" name="Picture"/>
                     <pic:cNvPicPr>
                       <a:picLocks noChangeArrowheads="1" noChangeAspect="1"/>
                     </pic:cNvPicPr>
                   </pic:nvPicPr>
                   <pic:blipFill>
-                    <a:blip r:embed="rId96"/>
+                    <a:blip r:embed="rId90"/>
                     <a:stretch>
                       <a:fillRect/>
                     </a:stretch>
@@ -11094,7 +11068,7 @@
         <w:t xml:space="preserve">Front End pipeline</w:t>
       </w:r>
     </w:p>
-    <w:bookmarkEnd w:id="99"/>
+    <w:bookmarkEnd w:id="93"/>
     <w:p>
       <w:pPr>
         <w:pStyle w:val="DefinitionTerm"/>
@@ -11178,8 +11152,8 @@
         <w:t xml:space="preserve">With an L0 hit and no competing requests, the first instruction of a block reaches ID nine cycles after its request is issued in F0.</w:t>
       </w:r>
     </w:p>
-    <w:bookmarkEnd w:id="100"/>
-    <w:bookmarkStart w:id="121" w:name="sec-ch2-fe-l0"/>
+    <w:bookmarkEnd w:id="94"/>
+    <w:bookmarkStart w:id="115" w:name="sec-ch2-fe-l0"/>
     <w:p>
       <w:pPr>
         <w:pStyle w:val="Heading3"/>
@@ -11236,7 +11210,7 @@
         <w:t xml:space="preserve">.</w:t>
       </w:r>
     </w:p>
-    <w:bookmarkStart w:id="104" w:name="fig-ch2-fe-l0-path"/>
+    <w:bookmarkStart w:id="98" w:name="fig-ch2-fe-l0-path"/>
     <w:p>
       <w:pPr>
         <w:pStyle w:val="CaptionedFigure"/>
@@ -11246,18 +11220,18 @@
           <wp:inline>
             <wp:extent cx="5334000" cy="2037232"/>
             <wp:effectExtent b="0" l="0" r="0" t="0"/>
-            <wp:docPr descr="Front End to L0 micro-cache request and response path" title="" id="102" name="Picture"/>
+            <wp:docPr descr="Front End to L0 micro-cache request and response path" title="" id="96" name="Picture"/>
             <a:graphic>
               <a:graphicData uri="http://schemas.openxmlformats.org/drawingml/2006/picture">
                 <pic:pic>
                   <pic:nvPicPr>
-                    <pic:cNvPr descr="images/ch02/fig-fe-l0-path.png" id="103" name="Picture"/>
+                    <pic:cNvPr descr="images/ch02/fig-fe-l0-path.png" id="97" name="Picture"/>
                     <pic:cNvPicPr>
                       <a:picLocks noChangeArrowheads="1" noChangeAspect="1"/>
                     </pic:cNvPicPr>
                   </pic:nvPicPr>
                   <pic:blipFill>
-                    <a:blip r:embed="rId101"/>
+                    <a:blip r:embed="rId95"/>
                     <a:stretch>
                       <a:fillRect/>
                     </a:stretch>
@@ -11313,8 +11287,8 @@
         <w:t xml:space="preserve">Front End to L0 micro-cache request and response path</w:t>
       </w:r>
     </w:p>
-    <w:bookmarkEnd w:id="104"/>
-    <w:bookmarkStart w:id="105" w:name="sec-ch2-fe-arb"/>
+    <w:bookmarkEnd w:id="98"/>
+    <w:bookmarkStart w:id="99" w:name="sec-ch2-fe-arb"/>
     <w:p>
       <w:pPr>
         <w:pStyle w:val="Heading4"/>
@@ -11442,8 +11416,8 @@
         <w:t xml:space="preserve">. Because of the capture register, a request is accepted at the earliest in its second F1 cycle.</w:t>
       </w:r>
     </w:p>
-    <w:bookmarkEnd w:id="105"/>
-    <w:bookmarkStart w:id="110" w:name="sec-ch2-fe-track"/>
+    <w:bookmarkEnd w:id="99"/>
+    <w:bookmarkStart w:id="104" w:name="sec-ch2-fe-track"/>
     <w:p>
       <w:pPr>
         <w:pStyle w:val="Heading4"/>
@@ -11492,7 +11466,7 @@
         <w:t xml:space="preserve">and broadcast to both thread buffers.</w:t>
       </w:r>
     </w:p>
-    <w:bookmarkStart w:id="109" w:name="fig-ch2-fe-td-hit"/>
+    <w:bookmarkStart w:id="103" w:name="fig-ch2-fe-td-hit"/>
     <w:p>
       <w:pPr>
         <w:pStyle w:val="CaptionedFigure"/>
@@ -11502,18 +11476,18 @@
           <wp:inline>
             <wp:extent cx="5334000" cy="3176127"/>
             <wp:effectExtent b="0" l="0" r="0" t="0"/>
-            <wp:docPr descr="Request and hit response" title="" id="107" name="Picture"/>
+            <wp:docPr descr="Request and hit response" title="" id="101" name="Picture"/>
             <a:graphic>
               <a:graphicData uri="http://schemas.openxmlformats.org/drawingml/2006/picture">
                 <pic:pic>
                   <pic:nvPicPr>
-                    <pic:cNvPr descr="images/ch02/td-fe-hit.png" id="108" name="Picture"/>
+                    <pic:cNvPr descr="images/ch02/td-fe-hit.png" id="102" name="Picture"/>
                     <pic:cNvPicPr>
                       <a:picLocks noChangeArrowheads="1" noChangeAspect="1"/>
                     </pic:cNvPicPr>
                   </pic:nvPicPr>
                   <pic:blipFill>
-                    <a:blip r:embed="rId106"/>
+                    <a:blip r:embed="rId100"/>
                     <a:stretch>
                       <a:fillRect/>
                     </a:stretch>
@@ -11569,7 +11543,7 @@
         <w:t xml:space="preserve">Request and hit response</w:t>
       </w:r>
     </w:p>
-    <w:bookmarkEnd w:id="109"/>
+    <w:bookmarkEnd w:id="103"/>
     <w:p>
       <w:pPr>
         <w:pStyle w:val="BodyText"/>
@@ -11595,8 +11569,8 @@
         <w:t xml:space="preserve">the request is issued in cycle 1, accepted in cycle 3, and the block returns in cycle 7. It is written in cycle 8; the first instruction of the fetched block is in the F7 stage in cycle 9 and in the ID stage in cycle 10.</w:t>
       </w:r>
     </w:p>
-    <w:bookmarkEnd w:id="110"/>
-    <w:bookmarkStart w:id="115" w:name="sec-ch2-fe-miss"/>
+    <w:bookmarkEnd w:id="104"/>
+    <w:bookmarkStart w:id="109" w:name="sec-ch2-fe-miss"/>
     <w:p>
       <w:pPr>
         <w:pStyle w:val="Heading4"/>
@@ -11651,7 +11625,7 @@
         <w:t xml:space="preserve">. The signal is broadcast to all threads of the L0 micro-cache and carries no address. Every sleeping thread wakes and retries; a thread whose line is still absent misses again and sleeps until the next fill. A redirect, a thread disable or a pending halt also clears the sleep state.</w:t>
       </w:r>
     </w:p>
-    <w:bookmarkStart w:id="114" w:name="fig-ch2-fe-td-miss"/>
+    <w:bookmarkStart w:id="108" w:name="fig-ch2-fe-td-miss"/>
     <w:p>
       <w:pPr>
         <w:pStyle w:val="CaptionedFigure"/>
@@ -11661,18 +11635,18 @@
           <wp:inline>
             <wp:extent cx="5334000" cy="2236914"/>
             <wp:effectExtent b="0" l="0" r="0" t="0"/>
-            <wp:docPr descr="Miss, sleep and retry" title="" id="112" name="Picture"/>
+            <wp:docPr descr="Miss, sleep and retry" title="" id="106" name="Picture"/>
             <a:graphic>
               <a:graphicData uri="http://schemas.openxmlformats.org/drawingml/2006/picture">
                 <pic:pic>
                   <pic:nvPicPr>
-                    <pic:cNvPr descr="images/ch02/td-fe-miss.png" id="113" name="Picture"/>
+                    <pic:cNvPr descr="images/ch02/td-fe-miss.png" id="107" name="Picture"/>
                     <pic:cNvPicPr>
                       <a:picLocks noChangeArrowheads="1" noChangeAspect="1"/>
                     </pic:cNvPicPr>
                   </pic:nvPicPr>
                   <pic:blipFill>
-                    <a:blip r:embed="rId111"/>
+                    <a:blip r:embed="rId105"/>
                     <a:stretch>
                       <a:fillRect/>
                     </a:stretch>
@@ -11728,7 +11702,7 @@
         <w:t xml:space="preserve">Miss, sleep and retry</w:t>
       </w:r>
     </w:p>
-    <w:bookmarkEnd w:id="114"/>
+    <w:bookmarkEnd w:id="108"/>
     <w:p>
       <w:pPr>
         <w:pStyle w:val="BodyText"/>
@@ -11762,8 +11736,8 @@
         <w:t xml:space="preserve">Fill done is issued one cycle after the response slot. A request that looks up the L0 micro-cache while a fill is being written still misses, and its response is the last miss that the fill can cause. Issuing fill done one cycle after that response, and registering it again in the Front End, ensures that every thread has entered the sleep state before the wake-up arrives. A wake-up that arrived first would be lost, and the thread would wait for an unrelated fill.</w:t>
       </w:r>
     </w:p>
-    <w:bookmarkEnd w:id="115"/>
-    <w:bookmarkStart w:id="120" w:name="sec-ch2-fe-kill"/>
+    <w:bookmarkEnd w:id="109"/>
+    <w:bookmarkStart w:id="114" w:name="sec-ch2-fe-kill"/>
     <w:p>
       <w:pPr>
         <w:pStyle w:val="Heading4"/>
@@ -11797,7 +11771,7 @@
         <w:t xml:space="preserve">A request still waiting in the F1 I-cache request register cannot be withdrawn: the register is shared and the Neighborhood already holds a copy. The thread records the cancellation and does not advance the token when the request is accepted. The I-cache lookup is performed and its response is discarded. The thread’s new request is issued only after the cancelled request has been accepted.</w:t>
       </w:r>
     </w:p>
-    <w:bookmarkStart w:id="119" w:name="fig-ch2-fe-td-kill"/>
+    <w:bookmarkStart w:id="113" w:name="fig-ch2-fe-td-kill"/>
     <w:p>
       <w:pPr>
         <w:pStyle w:val="CaptionedFigure"/>
@@ -11807,18 +11781,18 @@
           <wp:inline>
             <wp:extent cx="5334000" cy="2189659"/>
             <wp:effectExtent b="0" l="0" r="0" t="0"/>
-            <wp:docPr descr="Redirect while a request waits in F1" title="" id="117" name="Picture"/>
+            <wp:docPr descr="Redirect while a request waits in F1" title="" id="111" name="Picture"/>
             <a:graphic>
               <a:graphicData uri="http://schemas.openxmlformats.org/drawingml/2006/picture">
                 <pic:pic>
                   <pic:nvPicPr>
-                    <pic:cNvPr descr="images/ch02/td-fe-kill.png" id="118" name="Picture"/>
+                    <pic:cNvPr descr="images/ch02/td-fe-kill.png" id="112" name="Picture"/>
                     <pic:cNvPicPr>
                       <a:picLocks noChangeArrowheads="1" noChangeAspect="1"/>
                     </pic:cNvPicPr>
                   </pic:nvPicPr>
                   <pic:blipFill>
-                    <a:blip r:embed="rId116"/>
+                    <a:blip r:embed="rId110"/>
                     <a:stretch>
                       <a:fillRect/>
                     </a:stretch>
@@ -11874,7 +11848,7 @@
         <w:t xml:space="preserve">Redirect while a request waits in F1</w:t>
       </w:r>
     </w:p>
-    <w:bookmarkEnd w:id="119"/>
+    <w:bookmarkEnd w:id="113"/>
     <w:p>
       <w:pPr>
         <w:pStyle w:val="BodyText"/>
@@ -11900,9 +11874,9 @@
         <w:t xml:space="preserve">the redirect arrives in cycle 3 while the request waits in F1. The cancellation is held until the request is accepted in cycle 5; no token enters F2. The new request is issued in cycle 6 and accepted in cycle 8.</w:t>
       </w:r>
     </w:p>
-    <w:bookmarkEnd w:id="120"/>
-    <w:bookmarkEnd w:id="121"/>
-    <w:bookmarkStart w:id="145" w:name="sec-ch2-fe-tb"/>
+    <w:bookmarkEnd w:id="114"/>
+    <w:bookmarkEnd w:id="115"/>
+    <w:bookmarkStart w:id="139" w:name="sec-ch2-fe-tb"/>
     <w:p>
       <w:pPr>
         <w:pStyle w:val="Heading3"/>
@@ -11937,7 +11911,7 @@
         <w:t xml:space="preserve">). It holds the thread’s fetch PC and a 64-byte instruction buffer, generates and tracks fetch requests, writes the returned blocks, and extracts one instruction per cycle.</w:t>
       </w:r>
     </w:p>
-    <w:bookmarkStart w:id="125" w:name="fig-ch2-fe-tb"/>
+    <w:bookmarkStart w:id="119" w:name="fig-ch2-fe-tb"/>
     <w:p>
       <w:pPr>
         <w:pStyle w:val="CaptionedFigure"/>
@@ -11947,18 +11921,18 @@
           <wp:inline>
             <wp:extent cx="5334000" cy="3875699"/>
             <wp:effectExtent b="0" l="0" r="0" t="0"/>
-            <wp:docPr descr="Thread buffer operation" title="" id="123" name="Picture"/>
+            <wp:docPr descr="Thread buffer operation" title="" id="117" name="Picture"/>
             <a:graphic>
               <a:graphicData uri="http://schemas.openxmlformats.org/drawingml/2006/picture">
                 <pic:pic>
                   <pic:nvPicPr>
-                    <pic:cNvPr descr="images/ch02/fig-fe-thread-buffer-flow.png" id="124" name="Picture"/>
+                    <pic:cNvPr descr="images/ch02/fig-fe-thread-buffer-flow.png" id="118" name="Picture"/>
                     <pic:cNvPicPr>
                       <a:picLocks noChangeArrowheads="1" noChangeAspect="1"/>
                     </pic:cNvPicPr>
                   </pic:nvPicPr>
                   <pic:blipFill>
-                    <a:blip r:embed="rId122"/>
+                    <a:blip r:embed="rId116"/>
                     <a:stretch>
                       <a:fillRect/>
                     </a:stretch>
@@ -12014,8 +11988,8 @@
         <w:t xml:space="preserve">Thread buffer operation</w:t>
       </w:r>
     </w:p>
-    <w:bookmarkEnd w:id="125"/>
-    <w:bookmarkStart w:id="129" w:name="fig-ch2-fe-tb-detail"/>
+    <w:bookmarkEnd w:id="119"/>
+    <w:bookmarkStart w:id="123" w:name="fig-ch2-fe-tb-detail"/>
     <w:p>
       <w:pPr>
         <w:pStyle w:val="CaptionedFigure"/>
@@ -12025,18 +11999,18 @@
           <wp:inline>
             <wp:extent cx="5334000" cy="3452461"/>
             <wp:effectExtent b="0" l="0" r="0" t="0"/>
-            <wp:docPr descr="Thread buffer pipeline" title="" id="127" name="Picture"/>
+            <wp:docPr descr="Thread buffer pipeline" title="" id="121" name="Picture"/>
             <a:graphic>
               <a:graphicData uri="http://schemas.openxmlformats.org/drawingml/2006/picture">
                 <pic:pic>
                   <pic:nvPicPr>
-                    <pic:cNvPr descr="images/ch02/fig-fe-pipeline-detail.png" id="128" name="Picture"/>
+                    <pic:cNvPr descr="images/ch02/fig-fe-pipeline-detail.png" id="122" name="Picture"/>
                     <pic:cNvPicPr>
                       <a:picLocks noChangeArrowheads="1" noChangeAspect="1"/>
                     </pic:cNvPicPr>
                   </pic:nvPicPr>
                   <pic:blipFill>
-                    <a:blip r:embed="rId126"/>
+                    <a:blip r:embed="rId120"/>
                     <a:stretch>
                       <a:fillRect/>
                     </a:stretch>
@@ -12092,8 +12066,8 @@
         <w:t xml:space="preserve">Thread buffer pipeline</w:t>
       </w:r>
     </w:p>
-    <w:bookmarkEnd w:id="129"/>
-    <w:bookmarkStart w:id="135" w:name="sec-ch2-fe-entries"/>
+    <w:bookmarkEnd w:id="123"/>
+    <w:bookmarkStart w:id="129" w:name="sec-ch2-fe-entries"/>
     <w:p>
       <w:pPr>
         <w:pStyle w:val="Heading4"/>
@@ -12189,7 +12163,7 @@
         <w:t xml:space="preserve">The read port wraps around: halfword 15 of one entry is followed by halfword 0 of the other. The entries therefore form a ring of 32 halfwords, and a 32-bit instruction that starts in the last halfword of an entry is read in one access.</w:t>
       </w:r>
     </w:p>
-    <w:bookmarkStart w:id="133" w:name="fig-ch2-fe-buf-org"/>
+    <w:bookmarkStart w:id="127" w:name="fig-ch2-fe-buf-org"/>
     <w:p>
       <w:pPr>
         <w:pStyle w:val="CaptionedFigure"/>
@@ -12199,18 +12173,18 @@
           <wp:inline>
             <wp:extent cx="5334000" cy="2812624"/>
             <wp:effectExtent b="0" l="0" r="0" t="0"/>
-            <wp:docPr descr="Thread-buffer entries and read pointer" title="" id="131" name="Picture"/>
+            <wp:docPr descr="Thread-buffer entries and read pointer" title="" id="125" name="Picture"/>
             <a:graphic>
               <a:graphicData uri="http://schemas.openxmlformats.org/drawingml/2006/picture">
                 <pic:pic>
                   <pic:nvPicPr>
-                    <pic:cNvPr descr="images/ch02/fig-fe-buffer.png" id="132" name="Picture"/>
+                    <pic:cNvPr descr="images/ch02/fig-fe-buffer.png" id="126" name="Picture"/>
                     <pic:cNvPicPr>
                       <a:picLocks noChangeArrowheads="1" noChangeAspect="1"/>
                     </pic:cNvPicPr>
                   </pic:nvPicPr>
                   <pic:blipFill>
-                    <a:blip r:embed="rId130"/>
+                    <a:blip r:embed="rId124"/>
                     <a:stretch>
                       <a:fillRect/>
                     </a:stretch>
@@ -12266,8 +12240,8 @@
         <w:t xml:space="preserve">Thread-buffer entries and read pointer</w:t>
       </w:r>
     </w:p>
-    <w:bookmarkEnd w:id="133"/>
-    <w:bookmarkStart w:id="134" w:name="tab-ch2-fe-buf-state"/>
+    <w:bookmarkEnd w:id="127"/>
+    <w:bookmarkStart w:id="128" w:name="tab-ch2-fe-buf-state"/>
     <w:p>
       <w:pPr>
         <w:pStyle w:val="TableCaption"/>
@@ -12468,9 +12442,9 @@
         </w:tc>
       </w:tr>
     </w:tbl>
-    <w:bookmarkEnd w:id="134"/>
-    <w:bookmarkEnd w:id="135"/>
-    <w:bookmarkStart w:id="137" w:name="sec-ch2-fe-pc"/>
+    <w:bookmarkEnd w:id="128"/>
+    <w:bookmarkEnd w:id="129"/>
+    <w:bookmarkStart w:id="131" w:name="sec-ch2-fe-pc"/>
     <w:p>
       <w:pPr>
         <w:pStyle w:val="Heading4"/>
@@ -12510,7 +12484,7 @@
         <w:t xml:space="preserve">.</w:t>
       </w:r>
     </w:p>
-    <w:bookmarkStart w:id="136" w:name="tab-ch2-fe-pc"/>
+    <w:bookmarkStart w:id="130" w:name="tab-ch2-fe-pc"/>
     <w:p>
       <w:pPr>
         <w:pStyle w:val="TableCaption"/>
@@ -12666,7 +12640,7 @@
         </w:tc>
       </w:tr>
     </w:tbl>
-    <w:bookmarkEnd w:id="136"/>
+    <w:bookmarkEnd w:id="130"/>
     <w:p>
       <w:pPr>
         <w:pStyle w:val="BodyText"/>
@@ -12683,8 +12657,8 @@
         <w:t xml:space="preserve">The PC of each extracted instruction is formed from the upper bits of its entry’s block address and the halfword position of the read pointer.</w:t>
       </w:r>
     </w:p>
-    <w:bookmarkEnd w:id="137"/>
-    <w:bookmarkStart w:id="140" w:name="sec-ch2-fe-req"/>
+    <w:bookmarkEnd w:id="131"/>
+    <w:bookmarkStart w:id="134" w:name="sec-ch2-fe-req"/>
     <w:p>
       <w:pPr>
         <w:pStyle w:val="Heading4"/>
@@ -12727,7 +12701,7 @@
         <w:t xml:space="preserve">are met.</w:t>
       </w:r>
     </w:p>
-    <w:bookmarkStart w:id="138" w:name="tab-ch2-fe-req-cond"/>
+    <w:bookmarkStart w:id="132" w:name="tab-ch2-fe-req-cond"/>
     <w:p>
       <w:pPr>
         <w:pStyle w:val="TableCaption"/>
@@ -12943,7 +12917,7 @@
         </w:tc>
       </w:tr>
     </w:tbl>
-    <w:bookmarkEnd w:id="138"/>
+    <w:bookmarkEnd w:id="132"/>
     <w:p>
       <w:pPr>
         <w:pStyle w:val="BodyText"/>
@@ -13001,7 +12975,7 @@
         <w:t xml:space="preserve">denotes an empty entry.</w:t>
       </w:r>
     </w:p>
-    <w:bookmarkStart w:id="139" w:name="tab-ch2-fe-fill"/>
+    <w:bookmarkStart w:id="133" w:name="tab-ch2-fe-fill"/>
     <w:p>
       <w:pPr>
         <w:pStyle w:val="TableCaption"/>
@@ -13276,7 +13250,7 @@
         </w:tc>
       </w:tr>
     </w:tbl>
-    <w:bookmarkEnd w:id="139"/>
+    <w:bookmarkEnd w:id="133"/>
     <w:p>
       <w:pPr>
         <w:pStyle w:val="BodyText"/>
@@ -13297,8 +13271,8 @@
         <w:t xml:space="preserve">, holds them in a phase latch, and applies the word write enables in F6.</w:t>
       </w:r>
     </w:p>
-    <w:bookmarkEnd w:id="140"/>
-    <w:bookmarkStart w:id="141" w:name="sec-ch2-fe-extract"/>
+    <w:bookmarkEnd w:id="134"/>
+    <w:bookmarkStart w:id="135" w:name="sec-ch2-fe-extract"/>
     <w:p>
       <w:pPr>
         <w:pStyle w:val="Heading4"/>
@@ -13340,8 +13314,8 @@
         <w:t xml:space="preserve">If the entry being read is empty but its block is written in the same cycle, the instruction is taken directly from the response data (bypass). The upper half of an instruction that crosses into an entry being written is bypassed in the same way. The first instruction of a block is therefore extracted in the cycle the block is written. The bypass does not check the destination entry of the response; with one request in flight per thread, the only block that can arrive is the one being waited for.</w:t>
       </w:r>
     </w:p>
-    <w:bookmarkEnd w:id="141"/>
-    <w:bookmarkStart w:id="142" w:name="sec-ch2-fe-rvc"/>
+    <w:bookmarkEnd w:id="135"/>
+    <w:bookmarkStart w:id="136" w:name="sec-ch2-fe-rvc"/>
     <w:p>
       <w:pPr>
         <w:pStyle w:val="Heading4"/>
@@ -13460,8 +13434,8 @@
         <w:t xml:space="preserve">indicates a compressed instruction; the integer pipeline uses it to advance the PC by 2 instead of 4.</w:t>
       </w:r>
     </w:p>
-    <w:bookmarkEnd w:id="142"/>
-    <w:bookmarkStart w:id="144" w:name="sec-ch2-fe-status"/>
+    <w:bookmarkEnd w:id="136"/>
+    <w:bookmarkStart w:id="138" w:name="sec-ch2-fe-status"/>
     <w:p>
       <w:pPr>
         <w:pStyle w:val="Heading4"/>
@@ -13487,7 +13461,7 @@
         <w:t xml:space="preserve">Each instruction carries the status of the entries it was read from:</w:t>
       </w:r>
     </w:p>
-    <w:bookmarkStart w:id="143" w:name="tab-ch2-fe-status"/>
+    <w:bookmarkStart w:id="137" w:name="tab-ch2-fe-status"/>
     <w:p>
       <w:pPr>
         <w:pStyle w:val="TableCaption"/>
@@ -13718,7 +13692,7 @@
         </w:tc>
       </w:tr>
     </w:tbl>
-    <w:bookmarkEnd w:id="143"/>
+    <w:bookmarkEnd w:id="137"/>
     <w:p>
       <w:pPr>
         <w:pStyle w:val="BodyText"/>
@@ -13727,9 +13701,9 @@
         <w:t xml:space="preserve">All status fields are forced to zero while the debug program buffer is executed.</w:t>
       </w:r>
     </w:p>
-    <w:bookmarkEnd w:id="144"/>
-    <w:bookmarkEnd w:id="145"/>
-    <w:bookmarkStart w:id="159" w:name="sec-ch2-fe-inval"/>
+    <w:bookmarkEnd w:id="138"/>
+    <w:bookmarkEnd w:id="139"/>
+    <w:bookmarkStart w:id="153" w:name="sec-ch2-fe-inval"/>
     <w:p>
       <w:pPr>
         <w:pStyle w:val="Heading3"/>
@@ -13747,7 +13721,7 @@
         <w:t xml:space="preserve">Entry Invalidation, Redirect and Thread Start</w:t>
       </w:r>
     </w:p>
-    <w:bookmarkStart w:id="147" w:name="sec-ch2-fe-release"/>
+    <w:bookmarkStart w:id="141" w:name="sec-ch2-fe-release"/>
     <w:p>
       <w:pPr>
         <w:pStyle w:val="Heading4"/>
@@ -13784,7 +13758,7 @@
         <w:t xml:space="preserve">).</w:t>
       </w:r>
     </w:p>
-    <w:bookmarkStart w:id="146" w:name="tab-ch2-fe-release"/>
+    <w:bookmarkStart w:id="140" w:name="tab-ch2-fe-release"/>
     <w:p>
       <w:pPr>
         <w:pStyle w:val="TableCaption"/>
@@ -13985,7 +13959,7 @@
         </w:tc>
       </w:tr>
     </w:tbl>
-    <w:bookmarkEnd w:id="146"/>
+    <w:bookmarkEnd w:id="140"/>
     <w:p>
       <w:pPr>
         <w:pStyle w:val="BodyText"/>
@@ -13994,8 +13968,8 @@
         <w:t xml:space="preserve">A response that reports a fault or error marks the reserved entry non-empty even if no data is written, so that the fault is delivered to the integer pipeline with the next instruction read from that entry.</w:t>
       </w:r>
     </w:p>
-    <w:bookmarkEnd w:id="147"/>
-    <w:bookmarkStart w:id="153" w:name="sec-ch2-fe-redirect"/>
+    <w:bookmarkEnd w:id="141"/>
+    <w:bookmarkStart w:id="147" w:name="sec-ch2-fe-redirect"/>
     <w:p>
       <w:pPr>
         <w:pStyle w:val="Heading4"/>
@@ -14065,7 +14039,7 @@
         <w:t xml:space="preserve">lists the effect in the redirect cycle.</w:t>
       </w:r>
     </w:p>
-    <w:bookmarkStart w:id="148" w:name="tab-ch2-fe-redirect"/>
+    <w:bookmarkStart w:id="142" w:name="tab-ch2-fe-redirect"/>
     <w:p>
       <w:pPr>
         <w:pStyle w:val="TableCaption"/>
@@ -14281,7 +14255,7 @@
         </w:tc>
       </w:tr>
     </w:tbl>
-    <w:bookmarkEnd w:id="148"/>
+    <w:bookmarkEnd w:id="142"/>
     <w:p>
       <w:pPr>
         <w:pStyle w:val="BodyText"/>
@@ -14301,7 +14275,7 @@
         <w:t xml:space="preserve">).</w:t>
       </w:r>
     </w:p>
-    <w:bookmarkStart w:id="152" w:name="fig-ch2-fe-td-redirect"/>
+    <w:bookmarkStart w:id="146" w:name="fig-ch2-fe-td-redirect"/>
     <w:p>
       <w:pPr>
         <w:pStyle w:val="CaptionedFigure"/>
@@ -14311,18 +14285,18 @@
           <wp:inline>
             <wp:extent cx="5334000" cy="1312685"/>
             <wp:effectExtent b="0" l="0" r="0" t="0"/>
-            <wp:docPr descr="Redirect to first target instruction" title="" id="150" name="Picture"/>
+            <wp:docPr descr="Redirect to first target instruction" title="" id="144" name="Picture"/>
             <a:graphic>
               <a:graphicData uri="http://schemas.openxmlformats.org/drawingml/2006/picture">
                 <pic:pic>
                   <pic:nvPicPr>
-                    <pic:cNvPr descr="images/ch02/td-fe-redirect.png" id="151" name="Picture"/>
+                    <pic:cNvPr descr="images/ch02/td-fe-redirect.png" id="145" name="Picture"/>
                     <pic:cNvPicPr>
                       <a:picLocks noChangeArrowheads="1" noChangeAspect="1"/>
                     </pic:cNvPicPr>
                   </pic:nvPicPr>
                   <pic:blipFill>
-                    <a:blip r:embed="rId149"/>
+                    <a:blip r:embed="rId143"/>
                     <a:stretch>
                       <a:fillRect/>
                     </a:stretch>
@@ -14378,9 +14352,9 @@
         <w:t xml:space="preserve">Redirect to first target instruction</w:t>
       </w:r>
     </w:p>
-    <w:bookmarkEnd w:id="152"/>
-    <w:bookmarkEnd w:id="153"/>
-    <w:bookmarkStart w:id="158" w:name="sec-ch2-fe-enable"/>
+    <w:bookmarkEnd w:id="146"/>
+    <w:bookmarkEnd w:id="147"/>
+    <w:bookmarkStart w:id="152" w:name="sec-ch2-fe-enable"/>
     <w:p>
       <w:pPr>
         <w:pStyle w:val="Heading4"/>
@@ -14498,7 +14472,7 @@
         <w:t xml:space="preserve">No further requests are issued, both entries are released and the sleep state is cleared. The instruction in F7 and the FIFO contents are not cleared; the thread scheduler no longer selects the thread.</w:t>
       </w:r>
     </w:p>
-    <w:bookmarkStart w:id="157" w:name="fig-ch2-fe-td-enable"/>
+    <w:bookmarkStart w:id="151" w:name="fig-ch2-fe-td-enable"/>
     <w:p>
       <w:pPr>
         <w:pStyle w:val="CaptionedFigure"/>
@@ -14508,18 +14482,18 @@
           <wp:inline>
             <wp:extent cx="5334000" cy="1674384"/>
             <wp:effectExtent b="0" l="0" r="0" t="0"/>
-            <wp:docPr descr="Thread enable to first instruction" title="" id="155" name="Picture"/>
+            <wp:docPr descr="Thread enable to first instruction" title="" id="149" name="Picture"/>
             <a:graphic>
               <a:graphicData uri="http://schemas.openxmlformats.org/drawingml/2006/picture">
                 <pic:pic>
                   <pic:nvPicPr>
-                    <pic:cNvPr descr="images/ch02/td-fe-enable.png" id="156" name="Picture"/>
+                    <pic:cNvPr descr="images/ch02/td-fe-enable.png" id="150" name="Picture"/>
                     <pic:cNvPicPr>
                       <a:picLocks noChangeArrowheads="1" noChangeAspect="1"/>
                     </pic:cNvPicPr>
                   </pic:nvPicPr>
                   <pic:blipFill>
-                    <a:blip r:embed="rId154"/>
+                    <a:blip r:embed="rId148"/>
                     <a:stretch>
                       <a:fillRect/>
                     </a:stretch>
@@ -14575,7 +14549,7 @@
         <w:t xml:space="preserve">Thread enable to first instruction</w:t>
       </w:r>
     </w:p>
-    <w:bookmarkEnd w:id="157"/>
+    <w:bookmarkEnd w:id="151"/>
     <w:p>
       <w:pPr>
         <w:pStyle w:val="BodyText"/>
@@ -14584,9 +14558,9 @@
         <w:t xml:space="preserve">After reset, both entries are empty and the fetch PC holds the reset vector.</w:t>
       </w:r>
     </w:p>
-    <w:bookmarkEnd w:id="158"/>
-    <w:bookmarkEnd w:id="159"/>
-    <w:bookmarkStart w:id="165" w:name="sec-ch2-fe-decode"/>
+    <w:bookmarkEnd w:id="152"/>
+    <w:bookmarkEnd w:id="153"/>
+    <w:bookmarkStart w:id="159" w:name="sec-ch2-fe-decode"/>
     <w:p>
       <w:pPr>
         <w:pStyle w:val="Heading3"/>
@@ -14641,7 +14615,7 @@
         <w:t xml:space="preserve">). In F7, the instruction of one thread passes through both decoders in parallel, and the instruction and both control words are written into that thread’s FIFO. Decoding before the FIFO removes decode logic from the ID stage.</w:t>
       </w:r>
     </w:p>
-    <w:bookmarkStart w:id="163" w:name="fig-ch2-fe-fifo"/>
+    <w:bookmarkStart w:id="157" w:name="fig-ch2-fe-fifo"/>
     <w:p>
       <w:pPr>
         <w:pStyle w:val="CaptionedFigure"/>
@@ -14651,18 +14625,18 @@
           <wp:inline>
             <wp:extent cx="5334000" cy="1586254"/>
             <wp:effectExtent b="0" l="0" r="0" t="0"/>
-            <wp:docPr descr="Decoders, instruction FIFOs and thread scheduler" title="" id="161" name="Picture"/>
+            <wp:docPr descr="Decoders, instruction FIFOs and thread scheduler" title="" id="155" name="Picture"/>
             <a:graphic>
               <a:graphicData uri="http://schemas.openxmlformats.org/drawingml/2006/picture">
                 <pic:pic>
                   <pic:nvPicPr>
-                    <pic:cNvPr descr="images/ch02/fig-fe-fifo-sched.png" id="162" name="Picture"/>
+                    <pic:cNvPr descr="images/ch02/fig-fe-fifo-sched.png" id="156" name="Picture"/>
                     <pic:cNvPicPr>
                       <a:picLocks noChangeArrowheads="1" noChangeAspect="1"/>
                     </pic:cNvPicPr>
                   </pic:nvPicPr>
                   <pic:blipFill>
-                    <a:blip r:embed="rId160"/>
+                    <a:blip r:embed="rId154"/>
                     <a:stretch>
                       <a:fillRect/>
                     </a:stretch>
@@ -14718,7 +14692,7 @@
         <w:t xml:space="preserve">Decoders, instruction FIFOs and thread scheduler</w:t>
       </w:r>
     </w:p>
-    <w:bookmarkEnd w:id="163"/>
+    <w:bookmarkEnd w:id="157"/>
     <w:p>
       <w:pPr>
         <w:pStyle w:val="BodyText"/>
@@ -14829,7 +14803,7 @@
         <w:t xml:space="preserve">). The decoded thread is selected as follows:</w:t>
       </w:r>
     </w:p>
-    <w:bookmarkStart w:id="164" w:name="tab-ch2-fe-dec-pick"/>
+    <w:bookmarkStart w:id="158" w:name="tab-ch2-fe-dec-pick"/>
     <w:p>
       <w:pPr>
         <w:pStyle w:val="TableCaption"/>
@@ -14997,7 +14971,7 @@
         </w:tc>
       </w:tr>
     </w:tbl>
-    <w:bookmarkEnd w:id="164"/>
+    <w:bookmarkEnd w:id="158"/>
     <w:p>
       <w:pPr>
         <w:pStyle w:val="BodyText"/>
@@ -15032,8 +15006,8 @@
         <w:t xml:space="preserve">), with the VPU and mask register reads and writes of the instruction, for its FP and mask scoreboard checks.</w:t>
       </w:r>
     </w:p>
-    <w:bookmarkEnd w:id="165"/>
-    <w:bookmarkStart w:id="167" w:name="sec-ch2-fe-fifo"/>
+    <w:bookmarkEnd w:id="159"/>
+    <w:bookmarkStart w:id="161" w:name="sec-ch2-fe-fifo"/>
     <w:p>
       <w:pPr>
         <w:pStyle w:val="Heading3"/>
@@ -15137,7 +15111,7 @@
         <w:t xml:space="preserve">The storage is organized for timing rather than as an indexed array. Entry 0 is always the head, whose content drives the ID outputs; entry 1 is a holding register. The ID multiplexer therefore selects between two fixed registers, one per thread.</w:t>
       </w:r>
     </w:p>
-    <w:bookmarkStart w:id="166" w:name="tab-ch2-fe-fifo"/>
+    <w:bookmarkStart w:id="160" w:name="tab-ch2-fe-fifo"/>
     <w:p>
       <w:pPr>
         <w:pStyle w:val="TableCaption"/>
@@ -15397,7 +15371,7 @@
         </w:tc>
       </w:tr>
     </w:tbl>
-    <w:bookmarkEnd w:id="166"/>
+    <w:bookmarkEnd w:id="160"/>
     <w:p>
       <w:pPr>
         <w:pStyle w:val="BodyText"/>
@@ -15444,8 +15418,8 @@
         <w:t xml:space="preserve">A redirect empties the thread’s FIFO.</w:t>
       </w:r>
     </w:p>
-    <w:bookmarkEnd w:id="167"/>
-    <w:bookmarkStart w:id="173" w:name="sec-ch2-fe-sched"/>
+    <w:bookmarkEnd w:id="161"/>
+    <w:bookmarkStart w:id="167" w:name="sec-ch2-fe-sched"/>
     <w:p>
       <w:pPr>
         <w:pStyle w:val="Heading3"/>
@@ -15535,7 +15509,7 @@
         <w:t xml:space="preserve">A thread that is awake and ready is eligible. The scheduler selects between eligible threads in round-robin order:</w:t>
       </w:r>
     </w:p>
-    <w:bookmarkStart w:id="168" w:name="tab-ch2-fe-sched"/>
+    <w:bookmarkStart w:id="162" w:name="tab-ch2-fe-sched"/>
     <w:p>
       <w:pPr>
         <w:pStyle w:val="TableCaption"/>
@@ -15760,7 +15734,7 @@
         </w:tc>
       </w:tr>
     </w:tbl>
-    <w:bookmarkEnd w:id="168"/>
+    <w:bookmarkEnd w:id="162"/>
     <w:p>
       <w:pPr>
         <w:pStyle w:val="BodyText"/>
@@ -15897,7 +15871,7 @@
         <w:t xml:space="preserve">; the integer pipeline applies the stall. The thread in ID is reselected every cycle, so an instruction that is not accepted can be replaced by the other thread’s instruction in the next cycle; it remains at the head of its FIFO.</w:t>
       </w:r>
     </w:p>
-    <w:bookmarkStart w:id="172" w:name="fig-ch2-fe-td-sched"/>
+    <w:bookmarkStart w:id="166" w:name="fig-ch2-fe-td-sched"/>
     <w:p>
       <w:pPr>
         <w:pStyle w:val="CaptionedFigure"/>
@@ -15907,18 +15881,18 @@
           <wp:inline>
             <wp:extent cx="5334000" cy="2060359"/>
             <wp:effectExtent b="0" l="0" r="0" t="0"/>
-            <wp:docPr descr="Round-robin issue with a stall" title="" id="170" name="Picture"/>
+            <wp:docPr descr="Round-robin issue with a stall" title="" id="164" name="Picture"/>
             <a:graphic>
               <a:graphicData uri="http://schemas.openxmlformats.org/drawingml/2006/picture">
                 <pic:pic>
                   <pic:nvPicPr>
-                    <pic:cNvPr descr="images/ch02/td-fe-sched.png" id="171" name="Picture"/>
+                    <pic:cNvPr descr="images/ch02/td-fe-sched.png" id="165" name="Picture"/>
                     <pic:cNvPicPr>
                       <a:picLocks noChangeArrowheads="1" noChangeAspect="1"/>
                     </pic:cNvPicPr>
                   </pic:nvPicPr>
                   <pic:blipFill>
-                    <a:blip r:embed="rId169"/>
+                    <a:blip r:embed="rId163"/>
                     <a:stretch>
                       <a:fillRect/>
                     </a:stretch>
@@ -15974,7 +15948,7 @@
         <w:t xml:space="preserve">Round-robin issue with a stall</w:t>
       </w:r>
     </w:p>
-    <w:bookmarkEnd w:id="172"/>
+    <w:bookmarkEnd w:id="166"/>
     <w:p>
       <w:pPr>
         <w:pStyle w:val="BodyText"/>
@@ -16015,8 +15989,8 @@
         <w:t xml:space="preserve">of thread 1 is asserted in cycles 3 and 4, and thread 1 is not awake in cycles 4 and 5. Thread 0 is selected in cycles 3 to 5 and presented in ID in cycles 4 to 6; the selection alternates again from cycle 6.</w:t>
       </w:r>
     </w:p>
-    <w:bookmarkEnd w:id="173"/>
-    <w:bookmarkStart w:id="178" w:name="sec-ch2-fe-debug"/>
+    <w:bookmarkEnd w:id="167"/>
+    <w:bookmarkStart w:id="172" w:name="sec-ch2-fe-debug"/>
     <w:p>
       <w:pPr>
         <w:pStyle w:val="Heading3"/>
@@ -16034,7 +16008,7 @@
         <w:t xml:space="preserve">Halt and Debug Program Buffer</w:t>
       </w:r>
     </w:p>
-    <w:bookmarkStart w:id="174" w:name="sec-ch2-fe-halt"/>
+    <w:bookmarkStart w:id="168" w:name="sec-ch2-fe-halt"/>
     <w:p>
       <w:pPr>
         <w:pStyle w:val="Heading4"/>
@@ -16127,8 +16101,8 @@
         <w:t xml:space="preserve">The content of the placeholder is undefined. A pending halt also clears the sleep state.</w:t>
       </w:r>
     </w:p>
-    <w:bookmarkEnd w:id="174"/>
-    <w:bookmarkStart w:id="177" w:name="sec-ch2-fe-pb"/>
+    <w:bookmarkEnd w:id="168"/>
+    <w:bookmarkStart w:id="171" w:name="sec-ch2-fe-pb"/>
     <w:p>
       <w:pPr>
         <w:pStyle w:val="Heading4"/>
@@ -16154,7 +16128,7 @@
         <w:t xml:space="preserve">In debug mode, entry 0 of the halted thread’s buffer is used as the program buffer: the debugger writes instructions into it and the thread executes them.</w:t>
       </w:r>
     </w:p>
-    <w:bookmarkStart w:id="175" w:name="tab-ch2-fe-debug"/>
+    <w:bookmarkStart w:id="169" w:name="tab-ch2-fe-debug"/>
     <w:p>
       <w:pPr>
         <w:pStyle w:val="TableCaption"/>
@@ -16426,9 +16400,9 @@
         </w:tc>
       </w:tr>
     </w:tbl>
-    <w:bookmarkEnd w:id="175"/>
+    <w:bookmarkEnd w:id="169"/>
     <w:p/>
-    <w:bookmarkStart w:id="176" w:name="tab-ch2-fe-pb-map"/>
+    <w:bookmarkStart w:id="170" w:name="tab-ch2-fe-pb-map"/>
     <w:p>
       <w:pPr>
         <w:pStyle w:val="TableCaption"/>
@@ -16715,7 +16689,7 @@
         </w:tc>
       </w:tr>
     </w:tbl>
-    <w:bookmarkEnd w:id="176"/>
+    <w:bookmarkEnd w:id="170"/>
     <w:p>
       <w:pPr>
         <w:pStyle w:val="BodyText"/>
@@ -16748,10 +16722,10 @@
         <w:t xml:space="preserve">.</w:t>
       </w:r>
     </w:p>
-    <w:bookmarkEnd w:id="177"/>
-    <w:bookmarkEnd w:id="178"/>
-    <w:bookmarkEnd w:id="179"/>
-    <w:bookmarkStart w:id="199" w:name="sec-ch2-ip"/>
+    <w:bookmarkEnd w:id="171"/>
+    <w:bookmarkEnd w:id="172"/>
+    <w:bookmarkEnd w:id="173"/>
+    <w:bookmarkStart w:id="193" w:name="sec-ch2-ip"/>
     <w:p>
       <w:pPr>
         <w:pStyle w:val="Heading2"/>
@@ -16769,7 +16743,7 @@
         <w:t xml:space="preserve">Integer Pipeline</w:t>
       </w:r>
     </w:p>
-    <w:bookmarkStart w:id="180" w:name="sec-ch2-ip-overview"/>
+    <w:bookmarkStart w:id="174" w:name="sec-ch2-ip-overview"/>
     <w:p>
       <w:pPr>
         <w:pStyle w:val="Heading3"/>
@@ -16799,8 +16773,8 @@
         <w:t xml:space="preserve">Figure: Integer pipeline block diagram.</w:t>
       </w:r>
     </w:p>
-    <w:bookmarkEnd w:id="180"/>
-    <w:bookmarkStart w:id="181" w:name="sec-ch2-ip-stages"/>
+    <w:bookmarkEnd w:id="174"/>
+    <w:bookmarkStart w:id="175" w:name="sec-ch2-ip-stages"/>
     <w:p>
       <w:pPr>
         <w:pStyle w:val="Heading3"/>
@@ -16830,8 +16804,8 @@
         <w:t xml:space="preserve">Figure: Integer pipeline stages (ID, EX, TAG, MEM, WB).</w:t>
       </w:r>
     </w:p>
-    <w:bookmarkEnd w:id="181"/>
-    <w:bookmarkStart w:id="182" w:name="sec-ch2-ip-if"/>
+    <w:bookmarkEnd w:id="175"/>
+    <w:bookmarkStart w:id="176" w:name="sec-ch2-ip-if"/>
     <w:p>
       <w:pPr>
         <w:pStyle w:val="Heading3"/>
@@ -16861,8 +16835,141 @@
         <w:t xml:space="preserve">Table: Integer pipeline interface signals.</w:t>
       </w:r>
     </w:p>
+    <w:bookmarkEnd w:id="176"/>
+    <w:bookmarkStart w:id="177" w:name="sec-ch2-ip-rf"/>
+    <w:p>
+      <w:pPr>
+        <w:pStyle w:val="Heading3"/>
+      </w:pPr>
+      <w:r>
+        <w:rPr>
+          <w:rStyle w:val="SectionNumber"/>
+        </w:rPr>
+        <w:t xml:space="preserve">2.3.4</w:t>
+      </w:r>
+      <w:r>
+        <w:tab/>
+      </w:r>
+      <w:r>
+        <w:t xml:space="preserve">Register File and Operand Read</w:t>
+      </w:r>
+    </w:p>
+    <w:bookmarkEnd w:id="177"/>
+    <w:bookmarkStart w:id="178" w:name="sec-ch2-ip-alu"/>
+    <w:p>
+      <w:pPr>
+        <w:pStyle w:val="Heading3"/>
+      </w:pPr>
+      <w:r>
+        <w:rPr>
+          <w:rStyle w:val="SectionNumber"/>
+        </w:rPr>
+        <w:t xml:space="preserve">2.3.5</w:t>
+      </w:r>
+      <w:r>
+        <w:tab/>
+      </w:r>
+      <w:r>
+        <w:t xml:space="preserve">Immediate Generation and ALU</w:t>
+      </w:r>
+    </w:p>
+    <w:bookmarkEnd w:id="178"/>
+    <w:bookmarkStart w:id="179" w:name="sec-ch2-ip-muldiv"/>
+    <w:p>
+      <w:pPr>
+        <w:pStyle w:val="Heading3"/>
+      </w:pPr>
+      <w:r>
+        <w:rPr>
+          <w:rStyle w:val="SectionNumber"/>
+        </w:rPr>
+        <w:t xml:space="preserve">2.3.6</w:t>
+      </w:r>
+      <w:r>
+        <w:tab/>
+      </w:r>
+      <w:r>
+        <w:t xml:space="preserve">Multiply/Divide Unit</w:t>
+      </w:r>
+    </w:p>
+    <w:bookmarkEnd w:id="179"/>
+    <w:bookmarkStart w:id="183" w:name="sec-ch2-ip-hazards"/>
+    <w:p>
+      <w:pPr>
+        <w:pStyle w:val="Heading3"/>
+      </w:pPr>
+      <w:r>
+        <w:rPr>
+          <w:rStyle w:val="SectionNumber"/>
+        </w:rPr>
+        <w:t xml:space="preserve">2.3.7</w:t>
+      </w:r>
+      <w:r>
+        <w:tab/>
+      </w:r>
+      <w:r>
+        <w:t xml:space="preserve">Scoreboards and Hazards</w:t>
+      </w:r>
+    </w:p>
+    <w:bookmarkStart w:id="180" w:name="sec-ch2-ip-int-sb"/>
+    <w:p>
+      <w:pPr>
+        <w:pStyle w:val="Heading4"/>
+      </w:pPr>
+      <w:r>
+        <w:rPr>
+          <w:rStyle w:val="SectionNumber"/>
+        </w:rPr>
+        <w:t xml:space="preserve">2.3.7.1</w:t>
+      </w:r>
+      <w:r>
+        <w:tab/>
+      </w:r>
+      <w:r>
+        <w:t xml:space="preserve">Integer Scoreboard</w:t>
+      </w:r>
+    </w:p>
+    <w:bookmarkEnd w:id="180"/>
+    <w:bookmarkStart w:id="181" w:name="sec-ch2-ip-fp-sb"/>
+    <w:p>
+      <w:pPr>
+        <w:pStyle w:val="Heading4"/>
+      </w:pPr>
+      <w:r>
+        <w:rPr>
+          <w:rStyle w:val="SectionNumber"/>
+        </w:rPr>
+        <w:t xml:space="preserve">2.3.7.2</w:t>
+      </w:r>
+      <w:r>
+        <w:tab/>
+      </w:r>
+      <w:r>
+        <w:t xml:space="preserve">FP Scoreboard</w:t>
+      </w:r>
+    </w:p>
+    <w:bookmarkEnd w:id="181"/>
+    <w:bookmarkStart w:id="182" w:name="sec-ch2-ip-mask-sb"/>
+    <w:p>
+      <w:pPr>
+        <w:pStyle w:val="Heading4"/>
+      </w:pPr>
+      <w:r>
+        <w:rPr>
+          <w:rStyle w:val="SectionNumber"/>
+        </w:rPr>
+        <w:t xml:space="preserve">2.3.7.3</w:t>
+      </w:r>
+      <w:r>
+        <w:tab/>
+      </w:r>
+      <w:r>
+        <w:t xml:space="preserve">Mask Scoreboard</w:t>
+      </w:r>
+    </w:p>
     <w:bookmarkEnd w:id="182"/>
-    <w:bookmarkStart w:id="183" w:name="sec-ch2-ip-rf"/>
+    <w:bookmarkEnd w:id="183"/>
+    <w:bookmarkStart w:id="184" w:name="sec-ch2-ip-threads"/>
     <w:p>
       <w:pPr>
         <w:pStyle w:val="Heading3"/>
@@ -16871,17 +16978,17 @@
         <w:rPr>
           <w:rStyle w:val="SectionNumber"/>
         </w:rPr>
-        <w:t xml:space="preserve">2.3.4</w:t>
+        <w:t xml:space="preserve">2.3.8</w:t>
       </w:r>
       <w:r>
         <w:tab/>
       </w:r>
       <w:r>
-        <w:t xml:space="preserve">Register File and Operand Read</w:t>
-      </w:r>
-    </w:p>
-    <w:bookmarkEnd w:id="183"/>
-    <w:bookmarkStart w:id="184" w:name="sec-ch2-ip-alu"/>
+        <w:t xml:space="preserve">Hart Interleaving and Stalls</w:t>
+      </w:r>
+    </w:p>
+    <w:bookmarkEnd w:id="184"/>
+    <w:bookmarkStart w:id="185" w:name="sec-ch2-ip-redirect"/>
     <w:p>
       <w:pPr>
         <w:pStyle w:val="Heading3"/>
@@ -16890,17 +16997,17 @@
         <w:rPr>
           <w:rStyle w:val="SectionNumber"/>
         </w:rPr>
-        <w:t xml:space="preserve">2.3.5</w:t>
+        <w:t xml:space="preserve">2.3.9</w:t>
       </w:r>
       <w:r>
         <w:tab/>
       </w:r>
       <w:r>
-        <w:t xml:space="preserve">Immediate Generation and ALU</w:t>
-      </w:r>
-    </w:p>
-    <w:bookmarkEnd w:id="184"/>
-    <w:bookmarkStart w:id="185" w:name="sec-ch2-ip-muldiv"/>
+        <w:t xml:space="preserve">Branches, Redirects and Replay</w:t>
+      </w:r>
+    </w:p>
+    <w:bookmarkEnd w:id="185"/>
+    <w:bookmarkStart w:id="186" w:name="sec-ch2-ip-dcache-if"/>
     <w:p>
       <w:pPr>
         <w:pStyle w:val="Heading3"/>
@@ -16909,17 +17016,17 @@
         <w:rPr>
           <w:rStyle w:val="SectionNumber"/>
         </w:rPr>
-        <w:t xml:space="preserve">2.3.6</w:t>
+        <w:t xml:space="preserve">2.3.10</w:t>
       </w:r>
       <w:r>
         <w:tab/>
       </w:r>
       <w:r>
-        <w:t xml:space="preserve">Multiply/Divide Unit</w:t>
-      </w:r>
-    </w:p>
-    <w:bookmarkEnd w:id="185"/>
-    <w:bookmarkStart w:id="189" w:name="sec-ch2-ip-hazards"/>
+        <w:t xml:space="preserve">Interface to the Data Cache</w:t>
+      </w:r>
+    </w:p>
+    <w:bookmarkEnd w:id="186"/>
+    <w:bookmarkStart w:id="187" w:name="sec-ch2-ip-vpu-if"/>
     <w:p>
       <w:pPr>
         <w:pStyle w:val="Heading3"/>
@@ -16928,150 +17035,17 @@
         <w:rPr>
           <w:rStyle w:val="SectionNumber"/>
         </w:rPr>
-        <w:t xml:space="preserve">2.3.7</w:t>
+        <w:t xml:space="preserve">2.3.11</w:t>
       </w:r>
       <w:r>
         <w:tab/>
       </w:r>
       <w:r>
-        <w:t xml:space="preserve">Scoreboards and Hazards</w:t>
-      </w:r>
-    </w:p>
-    <w:bookmarkStart w:id="186" w:name="sec-ch2-ip-int-sb"/>
-    <w:p>
-      <w:pPr>
-        <w:pStyle w:val="Heading4"/>
-      </w:pPr>
-      <w:r>
-        <w:rPr>
-          <w:rStyle w:val="SectionNumber"/>
-        </w:rPr>
-        <w:t xml:space="preserve">2.3.7.1</w:t>
-      </w:r>
-      <w:r>
-        <w:tab/>
-      </w:r>
-      <w:r>
-        <w:t xml:space="preserve">Integer Scoreboard</w:t>
-      </w:r>
-    </w:p>
-    <w:bookmarkEnd w:id="186"/>
-    <w:bookmarkStart w:id="187" w:name="sec-ch2-ip-fp-sb"/>
-    <w:p>
-      <w:pPr>
-        <w:pStyle w:val="Heading4"/>
-      </w:pPr>
-      <w:r>
-        <w:rPr>
-          <w:rStyle w:val="SectionNumber"/>
-        </w:rPr>
-        <w:t xml:space="preserve">2.3.7.2</w:t>
-      </w:r>
-      <w:r>
-        <w:tab/>
-      </w:r>
-      <w:r>
-        <w:t xml:space="preserve">FP Scoreboard</w:t>
+        <w:t xml:space="preserve">Interface to the VPU</w:t>
       </w:r>
     </w:p>
     <w:bookmarkEnd w:id="187"/>
-    <w:bookmarkStart w:id="188" w:name="sec-ch2-ip-mask-sb"/>
-    <w:p>
-      <w:pPr>
-        <w:pStyle w:val="Heading4"/>
-      </w:pPr>
-      <w:r>
-        <w:rPr>
-          <w:rStyle w:val="SectionNumber"/>
-        </w:rPr>
-        <w:t xml:space="preserve">2.3.7.3</w:t>
-      </w:r>
-      <w:r>
-        <w:tab/>
-      </w:r>
-      <w:r>
-        <w:t xml:space="preserve">Mask Scoreboard</w:t>
-      </w:r>
-    </w:p>
-    <w:bookmarkEnd w:id="188"/>
-    <w:bookmarkEnd w:id="189"/>
-    <w:bookmarkStart w:id="190" w:name="sec-ch2-ip-threads"/>
-    <w:p>
-      <w:pPr>
-        <w:pStyle w:val="Heading3"/>
-      </w:pPr>
-      <w:r>
-        <w:rPr>
-          <w:rStyle w:val="SectionNumber"/>
-        </w:rPr>
-        <w:t xml:space="preserve">2.3.8</w:t>
-      </w:r>
-      <w:r>
-        <w:tab/>
-      </w:r>
-      <w:r>
-        <w:t xml:space="preserve">Hart Interleaving and Stalls</w:t>
-      </w:r>
-    </w:p>
-    <w:bookmarkEnd w:id="190"/>
-    <w:bookmarkStart w:id="191" w:name="sec-ch2-ip-redirect"/>
-    <w:p>
-      <w:pPr>
-        <w:pStyle w:val="Heading3"/>
-      </w:pPr>
-      <w:r>
-        <w:rPr>
-          <w:rStyle w:val="SectionNumber"/>
-        </w:rPr>
-        <w:t xml:space="preserve">2.3.9</w:t>
-      </w:r>
-      <w:r>
-        <w:tab/>
-      </w:r>
-      <w:r>
-        <w:t xml:space="preserve">Branches, Redirects and Replay</w:t>
-      </w:r>
-    </w:p>
-    <w:bookmarkEnd w:id="191"/>
-    <w:bookmarkStart w:id="192" w:name="sec-ch2-ip-dcache-if"/>
-    <w:p>
-      <w:pPr>
-        <w:pStyle w:val="Heading3"/>
-      </w:pPr>
-      <w:r>
-        <w:rPr>
-          <w:rStyle w:val="SectionNumber"/>
-        </w:rPr>
-        <w:t xml:space="preserve">2.3.10</w:t>
-      </w:r>
-      <w:r>
-        <w:tab/>
-      </w:r>
-      <w:r>
-        <w:t xml:space="preserve">Interface to the Data Cache</w:t>
-      </w:r>
-    </w:p>
-    <w:bookmarkEnd w:id="192"/>
-    <w:bookmarkStart w:id="193" w:name="sec-ch2-ip-vpu-if"/>
-    <w:p>
-      <w:pPr>
-        <w:pStyle w:val="Heading3"/>
-      </w:pPr>
-      <w:r>
-        <w:rPr>
-          <w:rStyle w:val="SectionNumber"/>
-        </w:rPr>
-        <w:t xml:space="preserve">2.3.11</w:t>
-      </w:r>
-      <w:r>
-        <w:tab/>
-      </w:r>
-      <w:r>
-        <w:t xml:space="preserve">Interface to the VPU</w:t>
-      </w:r>
-    </w:p>
-    <w:bookmarkEnd w:id="193"/>
-    <w:bookmarkStart w:id="194" w:name="sec-ch2-ip-csr"/>
+    <w:bookmarkStart w:id="188" w:name="sec-ch2-ip-csr"/>
     <w:p>
       <w:pPr>
         <w:pStyle w:val="Heading3"/>
@@ -17101,8 +17075,8 @@
         <w:t xml:space="preserve">Table: CSR groups.</w:t>
       </w:r>
     </w:p>
-    <w:bookmarkEnd w:id="194"/>
-    <w:bookmarkStart w:id="195" w:name="sec-ch2-ip-xcpt"/>
+    <w:bookmarkEnd w:id="188"/>
+    <w:bookmarkStart w:id="189" w:name="sec-ch2-ip-xcpt"/>
     <w:p>
       <w:pPr>
         <w:pStyle w:val="Heading3"/>
@@ -17120,8 +17094,8 @@
         <w:t xml:space="preserve">Exceptions and Interrupts</w:t>
       </w:r>
     </w:p>
-    <w:bookmarkEnd w:id="195"/>
-    <w:bookmarkStart w:id="196" w:name="sec-ch2-ip-debug"/>
+    <w:bookmarkEnd w:id="189"/>
+    <w:bookmarkStart w:id="190" w:name="sec-ch2-ip-debug"/>
     <w:p>
       <w:pPr>
         <w:pStyle w:val="Heading3"/>
@@ -17139,8 +17113,8 @@
         <w:t xml:space="preserve">Debug and Breakpoints</w:t>
       </w:r>
     </w:p>
-    <w:bookmarkEnd w:id="196"/>
-    <w:bookmarkStart w:id="197" w:name="sec-ch2-ip-pmu"/>
+    <w:bookmarkEnd w:id="190"/>
+    <w:bookmarkStart w:id="191" w:name="sec-ch2-ip-pmu"/>
     <w:p>
       <w:pPr>
         <w:pStyle w:val="Heading3"/>
@@ -17158,8 +17132,8 @@
         <w:t xml:space="preserve">Performance Counters</w:t>
       </w:r>
     </w:p>
-    <w:bookmarkEnd w:id="197"/>
-    <w:bookmarkStart w:id="198" w:name="sec-ch2-ip-verif"/>
+    <w:bookmarkEnd w:id="191"/>
+    <w:bookmarkStart w:id="192" w:name="sec-ch2-ip-verif"/>
     <w:p>
       <w:pPr>
         <w:pStyle w:val="Heading3"/>
@@ -17177,9 +17151,9 @@
         <w:t xml:space="preserve">Verification Notes</w:t>
       </w:r>
     </w:p>
-    <w:bookmarkEnd w:id="198"/>
-    <w:bookmarkEnd w:id="199"/>
-    <w:bookmarkStart w:id="217" w:name="sec-ch2-dc"/>
+    <w:bookmarkEnd w:id="192"/>
+    <w:bookmarkEnd w:id="193"/>
+    <w:bookmarkStart w:id="211" w:name="sec-ch2-dc"/>
     <w:p>
       <w:pPr>
         <w:pStyle w:val="Heading2"/>
@@ -17197,7 +17171,7 @@
         <w:t xml:space="preserve">Data Cache</w:t>
       </w:r>
     </w:p>
-    <w:bookmarkStart w:id="200" w:name="sec-ch2-dc-overview"/>
+    <w:bookmarkStart w:id="194" w:name="sec-ch2-dc-overview"/>
     <w:p>
       <w:pPr>
         <w:pStyle w:val="Heading3"/>
@@ -17227,8 +17201,8 @@
         <w:t xml:space="preserve">Figure: Data cache block diagram.</w:t>
       </w:r>
     </w:p>
-    <w:bookmarkEnd w:id="200"/>
-    <w:bookmarkStart w:id="201" w:name="sec-ch2-dc-org"/>
+    <w:bookmarkEnd w:id="194"/>
+    <w:bookmarkStart w:id="195" w:name="sec-ch2-dc-org"/>
     <w:p>
       <w:pPr>
         <w:pStyle w:val="Heading3"/>
@@ -17258,8 +17232,8 @@
         <w:t xml:space="preserve">Table: Data cache operating modes.</w:t>
       </w:r>
     </w:p>
-    <w:bookmarkEnd w:id="201"/>
-    <w:bookmarkStart w:id="202" w:name="sec-ch2-dc-if"/>
+    <w:bookmarkEnd w:id="195"/>
+    <w:bookmarkStart w:id="196" w:name="sec-ch2-dc-if"/>
     <w:p>
       <w:pPr>
         <w:pStyle w:val="Heading3"/>
@@ -17289,8 +17263,8 @@
         <w:t xml:space="preserve">Table: Data cache interface signals.</w:t>
       </w:r>
     </w:p>
-    <w:bookmarkEnd w:id="202"/>
-    <w:bookmarkStart w:id="203" w:name="sec-ch2-dc-pipe"/>
+    <w:bookmarkEnd w:id="196"/>
+    <w:bookmarkStart w:id="197" w:name="sec-ch2-dc-pipe"/>
     <w:p>
       <w:pPr>
         <w:pStyle w:val="Heading3"/>
@@ -17320,8 +17294,122 @@
         <w:t xml:space="preserve">Figure: Data cache request pipeline.</w:t>
       </w:r>
     </w:p>
+    <w:bookmarkEnd w:id="197"/>
+    <w:bookmarkStart w:id="198" w:name="sec-ch2-dc-xlate"/>
+    <w:p>
+      <w:pPr>
+        <w:pStyle w:val="Heading3"/>
+      </w:pPr>
+      <w:r>
+        <w:rPr>
+          <w:rStyle w:val="SectionNumber"/>
+        </w:rPr>
+        <w:t xml:space="preserve">2.4.5</w:t>
+      </w:r>
+      <w:r>
+        <w:tab/>
+      </w:r>
+      <w:r>
+        <w:t xml:space="preserve">Address Translation and PMA Checks</w:t>
+      </w:r>
+    </w:p>
+    <w:bookmarkEnd w:id="198"/>
+    <w:bookmarkStart w:id="199" w:name="sec-ch2-dc-arrays"/>
+    <w:p>
+      <w:pPr>
+        <w:pStyle w:val="Heading3"/>
+      </w:pPr>
+      <w:r>
+        <w:rPr>
+          <w:rStyle w:val="SectionNumber"/>
+        </w:rPr>
+        <w:t xml:space="preserve">2.4.6</w:t>
+      </w:r>
+      <w:r>
+        <w:tab/>
+      </w:r>
+      <w:r>
+        <w:t xml:space="preserve">Tag, Data and LRU Arrays</w:t>
+      </w:r>
+    </w:p>
+    <w:bookmarkEnd w:id="199"/>
+    <w:bookmarkStart w:id="200" w:name="sec-ch2-dc-miss"/>
+    <w:p>
+      <w:pPr>
+        <w:pStyle w:val="Heading3"/>
+      </w:pPr>
+      <w:r>
+        <w:rPr>
+          <w:rStyle w:val="SectionNumber"/>
+        </w:rPr>
+        <w:t xml:space="preserve">2.4.7</w:t>
+      </w:r>
+      <w:r>
+        <w:tab/>
+      </w:r>
+      <w:r>
+        <w:t xml:space="preserve">Miss Handling</w:t>
+      </w:r>
+    </w:p>
+    <w:bookmarkEnd w:id="200"/>
+    <w:bookmarkStart w:id="201" w:name="sec-ch2-dc-replay"/>
+    <w:p>
+      <w:pPr>
+        <w:pStyle w:val="Heading3"/>
+      </w:pPr>
+      <w:r>
+        <w:rPr>
+          <w:rStyle w:val="SectionNumber"/>
+        </w:rPr>
+        <w:t xml:space="preserve">2.4.8</w:t>
+      </w:r>
+      <w:r>
+        <w:tab/>
+      </w:r>
+      <w:r>
+        <w:t xml:space="preserve">Replay Queue</w:t>
+      </w:r>
+    </w:p>
+    <w:bookmarkEnd w:id="201"/>
+    <w:bookmarkStart w:id="202" w:name="sec-ch2-dc-wb"/>
+    <w:p>
+      <w:pPr>
+        <w:pStyle w:val="Heading3"/>
+      </w:pPr>
+      <w:r>
+        <w:rPr>
+          <w:rStyle w:val="SectionNumber"/>
+        </w:rPr>
+        <w:t xml:space="preserve">2.4.9</w:t>
+      </w:r>
+      <w:r>
+        <w:tab/>
+      </w:r>
+      <w:r>
+        <w:t xml:space="preserve">Writeback and Store Merge</w:t>
+      </w:r>
+    </w:p>
+    <w:bookmarkEnd w:id="202"/>
+    <w:bookmarkStart w:id="203" w:name="sec-ch2-dc-amo"/>
+    <w:p>
+      <w:pPr>
+        <w:pStyle w:val="Heading3"/>
+      </w:pPr>
+      <w:r>
+        <w:rPr>
+          <w:rStyle w:val="SectionNumber"/>
+        </w:rPr>
+        <w:t xml:space="preserve">2.4.10</w:t>
+      </w:r>
+      <w:r>
+        <w:tab/>
+      </w:r>
+      <w:r>
+        <w:t xml:space="preserve">Atomic Operations</w:t>
+      </w:r>
+    </w:p>
     <w:bookmarkEnd w:id="203"/>
-    <w:bookmarkStart w:id="204" w:name="sec-ch2-dc-xlate"/>
+    <w:bookmarkStart w:id="204" w:name="sec-ch2-dc-cmo"/>
     <w:p>
       <w:pPr>
         <w:pStyle w:val="Heading3"/>
@@ -17330,17 +17418,17 @@
         <w:rPr>
           <w:rStyle w:val="SectionNumber"/>
         </w:rPr>
-        <w:t xml:space="preserve">2.4.5</w:t>
+        <w:t xml:space="preserve">2.4.11</w:t>
       </w:r>
       <w:r>
         <w:tab/>
       </w:r>
       <w:r>
-        <w:t xml:space="preserve">Address Translation and PMA Checks</w:t>
+        <w:t xml:space="preserve">Cache-Management Operations</w:t>
       </w:r>
     </w:p>
     <w:bookmarkEnd w:id="204"/>
-    <w:bookmarkStart w:id="205" w:name="sec-ch2-dc-arrays"/>
+    <w:bookmarkStart w:id="205" w:name="sec-ch2-dc-spad"/>
     <w:p>
       <w:pPr>
         <w:pStyle w:val="Heading3"/>
@@ -17349,17 +17437,17 @@
         <w:rPr>
           <w:rStyle w:val="SectionNumber"/>
         </w:rPr>
-        <w:t xml:space="preserve">2.4.6</w:t>
+        <w:t xml:space="preserve">2.4.12</w:t>
       </w:r>
       <w:r>
         <w:tab/>
       </w:r>
       <w:r>
-        <w:t xml:space="preserve">Tag, Data and LRU Arrays</w:t>
+        <w:t xml:space="preserve">Scratchpad Control</w:t>
       </w:r>
     </w:p>
     <w:bookmarkEnd w:id="205"/>
-    <w:bookmarkStart w:id="206" w:name="sec-ch2-dc-miss"/>
+    <w:bookmarkStart w:id="206" w:name="sec-ch2-dc-tensor"/>
     <w:p>
       <w:pPr>
         <w:pStyle w:val="Heading3"/>
@@ -17368,17 +17456,17 @@
         <w:rPr>
           <w:rStyle w:val="SectionNumber"/>
         </w:rPr>
-        <w:t xml:space="preserve">2.4.7</w:t>
+        <w:t xml:space="preserve">2.4.13</w:t>
       </w:r>
       <w:r>
         <w:tab/>
       </w:r>
       <w:r>
-        <w:t xml:space="preserve">Miss Handling</w:t>
+        <w:t xml:space="preserve">Tensor Load and Reduce</w:t>
       </w:r>
     </w:p>
     <w:bookmarkEnd w:id="206"/>
-    <w:bookmarkStart w:id="207" w:name="sec-ch2-dc-replay"/>
+    <w:bookmarkStart w:id="207" w:name="sec-ch2-dc-nbr-if"/>
     <w:p>
       <w:pPr>
         <w:pStyle w:val="Heading3"/>
@@ -17387,17 +17475,17 @@
         <w:rPr>
           <w:rStyle w:val="SectionNumber"/>
         </w:rPr>
-        <w:t xml:space="preserve">2.4.8</w:t>
+        <w:t xml:space="preserve">2.4.14</w:t>
       </w:r>
       <w:r>
         <w:tab/>
       </w:r>
       <w:r>
-        <w:t xml:space="preserve">Replay Queue</w:t>
+        <w:t xml:space="preserve">Interface to the Neighborhood</w:t>
       </w:r>
     </w:p>
     <w:bookmarkEnd w:id="207"/>
-    <w:bookmarkStart w:id="208" w:name="sec-ch2-dc-wb"/>
+    <w:bookmarkStart w:id="208" w:name="sec-ch2-dc-errors"/>
     <w:p>
       <w:pPr>
         <w:pStyle w:val="Heading3"/>
@@ -17406,17 +17494,17 @@
         <w:rPr>
           <w:rStyle w:val="SectionNumber"/>
         </w:rPr>
-        <w:t xml:space="preserve">2.4.9</w:t>
+        <w:t xml:space="preserve">2.4.15</w:t>
       </w:r>
       <w:r>
         <w:tab/>
       </w:r>
       <w:r>
-        <w:t xml:space="preserve">Writeback and Store Merge</w:t>
+        <w:t xml:space="preserve">Errors</w:t>
       </w:r>
     </w:p>
     <w:bookmarkEnd w:id="208"/>
-    <w:bookmarkStart w:id="209" w:name="sec-ch2-dc-amo"/>
+    <w:bookmarkStart w:id="209" w:name="sec-ch2-dc-perf"/>
     <w:p>
       <w:pPr>
         <w:pStyle w:val="Heading3"/>
@@ -17425,17 +17513,17 @@
         <w:rPr>
           <w:rStyle w:val="SectionNumber"/>
         </w:rPr>
-        <w:t xml:space="preserve">2.4.10</w:t>
+        <w:t xml:space="preserve">2.4.16</w:t>
       </w:r>
       <w:r>
         <w:tab/>
       </w:r>
       <w:r>
-        <w:t xml:space="preserve">Atomic Operations</w:t>
+        <w:t xml:space="preserve">Performance</w:t>
       </w:r>
     </w:p>
     <w:bookmarkEnd w:id="209"/>
-    <w:bookmarkStart w:id="210" w:name="sec-ch2-dc-cmo"/>
+    <w:bookmarkStart w:id="210" w:name="sec-ch2-dc-verif"/>
     <w:p>
       <w:pPr>
         <w:pStyle w:val="Heading3"/>
@@ -17444,150 +17532,36 @@
         <w:rPr>
           <w:rStyle w:val="SectionNumber"/>
         </w:rPr>
-        <w:t xml:space="preserve">2.4.11</w:t>
+        <w:t xml:space="preserve">2.4.17</w:t>
       </w:r>
       <w:r>
         <w:tab/>
       </w:r>
       <w:r>
-        <w:t xml:space="preserve">Cache-Management Operations</w:t>
+        <w:t xml:space="preserve">Verification Notes</w:t>
       </w:r>
     </w:p>
     <w:bookmarkEnd w:id="210"/>
-    <w:bookmarkStart w:id="211" w:name="sec-ch2-dc-spad"/>
-    <w:p>
-      <w:pPr>
-        <w:pStyle w:val="Heading3"/>
+    <w:bookmarkEnd w:id="211"/>
+    <w:bookmarkStart w:id="230" w:name="sec-ch2-vpu"/>
+    <w:p>
+      <w:pPr>
+        <w:pStyle w:val="Heading2"/>
       </w:pPr>
       <w:r>
         <w:rPr>
           <w:rStyle w:val="SectionNumber"/>
         </w:rPr>
-        <w:t xml:space="preserve">2.4.12</w:t>
+        <w:t xml:space="preserve">2.5</w:t>
       </w:r>
       <w:r>
         <w:tab/>
       </w:r>
       <w:r>
-        <w:t xml:space="preserve">Scratchpad Control</w:t>
-      </w:r>
-    </w:p>
-    <w:bookmarkEnd w:id="211"/>
-    <w:bookmarkStart w:id="212" w:name="sec-ch2-dc-tensor"/>
-    <w:p>
-      <w:pPr>
-        <w:pStyle w:val="Heading3"/>
-      </w:pPr>
-      <w:r>
-        <w:rPr>
-          <w:rStyle w:val="SectionNumber"/>
-        </w:rPr>
-        <w:t xml:space="preserve">2.4.13</w:t>
-      </w:r>
-      <w:r>
-        <w:tab/>
-      </w:r>
-      <w:r>
-        <w:t xml:space="preserve">Tensor Load and Reduce</w:t>
-      </w:r>
-    </w:p>
-    <w:bookmarkEnd w:id="212"/>
-    <w:bookmarkStart w:id="213" w:name="sec-ch2-dc-nbr-if"/>
-    <w:p>
-      <w:pPr>
-        <w:pStyle w:val="Heading3"/>
-      </w:pPr>
-      <w:r>
-        <w:rPr>
-          <w:rStyle w:val="SectionNumber"/>
-        </w:rPr>
-        <w:t xml:space="preserve">2.4.14</w:t>
-      </w:r>
-      <w:r>
-        <w:tab/>
-      </w:r>
-      <w:r>
-        <w:t xml:space="preserve">Interface to the Neighborhood</w:t>
-      </w:r>
-    </w:p>
-    <w:bookmarkEnd w:id="213"/>
-    <w:bookmarkStart w:id="214" w:name="sec-ch2-dc-errors"/>
-    <w:p>
-      <w:pPr>
-        <w:pStyle w:val="Heading3"/>
-      </w:pPr>
-      <w:r>
-        <w:rPr>
-          <w:rStyle w:val="SectionNumber"/>
-        </w:rPr>
-        <w:t xml:space="preserve">2.4.15</w:t>
-      </w:r>
-      <w:r>
-        <w:tab/>
-      </w:r>
-      <w:r>
-        <w:t xml:space="preserve">Errors</w:t>
-      </w:r>
-    </w:p>
-    <w:bookmarkEnd w:id="214"/>
-    <w:bookmarkStart w:id="215" w:name="sec-ch2-dc-perf"/>
-    <w:p>
-      <w:pPr>
-        <w:pStyle w:val="Heading3"/>
-      </w:pPr>
-      <w:r>
-        <w:rPr>
-          <w:rStyle w:val="SectionNumber"/>
-        </w:rPr>
-        <w:t xml:space="preserve">2.4.16</w:t>
-      </w:r>
-      <w:r>
-        <w:tab/>
-      </w:r>
-      <w:r>
-        <w:t xml:space="preserve">Performance</w:t>
-      </w:r>
-    </w:p>
-    <w:bookmarkEnd w:id="215"/>
-    <w:bookmarkStart w:id="216" w:name="sec-ch2-dc-verif"/>
-    <w:p>
-      <w:pPr>
-        <w:pStyle w:val="Heading3"/>
-      </w:pPr>
-      <w:r>
-        <w:rPr>
-          <w:rStyle w:val="SectionNumber"/>
-        </w:rPr>
-        <w:t xml:space="preserve">2.4.17</w:t>
-      </w:r>
-      <w:r>
-        <w:tab/>
-      </w:r>
-      <w:r>
-        <w:t xml:space="preserve">Verification Notes</w:t>
-      </w:r>
-    </w:p>
-    <w:bookmarkEnd w:id="216"/>
-    <w:bookmarkEnd w:id="217"/>
-    <w:bookmarkStart w:id="236" w:name="sec-ch2-vpu"/>
-    <w:p>
-      <w:pPr>
-        <w:pStyle w:val="Heading2"/>
-      </w:pPr>
-      <w:r>
-        <w:rPr>
-          <w:rStyle w:val="SectionNumber"/>
-        </w:rPr>
-        <w:t xml:space="preserve">2.5</w:t>
-      </w:r>
-      <w:r>
-        <w:tab/>
-      </w:r>
-      <w:r>
         <w:t xml:space="preserve">Vector Processing Unit</w:t>
       </w:r>
     </w:p>
-    <w:bookmarkStart w:id="218" w:name="sec-ch2-vpu-overview"/>
+    <w:bookmarkStart w:id="212" w:name="sec-ch2-vpu-overview"/>
     <w:p>
       <w:pPr>
         <w:pStyle w:val="Heading3"/>
@@ -17617,8 +17591,8 @@
         <w:t xml:space="preserve">Figure: VPU block diagram.</w:t>
       </w:r>
     </w:p>
-    <w:bookmarkEnd w:id="218"/>
-    <w:bookmarkStart w:id="219" w:name="sec-ch2-vpu-if"/>
+    <w:bookmarkEnd w:id="212"/>
+    <w:bookmarkStart w:id="213" w:name="sec-ch2-vpu-if"/>
     <w:p>
       <w:pPr>
         <w:pStyle w:val="Heading3"/>
@@ -17648,8 +17622,8 @@
         <w:t xml:space="preserve">Table: VPU interface signals.</w:t>
       </w:r>
     </w:p>
-    <w:bookmarkEnd w:id="219"/>
-    <w:bookmarkStart w:id="220" w:name="sec-ch2-vpu-ctrl"/>
+    <w:bookmarkEnd w:id="213"/>
+    <w:bookmarkStart w:id="214" w:name="sec-ch2-vpu-ctrl"/>
     <w:p>
       <w:pPr>
         <w:pStyle w:val="Heading3"/>
@@ -17667,8 +17641,8 @@
         <w:t xml:space="preserve">Control and Micro-Instruction Decode</w:t>
       </w:r>
     </w:p>
-    <w:bookmarkEnd w:id="220"/>
-    <w:bookmarkStart w:id="221" w:name="sec-ch2-vpu-rf"/>
+    <w:bookmarkEnd w:id="214"/>
+    <w:bookmarkStart w:id="215" w:name="sec-ch2-vpu-rf"/>
     <w:p>
       <w:pPr>
         <w:pStyle w:val="Heading3"/>
@@ -17686,8 +17660,8 @@
         <w:t xml:space="preserve">Register Files</w:t>
       </w:r>
     </w:p>
-    <w:bookmarkEnd w:id="221"/>
-    <w:bookmarkStart w:id="222" w:name="sec-ch2-vpu-lanes"/>
+    <w:bookmarkEnd w:id="215"/>
+    <w:bookmarkStart w:id="216" w:name="sec-ch2-vpu-lanes"/>
     <w:p>
       <w:pPr>
         <w:pStyle w:val="Heading3"/>
@@ -17717,8 +17691,122 @@
         <w:t xml:space="preserve">Figure: VPU lane.</w:t>
       </w:r>
     </w:p>
+    <w:bookmarkEnd w:id="216"/>
+    <w:bookmarkStart w:id="217" w:name="sec-ch2-vpu-mask"/>
+    <w:p>
+      <w:pPr>
+        <w:pStyle w:val="Heading3"/>
+      </w:pPr>
+      <w:r>
+        <w:rPr>
+          <w:rStyle w:val="SectionNumber"/>
+        </w:rPr>
+        <w:t xml:space="preserve">2.5.6</w:t>
+      </w:r>
+      <w:r>
+        <w:tab/>
+      </w:r>
+      <w:r>
+        <w:t xml:space="preserve">Mask Unit</w:t>
+      </w:r>
+    </w:p>
+    <w:bookmarkEnd w:id="217"/>
+    <w:bookmarkStart w:id="218" w:name="sec-ch2-vpu-bypass"/>
+    <w:p>
+      <w:pPr>
+        <w:pStyle w:val="Heading3"/>
+      </w:pPr>
+      <w:r>
+        <w:rPr>
+          <w:rStyle w:val="SectionNumber"/>
+        </w:rPr>
+        <w:t xml:space="preserve">2.5.7</w:t>
+      </w:r>
+      <w:r>
+        <w:tab/>
+      </w:r>
+      <w:r>
+        <w:t xml:space="preserve">Bypass Network</w:t>
+      </w:r>
+    </w:p>
+    <w:bookmarkEnd w:id="218"/>
+    <w:bookmarkStart w:id="219" w:name="sec-ch2-vpu-shsw"/>
+    <w:p>
+      <w:pPr>
+        <w:pStyle w:val="Heading3"/>
+      </w:pPr>
+      <w:r>
+        <w:rPr>
+          <w:rStyle w:val="SectionNumber"/>
+        </w:rPr>
+        <w:t xml:space="preserve">2.5.8</w:t>
+      </w:r>
+      <w:r>
+        <w:tab/>
+      </w:r>
+      <w:r>
+        <w:t xml:space="preserve">Shift and Swizzle Unit</w:t>
+      </w:r>
+    </w:p>
+    <w:bookmarkEnd w:id="219"/>
+    <w:bookmarkStart w:id="220" w:name="sec-ch2-vpu-txfma"/>
+    <w:p>
+      <w:pPr>
+        <w:pStyle w:val="Heading3"/>
+      </w:pPr>
+      <w:r>
+        <w:rPr>
+          <w:rStyle w:val="SectionNumber"/>
+        </w:rPr>
+        <w:t xml:space="preserve">2.5.9</w:t>
+      </w:r>
+      <w:r>
+        <w:tab/>
+      </w:r>
+      <w:r>
+        <w:t xml:space="preserve">TxFMA Unit</w:t>
+      </w:r>
+    </w:p>
+    <w:bookmarkEnd w:id="220"/>
+    <w:bookmarkStart w:id="221" w:name="sec-ch2-vpu-tima"/>
+    <w:p>
+      <w:pPr>
+        <w:pStyle w:val="Heading3"/>
+      </w:pPr>
+      <w:r>
+        <w:rPr>
+          <w:rStyle w:val="SectionNumber"/>
+        </w:rPr>
+        <w:t xml:space="preserve">2.5.10</w:t>
+      </w:r>
+      <w:r>
+        <w:tab/>
+      </w:r>
+      <w:r>
+        <w:t xml:space="preserve">Integer Multiply-Accumulate Unit</w:t>
+      </w:r>
+    </w:p>
+    <w:bookmarkEnd w:id="221"/>
+    <w:bookmarkStart w:id="222" w:name="sec-ch2-vpu-trans"/>
+    <w:p>
+      <w:pPr>
+        <w:pStyle w:val="Heading3"/>
+      </w:pPr>
+      <w:r>
+        <w:rPr>
+          <w:rStyle w:val="SectionNumber"/>
+        </w:rPr>
+        <w:t xml:space="preserve">2.5.11</w:t>
+      </w:r>
+      <w:r>
+        <w:tab/>
+      </w:r>
+      <w:r>
+        <w:t xml:space="preserve">Transcendental Unit</w:t>
+      </w:r>
+    </w:p>
     <w:bookmarkEnd w:id="222"/>
-    <w:bookmarkStart w:id="223" w:name="sec-ch2-vpu-mask"/>
+    <w:bookmarkStart w:id="226" w:name="sec-ch2-vpu-tensor"/>
     <w:p>
       <w:pPr>
         <w:pStyle w:val="Heading3"/>
@@ -17727,17 +17815,74 @@
         <w:rPr>
           <w:rStyle w:val="SectionNumber"/>
         </w:rPr>
-        <w:t xml:space="preserve">2.5.6</w:t>
+        <w:t xml:space="preserve">2.5.12</w:t>
       </w:r>
       <w:r>
         <w:tab/>
       </w:r>
       <w:r>
-        <w:t xml:space="preserve">Mask Unit</w:t>
+        <w:t xml:space="preserve">Tensor Operations</w:t>
+      </w:r>
+    </w:p>
+    <w:bookmarkStart w:id="223" w:name="sec-ch2-vpu-tfma"/>
+    <w:p>
+      <w:pPr>
+        <w:pStyle w:val="Heading4"/>
+      </w:pPr>
+      <w:r>
+        <w:rPr>
+          <w:rStyle w:val="SectionNumber"/>
+        </w:rPr>
+        <w:t xml:space="preserve">2.5.12.1</w:t>
+      </w:r>
+      <w:r>
+        <w:tab/>
+      </w:r>
+      <w:r>
+        <w:t xml:space="preserve">Tensor FMA</w:t>
       </w:r>
     </w:p>
     <w:bookmarkEnd w:id="223"/>
-    <w:bookmarkStart w:id="224" w:name="sec-ch2-vpu-bypass"/>
+    <w:bookmarkStart w:id="224" w:name="sec-ch2-vpu-tquant"/>
+    <w:p>
+      <w:pPr>
+        <w:pStyle w:val="Heading4"/>
+      </w:pPr>
+      <w:r>
+        <w:rPr>
+          <w:rStyle w:val="SectionNumber"/>
+        </w:rPr>
+        <w:t xml:space="preserve">2.5.12.2</w:t>
+      </w:r>
+      <w:r>
+        <w:tab/>
+      </w:r>
+      <w:r>
+        <w:t xml:space="preserve">Tensor Quantization</w:t>
+      </w:r>
+    </w:p>
+    <w:bookmarkEnd w:id="224"/>
+    <w:bookmarkStart w:id="225" w:name="sec-ch2-vpu-treduce"/>
+    <w:p>
+      <w:pPr>
+        <w:pStyle w:val="Heading4"/>
+      </w:pPr>
+      <w:r>
+        <w:rPr>
+          <w:rStyle w:val="SectionNumber"/>
+        </w:rPr>
+        <w:t xml:space="preserve">2.5.12.3</w:t>
+      </w:r>
+      <w:r>
+        <w:tab/>
+      </w:r>
+      <w:r>
+        <w:t xml:space="preserve">Tensor Reduce</w:t>
+      </w:r>
+    </w:p>
+    <w:bookmarkEnd w:id="225"/>
+    <w:bookmarkEnd w:id="226"/>
+    <w:bookmarkStart w:id="227" w:name="sec-ch2-vpu-core-if"/>
     <w:p>
       <w:pPr>
         <w:pStyle w:val="Heading3"/>
@@ -17746,17 +17891,17 @@
         <w:rPr>
           <w:rStyle w:val="SectionNumber"/>
         </w:rPr>
-        <w:t xml:space="preserve">2.5.7</w:t>
+        <w:t xml:space="preserve">2.5.13</w:t>
       </w:r>
       <w:r>
         <w:tab/>
       </w:r>
       <w:r>
-        <w:t xml:space="preserve">Bypass Network</w:t>
-      </w:r>
-    </w:p>
-    <w:bookmarkEnd w:id="224"/>
-    <w:bookmarkStart w:id="225" w:name="sec-ch2-vpu-shsw"/>
+        <w:t xml:space="preserve">Interfaces to the Integer Pipeline and Data Cache</w:t>
+      </w:r>
+    </w:p>
+    <w:bookmarkEnd w:id="227"/>
+    <w:bookmarkStart w:id="228" w:name="sec-ch2-vpu-perf"/>
     <w:p>
       <w:pPr>
         <w:pStyle w:val="Heading3"/>
@@ -17765,17 +17910,17 @@
         <w:rPr>
           <w:rStyle w:val="SectionNumber"/>
         </w:rPr>
-        <w:t xml:space="preserve">2.5.8</w:t>
+        <w:t xml:space="preserve">2.5.14</w:t>
       </w:r>
       <w:r>
         <w:tab/>
       </w:r>
       <w:r>
-        <w:t xml:space="preserve">Shift and Swizzle Unit</w:t>
-      </w:r>
-    </w:p>
-    <w:bookmarkEnd w:id="225"/>
-    <w:bookmarkStart w:id="226" w:name="sec-ch2-vpu-txfma"/>
+        <w:t xml:space="preserve">Performance</w:t>
+      </w:r>
+    </w:p>
+    <w:bookmarkEnd w:id="228"/>
+    <w:bookmarkStart w:id="229" w:name="sec-ch2-vpu-verif"/>
     <w:p>
       <w:pPr>
         <w:pStyle w:val="Heading3"/>
@@ -17784,17 +17929,55 @@
         <w:rPr>
           <w:rStyle w:val="SectionNumber"/>
         </w:rPr>
-        <w:t xml:space="preserve">2.5.9</w:t>
+        <w:t xml:space="preserve">2.5.15</w:t>
       </w:r>
       <w:r>
         <w:tab/>
       </w:r>
       <w:r>
-        <w:t xml:space="preserve">TxFMA Unit</w:t>
-      </w:r>
-    </w:p>
-    <w:bookmarkEnd w:id="226"/>
-    <w:bookmarkStart w:id="227" w:name="sec-ch2-vpu-tima"/>
+        <w:t xml:space="preserve">Verification Notes</w:t>
+      </w:r>
+    </w:p>
+    <w:bookmarkEnd w:id="229"/>
+    <w:bookmarkEnd w:id="230"/>
+    <w:bookmarkEnd w:id="231"/>
+    <w:bookmarkStart w:id="287" w:name="ch-neighborhood"/>
+    <w:p>
+      <w:pPr>
+        <w:pStyle w:val="Heading1"/>
+      </w:pPr>
+      <w:r>
+        <w:rPr>
+          <w:rStyle w:val="SectionNumber"/>
+        </w:rPr>
+        <w:t xml:space="preserve">3</w:t>
+      </w:r>
+      <w:r>
+        <w:tab/>
+      </w:r>
+      <w:r>
+        <w:t xml:space="preserve">Neighborhood</w:t>
+      </w:r>
+    </w:p>
+    <w:bookmarkStart w:id="236" w:name="sec-ch3-overview"/>
+    <w:p>
+      <w:pPr>
+        <w:pStyle w:val="Heading2"/>
+      </w:pPr>
+      <w:r>
+        <w:rPr>
+          <w:rStyle w:val="SectionNumber"/>
+        </w:rPr>
+        <w:t xml:space="preserve">3.1</w:t>
+      </w:r>
+      <w:r>
+        <w:tab/>
+      </w:r>
+      <w:r>
+        <w:t xml:space="preserve">Neighborhood Overview</w:t>
+      </w:r>
+    </w:p>
+    <w:bookmarkStart w:id="232" w:name="sec-ch3-partitioning"/>
     <w:p>
       <w:pPr>
         <w:pStyle w:val="Heading3"/>
@@ -17803,17 +17986,29 @@
         <w:rPr>
           <w:rStyle w:val="SectionNumber"/>
         </w:rPr>
-        <w:t xml:space="preserve">2.5.10</w:t>
+        <w:t xml:space="preserve">3.1.1</w:t>
       </w:r>
       <w:r>
         <w:tab/>
       </w:r>
       <w:r>
-        <w:t xml:space="preserve">Integer Multiply-Accumulate Unit</w:t>
-      </w:r>
-    </w:p>
-    <w:bookmarkEnd w:id="227"/>
-    <w:bookmarkStart w:id="228" w:name="sec-ch2-vpu-trans"/>
+        <w:t xml:space="preserve">Partitioning</w:t>
+      </w:r>
+    </w:p>
+    <w:p>
+      <w:pPr>
+        <w:pStyle w:val="FirstParagraph"/>
+      </w:pPr>
+      <w:r>
+        <w:rPr>
+          <w:i/>
+          <w:iCs/>
+        </w:rPr>
+        <w:t xml:space="preserve">Figure: Neighborhood block diagram.</w:t>
+      </w:r>
+    </w:p>
+    <w:bookmarkEnd w:id="232"/>
+    <w:bookmarkStart w:id="233" w:name="sec-ch3-shared"/>
     <w:p>
       <w:pPr>
         <w:pStyle w:val="Heading3"/>
@@ -17822,17 +18017,17 @@
         <w:rPr>
           <w:rStyle w:val="SectionNumber"/>
         </w:rPr>
-        <w:t xml:space="preserve">2.5.11</w:t>
+        <w:t xml:space="preserve">3.1.2</w:t>
       </w:r>
       <w:r>
         <w:tab/>
       </w:r>
       <w:r>
-        <w:t xml:space="preserve">Transcendental Unit</w:t>
-      </w:r>
-    </w:p>
-    <w:bookmarkEnd w:id="228"/>
-    <w:bookmarkStart w:id="232" w:name="sec-ch2-vpu-tensor"/>
+        <w:t xml:space="preserve">Shared Resources and Core Connections</w:t>
+      </w:r>
+    </w:p>
+    <w:bookmarkEnd w:id="233"/>
+    <w:bookmarkStart w:id="234" w:name="sec-ch3-voltage"/>
     <w:p>
       <w:pPr>
         <w:pStyle w:val="Heading3"/>
@@ -17841,184 +18036,82 @@
         <w:rPr>
           <w:rStyle w:val="SectionNumber"/>
         </w:rPr>
-        <w:t xml:space="preserve">2.5.12</w:t>
+        <w:t xml:space="preserve">3.1.3</w:t>
       </w:r>
       <w:r>
         <w:tab/>
       </w:r>
       <w:r>
-        <w:t xml:space="preserve">Tensor Operations</w:t>
-      </w:r>
-    </w:p>
-    <w:bookmarkStart w:id="229" w:name="sec-ch2-vpu-tfma"/>
-    <w:p>
-      <w:pPr>
-        <w:pStyle w:val="Heading4"/>
+        <w:t xml:space="preserve">Voltage-Domain Crossings</w:t>
+      </w:r>
+    </w:p>
+    <w:bookmarkEnd w:id="234"/>
+    <w:bookmarkStart w:id="235" w:name="sec-ch3-ext-if"/>
+    <w:p>
+      <w:pPr>
+        <w:pStyle w:val="Heading3"/>
       </w:pPr>
       <w:r>
         <w:rPr>
           <w:rStyle w:val="SectionNumber"/>
         </w:rPr>
-        <w:t xml:space="preserve">2.5.12.1</w:t>
+        <w:t xml:space="preserve">3.1.4</w:t>
       </w:r>
       <w:r>
         <w:tab/>
       </w:r>
       <w:r>
-        <w:t xml:space="preserve">Tensor FMA</w:t>
-      </w:r>
-    </w:p>
-    <w:bookmarkEnd w:id="229"/>
-    <w:bookmarkStart w:id="230" w:name="sec-ch2-vpu-tquant"/>
-    <w:p>
-      <w:pPr>
-        <w:pStyle w:val="Heading4"/>
-      </w:pPr>
-      <w:r>
-        <w:rPr>
-          <w:rStyle w:val="SectionNumber"/>
-        </w:rPr>
-        <w:t xml:space="preserve">2.5.12.2</w:t>
-      </w:r>
-      <w:r>
-        <w:tab/>
-      </w:r>
-      <w:r>
-        <w:t xml:space="preserve">Tensor Quantization</w:t>
-      </w:r>
-    </w:p>
-    <w:bookmarkEnd w:id="230"/>
-    <w:bookmarkStart w:id="231" w:name="sec-ch2-vpu-treduce"/>
-    <w:p>
-      <w:pPr>
-        <w:pStyle w:val="Heading4"/>
-      </w:pPr>
-      <w:r>
-        <w:rPr>
-          <w:rStyle w:val="SectionNumber"/>
-        </w:rPr>
-        <w:t xml:space="preserve">2.5.12.3</w:t>
-      </w:r>
-      <w:r>
-        <w:tab/>
-      </w:r>
-      <w:r>
-        <w:t xml:space="preserve">Tensor Reduce</w:t>
-      </w:r>
-    </w:p>
-    <w:bookmarkEnd w:id="231"/>
-    <w:bookmarkEnd w:id="232"/>
-    <w:bookmarkStart w:id="233" w:name="sec-ch2-vpu-core-if"/>
-    <w:p>
-      <w:pPr>
-        <w:pStyle w:val="Heading3"/>
-      </w:pPr>
-      <w:r>
-        <w:rPr>
-          <w:rStyle w:val="SectionNumber"/>
-        </w:rPr>
-        <w:t xml:space="preserve">2.5.13</w:t>
-      </w:r>
-      <w:r>
-        <w:tab/>
-      </w:r>
-      <w:r>
-        <w:t xml:space="preserve">Interfaces to the Integer Pipeline and Data Cache</w:t>
-      </w:r>
-    </w:p>
-    <w:bookmarkEnd w:id="233"/>
-    <w:bookmarkStart w:id="234" w:name="sec-ch2-vpu-perf"/>
-    <w:p>
-      <w:pPr>
-        <w:pStyle w:val="Heading3"/>
-      </w:pPr>
-      <w:r>
-        <w:rPr>
-          <w:rStyle w:val="SectionNumber"/>
-        </w:rPr>
-        <w:t xml:space="preserve">2.5.14</w:t>
-      </w:r>
-      <w:r>
-        <w:tab/>
-      </w:r>
-      <w:r>
-        <w:t xml:space="preserve">Performance</w:t>
-      </w:r>
-    </w:p>
-    <w:bookmarkEnd w:id="234"/>
-    <w:bookmarkStart w:id="235" w:name="sec-ch2-vpu-verif"/>
-    <w:p>
-      <w:pPr>
-        <w:pStyle w:val="Heading3"/>
-      </w:pPr>
-      <w:r>
-        <w:rPr>
-          <w:rStyle w:val="SectionNumber"/>
-        </w:rPr>
-        <w:t xml:space="preserve">2.5.15</w:t>
-      </w:r>
-      <w:r>
-        <w:tab/>
-      </w:r>
-      <w:r>
-        <w:t xml:space="preserve">Verification Notes</w:t>
+        <w:t xml:space="preserve">External Interfaces</w:t>
+      </w:r>
+    </w:p>
+    <w:p>
+      <w:pPr>
+        <w:pStyle w:val="FirstParagraph"/>
+      </w:pPr>
+      <w:r>
+        <w:rPr>
+          <w:i/>
+          <w:iCs/>
+        </w:rPr>
+        <w:t xml:space="preserve">Table: Neighborhood interface groups.</w:t>
       </w:r>
     </w:p>
     <w:bookmarkEnd w:id="235"/>
     <w:bookmarkEnd w:id="236"/>
-    <w:bookmarkEnd w:id="237"/>
-    <w:bookmarkStart w:id="293" w:name="ch-neighborhood"/>
-    <w:p>
-      <w:pPr>
-        <w:pStyle w:val="Heading1"/>
+    <w:bookmarkStart w:id="245" w:name="sec-ch3-fe-ic"/>
+    <w:p>
+      <w:pPr>
+        <w:pStyle w:val="Heading2"/>
       </w:pPr>
       <w:r>
         <w:rPr>
           <w:rStyle w:val="SectionNumber"/>
         </w:rPr>
-        <w:t xml:space="preserve">3</w:t>
+        <w:t xml:space="preserve">3.2</w:t>
       </w:r>
       <w:r>
         <w:tab/>
       </w:r>
       <w:r>
-        <w:t xml:space="preserve">Neighborhood</w:t>
-      </w:r>
-    </w:p>
-    <w:bookmarkStart w:id="242" w:name="sec-ch3-overview"/>
-    <w:p>
-      <w:pPr>
-        <w:pStyle w:val="Heading2"/>
+        <w:t xml:space="preserve">Front End – I-Cache Interface</w:t>
+      </w:r>
+    </w:p>
+    <w:bookmarkStart w:id="237" w:name="sec-ch3-fe-ic-overview"/>
+    <w:p>
+      <w:pPr>
+        <w:pStyle w:val="Heading3"/>
       </w:pPr>
       <w:r>
         <w:rPr>
           <w:rStyle w:val="SectionNumber"/>
         </w:rPr>
-        <w:t xml:space="preserve">3.1</w:t>
+        <w:t xml:space="preserve">3.2.1</w:t>
       </w:r>
       <w:r>
         <w:tab/>
       </w:r>
       <w:r>
-        <w:t xml:space="preserve">Neighborhood Overview</w:t>
-      </w:r>
-    </w:p>
-    <w:bookmarkStart w:id="238" w:name="sec-ch3-partitioning"/>
-    <w:p>
-      <w:pPr>
-        <w:pStyle w:val="Heading3"/>
-      </w:pPr>
-      <w:r>
-        <w:rPr>
-          <w:rStyle w:val="SectionNumber"/>
-        </w:rPr>
-        <w:t xml:space="preserve">3.1.1</w:t>
-      </w:r>
-      <w:r>
-        <w:tab/>
-      </w:r>
-      <w:r>
-        <w:t xml:space="preserve">Partitioning</w:t>
+        <w:t xml:space="preserve">Overview</w:t>
       </w:r>
     </w:p>
     <w:p>
@@ -18030,11 +18123,11 @@
           <w:i/>
           <w:iCs/>
         </w:rPr>
-        <w:t xml:space="preserve">Figure: Neighborhood block diagram.</w:t>
-      </w:r>
-    </w:p>
-    <w:bookmarkEnd w:id="238"/>
-    <w:bookmarkStart w:id="239" w:name="sec-ch3-shared"/>
+        <w:t xml:space="preserve">Figure: Front End to I-cache connection within a Neighborhood.</w:t>
+      </w:r>
+    </w:p>
+    <w:bookmarkEnd w:id="237"/>
+    <w:bookmarkStart w:id="238" w:name="sec-ch3-fe-ic-signals"/>
     <w:p>
       <w:pPr>
         <w:pStyle w:val="Heading3"/>
@@ -18043,51 +18136,13 @@
         <w:rPr>
           <w:rStyle w:val="SectionNumber"/>
         </w:rPr>
-        <w:t xml:space="preserve">3.1.2</w:t>
+        <w:t xml:space="preserve">3.2.2</w:t>
       </w:r>
       <w:r>
         <w:tab/>
       </w:r>
       <w:r>
-        <w:t xml:space="preserve">Shared Resources and Core Connections</w:t>
-      </w:r>
-    </w:p>
-    <w:bookmarkEnd w:id="239"/>
-    <w:bookmarkStart w:id="240" w:name="sec-ch3-voltage"/>
-    <w:p>
-      <w:pPr>
-        <w:pStyle w:val="Heading3"/>
-      </w:pPr>
-      <w:r>
-        <w:rPr>
-          <w:rStyle w:val="SectionNumber"/>
-        </w:rPr>
-        <w:t xml:space="preserve">3.1.3</w:t>
-      </w:r>
-      <w:r>
-        <w:tab/>
-      </w:r>
-      <w:r>
-        <w:t xml:space="preserve">Voltage-Domain Crossings</w:t>
-      </w:r>
-    </w:p>
-    <w:bookmarkEnd w:id="240"/>
-    <w:bookmarkStart w:id="241" w:name="sec-ch3-ext-if"/>
-    <w:p>
-      <w:pPr>
-        <w:pStyle w:val="Heading3"/>
-      </w:pPr>
-      <w:r>
-        <w:rPr>
-          <w:rStyle w:val="SectionNumber"/>
-        </w:rPr>
-        <w:t xml:space="preserve">3.1.4</w:t>
-      </w:r>
-      <w:r>
-        <w:tab/>
-      </w:r>
-      <w:r>
-        <w:t xml:space="preserve">External Interfaces</w:t>
+        <w:t xml:space="preserve">Interface Signals</w:t>
       </w:r>
     </w:p>
     <w:p>
@@ -18099,30 +18154,30 @@
           <w:i/>
           <w:iCs/>
         </w:rPr>
-        <w:t xml:space="preserve">Table: Neighborhood interface groups.</w:t>
-      </w:r>
-    </w:p>
-    <w:bookmarkEnd w:id="241"/>
-    <w:bookmarkEnd w:id="242"/>
-    <w:bookmarkStart w:id="251" w:name="sec-ch3-fe-ic"/>
-    <w:p>
-      <w:pPr>
-        <w:pStyle w:val="Heading2"/>
+        <w:t xml:space="preserve">Table: Front End – I-cache interface signals.</w:t>
+      </w:r>
+    </w:p>
+    <w:bookmarkEnd w:id="238"/>
+    <w:bookmarkStart w:id="239" w:name="sec-ch3-fe-ic-arb"/>
+    <w:p>
+      <w:pPr>
+        <w:pStyle w:val="Heading3"/>
       </w:pPr>
       <w:r>
         <w:rPr>
           <w:rStyle w:val="SectionNumber"/>
         </w:rPr>
-        <w:t xml:space="preserve">3.2</w:t>
+        <w:t xml:space="preserve">3.2.3</w:t>
       </w:r>
       <w:r>
         <w:tab/>
       </w:r>
       <w:r>
-        <w:t xml:space="preserve">Front End – I-Cache Interface</w:t>
-      </w:r>
-    </w:p>
-    <w:bookmarkStart w:id="243" w:name="sec-ch3-fe-ic-overview"/>
+        <w:t xml:space="preserve">Request Arbitration</w:t>
+      </w:r>
+    </w:p>
+    <w:bookmarkEnd w:id="239"/>
+    <w:bookmarkStart w:id="240" w:name="sec-ch3-fe-ic-timing"/>
     <w:p>
       <w:pPr>
         <w:pStyle w:val="Heading3"/>
@@ -18131,13 +18186,13 @@
         <w:rPr>
           <w:rStyle w:val="SectionNumber"/>
         </w:rPr>
-        <w:t xml:space="preserve">3.2.1</w:t>
+        <w:t xml:space="preserve">3.2.4</w:t>
       </w:r>
       <w:r>
         <w:tab/>
       </w:r>
       <w:r>
-        <w:t xml:space="preserve">Overview</w:t>
+        <w:t xml:space="preserve">Request and Response Timing</w:t>
       </w:r>
     </w:p>
     <w:p>
@@ -18149,11 +18204,11 @@
           <w:i/>
           <w:iCs/>
         </w:rPr>
-        <w:t xml:space="preserve">Figure: Front End to I-cache connection within a Neighborhood.</w:t>
-      </w:r>
-    </w:p>
-    <w:bookmarkEnd w:id="243"/>
-    <w:bookmarkStart w:id="244" w:name="sec-ch3-fe-ic-signals"/>
+        <w:t xml:space="preserve">Figure: Timing of a request and its hit response.</w:t>
+      </w:r>
+    </w:p>
+    <w:bookmarkEnd w:id="240"/>
+    <w:bookmarkStart w:id="241" w:name="sec-ch3-fe-ic-miss"/>
     <w:p>
       <w:pPr>
         <w:pStyle w:val="Heading3"/>
@@ -18162,13 +18217,13 @@
         <w:rPr>
           <w:rStyle w:val="SectionNumber"/>
         </w:rPr>
-        <w:t xml:space="preserve">3.2.2</w:t>
+        <w:t xml:space="preserve">3.2.5</w:t>
       </w:r>
       <w:r>
         <w:tab/>
       </w:r>
       <w:r>
-        <w:t xml:space="preserve">Interface Signals</w:t>
+        <w:t xml:space="preserve">Miss, Sleep and Fill-Done Protocol</w:t>
       </w:r>
     </w:p>
     <w:p>
@@ -18180,11 +18235,87 @@
           <w:i/>
           <w:iCs/>
         </w:rPr>
-        <w:t xml:space="preserve">Table: Front End – I-cache interface signals.</w:t>
+        <w:t xml:space="preserve">Figure: Timing of a miss, fill and retry.</w:t>
+      </w:r>
+    </w:p>
+    <w:bookmarkEnd w:id="241"/>
+    <w:bookmarkStart w:id="242" w:name="sec-ch3-fe-ic-errors"/>
+    <w:p>
+      <w:pPr>
+        <w:pStyle w:val="Heading3"/>
+      </w:pPr>
+      <w:r>
+        <w:rPr>
+          <w:rStyle w:val="SectionNumber"/>
+        </w:rPr>
+        <w:t xml:space="preserve">3.2.6</w:t>
+      </w:r>
+      <w:r>
+        <w:tab/>
+      </w:r>
+      <w:r>
+        <w:t xml:space="preserve">Fault and Error Reporting</w:t>
+      </w:r>
+    </w:p>
+    <w:bookmarkEnd w:id="242"/>
+    <w:bookmarkStart w:id="243" w:name="sec-ch3-fe-ic-livelock"/>
+    <w:p>
+      <w:pPr>
+        <w:pStyle w:val="Heading3"/>
+      </w:pPr>
+      <w:r>
+        <w:rPr>
+          <w:rStyle w:val="SectionNumber"/>
+        </w:rPr>
+        <w:t xml:space="preserve">3.2.7</w:t>
+      </w:r>
+      <w:r>
+        <w:tab/>
+      </w:r>
+      <w:r>
+        <w:t xml:space="preserve">Livelock Avoidance</w:t>
+      </w:r>
+    </w:p>
+    <w:bookmarkEnd w:id="243"/>
+    <w:bookmarkStart w:id="244" w:name="sec-ch3-fe-ic-limits"/>
+    <w:p>
+      <w:pPr>
+        <w:pStyle w:val="Heading3"/>
+      </w:pPr>
+      <w:r>
+        <w:rPr>
+          <w:rStyle w:val="SectionNumber"/>
+        </w:rPr>
+        <w:t xml:space="preserve">3.2.8</w:t>
+      </w:r>
+      <w:r>
+        <w:tab/>
+      </w:r>
+      <w:r>
+        <w:t xml:space="preserve">Known Limitations</w:t>
       </w:r>
     </w:p>
     <w:bookmarkEnd w:id="244"/>
-    <w:bookmarkStart w:id="245" w:name="sec-ch3-fe-ic-arb"/>
+    <w:bookmarkEnd w:id="245"/>
+    <w:bookmarkStart w:id="259" w:name="sec-ch3-l0"/>
+    <w:p>
+      <w:pPr>
+        <w:pStyle w:val="Heading2"/>
+      </w:pPr>
+      <w:r>
+        <w:rPr>
+          <w:rStyle w:val="SectionNumber"/>
+        </w:rPr>
+        <w:t xml:space="preserve">3.3</w:t>
+      </w:r>
+      <w:r>
+        <w:tab/>
+      </w:r>
+      <w:r>
+        <w:t xml:space="preserve">L0 Micro-Cache</w:t>
+      </w:r>
+    </w:p>
+    <w:bookmarkStart w:id="246" w:name="sec-ch3-l0-overview"/>
     <w:p>
       <w:pPr>
         <w:pStyle w:val="Heading3"/>
@@ -18193,32 +18324,13 @@
         <w:rPr>
           <w:rStyle w:val="SectionNumber"/>
         </w:rPr>
-        <w:t xml:space="preserve">3.2.3</w:t>
+        <w:t xml:space="preserve">3.3.1</w:t>
       </w:r>
       <w:r>
         <w:tab/>
       </w:r>
       <w:r>
-        <w:t xml:space="preserve">Request Arbitration</w:t>
-      </w:r>
-    </w:p>
-    <w:bookmarkEnd w:id="245"/>
-    <w:bookmarkStart w:id="246" w:name="sec-ch3-fe-ic-timing"/>
-    <w:p>
-      <w:pPr>
-        <w:pStyle w:val="Heading3"/>
-      </w:pPr>
-      <w:r>
-        <w:rPr>
-          <w:rStyle w:val="SectionNumber"/>
-        </w:rPr>
-        <w:t xml:space="preserve">3.2.4</w:t>
-      </w:r>
-      <w:r>
-        <w:tab/>
-      </w:r>
-      <w:r>
-        <w:t xml:space="preserve">Request and Response Timing</w:t>
+        <w:t xml:space="preserve">Overview</w:t>
       </w:r>
     </w:p>
     <w:p>
@@ -18230,11 +18342,11 @@
           <w:i/>
           <w:iCs/>
         </w:rPr>
-        <w:t xml:space="preserve">Figure: Timing of a request and its hit response.</w:t>
+        <w:t xml:space="preserve">Table: L0 micro-cache characteristics.</w:t>
       </w:r>
     </w:p>
     <w:bookmarkEnd w:id="246"/>
-    <w:bookmarkStart w:id="247" w:name="sec-ch3-fe-ic-miss"/>
+    <w:bookmarkStart w:id="247" w:name="sec-ch3-l0-blocks"/>
     <w:p>
       <w:pPr>
         <w:pStyle w:val="Heading3"/>
@@ -18243,13 +18355,13 @@
         <w:rPr>
           <w:rStyle w:val="SectionNumber"/>
         </w:rPr>
-        <w:t xml:space="preserve">3.2.5</w:t>
+        <w:t xml:space="preserve">3.3.2</w:t>
       </w:r>
       <w:r>
         <w:tab/>
       </w:r>
       <w:r>
-        <w:t xml:space="preserve">Miss, Sleep and Fill-Done Protocol</w:t>
+        <w:t xml:space="preserve">Internal Blocks</w:t>
       </w:r>
     </w:p>
     <w:p>
@@ -18261,11 +18373,11 @@
           <w:i/>
           <w:iCs/>
         </w:rPr>
-        <w:t xml:space="preserve">Figure: Timing of a miss, fill and retry.</w:t>
+        <w:t xml:space="preserve">Figure: L0 micro-cache block diagram.</w:t>
       </w:r>
     </w:p>
     <w:bookmarkEnd w:id="247"/>
-    <w:bookmarkStart w:id="248" w:name="sec-ch3-fe-ic-errors"/>
+    <w:bookmarkStart w:id="248" w:name="sec-ch3-l0-pipeline"/>
     <w:p>
       <w:pPr>
         <w:pStyle w:val="Heading3"/>
@@ -18274,89 +18386,13 @@
         <w:rPr>
           <w:rStyle w:val="SectionNumber"/>
         </w:rPr>
-        <w:t xml:space="preserve">3.2.6</w:t>
+        <w:t xml:space="preserve">3.3.3</w:t>
       </w:r>
       <w:r>
         <w:tab/>
       </w:r>
       <w:r>
-        <w:t xml:space="preserve">Fault and Error Reporting</w:t>
-      </w:r>
-    </w:p>
-    <w:bookmarkEnd w:id="248"/>
-    <w:bookmarkStart w:id="249" w:name="sec-ch3-fe-ic-livelock"/>
-    <w:p>
-      <w:pPr>
-        <w:pStyle w:val="Heading3"/>
-      </w:pPr>
-      <w:r>
-        <w:rPr>
-          <w:rStyle w:val="SectionNumber"/>
-        </w:rPr>
-        <w:t xml:space="preserve">3.2.7</w:t>
-      </w:r>
-      <w:r>
-        <w:tab/>
-      </w:r>
-      <w:r>
-        <w:t xml:space="preserve">Livelock Avoidance</w:t>
-      </w:r>
-    </w:p>
-    <w:bookmarkEnd w:id="249"/>
-    <w:bookmarkStart w:id="250" w:name="sec-ch3-fe-ic-limits"/>
-    <w:p>
-      <w:pPr>
-        <w:pStyle w:val="Heading3"/>
-      </w:pPr>
-      <w:r>
-        <w:rPr>
-          <w:rStyle w:val="SectionNumber"/>
-        </w:rPr>
-        <w:t xml:space="preserve">3.2.8</w:t>
-      </w:r>
-      <w:r>
-        <w:tab/>
-      </w:r>
-      <w:r>
-        <w:t xml:space="preserve">Known Limitations</w:t>
-      </w:r>
-    </w:p>
-    <w:bookmarkEnd w:id="250"/>
-    <w:bookmarkEnd w:id="251"/>
-    <w:bookmarkStart w:id="265" w:name="sec-ch3-l0"/>
-    <w:p>
-      <w:pPr>
-        <w:pStyle w:val="Heading2"/>
-      </w:pPr>
-      <w:r>
-        <w:rPr>
-          <w:rStyle w:val="SectionNumber"/>
-        </w:rPr>
-        <w:t xml:space="preserve">3.3</w:t>
-      </w:r>
-      <w:r>
-        <w:tab/>
-      </w:r>
-      <w:r>
-        <w:t xml:space="preserve">L0 Micro-Cache</w:t>
-      </w:r>
-    </w:p>
-    <w:bookmarkStart w:id="252" w:name="sec-ch3-l0-overview"/>
-    <w:p>
-      <w:pPr>
-        <w:pStyle w:val="Heading3"/>
-      </w:pPr>
-      <w:r>
-        <w:rPr>
-          <w:rStyle w:val="SectionNumber"/>
-        </w:rPr>
-        <w:t xml:space="preserve">3.3.1</w:t>
-      </w:r>
-      <w:r>
-        <w:tab/>
-      </w:r>
-      <w:r>
-        <w:t xml:space="preserve">Overview</w:t>
+        <w:t xml:space="preserve">Pipeline Stages</w:t>
       </w:r>
     </w:p>
     <w:p>
@@ -18368,11 +18404,87 @@
           <w:i/>
           <w:iCs/>
         </w:rPr>
-        <w:t xml:space="preserve">Table: L0 micro-cache characteristics.</w:t>
+        <w:t xml:space="preserve">Figure: L0 micro-cache pipeline.</w:t>
+      </w:r>
+    </w:p>
+    <w:bookmarkEnd w:id="248"/>
+    <w:bookmarkStart w:id="249" w:name="sec-ch3-l0-tlb"/>
+    <w:p>
+      <w:pPr>
+        <w:pStyle w:val="Heading3"/>
+      </w:pPr>
+      <w:r>
+        <w:rPr>
+          <w:rStyle w:val="SectionNumber"/>
+        </w:rPr>
+        <w:t xml:space="preserve">3.3.4</w:t>
+      </w:r>
+      <w:r>
+        <w:tab/>
+      </w:r>
+      <w:r>
+        <w:t xml:space="preserve">Instruction TLB</w:t>
+      </w:r>
+    </w:p>
+    <w:bookmarkEnd w:id="249"/>
+    <w:bookmarkStart w:id="250" w:name="sec-ch3-l0-tags-data"/>
+    <w:p>
+      <w:pPr>
+        <w:pStyle w:val="Heading3"/>
+      </w:pPr>
+      <w:r>
+        <w:rPr>
+          <w:rStyle w:val="SectionNumber"/>
+        </w:rPr>
+        <w:t xml:space="preserve">3.3.5</w:t>
+      </w:r>
+      <w:r>
+        <w:tab/>
+      </w:r>
+      <w:r>
+        <w:t xml:space="preserve">Micro-Tag and Micro-Data Arrays</w:t>
+      </w:r>
+    </w:p>
+    <w:bookmarkEnd w:id="250"/>
+    <w:bookmarkStart w:id="251" w:name="sec-ch3-l0-pma"/>
+    <w:p>
+      <w:pPr>
+        <w:pStyle w:val="Heading3"/>
+      </w:pPr>
+      <w:r>
+        <w:rPr>
+          <w:rStyle w:val="SectionNumber"/>
+        </w:rPr>
+        <w:t xml:space="preserve">3.3.6</w:t>
+      </w:r>
+      <w:r>
+        <w:tab/>
+      </w:r>
+      <w:r>
+        <w:t xml:space="preserve">PMA Check</w:t>
+      </w:r>
+    </w:p>
+    <w:bookmarkEnd w:id="251"/>
+    <w:bookmarkStart w:id="252" w:name="sec-ch3-l0-lru"/>
+    <w:p>
+      <w:pPr>
+        <w:pStyle w:val="Heading3"/>
+      </w:pPr>
+      <w:r>
+        <w:rPr>
+          <w:rStyle w:val="SectionNumber"/>
+        </w:rPr>
+        <w:t xml:space="preserve">3.3.7</w:t>
+      </w:r>
+      <w:r>
+        <w:tab/>
+      </w:r>
+      <w:r>
+        <w:t xml:space="preserve">Replacement</w:t>
       </w:r>
     </w:p>
     <w:bookmarkEnd w:id="252"/>
-    <w:bookmarkStart w:id="253" w:name="sec-ch3-l0-blocks"/>
+    <w:bookmarkStart w:id="256" w:name="sec-ch3-l0-miss"/>
     <w:p>
       <w:pPr>
         <w:pStyle w:val="Heading3"/>
@@ -18381,13 +18493,108 @@
         <w:rPr>
           <w:rStyle w:val="SectionNumber"/>
         </w:rPr>
-        <w:t xml:space="preserve">3.3.2</w:t>
+        <w:t xml:space="preserve">3.3.8</w:t>
       </w:r>
       <w:r>
         <w:tab/>
       </w:r>
       <w:r>
-        <w:t xml:space="preserve">Internal Blocks</w:t>
+        <w:t xml:space="preserve">Miss Handling</w:t>
+      </w:r>
+    </w:p>
+    <w:bookmarkStart w:id="253" w:name="sec-ch3-l0-tlb-miss"/>
+    <w:p>
+      <w:pPr>
+        <w:pStyle w:val="Heading4"/>
+      </w:pPr>
+      <w:r>
+        <w:rPr>
+          <w:rStyle w:val="SectionNumber"/>
+        </w:rPr>
+        <w:t xml:space="preserve">3.3.8.1</w:t>
+      </w:r>
+      <w:r>
+        <w:tab/>
+      </w:r>
+      <w:r>
+        <w:t xml:space="preserve">TLB Miss</w:t>
+      </w:r>
+    </w:p>
+    <w:bookmarkEnd w:id="253"/>
+    <w:bookmarkStart w:id="254" w:name="sec-ch3-l0-tag-miss"/>
+    <w:p>
+      <w:pPr>
+        <w:pStyle w:val="Heading4"/>
+      </w:pPr>
+      <w:r>
+        <w:rPr>
+          <w:rStyle w:val="SectionNumber"/>
+        </w:rPr>
+        <w:t xml:space="preserve">3.3.8.2</w:t>
+      </w:r>
+      <w:r>
+        <w:tab/>
+      </w:r>
+      <w:r>
+        <w:t xml:space="preserve">Tag Miss</w:t>
+      </w:r>
+    </w:p>
+    <w:bookmarkEnd w:id="254"/>
+    <w:bookmarkStart w:id="255" w:name="sec-ch3-l0-fill"/>
+    <w:p>
+      <w:pPr>
+        <w:pStyle w:val="Heading4"/>
+      </w:pPr>
+      <w:r>
+        <w:rPr>
+          <w:rStyle w:val="SectionNumber"/>
+        </w:rPr>
+        <w:t xml:space="preserve">3.3.8.3</w:t>
+      </w:r>
+      <w:r>
+        <w:tab/>
+      </w:r>
+      <w:r>
+        <w:t xml:space="preserve">Fill and Thread Wake-Up</w:t>
+      </w:r>
+    </w:p>
+    <w:bookmarkEnd w:id="255"/>
+    <w:bookmarkEnd w:id="256"/>
+    <w:bookmarkStart w:id="257" w:name="sec-ch3-l0-bypass"/>
+    <w:p>
+      <w:pPr>
+        <w:pStyle w:val="Heading3"/>
+      </w:pPr>
+      <w:r>
+        <w:rPr>
+          <w:rStyle w:val="SectionNumber"/>
+        </w:rPr>
+        <w:t xml:space="preserve">3.3.9</w:t>
+      </w:r>
+      <w:r>
+        <w:tab/>
+      </w:r>
+      <w:r>
+        <w:t xml:space="preserve">L1 Bypass</w:t>
+      </w:r>
+    </w:p>
+    <w:bookmarkEnd w:id="257"/>
+    <w:bookmarkStart w:id="258" w:name="sec-ch3-l0-prefetch"/>
+    <w:p>
+      <w:pPr>
+        <w:pStyle w:val="Heading3"/>
+      </w:pPr>
+      <w:r>
+        <w:rPr>
+          <w:rStyle w:val="SectionNumber"/>
+        </w:rPr>
+        <w:t xml:space="preserve">3.3.10</w:t>
+      </w:r>
+      <w:r>
+        <w:tab/>
+      </w:r>
+      <w:r>
+        <w:t xml:space="preserve">Software Prefetch</w:t>
       </w:r>
     </w:p>
     <w:p>
@@ -18399,11 +18606,30 @@
           <w:i/>
           <w:iCs/>
         </w:rPr>
-        <w:t xml:space="preserve">Figure: L0 micro-cache block diagram.</w:t>
-      </w:r>
-    </w:p>
-    <w:bookmarkEnd w:id="253"/>
-    <w:bookmarkStart w:id="254" w:name="sec-ch3-l0-pipeline"/>
+        <w:t xml:space="preserve">Figure: Prefetch state machine.</w:t>
+      </w:r>
+    </w:p>
+    <w:bookmarkEnd w:id="258"/>
+    <w:bookmarkEnd w:id="259"/>
+    <w:bookmarkStart w:id="267" w:name="sec-ch3-l1"/>
+    <w:p>
+      <w:pPr>
+        <w:pStyle w:val="Heading2"/>
+      </w:pPr>
+      <w:r>
+        <w:rPr>
+          <w:rStyle w:val="SectionNumber"/>
+        </w:rPr>
+        <w:t xml:space="preserve">3.4</w:t>
+      </w:r>
+      <w:r>
+        <w:tab/>
+      </w:r>
+      <w:r>
+        <w:t xml:space="preserve">L1 Instruction Cache</w:t>
+      </w:r>
+    </w:p>
+    <w:bookmarkStart w:id="260" w:name="sec-ch3-l1-overview"/>
     <w:p>
       <w:pPr>
         <w:pStyle w:val="Heading3"/>
@@ -18412,13 +18638,13 @@
         <w:rPr>
           <w:rStyle w:val="SectionNumber"/>
         </w:rPr>
-        <w:t xml:space="preserve">3.3.3</w:t>
+        <w:t xml:space="preserve">3.4.1</w:t>
       </w:r>
       <w:r>
         <w:tab/>
       </w:r>
       <w:r>
-        <w:t xml:space="preserve">Pipeline Stages</w:t>
+        <w:t xml:space="preserve">Overview</w:t>
       </w:r>
     </w:p>
     <w:p>
@@ -18430,11 +18656,11 @@
           <w:i/>
           <w:iCs/>
         </w:rPr>
-        <w:t xml:space="preserve">Figure: L0 micro-cache pipeline.</w:t>
-      </w:r>
-    </w:p>
-    <w:bookmarkEnd w:id="254"/>
-    <w:bookmarkStart w:id="255" w:name="sec-ch3-l0-tlb"/>
+        <w:t xml:space="preserve">Figure: L1 instruction cache block diagram.</w:t>
+      </w:r>
+    </w:p>
+    <w:bookmarkEnd w:id="260"/>
+    <w:bookmarkStart w:id="261" w:name="sec-ch3-l1-org"/>
     <w:p>
       <w:pPr>
         <w:pStyle w:val="Heading3"/>
@@ -18443,17 +18669,17 @@
         <w:rPr>
           <w:rStyle w:val="SectionNumber"/>
         </w:rPr>
-        <w:t xml:space="preserve">3.3.4</w:t>
+        <w:t xml:space="preserve">3.4.2</w:t>
       </w:r>
       <w:r>
         <w:tab/>
       </w:r>
       <w:r>
-        <w:t xml:space="preserve">Instruction TLB</w:t>
-      </w:r>
-    </w:p>
-    <w:bookmarkEnd w:id="255"/>
-    <w:bookmarkStart w:id="256" w:name="sec-ch3-l0-tags-data"/>
+        <w:t xml:space="preserve">Organization</w:t>
+      </w:r>
+    </w:p>
+    <w:bookmarkEnd w:id="261"/>
+    <w:bookmarkStart w:id="262" w:name="sec-ch3-l1-arrays"/>
     <w:p>
       <w:pPr>
         <w:pStyle w:val="Heading3"/>
@@ -18462,17 +18688,17 @@
         <w:rPr>
           <w:rStyle w:val="SectionNumber"/>
         </w:rPr>
-        <w:t xml:space="preserve">3.3.5</w:t>
+        <w:t xml:space="preserve">3.4.3</w:t>
       </w:r>
       <w:r>
         <w:tab/>
       </w:r>
       <w:r>
-        <w:t xml:space="preserve">Micro-Tag and Micro-Data Arrays</w:t>
-      </w:r>
-    </w:p>
-    <w:bookmarkEnd w:id="256"/>
-    <w:bookmarkStart w:id="257" w:name="sec-ch3-l0-pma"/>
+        <w:t xml:space="preserve">Tag, LRU and Data Arrays</w:t>
+      </w:r>
+    </w:p>
+    <w:bookmarkEnd w:id="262"/>
+    <w:bookmarkStart w:id="263" w:name="sec-ch3-l1-ram"/>
     <w:p>
       <w:pPr>
         <w:pStyle w:val="Heading3"/>
@@ -18481,17 +18707,17 @@
         <w:rPr>
           <w:rStyle w:val="SectionNumber"/>
         </w:rPr>
-        <w:t xml:space="preserve">3.3.6</w:t>
+        <w:t xml:space="preserve">3.4.4</w:t>
       </w:r>
       <w:r>
         <w:tab/>
       </w:r>
       <w:r>
-        <w:t xml:space="preserve">PMA Check</w:t>
-      </w:r>
-    </w:p>
-    <w:bookmarkEnd w:id="257"/>
-    <w:bookmarkStart w:id="258" w:name="sec-ch3-l0-lru"/>
+        <w:t xml:space="preserve">External Data RAM</w:t>
+      </w:r>
+    </w:p>
+    <w:bookmarkEnd w:id="263"/>
+    <w:bookmarkStart w:id="264" w:name="sec-ch3-l1-arb"/>
     <w:p>
       <w:pPr>
         <w:pStyle w:val="Heading3"/>
@@ -18500,17 +18726,17 @@
         <w:rPr>
           <w:rStyle w:val="SectionNumber"/>
         </w:rPr>
-        <w:t xml:space="preserve">3.3.7</w:t>
+        <w:t xml:space="preserve">3.4.5</w:t>
       </w:r>
       <w:r>
         <w:tab/>
       </w:r>
       <w:r>
-        <w:t xml:space="preserve">Replacement</w:t>
-      </w:r>
-    </w:p>
-    <w:bookmarkEnd w:id="258"/>
-    <w:bookmarkStart w:id="262" w:name="sec-ch3-l0-miss"/>
+        <w:t xml:space="preserve">Request Arbitration Between L0 Micro-Caches</w:t>
+      </w:r>
+    </w:p>
+    <w:bookmarkEnd w:id="264"/>
+    <w:bookmarkStart w:id="265" w:name="sec-ch3-l1-miss"/>
     <w:p>
       <w:pPr>
         <w:pStyle w:val="Heading3"/>
@@ -18519,74 +18745,74 @@
         <w:rPr>
           <w:rStyle w:val="SectionNumber"/>
         </w:rPr>
-        <w:t xml:space="preserve">3.3.8</w:t>
+        <w:t xml:space="preserve">3.4.6</w:t>
       </w:r>
       <w:r>
         <w:tab/>
       </w:r>
       <w:r>
-        <w:t xml:space="preserve">Miss Handling</w:t>
-      </w:r>
-    </w:p>
-    <w:bookmarkStart w:id="259" w:name="sec-ch3-l0-tlb-miss"/>
-    <w:p>
-      <w:pPr>
-        <w:pStyle w:val="Heading4"/>
+        <w:t xml:space="preserve">Miss Path</w:t>
+      </w:r>
+    </w:p>
+    <w:bookmarkEnd w:id="265"/>
+    <w:bookmarkStart w:id="266" w:name="sec-ch3-l1-errors"/>
+    <w:p>
+      <w:pPr>
+        <w:pStyle w:val="Heading3"/>
       </w:pPr>
       <w:r>
         <w:rPr>
           <w:rStyle w:val="SectionNumber"/>
         </w:rPr>
-        <w:t xml:space="preserve">3.3.8.1</w:t>
+        <w:t xml:space="preserve">3.4.7</w:t>
       </w:r>
       <w:r>
         <w:tab/>
       </w:r>
       <w:r>
-        <w:t xml:space="preserve">TLB Miss</w:t>
-      </w:r>
-    </w:p>
-    <w:bookmarkEnd w:id="259"/>
-    <w:bookmarkStart w:id="260" w:name="sec-ch3-l0-tag-miss"/>
-    <w:p>
-      <w:pPr>
-        <w:pStyle w:val="Heading4"/>
+        <w:t xml:space="preserve">Errors and ECC</w:t>
+      </w:r>
+    </w:p>
+    <w:bookmarkEnd w:id="266"/>
+    <w:bookmarkEnd w:id="267"/>
+    <w:bookmarkStart w:id="271" w:name="sec-ch3-ptw"/>
+    <w:p>
+      <w:pPr>
+        <w:pStyle w:val="Heading2"/>
       </w:pPr>
       <w:r>
         <w:rPr>
           <w:rStyle w:val="SectionNumber"/>
         </w:rPr>
-        <w:t xml:space="preserve">3.3.8.2</w:t>
+        <w:t xml:space="preserve">3.5</w:t>
       </w:r>
       <w:r>
         <w:tab/>
       </w:r>
       <w:r>
-        <w:t xml:space="preserve">Tag Miss</w:t>
-      </w:r>
-    </w:p>
-    <w:bookmarkEnd w:id="260"/>
-    <w:bookmarkStart w:id="261" w:name="sec-ch3-l0-fill"/>
-    <w:p>
-      <w:pPr>
-        <w:pStyle w:val="Heading4"/>
+        <w:t xml:space="preserve">Shared Page-Table Walker</w:t>
+      </w:r>
+    </w:p>
+    <w:bookmarkStart w:id="268" w:name="sec-ch3-ptw-clients"/>
+    <w:p>
+      <w:pPr>
+        <w:pStyle w:val="Heading3"/>
       </w:pPr>
       <w:r>
         <w:rPr>
           <w:rStyle w:val="SectionNumber"/>
         </w:rPr>
-        <w:t xml:space="preserve">3.3.8.3</w:t>
+        <w:t xml:space="preserve">3.5.1</w:t>
       </w:r>
       <w:r>
         <w:tab/>
       </w:r>
       <w:r>
-        <w:t xml:space="preserve">Fill and Thread Wake-Up</w:t>
-      </w:r>
-    </w:p>
-    <w:bookmarkEnd w:id="261"/>
-    <w:bookmarkEnd w:id="262"/>
-    <w:bookmarkStart w:id="263" w:name="sec-ch3-l0-bypass"/>
+        <w:t xml:space="preserve">Clients and Arbitration</w:t>
+      </w:r>
+    </w:p>
+    <w:bookmarkEnd w:id="268"/>
+    <w:bookmarkStart w:id="269" w:name="sec-ch3-ptw-walk"/>
     <w:p>
       <w:pPr>
         <w:pStyle w:val="Heading3"/>
@@ -18595,32 +18821,13 @@
         <w:rPr>
           <w:rStyle w:val="SectionNumber"/>
         </w:rPr>
-        <w:t xml:space="preserve">3.3.9</w:t>
+        <w:t xml:space="preserve">3.5.2</w:t>
       </w:r>
       <w:r>
         <w:tab/>
       </w:r>
       <w:r>
-        <w:t xml:space="preserve">L1 Bypass</w:t>
-      </w:r>
-    </w:p>
-    <w:bookmarkEnd w:id="263"/>
-    <w:bookmarkStart w:id="264" w:name="sec-ch3-l0-prefetch"/>
-    <w:p>
-      <w:pPr>
-        <w:pStyle w:val="Heading3"/>
-      </w:pPr>
-      <w:r>
-        <w:rPr>
-          <w:rStyle w:val="SectionNumber"/>
-        </w:rPr>
-        <w:t xml:space="preserve">3.3.10</w:t>
-      </w:r>
-      <w:r>
-        <w:tab/>
-      </w:r>
-      <w:r>
-        <w:t xml:space="preserve">Software Prefetch</w:t>
+        <w:t xml:space="preserve">Walk Sequence and Page Sizes</w:t>
       </w:r>
     </w:p>
     <w:p>
@@ -18632,12 +18839,31 @@
           <w:i/>
           <w:iCs/>
         </w:rPr>
-        <w:t xml:space="preserve">Figure: Prefetch state machine.</w:t>
-      </w:r>
-    </w:p>
-    <w:bookmarkEnd w:id="264"/>
-    <w:bookmarkEnd w:id="265"/>
-    <w:bookmarkStart w:id="273" w:name="sec-ch3-l1"/>
+        <w:t xml:space="preserve">Figure: Page-table walk state machine.</w:t>
+      </w:r>
+    </w:p>
+    <w:bookmarkEnd w:id="269"/>
+    <w:bookmarkStart w:id="270" w:name="sec-ch3-ptw-cache"/>
+    <w:p>
+      <w:pPr>
+        <w:pStyle w:val="Heading3"/>
+      </w:pPr>
+      <w:r>
+        <w:rPr>
+          <w:rStyle w:val="SectionNumber"/>
+        </w:rPr>
+        <w:t xml:space="preserve">3.5.3</w:t>
+      </w:r>
+      <w:r>
+        <w:tab/>
+      </w:r>
+      <w:r>
+        <w:t xml:space="preserve">PTE Cache and Invalidation</w:t>
+      </w:r>
+    </w:p>
+    <w:bookmarkEnd w:id="270"/>
+    <w:bookmarkEnd w:id="271"/>
+    <w:bookmarkStart w:id="275" w:name="sec-ch3-mem"/>
     <w:p>
       <w:pPr>
         <w:pStyle w:val="Heading2"/>
@@ -18646,16 +18872,16 @@
         <w:rPr>
           <w:rStyle w:val="SectionNumber"/>
         </w:rPr>
-        <w:t xml:space="preserve">3.4</w:t>
+        <w:t xml:space="preserve">3.6</w:t>
       </w:r>
       <w:r>
         <w:tab/>
       </w:r>
       <w:r>
-        <w:t xml:space="preserve">L1 Instruction Cache</w:t>
-      </w:r>
-    </w:p>
-    <w:bookmarkStart w:id="266" w:name="sec-ch3-l1-overview"/>
+        <w:t xml:space="preserve">Memory Request and Response Path</w:t>
+      </w:r>
+    </w:p>
+    <w:bookmarkStart w:id="272" w:name="sec-ch3-mem-fifos"/>
     <w:p>
       <w:pPr>
         <w:pStyle w:val="Heading3"/>
@@ -18664,13 +18890,13 @@
         <w:rPr>
           <w:rStyle w:val="SectionNumber"/>
         </w:rPr>
-        <w:t xml:space="preserve">3.4.1</w:t>
+        <w:t xml:space="preserve">3.6.1</w:t>
       </w:r>
       <w:r>
         <w:tab/>
       </w:r>
       <w:r>
-        <w:t xml:space="preserve">Overview</w:t>
+        <w:t xml:space="preserve">Miss, Evict and Fill FIFOs</w:t>
       </w:r>
     </w:p>
     <w:p>
@@ -18682,11 +18908,11 @@
           <w:i/>
           <w:iCs/>
         </w:rPr>
-        <w:t xml:space="preserve">Figure: L1 instruction cache block diagram.</w:t>
-      </w:r>
-    </w:p>
-    <w:bookmarkEnd w:id="266"/>
-    <w:bookmarkStart w:id="267" w:name="sec-ch3-l1-org"/>
+        <w:t xml:space="preserve">Figure: Neighborhood memory request and response path.</w:t>
+      </w:r>
+    </w:p>
+    <w:bookmarkEnd w:id="272"/>
+    <w:bookmarkStart w:id="273" w:name="sec-ch3-mem-arb"/>
     <w:p>
       <w:pPr>
         <w:pStyle w:val="Heading3"/>
@@ -18695,17 +18921,17 @@
         <w:rPr>
           <w:rStyle w:val="SectionNumber"/>
         </w:rPr>
-        <w:t xml:space="preserve">3.4.2</w:t>
+        <w:t xml:space="preserve">3.6.2</w:t>
       </w:r>
       <w:r>
         <w:tab/>
       </w:r>
       <w:r>
-        <w:t xml:space="preserve">Organization</w:t>
-      </w:r>
-    </w:p>
-    <w:bookmarkEnd w:id="267"/>
-    <w:bookmarkStart w:id="268" w:name="sec-ch3-l1-arrays"/>
+        <w:t xml:space="preserve">Request Arbitration</w:t>
+      </w:r>
+    </w:p>
+    <w:bookmarkEnd w:id="273"/>
+    <w:bookmarkStart w:id="274" w:name="sec-ch3-mem-resp"/>
     <w:p>
       <w:pPr>
         <w:pStyle w:val="Heading3"/>
@@ -18714,17 +18940,36 @@
         <w:rPr>
           <w:rStyle w:val="SectionNumber"/>
         </w:rPr>
-        <w:t xml:space="preserve">3.4.3</w:t>
+        <w:t xml:space="preserve">3.6.3</w:t>
       </w:r>
       <w:r>
         <w:tab/>
       </w:r>
       <w:r>
-        <w:t xml:space="preserve">Tag, LRU and Data Arrays</w:t>
-      </w:r>
-    </w:p>
-    <w:bookmarkEnd w:id="268"/>
-    <w:bookmarkStart w:id="269" w:name="sec-ch3-l1-ram"/>
+        <w:t xml:space="preserve">Response Routing and Backpressure</w:t>
+      </w:r>
+    </w:p>
+    <w:bookmarkEnd w:id="274"/>
+    <w:bookmarkEnd w:id="275"/>
+    <w:bookmarkStart w:id="279" w:name="sec-ch3-tensor"/>
+    <w:p>
+      <w:pPr>
+        <w:pStyle w:val="Heading2"/>
+      </w:pPr>
+      <w:r>
+        <w:rPr>
+          <w:rStyle w:val="SectionNumber"/>
+        </w:rPr>
+        <w:t xml:space="preserve">3.7</w:t>
+      </w:r>
+      <w:r>
+        <w:tab/>
+      </w:r>
+      <w:r>
+        <w:t xml:space="preserve">Tensor Support</w:t>
+      </w:r>
+    </w:p>
+    <w:bookmarkStart w:id="276" w:name="sec-ch3-tensor-coop"/>
     <w:p>
       <w:pPr>
         <w:pStyle w:val="Heading3"/>
@@ -18733,17 +18978,17 @@
         <w:rPr>
           <w:rStyle w:val="SectionNumber"/>
         </w:rPr>
-        <w:t xml:space="preserve">3.4.4</w:t>
+        <w:t xml:space="preserve">3.7.1</w:t>
       </w:r>
       <w:r>
         <w:tab/>
       </w:r>
       <w:r>
-        <w:t xml:space="preserve">External Data RAM</w:t>
-      </w:r>
-    </w:p>
-    <w:bookmarkEnd w:id="269"/>
-    <w:bookmarkStart w:id="270" w:name="sec-ch3-l1-arb"/>
+        <w:t xml:space="preserve">Cooperative Tensor Load</w:t>
+      </w:r>
+    </w:p>
+    <w:bookmarkEnd w:id="276"/>
+    <w:bookmarkStart w:id="277" w:name="sec-ch3-tensor-tsb"/>
     <w:p>
       <w:pPr>
         <w:pStyle w:val="Heading3"/>
@@ -18752,17 +18997,17 @@
         <w:rPr>
           <w:rStyle w:val="SectionNumber"/>
         </w:rPr>
-        <w:t xml:space="preserve">3.4.5</w:t>
+        <w:t xml:space="preserve">3.7.2</w:t>
       </w:r>
       <w:r>
         <w:tab/>
       </w:r>
       <w:r>
-        <w:t xml:space="preserve">Request Arbitration Between L0 Micro-Caches</w:t>
-      </w:r>
-    </w:p>
-    <w:bookmarkEnd w:id="270"/>
-    <w:bookmarkStart w:id="271" w:name="sec-ch3-l1-miss"/>
+        <w:t xml:space="preserve">Tensor Store Buffer</w:t>
+      </w:r>
+    </w:p>
+    <w:bookmarkEnd w:id="277"/>
+    <w:bookmarkStart w:id="278" w:name="sec-ch3-tensor-tbox"/>
     <w:p>
       <w:pPr>
         <w:pStyle w:val="Heading3"/>
@@ -18771,17 +19016,36 @@
         <w:rPr>
           <w:rStyle w:val="SectionNumber"/>
         </w:rPr>
-        <w:t xml:space="preserve">3.4.6</w:t>
+        <w:t xml:space="preserve">3.7.3</w:t>
       </w:r>
       <w:r>
         <w:tab/>
       </w:r>
       <w:r>
-        <w:t xml:space="preserve">Miss Path</w:t>
-      </w:r>
-    </w:p>
-    <w:bookmarkEnd w:id="271"/>
-    <w:bookmarkStart w:id="272" w:name="sec-ch3-l1-errors"/>
+        <w:t xml:space="preserve">TBOX Router</w:t>
+      </w:r>
+    </w:p>
+    <w:bookmarkEnd w:id="278"/>
+    <w:bookmarkEnd w:id="279"/>
+    <w:bookmarkStart w:id="286" w:name="sec-ch3-sync"/>
+    <w:p>
+      <w:pPr>
+        <w:pStyle w:val="Heading2"/>
+      </w:pPr>
+      <w:r>
+        <w:rPr>
+          <w:rStyle w:val="SectionNumber"/>
+        </w:rPr>
+        <w:t xml:space="preserve">3.8</w:t>
+      </w:r>
+      <w:r>
+        <w:tab/>
+      </w:r>
+      <w:r>
+        <w:t xml:space="preserve">Synchronization, Messaging, Registers and PMU</w:t>
+      </w:r>
+    </w:p>
+    <w:bookmarkStart w:id="280" w:name="sec-ch3-flb"/>
     <w:p>
       <w:pPr>
         <w:pStyle w:val="Heading3"/>
@@ -18790,36 +19054,36 @@
         <w:rPr>
           <w:rStyle w:val="SectionNumber"/>
         </w:rPr>
-        <w:t xml:space="preserve">3.4.7</w:t>
+        <w:t xml:space="preserve">3.8.1</w:t>
       </w:r>
       <w:r>
         <w:tab/>
       </w:r>
       <w:r>
-        <w:t xml:space="preserve">Errors and ECC</w:t>
-      </w:r>
-    </w:p>
-    <w:bookmarkEnd w:id="272"/>
-    <w:bookmarkEnd w:id="273"/>
-    <w:bookmarkStart w:id="277" w:name="sec-ch3-ptw"/>
-    <w:p>
-      <w:pPr>
-        <w:pStyle w:val="Heading2"/>
+        <w:t xml:space="preserve">Fast Local Barrier</w:t>
+      </w:r>
+    </w:p>
+    <w:bookmarkEnd w:id="280"/>
+    <w:bookmarkStart w:id="281" w:name="sec-ch3-lmn"/>
+    <w:p>
+      <w:pPr>
+        <w:pStyle w:val="Heading3"/>
       </w:pPr>
       <w:r>
         <w:rPr>
           <w:rStyle w:val="SectionNumber"/>
         </w:rPr>
-        <w:t xml:space="preserve">3.5</w:t>
+        <w:t xml:space="preserve">3.8.2</w:t>
       </w:r>
       <w:r>
         <w:tab/>
       </w:r>
       <w:r>
-        <w:t xml:space="preserve">Shared Page-Table Walker</w:t>
-      </w:r>
-    </w:p>
-    <w:bookmarkStart w:id="274" w:name="sec-ch3-ptw-clients"/>
+        <w:t xml:space="preserve">Local Message Network</w:t>
+      </w:r>
+    </w:p>
+    <w:bookmarkEnd w:id="281"/>
+    <w:bookmarkStart w:id="282" w:name="sec-ch3-ipi"/>
     <w:p>
       <w:pPr>
         <w:pStyle w:val="Heading3"/>
@@ -18828,17 +19092,17 @@
         <w:rPr>
           <w:rStyle w:val="SectionNumber"/>
         </w:rPr>
-        <w:t xml:space="preserve">3.5.1</w:t>
+        <w:t xml:space="preserve">3.8.3</w:t>
       </w:r>
       <w:r>
         <w:tab/>
       </w:r>
       <w:r>
-        <w:t xml:space="preserve">Clients and Arbitration</w:t>
-      </w:r>
-    </w:p>
-    <w:bookmarkEnd w:id="274"/>
-    <w:bookmarkStart w:id="275" w:name="sec-ch3-ptw-walk"/>
+        <w:t xml:space="preserve">IPI and FCC Paths</w:t>
+      </w:r>
+    </w:p>
+    <w:bookmarkEnd w:id="282"/>
+    <w:bookmarkStart w:id="283" w:name="sec-ch3-esr"/>
     <w:p>
       <w:pPr>
         <w:pStyle w:val="Heading3"/>
@@ -18847,29 +19111,17 @@
         <w:rPr>
           <w:rStyle w:val="SectionNumber"/>
         </w:rPr>
-        <w:t xml:space="preserve">3.5.2</w:t>
+        <w:t xml:space="preserve">3.8.4</w:t>
       </w:r>
       <w:r>
         <w:tab/>
       </w:r>
       <w:r>
-        <w:t xml:space="preserve">Walk Sequence and Page Sizes</w:t>
-      </w:r>
-    </w:p>
-    <w:p>
-      <w:pPr>
-        <w:pStyle w:val="FirstParagraph"/>
-      </w:pPr>
-      <w:r>
-        <w:rPr>
-          <w:i/>
-          <w:iCs/>
-        </w:rPr>
-        <w:t xml:space="preserve">Figure: Page-table walk state machine.</w:t>
-      </w:r>
-    </w:p>
-    <w:bookmarkEnd w:id="275"/>
-    <w:bookmarkStart w:id="276" w:name="sec-ch3-ptw-cache"/>
+        <w:t xml:space="preserve">Neighborhood Registers and APB Access</w:t>
+      </w:r>
+    </w:p>
+    <w:bookmarkEnd w:id="283"/>
+    <w:bookmarkStart w:id="284" w:name="sec-ch3-dbg"/>
     <w:p>
       <w:pPr>
         <w:pStyle w:val="Heading3"/>
@@ -18878,315 +19130,37 @@
         <w:rPr>
           <w:rStyle w:val="SectionNumber"/>
         </w:rPr>
-        <w:t xml:space="preserve">3.5.3</w:t>
+        <w:t xml:space="preserve">3.8.5</w:t>
       </w:r>
       <w:r>
         <w:tab/>
       </w:r>
       <w:r>
-        <w:t xml:space="preserve">PTE Cache and Invalidation</w:t>
-      </w:r>
-    </w:p>
-    <w:bookmarkEnd w:id="276"/>
-    <w:bookmarkEnd w:id="277"/>
-    <w:bookmarkStart w:id="281" w:name="sec-ch3-mem"/>
-    <w:p>
-      <w:pPr>
-        <w:pStyle w:val="Heading2"/>
+        <w:t xml:space="preserve">Debug Channel</w:t>
+      </w:r>
+    </w:p>
+    <w:bookmarkEnd w:id="284"/>
+    <w:bookmarkStart w:id="285" w:name="sec-ch3-pmu"/>
+    <w:p>
+      <w:pPr>
+        <w:pStyle w:val="Heading3"/>
       </w:pPr>
       <w:r>
         <w:rPr>
           <w:rStyle w:val="SectionNumber"/>
         </w:rPr>
-        <w:t xml:space="preserve">3.6</w:t>
+        <w:t xml:space="preserve">3.8.6</w:t>
       </w:r>
       <w:r>
         <w:tab/>
       </w:r>
       <w:r>
-        <w:t xml:space="preserve">Memory Request and Response Path</w:t>
-      </w:r>
-    </w:p>
-    <w:bookmarkStart w:id="278" w:name="sec-ch3-mem-fifos"/>
-    <w:p>
-      <w:pPr>
-        <w:pStyle w:val="Heading3"/>
-      </w:pPr>
-      <w:r>
-        <w:rPr>
-          <w:rStyle w:val="SectionNumber"/>
-        </w:rPr>
-        <w:t xml:space="preserve">3.6.1</w:t>
-      </w:r>
-      <w:r>
-        <w:tab/>
-      </w:r>
-      <w:r>
-        <w:t xml:space="preserve">Miss, Evict and Fill FIFOs</w:t>
-      </w:r>
-    </w:p>
-    <w:p>
-      <w:pPr>
-        <w:pStyle w:val="FirstParagraph"/>
-      </w:pPr>
-      <w:r>
-        <w:rPr>
-          <w:i/>
-          <w:iCs/>
-        </w:rPr>
-        <w:t xml:space="preserve">Figure: Neighborhood memory request and response path.</w:t>
-      </w:r>
-    </w:p>
-    <w:bookmarkEnd w:id="278"/>
-    <w:bookmarkStart w:id="279" w:name="sec-ch3-mem-arb"/>
-    <w:p>
-      <w:pPr>
-        <w:pStyle w:val="Heading3"/>
-      </w:pPr>
-      <w:r>
-        <w:rPr>
-          <w:rStyle w:val="SectionNumber"/>
-        </w:rPr>
-        <w:t xml:space="preserve">3.6.2</w:t>
-      </w:r>
-      <w:r>
-        <w:tab/>
-      </w:r>
-      <w:r>
-        <w:t xml:space="preserve">Request Arbitration</w:t>
-      </w:r>
-    </w:p>
-    <w:bookmarkEnd w:id="279"/>
-    <w:bookmarkStart w:id="280" w:name="sec-ch3-mem-resp"/>
-    <w:p>
-      <w:pPr>
-        <w:pStyle w:val="Heading3"/>
-      </w:pPr>
-      <w:r>
-        <w:rPr>
-          <w:rStyle w:val="SectionNumber"/>
-        </w:rPr>
-        <w:t xml:space="preserve">3.6.3</w:t>
-      </w:r>
-      <w:r>
-        <w:tab/>
-      </w:r>
-      <w:r>
-        <w:t xml:space="preserve">Response Routing and Backpressure</w:t>
-      </w:r>
-    </w:p>
-    <w:bookmarkEnd w:id="280"/>
-    <w:bookmarkEnd w:id="281"/>
-    <w:bookmarkStart w:id="285" w:name="sec-ch3-tensor"/>
-    <w:p>
-      <w:pPr>
-        <w:pStyle w:val="Heading2"/>
-      </w:pPr>
-      <w:r>
-        <w:rPr>
-          <w:rStyle w:val="SectionNumber"/>
-        </w:rPr>
-        <w:t xml:space="preserve">3.7</w:t>
-      </w:r>
-      <w:r>
-        <w:tab/>
-      </w:r>
-      <w:r>
-        <w:t xml:space="preserve">Tensor Support</w:t>
-      </w:r>
-    </w:p>
-    <w:bookmarkStart w:id="282" w:name="sec-ch3-tensor-coop"/>
-    <w:p>
-      <w:pPr>
-        <w:pStyle w:val="Heading3"/>
-      </w:pPr>
-      <w:r>
-        <w:rPr>
-          <w:rStyle w:val="SectionNumber"/>
-        </w:rPr>
-        <w:t xml:space="preserve">3.7.1</w:t>
-      </w:r>
-      <w:r>
-        <w:tab/>
-      </w:r>
-      <w:r>
-        <w:t xml:space="preserve">Cooperative Tensor Load</w:t>
-      </w:r>
-    </w:p>
-    <w:bookmarkEnd w:id="282"/>
-    <w:bookmarkStart w:id="283" w:name="sec-ch3-tensor-tsb"/>
-    <w:p>
-      <w:pPr>
-        <w:pStyle w:val="Heading3"/>
-      </w:pPr>
-      <w:r>
-        <w:rPr>
-          <w:rStyle w:val="SectionNumber"/>
-        </w:rPr>
-        <w:t xml:space="preserve">3.7.2</w:t>
-      </w:r>
-      <w:r>
-        <w:tab/>
-      </w:r>
-      <w:r>
-        <w:t xml:space="preserve">Tensor Store Buffer</w:t>
-      </w:r>
-    </w:p>
-    <w:bookmarkEnd w:id="283"/>
-    <w:bookmarkStart w:id="284" w:name="sec-ch3-tensor-tbox"/>
-    <w:p>
-      <w:pPr>
-        <w:pStyle w:val="Heading3"/>
-      </w:pPr>
-      <w:r>
-        <w:rPr>
-          <w:rStyle w:val="SectionNumber"/>
-        </w:rPr>
-        <w:t xml:space="preserve">3.7.3</w:t>
-      </w:r>
-      <w:r>
-        <w:tab/>
-      </w:r>
-      <w:r>
-        <w:t xml:space="preserve">TBOX Router</w:t>
-      </w:r>
-    </w:p>
-    <w:bookmarkEnd w:id="284"/>
+        <w:t xml:space="preserve">Performance Monitoring Unit</w:t>
+      </w:r>
+    </w:p>
     <w:bookmarkEnd w:id="285"/>
-    <w:bookmarkStart w:id="292" w:name="sec-ch3-sync"/>
-    <w:p>
-      <w:pPr>
-        <w:pStyle w:val="Heading2"/>
-      </w:pPr>
-      <w:r>
-        <w:rPr>
-          <w:rStyle w:val="SectionNumber"/>
-        </w:rPr>
-        <w:t xml:space="preserve">3.8</w:t>
-      </w:r>
-      <w:r>
-        <w:tab/>
-      </w:r>
-      <w:r>
-        <w:t xml:space="preserve">Synchronization, Messaging, Registers and PMU</w:t>
-      </w:r>
-    </w:p>
-    <w:bookmarkStart w:id="286" w:name="sec-ch3-flb"/>
-    <w:p>
-      <w:pPr>
-        <w:pStyle w:val="Heading3"/>
-      </w:pPr>
-      <w:r>
-        <w:rPr>
-          <w:rStyle w:val="SectionNumber"/>
-        </w:rPr>
-        <w:t xml:space="preserve">3.8.1</w:t>
-      </w:r>
-      <w:r>
-        <w:tab/>
-      </w:r>
-      <w:r>
-        <w:t xml:space="preserve">Fast Local Barrier</w:t>
-      </w:r>
-    </w:p>
     <w:bookmarkEnd w:id="286"/>
-    <w:bookmarkStart w:id="287" w:name="sec-ch3-lmn"/>
-    <w:p>
-      <w:pPr>
-        <w:pStyle w:val="Heading3"/>
-      </w:pPr>
-      <w:r>
-        <w:rPr>
-          <w:rStyle w:val="SectionNumber"/>
-        </w:rPr>
-        <w:t xml:space="preserve">3.8.2</w:t>
-      </w:r>
-      <w:r>
-        <w:tab/>
-      </w:r>
-      <w:r>
-        <w:t xml:space="preserve">Local Message Network</w:t>
-      </w:r>
-    </w:p>
     <w:bookmarkEnd w:id="287"/>
-    <w:bookmarkStart w:id="288" w:name="sec-ch3-ipi"/>
-    <w:p>
-      <w:pPr>
-        <w:pStyle w:val="Heading3"/>
-      </w:pPr>
-      <w:r>
-        <w:rPr>
-          <w:rStyle w:val="SectionNumber"/>
-        </w:rPr>
-        <w:t xml:space="preserve">3.8.3</w:t>
-      </w:r>
-      <w:r>
-        <w:tab/>
-      </w:r>
-      <w:r>
-        <w:t xml:space="preserve">IPI and FCC Paths</w:t>
-      </w:r>
-    </w:p>
-    <w:bookmarkEnd w:id="288"/>
-    <w:bookmarkStart w:id="289" w:name="sec-ch3-esr"/>
-    <w:p>
-      <w:pPr>
-        <w:pStyle w:val="Heading3"/>
-      </w:pPr>
-      <w:r>
-        <w:rPr>
-          <w:rStyle w:val="SectionNumber"/>
-        </w:rPr>
-        <w:t xml:space="preserve">3.8.4</w:t>
-      </w:r>
-      <w:r>
-        <w:tab/>
-      </w:r>
-      <w:r>
-        <w:t xml:space="preserve">Neighborhood Registers and APB Access</w:t>
-      </w:r>
-    </w:p>
-    <w:bookmarkEnd w:id="289"/>
-    <w:bookmarkStart w:id="290" w:name="sec-ch3-dbg"/>
-    <w:p>
-      <w:pPr>
-        <w:pStyle w:val="Heading3"/>
-      </w:pPr>
-      <w:r>
-        <w:rPr>
-          <w:rStyle w:val="SectionNumber"/>
-        </w:rPr>
-        <w:t xml:space="preserve">3.8.5</w:t>
-      </w:r>
-      <w:r>
-        <w:tab/>
-      </w:r>
-      <w:r>
-        <w:t xml:space="preserve">Debug Channel</w:t>
-      </w:r>
-    </w:p>
-    <w:bookmarkEnd w:id="290"/>
-    <w:bookmarkStart w:id="291" w:name="sec-ch3-pmu"/>
-    <w:p>
-      <w:pPr>
-        <w:pStyle w:val="Heading3"/>
-      </w:pPr>
-      <w:r>
-        <w:rPr>
-          <w:rStyle w:val="SectionNumber"/>
-        </w:rPr>
-        <w:t xml:space="preserve">3.8.6</w:t>
-      </w:r>
-      <w:r>
-        <w:tab/>
-      </w:r>
-      <w:r>
-        <w:t xml:space="preserve">Performance Monitoring Unit</w:t>
-      </w:r>
-    </w:p>
-    <w:bookmarkEnd w:id="291"/>
-    <w:bookmarkEnd w:id="292"/>
-    <w:bookmarkEnd w:id="293"/>
     <w:sectPr>
       <w:footnotePr>
         <w:numRestart w:val="eachSect"/>

--- a/docs/uarch_spec/core-et-uarch.docx
+++ b/docs/uarch_spec/core-et-uarch.docx
@@ -1627,7 +1627,7 @@
             <w:fldChar w:fldCharType="separate"/>
           </w:r>
           <w:r>
-            <w:t xml:space="preserve">Table 1. Revision history</w:t>
+            <w:t xml:space="preserve">Table 1. ET-SoC-1 key characteristics</w:t>
           </w:r>
         </w:p>
         <w:p>
@@ -1635,7 +1635,7 @@
             <w:spacing w:after="60"/>
           </w:pPr>
           <w:r>
-            <w:t xml:space="preserve">Table 2. ET-SoC-1 key characteristics</w:t>
+            <w:t xml:space="preserve">Table 2. Shires on the mesh</w:t>
           </w:r>
         </w:p>
         <w:p>
@@ -1643,7 +1643,7 @@
             <w:spacing w:after="60"/>
           </w:pPr>
           <w:r>
-            <w:t xml:space="preserve">Table 3. Shires on the mesh</w:t>
+            <w:t xml:space="preserve">Table 3. ET-Minion core blocks</w:t>
           </w:r>
         </w:p>
         <w:p>
@@ -1651,7 +1651,7 @@
             <w:spacing w:after="60"/>
           </w:pPr>
           <w:r>
-            <w:t xml:space="preserve">Table 4. ET-Minion core blocks</w:t>
+            <w:t xml:space="preserve">Table 4. Per-thread and shared resources</w:t>
           </w:r>
         </w:p>
         <w:p>
@@ -1659,7 +1659,7 @@
             <w:spacing w:after="60"/>
           </w:pPr>
           <w:r>
-            <w:t xml:space="preserve">Table 5. Per-thread and shared resources</w:t>
+            <w:t xml:space="preserve">Table 5. Front End submodules</w:t>
           </w:r>
         </w:p>
         <w:p>
@@ -1667,7 +1667,7 @@
             <w:spacing w:after="60"/>
           </w:pPr>
           <w:r>
-            <w:t xml:space="preserve">Table 6. Front End submodules</w:t>
+            <w:t xml:space="preserve">Table 6. Front End I/O signals</w:t>
           </w:r>
         </w:p>
         <w:p>
@@ -1675,7 +1675,7 @@
             <w:spacing w:after="60"/>
           </w:pPr>
           <w:r>
-            <w:t xml:space="preserve">Table 7. Front End I/O signals</w:t>
+            <w:t xml:space="preserve">Table 7. frontend_icache_req: fetch request (58 bits)</w:t>
           </w:r>
         </w:p>
         <w:p>
@@ -1683,7 +1683,7 @@
             <w:spacing w:after="60"/>
           </w:pPr>
           <w:r>
-            <w:t xml:space="preserve">Table 8. frontend_icache_req: fetch request (58 bits)</w:t>
+            <w:t xml:space="preserve">Table 8. minion_vm_status: virtual-memory status (8 bits)</w:t>
           </w:r>
         </w:p>
         <w:p>
@@ -1691,7 +1691,7 @@
             <w:spacing w:after="60"/>
           </w:pPr>
           <w:r>
-            <w:t xml:space="preserve">Table 9. minion_vm_status: virtual-memory status (8 bits)</w:t>
+            <w:t xml:space="preserve">Table 9. icache_frontend_resp: fetch response (261 bits)</w:t>
           </w:r>
         </w:p>
         <w:p>
@@ -1699,7 +1699,7 @@
             <w:spacing w:after="60"/>
           </w:pPr>
           <w:r>
-            <w:t xml:space="preserve">Table 10. icache_frontend_resp: fetch response (261 bits)</w:t>
+            <w:t xml:space="preserve">Table 10. minion_fe_req: redirect (52 bits)</w:t>
           </w:r>
         </w:p>
         <w:p>
@@ -1707,7 +1707,7 @@
             <w:spacing w:after="60"/>
           </w:pPr>
           <w:r>
-            <w:t xml:space="preserve">Table 11. minion_fe_req: redirect (52 bits)</w:t>
+            <w:t xml:space="preserve">Table 11. frontend_core_resp: instruction to the integer pipeline (89 bits)</w:t>
           </w:r>
         </w:p>
         <w:p>
@@ -1715,7 +1715,7 @@
             <w:spacing w:after="60"/>
           </w:pPr>
           <w:r>
-            <w:t xml:space="preserve">Table 12. frontend_core_resp: instruction to the integer pipeline (89 bits)</w:t>
+            <w:t xml:space="preserve">Table 12. frontend_thread_data: instruction FIFO entry (179 bits)</w:t>
           </w:r>
         </w:p>
         <w:p>
@@ -1723,7 +1723,7 @@
             <w:spacing w:after="60"/>
           </w:pPr>
           <w:r>
-            <w:t xml:space="preserve">Table 13. frontend_thread_data: instruction FIFO entry (179 bits)</w:t>
+            <w:t xml:space="preserve">Table 13. Decoded control words</w:t>
           </w:r>
         </w:p>
         <w:p>
@@ -1731,7 +1731,7 @@
             <w:spacing w:after="60"/>
           </w:pPr>
           <w:r>
-            <w:t xml:space="preserve">Table 14. Decoded control words</w:t>
+            <w:t xml:space="preserve">Table 14. Front End configuration parameters</w:t>
           </w:r>
         </w:p>
         <w:p>
@@ -1739,7 +1739,7 @@
             <w:spacing w:after="60"/>
           </w:pPr>
           <w:r>
-            <w:t xml:space="preserve">Table 15. Front End configuration parameters</w:t>
+            <w:t xml:space="preserve">Table 15. Thread-buffer entry state</w:t>
           </w:r>
         </w:p>
         <w:p>
@@ -1747,7 +1747,7 @@
             <w:spacing w:after="60"/>
           </w:pPr>
           <w:r>
-            <w:t xml:space="preserve">Table 16. Thread-buffer entry state</w:t>
+            <w:t xml:space="preserve">Table 16. Fetch PC update</w:t>
           </w:r>
         </w:p>
         <w:p>
@@ -1755,7 +1755,7 @@
             <w:spacing w:after="60"/>
           </w:pPr>
           <w:r>
-            <w:t xml:space="preserve">Table 17. Fetch PC update</w:t>
+            <w:t xml:space="preserve">Table 17. Request conditions</w:t>
           </w:r>
         </w:p>
         <w:p>
@@ -1763,7 +1763,7 @@
             <w:spacing w:after="60"/>
           </w:pPr>
           <w:r>
-            <w:t xml:space="preserve">Table 18. Request conditions</w:t>
+            <w:t xml:space="preserve">Table 18. Entry fill sequence</w:t>
           </w:r>
         </w:p>
         <w:p>
@@ -1771,7 +1771,7 @@
             <w:spacing w:after="60"/>
           </w:pPr>
           <w:r>
-            <w:t xml:space="preserve">Table 19. Entry fill sequence</w:t>
+            <w:t xml:space="preserve">Table 19. Instruction fetch status</w:t>
           </w:r>
         </w:p>
         <w:p>
@@ -1779,7 +1779,7 @@
             <w:spacing w:after="60"/>
           </w:pPr>
           <w:r>
-            <w:t xml:space="preserve">Table 20. Instruction fetch status</w:t>
+            <w:t xml:space="preserve">Table 20. Entry release conditions</w:t>
           </w:r>
         </w:p>
         <w:p>
@@ -1787,7 +1787,7 @@
             <w:spacing w:after="60"/>
           </w:pPr>
           <w:r>
-            <w:t xml:space="preserve">Table 21. Entry release conditions</w:t>
+            <w:t xml:space="preserve">Table 21. Effect of a redirect</w:t>
           </w:r>
         </w:p>
         <w:p>
@@ -1795,7 +1795,7 @@
             <w:spacing w:after="60"/>
           </w:pPr>
           <w:r>
-            <w:t xml:space="preserve">Table 22. Effect of a redirect</w:t>
+            <w:t xml:space="preserve">Table 22. Decode thread selection</w:t>
           </w:r>
         </w:p>
         <w:p>
@@ -1803,7 +1803,7 @@
             <w:spacing w:after="60"/>
           </w:pPr>
           <w:r>
-            <w:t xml:space="preserve">Table 23. Decode thread selection</w:t>
+            <w:t xml:space="preserve">Table 23. Instruction FIFO update</w:t>
           </w:r>
         </w:p>
         <w:p>
@@ -1811,7 +1811,7 @@
             <w:spacing w:after="60"/>
           </w:pPr>
           <w:r>
-            <w:t xml:space="preserve">Table 24. Instruction FIFO update</w:t>
+            <w:t xml:space="preserve">Table 24. Thread selection</w:t>
           </w:r>
         </w:p>
         <w:p>
@@ -1819,7 +1819,7 @@
             <w:spacing w:after="60"/>
           </w:pPr>
           <w:r>
-            <w:t xml:space="preserve">Table 25. Thread selection</w:t>
+            <w:t xml:space="preserve">Table 25. Debug program-buffer sequence</w:t>
           </w:r>
         </w:p>
         <w:p>
@@ -1827,15 +1827,7 @@
             <w:spacing w:after="60"/>
           </w:pPr>
           <w:r>
-            <w:t xml:space="preserve">Table 26. Debug program-buffer sequence</w:t>
-          </w:r>
-        </w:p>
-        <w:p>
-          <w:pPr>
-            <w:spacing w:after="60"/>
-          </w:pPr>
-          <w:r>
-            <w:t xml:space="preserve">Table 27. Program-buffer word mapping</w:t>
+            <w:t xml:space="preserve">Table 26. Program-buffer word mapping</w:t>
           </w:r>
           <w:r>
             <w:fldChar w:fldCharType="end"/>
@@ -2047,7 +2039,7 @@
         <w:br w:type="page"/>
       </w:r>
     </w:p>
-    <w:bookmarkStart w:id="11" w:name="document-control"/>
+    <w:bookmarkStart w:id="10" w:name="document-control"/>
     <w:p>
       <w:pPr>
         <w:pStyle w:val="Heading1"/>
@@ -2056,43 +2048,13 @@
         <w:t xml:space="preserve">Document Control</w:t>
       </w:r>
     </w:p>
-    <w:bookmarkStart w:id="10" w:name="X7704236ba72ed8cc2b9a9e238d27c640b9b6528"/>
+    <w:bookmarkStart w:id="9" w:name="X7704236ba72ed8cc2b9a9e238d27c640b9b6528"/>
     <w:p>
       <w:pPr>
         <w:pStyle w:val="Heading2"/>
       </w:pPr>
       <w:r>
         <w:t xml:space="preserve">Revision History</w:t>
-      </w:r>
-    </w:p>
-    <w:bookmarkStart w:id="9" w:name="tab-revision-history"/>
-    <w:p>
-      <w:pPr>
-        <w:pStyle w:val="TableCaption"/>
-      </w:pPr>
-      <w:r>
-        <w:t xml:space="preserve">Table </w:t>
-      </w:r>
-      <w:r>
-        <w:fldChar w:fldCharType="begin"/>
-      </w:r>
-      <w:r>
-        <w:instrText xml:space="preserve"> SEQ Table \* ARABIC </w:instrText>
-      </w:r>
-      <w:r>
-        <w:fldChar w:fldCharType="separate"/>
-      </w:r>
-      <w:r>
-        <w:t>1</w:t>
-      </w:r>
-      <w:r>
-        <w:fldChar w:fldCharType="end"/>
-      </w:r>
-      <w:r>
-        <w:t xml:space="preserve">. </w:t>
-      </w:r>
-      <w:r>
-        <w:t xml:space="preserve">Revision history</w:t>
       </w:r>
     </w:p>
     <w:tbl>
@@ -2101,7 +2063,6 @@
         <w:tblW w:type="pct" w:w="5000"/>
         <w:tblLayout w:type="fixed"/>
         <w:tblLook w:firstRow="1" w:lastRow="0" w:firstColumn="0" w:lastColumn="0" w:noHBand="0" w:noVBand="0" w:val="0020"/>
-        <w:tblCaption w:val="Revision history"/>
       </w:tblPr>
       <w:tblGrid>
         <w:gridCol w:w="1007"/>
@@ -2251,8 +2212,7 @@
     </w:tbl>
     <w:bookmarkEnd w:id="9"/>
     <w:bookmarkEnd w:id="10"/>
-    <w:bookmarkEnd w:id="11"/>
-    <w:bookmarkStart w:id="57" w:name="ch-et-soc-1-overview"/>
+    <w:bookmarkStart w:id="56" w:name="ch-et-soc-1-overview"/>
     <w:p>
       <w:pPr>
         <w:pStyle w:val="Heading1"/>
@@ -2270,7 +2230,7 @@
         <w:t xml:space="preserve">ET-SoC-1 Overview</w:t>
       </w:r>
     </w:p>
-    <w:bookmarkStart w:id="13" w:name="sec-ch1-glance"/>
+    <w:bookmarkStart w:id="12" w:name="sec-ch1-glance"/>
     <w:p>
       <w:pPr>
         <w:pStyle w:val="Heading2"/>
@@ -2352,7 +2312,7 @@
           <w:rPr>
             <w:rStyle w:val="Hyperlink"/>
           </w:rPr>
-          <w:t xml:space="preserve">Table 2</w:t>
+          <w:t xml:space="preserve">Table 1</w:t>
         </w:r>
       </w:hyperlink>
       <w:r>
@@ -2362,7 +2322,7 @@
         <w:t xml:space="preserve">summarizes the device.</w:t>
       </w:r>
     </w:p>
-    <w:bookmarkStart w:id="12" w:name="tab-ch1-key-characteristics"/>
+    <w:bookmarkStart w:id="11" w:name="tab-ch1-key-characteristics"/>
     <w:p>
       <w:pPr>
         <w:pStyle w:val="TableCaption"/>
@@ -2380,7 +2340,7 @@
         <w:fldChar w:fldCharType="separate"/>
       </w:r>
       <w:r>
-        <w:t>2</w:t>
+        <w:t>1</w:t>
       </w:r>
       <w:r>
         <w:fldChar w:fldCharType="end"/>
@@ -2626,9 +2586,9 @@
         </w:tc>
       </w:tr>
     </w:tbl>
+    <w:bookmarkEnd w:id="11"/>
     <w:bookmarkEnd w:id="12"/>
-    <w:bookmarkEnd w:id="13"/>
-    <w:bookmarkStart w:id="34" w:name="sec-ch1-hierarchy"/>
+    <w:bookmarkStart w:id="33" w:name="sec-ch1-hierarchy"/>
     <w:p>
       <w:pPr>
         <w:pStyle w:val="Heading2"/>
@@ -2738,7 +2698,7 @@
         <w:t xml:space="preserve">).</w:t>
       </w:r>
     </w:p>
-    <w:bookmarkStart w:id="17" w:name="fig-ch1-hierarchy"/>
+    <w:bookmarkStart w:id="16" w:name="fig-ch1-hierarchy"/>
     <w:p>
       <w:pPr>
         <w:pStyle w:val="CaptionedFigure"/>
@@ -2748,18 +2708,18 @@
           <wp:inline>
             <wp:extent cx="5334000" cy="5075126"/>
             <wp:effectExtent b="0" l="0" r="0" t="0"/>
-            <wp:docPr descr="ET-Minion hierarchy" title="" id="15" name="Picture"/>
+            <wp:docPr descr="ET-Minion hierarchy" title="" id="14" name="Picture"/>
             <a:graphic>
               <a:graphicData uri="http://schemas.openxmlformats.org/drawingml/2006/picture">
                 <pic:pic>
                   <pic:nvPicPr>
-                    <pic:cNvPr descr="images/ch01/fig-hierarchy.png" id="16" name="Picture"/>
+                    <pic:cNvPr descr="images/ch01/fig-hierarchy.png" id="15" name="Picture"/>
                     <pic:cNvPicPr>
                       <a:picLocks noChangeArrowheads="1" noChangeAspect="1"/>
                     </pic:cNvPicPr>
                   </pic:nvPicPr>
                   <pic:blipFill>
-                    <a:blip r:embed="rId14"/>
+                    <a:blip r:embed="rId13"/>
                     <a:stretch>
                       <a:fillRect/>
                     </a:stretch>
@@ -2815,8 +2775,8 @@
         <w:t xml:space="preserve">ET-Minion hierarchy</w:t>
       </w:r>
     </w:p>
-    <w:bookmarkEnd w:id="17"/>
-    <w:bookmarkStart w:id="22" w:name="sec-ch1-minion"/>
+    <w:bookmarkEnd w:id="16"/>
+    <w:bookmarkStart w:id="21" w:name="sec-ch1-minion"/>
     <w:p>
       <w:pPr>
         <w:pStyle w:val="Heading3"/>
@@ -3012,7 +2972,7 @@
         <w:t xml:space="preserve">VPU</w:t>
       </w:r>
     </w:p>
-    <w:bookmarkStart w:id="21" w:name="fig-ch1-et-minion"/>
+    <w:bookmarkStart w:id="20" w:name="fig-ch1-et-minion"/>
     <w:p>
       <w:pPr>
         <w:pStyle w:val="CaptionedFigure"/>
@@ -3022,18 +2982,18 @@
           <wp:inline>
             <wp:extent cx="5334000" cy="4591103"/>
             <wp:effectExtent b="0" l="0" r="0" t="0"/>
-            <wp:docPr descr="ET-Minion core" title="" id="19" name="Picture"/>
+            <wp:docPr descr="ET-Minion core" title="" id="18" name="Picture"/>
             <a:graphic>
               <a:graphicData uri="http://schemas.openxmlformats.org/drawingml/2006/picture">
                 <pic:pic>
                   <pic:nvPicPr>
-                    <pic:cNvPr descr="images/ch01/fig-et-minion.png" id="20" name="Picture"/>
+                    <pic:cNvPr descr="images/ch01/fig-et-minion.png" id="19" name="Picture"/>
                     <pic:cNvPicPr>
                       <a:picLocks noChangeArrowheads="1" noChangeAspect="1"/>
                     </pic:cNvPicPr>
                   </pic:nvPicPr>
                   <pic:blipFill>
-                    <a:blip r:embed="rId18"/>
+                    <a:blip r:embed="rId17"/>
                     <a:stretch>
                       <a:fillRect/>
                     </a:stretch>
@@ -3089,9 +3049,9 @@
         <w:t xml:space="preserve">ET-Minion core</w:t>
       </w:r>
     </w:p>
+    <w:bookmarkEnd w:id="20"/>
     <w:bookmarkEnd w:id="21"/>
-    <w:bookmarkEnd w:id="22"/>
-    <w:bookmarkStart w:id="27" w:name="sec-ch1-neighborhood"/>
+    <w:bookmarkStart w:id="26" w:name="sec-ch1-neighborhood"/>
     <w:p>
       <w:pPr>
         <w:pStyle w:val="Heading3"/>
@@ -3242,7 +3202,7 @@
         <w:t xml:space="preserve">Cooperative TensorLoad</w:t>
       </w:r>
       <w:r>
-        <w:t xml:space="preserve">:</w:t>
+        <w:t xml:space="preserve">: coalesces the TensorLoad requests that several cores issue for the same address into a single memory request, and delivers the one response back to every cooperating core. Cores in all four Neighborhoods of a Minion Shire can cooperate; one Neighborhood acts as master and sends the combined request.</w:t>
       </w:r>
     </w:p>
     <w:p>
@@ -3260,7 +3220,72 @@
         <w:t xml:space="preserve">Cooperative TensorStore</w:t>
       </w:r>
       <w:r>
-        <w:t xml:space="preserve">:</w:t>
+        <w:t xml:space="preserve">: combines the partial writes of cooperating cores into one Shire Cache write, and replicates the acknowledgement to every core that took part. Cores cooperate in two fixed groups, cores 0 to 3 and cores 4 to 7, in one of three modes:</w:t>
+      </w:r>
+    </w:p>
+    <w:p>
+      <w:pPr>
+        <w:numPr>
+          <w:ilvl w:val="1"/>
+          <w:numId w:val="1008"/>
+        </w:numPr>
+      </w:pPr>
+      <w:r>
+        <w:rPr>
+          <w:b/>
+          <w:bCs/>
+        </w:rPr>
+        <w:t xml:space="preserve">Quad-128</w:t>
+      </w:r>
+      <w:r>
+        <w:t xml:space="preserve">: 128 bits from each of four cores, forming a full 512-bit cache line</w:t>
+      </w:r>
+    </w:p>
+    <w:p>
+      <w:pPr>
+        <w:numPr>
+          <w:ilvl w:val="1"/>
+          <w:numId w:val="1008"/>
+        </w:numPr>
+      </w:pPr>
+      <w:r>
+        <w:rPr>
+          <w:b/>
+          <w:bCs/>
+        </w:rPr>
+        <w:t xml:space="preserve">Pair-256</w:t>
+      </w:r>
+      <w:r>
+        <w:t xml:space="preserve">: 256 bits from each of two cores, forming a full 512-bit cache line</w:t>
+      </w:r>
+    </w:p>
+    <w:p>
+      <w:pPr>
+        <w:numPr>
+          <w:ilvl w:val="1"/>
+          <w:numId w:val="1008"/>
+        </w:numPr>
+      </w:pPr>
+      <w:r>
+        <w:rPr>
+          <w:b/>
+          <w:bCs/>
+        </w:rPr>
+        <w:t xml:space="preserve">Pair-128</w:t>
+      </w:r>
+      <w:r>
+        <w:t xml:space="preserve">: 128 bits from each of two cores, forming half a cache line</w:t>
+      </w:r>
+    </w:p>
+    <w:p>
+      <w:pPr>
+        <w:numPr>
+          <w:ilvl w:val="1"/>
+          <w:numId w:val="1000"/>
+        </w:numPr>
+      </w:pPr>
+      <w:r>
+        <w:t xml:space="preserve">Each core holds its request until every core of the group has presented one, so operations of different modes cannot mix.</w:t>
       </w:r>
     </w:p>
     <w:p>
@@ -3275,10 +3300,10 @@
           <w:b/>
           <w:bCs/>
         </w:rPr>
-        <w:t xml:space="preserve">Fast Local Messaging Network</w:t>
-      </w:r>
-      <w:r>
-        <w:t xml:space="preserve">:</w:t>
+        <w:t xml:space="preserve">Fast Local Messaging Network (FLN)</w:t>
+      </w:r>
+      <w:r>
+        <w:t xml:space="preserve">: carries messages between cores of the same Neighborhood directly, instead of sending them out through the request path and back in through the response path. Connections are not all-to-all; they follow the pattern used by the tensor reduction instructions, and a message arriving over this network takes priority over the other responses to that core.</w:t>
       </w:r>
     </w:p>
     <w:p>
@@ -3293,10 +3318,7 @@
           <w:b/>
           <w:bCs/>
         </w:rPr>
-        <w:t xml:space="preserve">FLB unit</w:t>
-      </w:r>
-      <w:r>
-        <w:t xml:space="preserve">:</w:t>
+        <w:t xml:space="preserve">Fast local barrier (FLB) path</w:t>
       </w:r>
     </w:p>
     <w:p>
@@ -3313,11 +3335,41 @@
         </w:rPr>
         <w:t xml:space="preserve">Neighborhood ESRs</w:t>
       </w:r>
-      <w:r>
-        <w:t xml:space="preserve">:</w:t>
-      </w:r>
-    </w:p>
-    <w:bookmarkStart w:id="26" w:name="fig-ch1-neighborhood"/>
+    </w:p>
+    <w:p>
+      <w:pPr>
+        <w:numPr>
+          <w:ilvl w:val="0"/>
+          <w:numId w:val="1007"/>
+        </w:numPr>
+      </w:pPr>
+      <w:r>
+        <w:rPr>
+          <w:b/>
+          <w:bCs/>
+        </w:rPr>
+        <w:t xml:space="preserve">Interrupts</w:t>
+      </w:r>
+      <w:r>
+        <w:t xml:space="preserve">: routes the external, timer and software interrupt lines to the cores, and delivers the inter-processor interrupts (IPIs). A software write to a Shire ESR raises a machine software interrupt for a hart, or a redirect IPI that sends the selected harts to the PC held in the Neighborhood</w:t>
+      </w:r>
+      <w:r>
+        <w:t xml:space="preserve"> </w:t>
+      </w:r>
+      <w:r>
+        <w:rPr>
+          <w:rStyle w:val="VerbatimChar"/>
+        </w:rPr>
+        <w:t xml:space="preserve">ipi_redirect_pc</w:t>
+      </w:r>
+      <w:r>
+        <w:t xml:space="preserve"> </w:t>
+      </w:r>
+      <w:r>
+        <w:t xml:space="preserve">ESR.</w:t>
+      </w:r>
+    </w:p>
+    <w:bookmarkStart w:id="25" w:name="fig-ch1-neighborhood"/>
     <w:p>
       <w:pPr>
         <w:pStyle w:val="CaptionedFigure"/>
@@ -3327,18 +3379,18 @@
           <wp:inline>
             <wp:extent cx="5334000" cy="2700199"/>
             <wp:effectExtent b="0" l="0" r="0" t="0"/>
-            <wp:docPr descr="Neighborhood" title="" id="24" name="Picture"/>
+            <wp:docPr descr="Neighborhood" title="" id="23" name="Picture"/>
             <a:graphic>
               <a:graphicData uri="http://schemas.openxmlformats.org/drawingml/2006/picture">
                 <pic:pic>
                   <pic:nvPicPr>
-                    <pic:cNvPr descr="images/ch01/fig-neighborhood.png" id="25" name="Picture"/>
+                    <pic:cNvPr descr="images/ch01/fig-neighborhood.png" id="24" name="Picture"/>
                     <pic:cNvPicPr>
                       <a:picLocks noChangeArrowheads="1" noChangeAspect="1"/>
                     </pic:cNvPicPr>
                   </pic:nvPicPr>
                   <pic:blipFill>
-                    <a:blip r:embed="rId23"/>
+                    <a:blip r:embed="rId22"/>
                     <a:stretch>
                       <a:fillRect/>
                     </a:stretch>
@@ -3394,9 +3446,9 @@
         <w:t xml:space="preserve">Neighborhood</w:t>
       </w:r>
     </w:p>
+    <w:bookmarkEnd w:id="25"/>
     <w:bookmarkEnd w:id="26"/>
-    <w:bookmarkEnd w:id="27"/>
-    <w:bookmarkStart w:id="32" w:name="sec-ch1-shire"/>
+    <w:bookmarkStart w:id="31" w:name="sec-ch1-shire"/>
     <w:p>
       <w:pPr>
         <w:pStyle w:val="Heading3"/>
@@ -3437,7 +3489,7 @@
       <w:pPr>
         <w:numPr>
           <w:ilvl w:val="0"/>
-          <w:numId w:val="1008"/>
+          <w:numId w:val="1009"/>
         </w:numPr>
       </w:pPr>
       <w:r>
@@ -3455,40 +3507,94 @@
       <w:pPr>
         <w:numPr>
           <w:ilvl w:val="1"/>
+          <w:numId w:val="1010"/>
+        </w:numPr>
+      </w:pPr>
+      <w:r>
+        <w:t xml:space="preserve">L2 cache, private to the Shire</w:t>
+      </w:r>
+    </w:p>
+    <w:p>
+      <w:pPr>
+        <w:numPr>
+          <w:ilvl w:val="1"/>
+          <w:numId w:val="1010"/>
+        </w:numPr>
+      </w:pPr>
+      <w:r>
+        <w:t xml:space="preserve">Slice of the chip-wide distributed L3 cache</w:t>
+      </w:r>
+    </w:p>
+    <w:p>
+      <w:pPr>
+        <w:numPr>
+          <w:ilvl w:val="1"/>
+          <w:numId w:val="1010"/>
+        </w:numPr>
+      </w:pPr>
+      <w:r>
+        <w:t xml:space="preserve">Scratchpad memory</w:t>
+      </w:r>
+    </w:p>
+    <w:p>
+      <w:pPr>
+        <w:numPr>
+          <w:ilvl w:val="0"/>
           <w:numId w:val="1009"/>
         </w:numPr>
       </w:pPr>
       <w:r>
-        <w:t xml:space="preserve">L2 cache, private to the Shire</w:t>
+        <w:rPr>
+          <w:b/>
+          <w:bCs/>
+        </w:rPr>
+        <w:t xml:space="preserve">Crossbar</w:t>
+      </w:r>
+      <w:r>
+        <w:t xml:space="preserve">: Request and response crossbars connect four Neighborhoods and the RBOX port to the four Shire Cache banks and the UC block. Each Neighborhood has one request and response port into the Shire Cache, and each bank accepts at most one request per cycle. The crossbar also connects the Neighborhoods to the un-cached (UC) block.</w:t>
       </w:r>
     </w:p>
     <w:p>
       <w:pPr>
         <w:numPr>
-          <w:ilvl w:val="1"/>
+          <w:ilvl w:val="0"/>
           <w:numId w:val="1009"/>
         </w:numPr>
       </w:pPr>
       <w:r>
-        <w:t xml:space="preserve">Slice of the chip-wide distributed L3 cache</w:t>
+        <w:rPr>
+          <w:b/>
+          <w:bCs/>
+        </w:rPr>
+        <w:t xml:space="preserve">Uncached (UC) block</w:t>
+      </w:r>
+      <w:r>
+        <w:t xml:space="preserve">: receives the Neighborhood requests that are not sent to the Shire Cache banks. It handles uncacheable accesses, contains the fast local barrier (FLB) and fast local credit counter (FCC) units, and delivers messages sent between ET-Minion cores of different Shires.</w:t>
       </w:r>
     </w:p>
     <w:p>
       <w:pPr>
         <w:numPr>
-          <w:ilvl w:val="1"/>
+          <w:ilvl w:val="0"/>
           <w:numId w:val="1009"/>
         </w:numPr>
       </w:pPr>
       <w:r>
-        <w:t xml:space="preserve">Scratchpad memory</w:t>
+        <w:rPr>
+          <w:b/>
+          <w:bCs/>
+        </w:rPr>
+        <w:t xml:space="preserve">ESR banks</w:t>
+      </w:r>
+      <w:r>
+        <w:t xml:space="preserve">: the Esperanto System Registers (ESRs) configure the blocks in the Shire.</w:t>
       </w:r>
     </w:p>
     <w:p>
       <w:pPr>
         <w:numPr>
           <w:ilvl w:val="0"/>
-          <w:numId w:val="1008"/>
+          <w:numId w:val="1009"/>
         </w:numPr>
       </w:pPr>
       <w:r>
@@ -3496,67 +3602,13 @@
           <w:b/>
           <w:bCs/>
         </w:rPr>
-        <w:t xml:space="preserve">Crossbar</w:t>
-      </w:r>
-      <w:r>
-        <w:t xml:space="preserve">: a 4 × 4 crossbar that connects each of the four Neighborhoods to each of the four Shire Cache banks. Each Neighborhood has one request and response port into the Shire Cache, and each bank accepts at most one request per cycle. The crossbar also connects the Neighborhoods to the uncached (UC) block.</w:t>
-      </w:r>
-    </w:p>
-    <w:p>
-      <w:pPr>
-        <w:numPr>
-          <w:ilvl w:val="0"/>
-          <w:numId w:val="1008"/>
-        </w:numPr>
-      </w:pPr>
-      <w:r>
-        <w:rPr>
-          <w:b/>
-          <w:bCs/>
-        </w:rPr>
-        <w:t xml:space="preserve">Uncached (UC) block</w:t>
-      </w:r>
-      <w:r>
-        <w:t xml:space="preserve">: receives the Neighborhood requests that are not sent to the Shire Cache banks. It handles uncacheable accesses, contains the fast local barrier (FLB) and fast local credit counter (FCC) units, and delivers messages sent between ET-Minion cores of different Shires. The Shire also supports fast inter-processor interrupts (IPIs).</w:t>
-      </w:r>
-    </w:p>
-    <w:p>
-      <w:pPr>
-        <w:numPr>
-          <w:ilvl w:val="0"/>
-          <w:numId w:val="1008"/>
-        </w:numPr>
-      </w:pPr>
-      <w:r>
-        <w:rPr>
-          <w:b/>
-          <w:bCs/>
-        </w:rPr>
-        <w:t xml:space="preserve">ESR banks</w:t>
-      </w:r>
-      <w:r>
-        <w:t xml:space="preserve">: the Esperanto System Registers (ESRs) configure the blocks in the Shire.</w:t>
-      </w:r>
-    </w:p>
-    <w:p>
-      <w:pPr>
-        <w:numPr>
-          <w:ilvl w:val="0"/>
-          <w:numId w:val="1008"/>
-        </w:numPr>
-      </w:pPr>
-      <w:r>
-        <w:rPr>
-          <w:b/>
-          <w:bCs/>
-        </w:rPr>
         <w:t xml:space="preserve">NoC interface</w:t>
       </w:r>
       <w:r>
         <w:t xml:space="preserve">: L2 misses and uncacheable accesses leave the Shire here, bound for other Shires or the memory controllers.</w:t>
       </w:r>
     </w:p>
-    <w:bookmarkStart w:id="31" w:name="fig-ch1-minion-shire"/>
+    <w:bookmarkStart w:id="30" w:name="fig-ch1-minion-shire"/>
     <w:p>
       <w:pPr>
         <w:pStyle w:val="CaptionedFigure"/>
@@ -3566,18 +3618,18 @@
           <wp:inline>
             <wp:extent cx="5334000" cy="3105326"/>
             <wp:effectExtent b="0" l="0" r="0" t="0"/>
-            <wp:docPr descr="Minion Shire" title="" id="29" name="Picture"/>
+            <wp:docPr descr="Minion Shire" title="" id="28" name="Picture"/>
             <a:graphic>
               <a:graphicData uri="http://schemas.openxmlformats.org/drawingml/2006/picture">
                 <pic:pic>
                   <pic:nvPicPr>
-                    <pic:cNvPr descr="images/ch01/fig-minion-shire.png" id="30" name="Picture"/>
+                    <pic:cNvPr descr="images/ch01/fig-minion-shire.png" id="29" name="Picture"/>
                     <pic:cNvPicPr>
                       <a:picLocks noChangeArrowheads="1" noChangeAspect="1"/>
                     </pic:cNvPicPr>
                   </pic:nvPicPr>
                   <pic:blipFill>
-                    <a:blip r:embed="rId28"/>
+                    <a:blip r:embed="rId27"/>
                     <a:stretch>
                       <a:fillRect/>
                     </a:stretch>
@@ -3633,9 +3685,9 @@
         <w:t xml:space="preserve">Minion Shire</w:t>
       </w:r>
     </w:p>
+    <w:bookmarkEnd w:id="30"/>
     <w:bookmarkEnd w:id="31"/>
-    <w:bookmarkEnd w:id="32"/>
-    <w:bookmarkStart w:id="33" w:name="sec-ch1-shire-array"/>
+    <w:bookmarkStart w:id="32" w:name="sec-ch1-shire-array"/>
     <w:p>
       <w:pPr>
         <w:pStyle w:val="Heading3"/>
@@ -3665,7 +3717,7 @@
       <w:pPr>
         <w:numPr>
           <w:ilvl w:val="0"/>
-          <w:numId w:val="1010"/>
+          <w:numId w:val="1011"/>
         </w:numPr>
       </w:pPr>
       <w:r>
@@ -3683,7 +3735,7 @@
       <w:pPr>
         <w:numPr>
           <w:ilvl w:val="0"/>
-          <w:numId w:val="1010"/>
+          <w:numId w:val="1011"/>
         </w:numPr>
       </w:pPr>
       <w:r>
@@ -3701,7 +3753,7 @@
       <w:pPr>
         <w:numPr>
           <w:ilvl w:val="0"/>
-          <w:numId w:val="1010"/>
+          <w:numId w:val="1011"/>
         </w:numPr>
       </w:pPr>
       <w:r>
@@ -3723,9 +3775,9 @@
         <w:t xml:space="preserve">All Minion Shires are identical in hardware, so any Minion Shire can take any of these roles.</w:t>
       </w:r>
     </w:p>
+    <w:bookmarkEnd w:id="32"/>
     <w:bookmarkEnd w:id="33"/>
-    <w:bookmarkEnd w:id="34"/>
-    <w:bookmarkStart w:id="41" w:name="sec-ch1-maxion-sp"/>
+    <w:bookmarkStart w:id="40" w:name="sec-ch1-maxion-sp"/>
     <w:p>
       <w:pPr>
         <w:pStyle w:val="Heading2"/>
@@ -3762,7 +3814,7 @@
         <w:t xml:space="preserve">). This document does not describe them beyond this section.</w:t>
       </w:r>
     </w:p>
-    <w:bookmarkStart w:id="39" w:name="sec-ch1-maxion"/>
+    <w:bookmarkStart w:id="38" w:name="sec-ch1-maxion"/>
     <w:p>
       <w:pPr>
         <w:pStyle w:val="Heading3"/>
@@ -3805,7 +3857,7 @@
         <w:t xml:space="preserve">shows the ET-Maxion pipeline.</w:t>
       </w:r>
     </w:p>
-    <w:bookmarkStart w:id="38" w:name="fig-ch1-et-maxion"/>
+    <w:bookmarkStart w:id="37" w:name="fig-ch1-et-maxion"/>
     <w:p>
       <w:pPr>
         <w:pStyle w:val="CaptionedFigure"/>
@@ -3815,18 +3867,18 @@
           <wp:inline>
             <wp:extent cx="5334000" cy="3449850"/>
             <wp:effectExtent b="0" l="0" r="0" t="0"/>
-            <wp:docPr descr="ET-Maxion pipeline" title="" id="36" name="Picture"/>
+            <wp:docPr descr="ET-Maxion pipeline" title="" id="35" name="Picture"/>
             <a:graphic>
               <a:graphicData uri="http://schemas.openxmlformats.org/drawingml/2006/picture">
                 <pic:pic>
                   <pic:nvPicPr>
-                    <pic:cNvPr descr="images/ch01/fig-et-maxion.png" id="37" name="Picture"/>
+                    <pic:cNvPr descr="images/ch01/fig-et-maxion.png" id="36" name="Picture"/>
                     <pic:cNvPicPr>
                       <a:picLocks noChangeArrowheads="1" noChangeAspect="1"/>
                     </pic:cNvPicPr>
                   </pic:nvPicPr>
                   <pic:blipFill>
-                    <a:blip r:embed="rId35"/>
+                    <a:blip r:embed="rId34"/>
                     <a:stretch>
                       <a:fillRect/>
                     </a:stretch>
@@ -3882,9 +3934,9 @@
         <w:t xml:space="preserve">ET-Maxion pipeline</w:t>
       </w:r>
     </w:p>
+    <w:bookmarkEnd w:id="37"/>
     <w:bookmarkEnd w:id="38"/>
-    <w:bookmarkEnd w:id="39"/>
-    <w:bookmarkStart w:id="40" w:name="sec-ch1-sp"/>
+    <w:bookmarkStart w:id="39" w:name="sec-ch1-sp"/>
     <w:p>
       <w:pPr>
         <w:pStyle w:val="Heading3"/>
@@ -3908,77 +3960,6 @@
       </w:pPr>
       <w:r>
         <w:t xml:space="preserve">The Service Processor (SP) is a single-threaded ET-Minion core without the vector/tensor extensions. It has its own ROM and a 1 MB scratchpad SRAM, but none of the Neighborhood or Shire shared resources.</w:t>
-      </w:r>
-    </w:p>
-    <w:p>
-      <w:pPr>
-        <w:numPr>
-          <w:ilvl w:val="0"/>
-          <w:numId w:val="1011"/>
-        </w:numPr>
-      </w:pPr>
-      <w:r>
-        <w:rPr>
-          <w:b/>
-          <w:bCs/>
-        </w:rPr>
-        <w:t xml:space="preserve">Boot.</w:t>
-      </w:r>
-      <w:r>
-        <w:t xml:space="preserve"> </w:t>
-      </w:r>
-      <w:r>
-        <w:t xml:space="preserve">The SP is the first major block released from reset. It executes the boot code from ROM and initializes the device interfaces, including DDR, PCIe and USB.</w:t>
-      </w:r>
-    </w:p>
-    <w:p>
-      <w:pPr>
-        <w:numPr>
-          <w:ilvl w:val="0"/>
-          <w:numId w:val="1011"/>
-        </w:numPr>
-      </w:pPr>
-      <w:r>
-        <w:rPr>
-          <w:b/>
-          <w:bCs/>
-        </w:rPr>
-        <w:t xml:space="preserve">Run time.</w:t>
-      </w:r>
-      <w:r>
-        <w:t xml:space="preserve"> </w:t>
-      </w:r>
-      <w:r>
-        <w:t xml:space="preserve">It provides management services for the whole device.</w:t>
-      </w:r>
-    </w:p>
-    <w:p>
-      <w:pPr>
-        <w:numPr>
-          <w:ilvl w:val="0"/>
-          <w:numId w:val="1011"/>
-        </w:numPr>
-      </w:pPr>
-      <w:r>
-        <w:rPr>
-          <w:b/>
-          <w:bCs/>
-        </w:rPr>
-        <w:t xml:space="preserve">Access.</w:t>
-      </w:r>
-      <w:r>
-        <w:t xml:space="preserve"> </w:t>
-      </w:r>
-      <w:r>
-        <w:t xml:space="preserve">The SP can access every resource on the device, and some resources are accessible only to it.</w:t>
-      </w:r>
-    </w:p>
-    <w:p>
-      <w:pPr>
-        <w:pStyle w:val="FirstParagraph"/>
-      </w:pPr>
-      <w:r>
-        <w:t xml:space="preserve">The I/O Shire also contains a hardware root of trust, and six secure mailboxes for communication between four agents:</w:t>
       </w:r>
     </w:p>
     <w:p>
@@ -3989,7 +3970,17 @@
         </w:numPr>
       </w:pPr>
       <w:r>
-        <w:t xml:space="preserve">Service Processor</w:t>
+        <w:rPr>
+          <w:b/>
+          <w:bCs/>
+        </w:rPr>
+        <w:t xml:space="preserve">Boot.</w:t>
+      </w:r>
+      <w:r>
+        <w:t xml:space="preserve"> </w:t>
+      </w:r>
+      <w:r>
+        <w:t xml:space="preserve">The SP is the first major block released from reset. It executes the boot code from ROM and initializes the device interfaces, including DDR, PCIe and USB.</w:t>
       </w:r>
     </w:p>
     <w:p>
@@ -4000,7 +3991,17 @@
         </w:numPr>
       </w:pPr>
       <w:r>
-        <w:t xml:space="preserve">Master Minion Shire</w:t>
+        <w:rPr>
+          <w:b/>
+          <w:bCs/>
+        </w:rPr>
+        <w:t xml:space="preserve">Run time.</w:t>
+      </w:r>
+      <w:r>
+        <w:t xml:space="preserve"> </w:t>
+      </w:r>
+      <w:r>
+        <w:t xml:space="preserve">It provides management services for the whole device.</w:t>
       </w:r>
     </w:p>
     <w:p>
@@ -4011,23 +4012,74 @@
         </w:numPr>
       </w:pPr>
       <w:r>
-        <w:t xml:space="preserve">ET-Maxions</w:t>
+        <w:rPr>
+          <w:b/>
+          <w:bCs/>
+        </w:rPr>
+        <w:t xml:space="preserve">Access.</w:t>
+      </w:r>
+      <w:r>
+        <w:t xml:space="preserve"> </w:t>
+      </w:r>
+      <w:r>
+        <w:t xml:space="preserve">The SP can access every resource on the device, and some resources are accessible only to it.</w:t>
+      </w:r>
+    </w:p>
+    <w:p>
+      <w:pPr>
+        <w:pStyle w:val="FirstParagraph"/>
+      </w:pPr>
+      <w:r>
+        <w:t xml:space="preserve">The I/O Shire also contains a hardware root of trust, and six secure mailboxes for communication between four agents:</w:t>
       </w:r>
     </w:p>
     <w:p>
       <w:pPr>
         <w:numPr>
           <w:ilvl w:val="0"/>
-          <w:numId w:val="1012"/>
+          <w:numId w:val="1013"/>
         </w:numPr>
       </w:pPr>
       <w:r>
+        <w:t xml:space="preserve">Service Processor</w:t>
+      </w:r>
+    </w:p>
+    <w:p>
+      <w:pPr>
+        <w:numPr>
+          <w:ilvl w:val="0"/>
+          <w:numId w:val="1013"/>
+        </w:numPr>
+      </w:pPr>
+      <w:r>
+        <w:t xml:space="preserve">Master Minion Shire</w:t>
+      </w:r>
+    </w:p>
+    <w:p>
+      <w:pPr>
+        <w:numPr>
+          <w:ilvl w:val="0"/>
+          <w:numId w:val="1013"/>
+        </w:numPr>
+      </w:pPr>
+      <w:r>
+        <w:t xml:space="preserve">ET-Maxions</w:t>
+      </w:r>
+    </w:p>
+    <w:p>
+      <w:pPr>
+        <w:numPr>
+          <w:ilvl w:val="0"/>
+          <w:numId w:val="1013"/>
+        </w:numPr>
+      </w:pPr>
+      <w:r>
         <w:t xml:space="preserve">PCIe host</w:t>
       </w:r>
     </w:p>
+    <w:bookmarkEnd w:id="39"/>
     <w:bookmarkEnd w:id="40"/>
-    <w:bookmarkEnd w:id="41"/>
-    <w:bookmarkStart w:id="51" w:name="sec-ch1-mesh"/>
+    <w:bookmarkStart w:id="50" w:name="sec-ch1-mesh"/>
     <w:p>
       <w:pPr>
         <w:pStyle w:val="Heading2"/>
@@ -4070,7 +4122,7 @@
         <w:t xml:space="preserve">shows the device with the Shire array on the mesh, the external memory and PCIe interfaces, and the peripheral, Service Processor and debug networks.</w:t>
       </w:r>
     </w:p>
-    <w:bookmarkStart w:id="45" w:name="fig-ch1-full-chip"/>
+    <w:bookmarkStart w:id="44" w:name="fig-ch1-full-chip"/>
     <w:p>
       <w:pPr>
         <w:pStyle w:val="CaptionedFigure"/>
@@ -4080,18 +4132,18 @@
           <wp:inline>
             <wp:extent cx="5334000" cy="3874829"/>
             <wp:effectExtent b="0" l="0" r="0" t="0"/>
-            <wp:docPr descr="ET-SoC-1 block diagram" title="" id="43" name="Picture"/>
+            <wp:docPr descr="ET-SoC-1 block diagram" title="" id="42" name="Picture"/>
             <a:graphic>
               <a:graphicData uri="http://schemas.openxmlformats.org/drawingml/2006/picture">
                 <pic:pic>
                   <pic:nvPicPr>
-                    <pic:cNvPr descr="images/ch01/fig-full-chip.png" id="44" name="Picture"/>
+                    <pic:cNvPr descr="images/ch01/fig-full-chip.png" id="43" name="Picture"/>
                     <pic:cNvPicPr>
                       <a:picLocks noChangeArrowheads="1" noChangeAspect="1"/>
                     </pic:cNvPicPr>
                   </pic:nvPicPr>
                   <pic:blipFill>
-                    <a:blip r:embed="rId42"/>
+                    <a:blip r:embed="rId41"/>
                     <a:stretch>
                       <a:fillRect/>
                     </a:stretch>
@@ -4147,8 +4199,8 @@
         <w:t xml:space="preserve">ET-SoC-1 block diagram</w:t>
       </w:r>
     </w:p>
-    <w:bookmarkEnd w:id="45"/>
-    <w:bookmarkStart w:id="47" w:name="sec-ch1-mesh-topology"/>
+    <w:bookmarkEnd w:id="44"/>
+    <w:bookmarkStart w:id="46" w:name="sec-ch1-mesh-topology"/>
     <w:p>
       <w:pPr>
         <w:pStyle w:val="Heading3"/>
@@ -4181,14 +4233,14 @@
           <w:rPr>
             <w:rStyle w:val="Hyperlink"/>
           </w:rPr>
-          <w:t xml:space="preserve">Table 3</w:t>
+          <w:t xml:space="preserve">Table 2</w:t>
         </w:r>
       </w:hyperlink>
       <w:r>
         <w:t xml:space="preserve">.</w:t>
       </w:r>
     </w:p>
-    <w:bookmarkStart w:id="46" w:name="tab-ch1-shire-types"/>
+    <w:bookmarkStart w:id="45" w:name="tab-ch1-shire-types"/>
     <w:p>
       <w:pPr>
         <w:pStyle w:val="TableCaption"/>
@@ -4206,7 +4258,7 @@
         <w:fldChar w:fldCharType="separate"/>
       </w:r>
       <w:r>
-        <w:t>3</w:t>
+        <w:t>2</w:t>
       </w:r>
       <w:r>
         <w:fldChar w:fldCharType="end"/>
@@ -4453,42 +4505,42 @@
         </w:tc>
       </w:tr>
     </w:tbl>
+    <w:bookmarkEnd w:id="45"/>
     <w:bookmarkEnd w:id="46"/>
+    <w:bookmarkStart w:id="47" w:name="sec-ch1-memshire"/>
+    <w:p>
+      <w:pPr>
+        <w:pStyle w:val="Heading3"/>
+      </w:pPr>
+      <w:r>
+        <w:rPr>
+          <w:rStyle w:val="SectionNumber"/>
+        </w:rPr>
+        <w:t xml:space="preserve">1.4.2</w:t>
+      </w:r>
+      <w:r>
+        <w:tab/>
+      </w:r>
+      <w:r>
+        <w:t xml:space="preserve">Memory Shires</w:t>
+      </w:r>
+    </w:p>
+    <w:p>
+      <w:pPr>
+        <w:pStyle w:val="FirstParagraph"/>
+      </w:pPr>
+      <w:r>
+        <w:t xml:space="preserve">Each Memory Shire contains a 32-bit LPDDR4X PHY and two memory controllers, each driving one 16-bit channel achieving 4,266 MT/s/channel.</w:t>
+      </w:r>
+      <w:r>
+        <w:t xml:space="preserve"> </w:t>
+      </w:r>
+      <w:r>
+        <w:t xml:space="preserve">The Memory Shires also support global atomic operations.</w:t>
+      </w:r>
+    </w:p>
     <w:bookmarkEnd w:id="47"/>
-    <w:bookmarkStart w:id="48" w:name="sec-ch1-memshire"/>
-    <w:p>
-      <w:pPr>
-        <w:pStyle w:val="Heading3"/>
-      </w:pPr>
-      <w:r>
-        <w:rPr>
-          <w:rStyle w:val="SectionNumber"/>
-        </w:rPr>
-        <w:t xml:space="preserve">1.4.2</w:t>
-      </w:r>
-      <w:r>
-        <w:tab/>
-      </w:r>
-      <w:r>
-        <w:t xml:space="preserve">Memory Shires</w:t>
-      </w:r>
-    </w:p>
-    <w:p>
-      <w:pPr>
-        <w:pStyle w:val="FirstParagraph"/>
-      </w:pPr>
-      <w:r>
-        <w:t xml:space="preserve">Each Memory Shire contains a 32-bit LPDDR4X PHY and two memory controllers, each driving one 16-bit channel achieving 4,266 MT/s/channel.</w:t>
-      </w:r>
-      <w:r>
-        <w:t xml:space="preserve"> </w:t>
-      </w:r>
-      <w:r>
-        <w:t xml:space="preserve">The Memory Shires also support global atomic operations.</w:t>
-      </w:r>
-    </w:p>
-    <w:bookmarkEnd w:id="48"/>
-    <w:bookmarkStart w:id="49" w:name="sec-ch1-pcieshire"/>
+    <w:bookmarkStart w:id="48" w:name="sec-ch1-pcieshire"/>
     <w:p>
       <w:pPr>
         <w:pStyle w:val="Heading3"/>
@@ -4518,7 +4570,7 @@
       <w:pPr>
         <w:numPr>
           <w:ilvl w:val="0"/>
-          <w:numId w:val="1013"/>
+          <w:numId w:val="1014"/>
         </w:numPr>
       </w:pPr>
       <w:r>
@@ -4529,7 +4581,7 @@
       <w:pPr>
         <w:numPr>
           <w:ilvl w:val="0"/>
-          <w:numId w:val="1013"/>
+          <w:numId w:val="1014"/>
         </w:numPr>
       </w:pPr>
       <w:r>
@@ -4540,7 +4592,7 @@
       <w:pPr>
         <w:numPr>
           <w:ilvl w:val="0"/>
-          <w:numId w:val="1013"/>
+          <w:numId w:val="1014"/>
         </w:numPr>
       </w:pPr>
       <w:r>
@@ -4555,8 +4607,8 @@
         <w:t xml:space="preserve">The interface is normally factory-configured as an endpoint.</w:t>
       </w:r>
     </w:p>
-    <w:bookmarkEnd w:id="49"/>
-    <w:bookmarkStart w:id="50" w:name="sec-ch1-ioshire"/>
+    <w:bookmarkEnd w:id="48"/>
+    <w:bookmarkStart w:id="49" w:name="sec-ch1-ioshire"/>
     <w:p>
       <w:pPr>
         <w:pStyle w:val="Heading3"/>
@@ -4597,7 +4649,7 @@
       <w:pPr>
         <w:numPr>
           <w:ilvl w:val="0"/>
-          <w:numId w:val="1014"/>
+          <w:numId w:val="1015"/>
         </w:numPr>
       </w:pPr>
       <w:r>
@@ -4612,71 +4664,6 @@
       </w:r>
       <w:r>
         <w:t xml:space="preserve">Accessible only to the SP. It contains:</w:t>
-      </w:r>
-    </w:p>
-    <w:p>
-      <w:pPr>
-        <w:numPr>
-          <w:ilvl w:val="1"/>
-          <w:numId w:val="1015"/>
-        </w:numPr>
-      </w:pPr>
-      <w:r>
-        <w:t xml:space="preserve">SPI, including the boot-flash controller</w:t>
-      </w:r>
-    </w:p>
-    <w:p>
-      <w:pPr>
-        <w:numPr>
-          <w:ilvl w:val="1"/>
-          <w:numId w:val="1015"/>
-        </w:numPr>
-      </w:pPr>
-      <w:r>
-        <w:t xml:space="preserve">I2C, including the link to the external power-management controller</w:t>
-      </w:r>
-    </w:p>
-    <w:p>
-      <w:pPr>
-        <w:numPr>
-          <w:ilvl w:val="1"/>
-          <w:numId w:val="1015"/>
-        </w:numPr>
-      </w:pPr>
-      <w:r>
-        <w:t xml:space="preserve">UART, including the SP console</w:t>
-      </w:r>
-    </w:p>
-    <w:p>
-      <w:pPr>
-        <w:numPr>
-          <w:ilvl w:val="1"/>
-          <w:numId w:val="1015"/>
-        </w:numPr>
-      </w:pPr>
-      <w:r>
-        <w:t xml:space="preserve">GPIO, timers, watchdog and boot control</w:t>
-      </w:r>
-    </w:p>
-    <w:p>
-      <w:pPr>
-        <w:numPr>
-          <w:ilvl w:val="0"/>
-          <w:numId w:val="1014"/>
-        </w:numPr>
-      </w:pPr>
-      <w:r>
-        <w:rPr>
-          <w:b/>
-          <w:bCs/>
-        </w:rPr>
-        <w:t xml:space="preserve">Peripheral network.</w:t>
-      </w:r>
-      <w:r>
-        <w:t xml:space="preserve"> </w:t>
-      </w:r>
-      <w:r>
-        <w:t xml:space="preserve">Shared by the SP, the ET-Maxions and the master Minion Shire. It contains:</w:t>
       </w:r>
     </w:p>
     <w:p>
@@ -4687,7 +4674,7 @@
         </w:numPr>
       </w:pPr>
       <w:r>
-        <w:t xml:space="preserve">eMMC, USB 2.0 OTG, I2C/SMBus, I3C, SPI and UART</w:t>
+        <w:t xml:space="preserve">SPI, including the boot-flash controller</w:t>
       </w:r>
     </w:p>
     <w:p>
@@ -4698,14 +4685,36 @@
         </w:numPr>
       </w:pPr>
       <w:r>
-        <w:t xml:space="preserve">GPIO, timers and watchdog</w:t>
+        <w:t xml:space="preserve">I2C, including the link to the external power-management controller</w:t>
+      </w:r>
+    </w:p>
+    <w:p>
+      <w:pPr>
+        <w:numPr>
+          <w:ilvl w:val="1"/>
+          <w:numId w:val="1016"/>
+        </w:numPr>
+      </w:pPr>
+      <w:r>
+        <w:t xml:space="preserve">UART, including the SP console</w:t>
+      </w:r>
+    </w:p>
+    <w:p>
+      <w:pPr>
+        <w:numPr>
+          <w:ilvl w:val="1"/>
+          <w:numId w:val="1016"/>
+        </w:numPr>
+      </w:pPr>
+      <w:r>
+        <w:t xml:space="preserve">GPIO, timers, watchdog and boot control</w:t>
       </w:r>
     </w:p>
     <w:p>
       <w:pPr>
         <w:numPr>
           <w:ilvl w:val="0"/>
-          <w:numId w:val="1014"/>
+          <w:numId w:val="1015"/>
         </w:numPr>
       </w:pPr>
       <w:r>
@@ -4713,6 +4722,49 @@
           <w:b/>
           <w:bCs/>
         </w:rPr>
+        <w:t xml:space="preserve">Peripheral network.</w:t>
+      </w:r>
+      <w:r>
+        <w:t xml:space="preserve"> </w:t>
+      </w:r>
+      <w:r>
+        <w:t xml:space="preserve">Shared by the SP, the ET-Maxions and the master Minion Shire. It contains:</w:t>
+      </w:r>
+    </w:p>
+    <w:p>
+      <w:pPr>
+        <w:numPr>
+          <w:ilvl w:val="1"/>
+          <w:numId w:val="1017"/>
+        </w:numPr>
+      </w:pPr>
+      <w:r>
+        <w:t xml:space="preserve">eMMC, USB 2.0 OTG, I2C/SMBus, I3C, SPI and UART</w:t>
+      </w:r>
+    </w:p>
+    <w:p>
+      <w:pPr>
+        <w:numPr>
+          <w:ilvl w:val="1"/>
+          <w:numId w:val="1017"/>
+        </w:numPr>
+      </w:pPr>
+      <w:r>
+        <w:t xml:space="preserve">GPIO, timers and watchdog</w:t>
+      </w:r>
+    </w:p>
+    <w:p>
+      <w:pPr>
+        <w:numPr>
+          <w:ilvl w:val="0"/>
+          <w:numId w:val="1015"/>
+        </w:numPr>
+      </w:pPr>
+      <w:r>
+        <w:rPr>
+          <w:b/>
+          <w:bCs/>
+        </w:rPr>
         <w:t xml:space="preserve">Debug network.</w:t>
       </w:r>
       <w:r>
@@ -4722,9 +4774,9 @@
         <w:t xml:space="preserve">Provides debug access through JTAG and a USB 2.0 device port.</w:t>
       </w:r>
     </w:p>
+    <w:bookmarkEnd w:id="49"/>
     <w:bookmarkEnd w:id="50"/>
-    <w:bookmarkEnd w:id="51"/>
-    <w:bookmarkStart w:id="56" w:name="sec-ch1-card"/>
+    <w:bookmarkStart w:id="55" w:name="sec-ch1-card"/>
     <w:p>
       <w:pPr>
         <w:pStyle w:val="Heading2"/>
@@ -4765,7 +4817,7 @@
       <w:pPr>
         <w:numPr>
           <w:ilvl w:val="0"/>
-          <w:numId w:val="1017"/>
+          <w:numId w:val="1018"/>
         </w:numPr>
       </w:pPr>
       <w:r>
@@ -4776,7 +4828,7 @@
       <w:pPr>
         <w:numPr>
           <w:ilvl w:val="0"/>
-          <w:numId w:val="1017"/>
+          <w:numId w:val="1018"/>
         </w:numPr>
       </w:pPr>
       <w:r>
@@ -4787,7 +4839,7 @@
       <w:pPr>
         <w:numPr>
           <w:ilvl w:val="0"/>
-          <w:numId w:val="1017"/>
+          <w:numId w:val="1018"/>
         </w:numPr>
       </w:pPr>
       <w:r>
@@ -4798,7 +4850,7 @@
       <w:pPr>
         <w:numPr>
           <w:ilvl w:val="0"/>
-          <w:numId w:val="1017"/>
+          <w:numId w:val="1018"/>
         </w:numPr>
       </w:pPr>
       <w:r>
@@ -4809,7 +4861,7 @@
       <w:pPr>
         <w:numPr>
           <w:ilvl w:val="0"/>
-          <w:numId w:val="1017"/>
+          <w:numId w:val="1018"/>
         </w:numPr>
       </w:pPr>
       <w:r>
@@ -4820,7 +4872,7 @@
       <w:pPr>
         <w:numPr>
           <w:ilvl w:val="0"/>
-          <w:numId w:val="1017"/>
+          <w:numId w:val="1018"/>
         </w:numPr>
       </w:pPr>
       <w:r>
@@ -4835,7 +4887,7 @@
         <w:t xml:space="preserve">Multiple ET-SoC-1 devices can also be integrated on a single card.</w:t>
       </w:r>
     </w:p>
-    <w:bookmarkStart w:id="55" w:name="fig-ch1-pcie-card"/>
+    <w:bookmarkStart w:id="54" w:name="fig-ch1-pcie-card"/>
     <w:p>
       <w:pPr>
         <w:pStyle w:val="CaptionedFigure"/>
@@ -4845,18 +4897,18 @@
           <wp:inline>
             <wp:extent cx="5334000" cy="3380422"/>
             <wp:effectExtent b="0" l="0" r="0" t="0"/>
-            <wp:docPr descr="ET-SoC-1 PCIe card" title="" id="53" name="Picture"/>
+            <wp:docPr descr="ET-SoC-1 PCIe card" title="" id="52" name="Picture"/>
             <a:graphic>
               <a:graphicData uri="http://schemas.openxmlformats.org/drawingml/2006/picture">
                 <pic:pic>
                   <pic:nvPicPr>
-                    <pic:cNvPr descr="images/ch01/fig-pcie-card.png" id="54" name="Picture"/>
+                    <pic:cNvPr descr="images/ch01/fig-pcie-card.png" id="53" name="Picture"/>
                     <pic:cNvPicPr>
                       <a:picLocks noChangeArrowheads="1" noChangeAspect="1"/>
                     </pic:cNvPicPr>
                   </pic:nvPicPr>
                   <pic:blipFill>
-                    <a:blip r:embed="rId52"/>
+                    <a:blip r:embed="rId51"/>
                     <a:stretch>
                       <a:fillRect/>
                     </a:stretch>
@@ -4912,10 +4964,10 @@
         <w:t xml:space="preserve">ET-SoC-1 PCIe card</w:t>
       </w:r>
     </w:p>
+    <w:bookmarkEnd w:id="54"/>
     <w:bookmarkEnd w:id="55"/>
     <w:bookmarkEnd w:id="56"/>
-    <w:bookmarkEnd w:id="57"/>
-    <w:bookmarkStart w:id="231" w:name="ch-et-minion-core"/>
+    <w:bookmarkStart w:id="230" w:name="ch-et-minion-core"/>
     <w:p>
       <w:pPr>
         <w:pStyle w:val="Heading1"/>
@@ -4933,7 +4985,7 @@
         <w:t xml:space="preserve">ET-Minion Core</w:t>
       </w:r>
     </w:p>
-    <w:bookmarkStart w:id="70" w:name="sec-ch2-overview"/>
+    <w:bookmarkStart w:id="69" w:name="sec-ch2-overview"/>
     <w:p>
       <w:pPr>
         <w:pStyle w:val="Heading2"/>
@@ -4996,7 +5048,7 @@
         <w:t xml:space="preserve">and consists of four units: the Front End, the integer pipeline, the L1 data cache and the VPU. The core fetches instructions from the Neighborhood L0 micro-cache and accesses memory through the Neighborhood memory path; it has no instruction cache of its own.</w:t>
       </w:r>
     </w:p>
-    <w:bookmarkStart w:id="59" w:name="sec-ch2-partitioning"/>
+    <w:bookmarkStart w:id="58" w:name="sec-ch2-partitioning"/>
     <w:p>
       <w:pPr>
         <w:pStyle w:val="Heading3"/>
@@ -5094,7 +5146,7 @@
           <w:rPr>
             <w:rStyle w:val="Hyperlink"/>
           </w:rPr>
-          <w:t xml:space="preserve">Table 4</w:t>
+          <w:t xml:space="preserve">Table 3</w:t>
         </w:r>
       </w:hyperlink>
       <w:r>
@@ -5104,7 +5156,7 @@
         <w:t xml:space="preserve">lists the blocks.</w:t>
       </w:r>
     </w:p>
-    <w:bookmarkStart w:id="58" w:name="tab-ch2-core-blocks"/>
+    <w:bookmarkStart w:id="57" w:name="tab-ch2-core-blocks"/>
     <w:p>
       <w:pPr>
         <w:pStyle w:val="TableCaption"/>
@@ -5122,7 +5174,7 @@
         <w:fldChar w:fldCharType="separate"/>
       </w:r>
       <w:r>
-        <w:t>4</w:t>
+        <w:t>3</w:t>
       </w:r>
       <w:r>
         <w:fldChar w:fldCharType="end"/>
@@ -5144,8 +5196,8 @@
       </w:tblPr>
       <w:tblGrid>
         <w:gridCol w:w="1584"/>
-        <w:gridCol w:w="1584"/>
-        <w:gridCol w:w="4752"/>
+        <w:gridCol w:w="1900"/>
+        <w:gridCol w:w="4435"/>
       </w:tblGrid>
       <w:tr>
         <w:trPr>
@@ -5270,7 +5322,7 @@
               <w:jc w:val="left"/>
             </w:pPr>
             <w:r>
-              <w:t xml:space="preserve">In-order, single-issue pipeline with the stages ID, EX, TAG, MEM and WB. Contains the integer register file, ALU, multiply/divide unit, integer, FP and mask scoreboards, and the CSRs. Redirects the Front End on a change of control flow.</w:t>
+              <w:t xml:space="preserve">In-order, single-issue pipeline with the stages ID, EX, GSC, TAG, MEM and WB. Contains the integer register file, ALU, multiply/divide unit, integer, FP and mask scoreboards, and the CSRs. Redirects the Front End on a change of control flow.</w:t>
             </w:r>
           </w:p>
         </w:tc>
@@ -5308,7 +5360,7 @@
               <w:jc w:val="left"/>
             </w:pPr>
             <w:r>
-              <w:t xml:space="preserve">4 KB private L1 data cache, partly configurable as scratchpad memory. Contains the data TLB, PMA check, miss handling, replay queue, store merge, atomic, cache-management, tensor-load and reduce units, and the interface to the Neighborhood memory path.</w:t>
+              <w:t xml:space="preserve">4 KB private L1 data cache, partly configurable as scratchpad memory. Contains the data TLB, PMA check, miss handling, replay queue, store merge, atomic (AMO) forwarding to L2 through the miss handler’s UC flow, scratchpad controller, write-back unit, cache management, tensor-load and reduce units, and the interface to the Neighborhood memory path.</w:t>
             </w:r>
           </w:p>
         </w:tc>
@@ -5321,7 +5373,7 @@
               <w:jc w:val="left"/>
             </w:pPr>
             <w:r>
-              <w:t xml:space="preserve">Debug APB slave</w:t>
+              <w:t xml:space="preserve">APB slave for debug registers</w:t>
             </w:r>
           </w:p>
         </w:tc>
@@ -5390,9 +5442,9 @@
         </w:tc>
       </w:tr>
     </w:tbl>
+    <w:bookmarkEnd w:id="57"/>
     <w:bookmarkEnd w:id="58"/>
-    <w:bookmarkEnd w:id="59"/>
-    <w:bookmarkStart w:id="61" w:name="sec-ch2-threads"/>
+    <w:bookmarkStart w:id="60" w:name="sec-ch2-threads"/>
     <w:p>
       <w:pPr>
         <w:pStyle w:val="Heading3"/>
@@ -5427,10 +5479,10 @@
         <w:t xml:space="preserve"> </w:t>
       </w:r>
       <w:r>
-        <w:t xml:space="preserve">= 2). Each thread has its own architectural state; the pipelines and execution units are shared, and instructions of the two threads are interleaved in the pipeline.</w:t>
-      </w:r>
-    </w:p>
-    <w:bookmarkStart w:id="60" w:name="tab-ch2-threads"/>
+        <w:t xml:space="preserve">= 2). Each thread has its own architectural state; the pipeline and execution units are shared, and instructions of the two threads are interleaved in the pipeline.</w:t>
+      </w:r>
+    </w:p>
+    <w:bookmarkStart w:id="59" w:name="tab-ch2-threads"/>
     <w:p>
       <w:pPr>
         <w:pStyle w:val="TableCaption"/>
@@ -5448,7 +5500,7 @@
         <w:fldChar w:fldCharType="separate"/>
       </w:r>
       <w:r>
-        <w:t>5</w:t>
+        <w:t>4</w:t>
       </w:r>
       <w:r>
         <w:fldChar w:fldCharType="end"/>
@@ -5533,7 +5585,7 @@
               <w:jc w:val="left"/>
             </w:pPr>
             <w:r>
-              <w:t xml:space="preserve">32 × 64-bit integer registers, in one register file indexed by thread</w:t>
+              <w:t xml:space="preserve">32 x 64-bit integer registers, in one register file indexed by thread</w:t>
             </w:r>
           </w:p>
         </w:tc>
@@ -5557,7 +5609,7 @@
               <w:jc w:val="left"/>
             </w:pPr>
             <w:r>
-              <w:t xml:space="preserve">32 vector registers, 256 bits wide (32 bits in each of the eight VPU lanes), in one register file indexed by thread</w:t>
+              <w:t xml:space="preserve">32 vector registers, (also the FP f-registers), 256 bits wide, held as a 32-bit slice in each lane’s RF, which are indexed by the thread number. Eight 8-bit mask registers.</w:t>
             </w:r>
           </w:p>
         </w:tc>
@@ -5598,13 +5650,13 @@
         </w:tc>
       </w:tr>
     </w:tbl>
-    <w:bookmarkEnd w:id="60"/>
+    <w:bookmarkEnd w:id="59"/>
     <w:p>
       <w:pPr>
         <w:pStyle w:val="BodyText"/>
       </w:pPr>
       <w:r>
-        <w:t xml:space="preserve">Each thread is enabled by its bit of the</w:t>
+        <w:t xml:space="preserve">Each thread is enabled by its corrseponding bit of the</w:t>
       </w:r>
       <w:r>
         <w:t xml:space="preserve"> </w:t>
@@ -5631,7 +5683,7 @@
         <w:t xml:space="preserve">minion_top</w:t>
       </w:r>
       <w:r>
-        <w:t xml:space="preserve">, which is registered in</w:t>
+        <w:t xml:space="preserve">.</w:t>
       </w:r>
       <w:r>
         <w:t xml:space="preserve"> </w:t>
@@ -5646,35 +5698,33 @@
         <w:t xml:space="preserve"> </w:t>
       </w:r>
       <w:r>
-        <w:t xml:space="preserve">before use. Both threads start at the same reset vector (</w:t>
+        <w:t xml:space="preserve">registers</w:t>
+      </w:r>
+      <w:r>
+        <w:t xml:space="preserve"> </w:t>
       </w:r>
       <w:r>
         <w:rPr>
           <w:rStyle w:val="VerbatimChar"/>
         </w:rPr>
-        <w:t xml:space="preserve">reset_vector</w:t>
-      </w:r>
-      <w:r>
-        <w:t xml:space="preserve">) when enabled.</w:t>
-      </w:r>
-    </w:p>
-    <w:p>
-      <w:pPr>
-        <w:pStyle w:val="BodyText"/>
-      </w:pPr>
-      <w:r>
-        <w:t xml:space="preserve">The Front End selects one thread per cycle for issue to the integer pipeline (</w:t>
-      </w:r>
-      <w:hyperlink w:anchor="sec-ch2-fe-sched">
+        <w:t xml:space="preserve">enabled</w:t>
+      </w:r>
+      <w:r>
+        <w:t xml:space="preserve"> </w:t>
+      </w:r>
+      <w:r>
+        <w:t xml:space="preserve">once, and the integer pipeline and debug logic uses this registered copy directly. The Front End regsisters it twice more, so that it can detect the edges of the enable and turn each rising and falling edge into a one-cycle enable of disable event (</w:t>
+      </w:r>
+      <w:hyperlink w:anchor="sec-ch2-fe-enable">
         <w:r>
           <w:rPr>
             <w:rStyle w:val="Hyperlink"/>
           </w:rPr>
-          <w:t xml:space="preserve">2.2.9. Thread Scheduler</w:t>
+          <w:t xml:space="preserve">Section 2.2.6.3</w:t>
         </w:r>
       </w:hyperlink>
       <w:r>
-        <w:t xml:space="preserve">). The integer pipeline can stall each thread independently, for example on</w:t>
+        <w:t xml:space="preserve">). When a thread is enabled, it starts fetching at</w:t>
       </w:r>
       <w:r>
         <w:t xml:space="preserve"> </w:t>
@@ -5683,14 +5733,49 @@
         <w:rPr>
           <w:rStyle w:val="VerbatimChar"/>
         </w:rPr>
+        <w:t xml:space="preserve">reset_vector</w:t>
+      </w:r>
+      <w:r>
+        <w:t xml:space="preserve">, which is the same for both threads.</w:t>
+      </w:r>
+    </w:p>
+    <w:p>
+      <w:pPr>
+        <w:pStyle w:val="BodyText"/>
+      </w:pPr>
+      <w:r>
+        <w:t xml:space="preserve">The Front End selects one thread per cycle for issue to the integer pipeline. The integer pipeline can stall each thread independently, for example on</w:t>
+      </w:r>
+      <w:r>
+        <w:t xml:space="preserve"> </w:t>
+      </w:r>
+      <w:r>
+        <w:rPr>
+          <w:rStyle w:val="VerbatimChar"/>
+        </w:rPr>
         <w:t xml:space="preserve">WFI</w:t>
       </w:r>
       <w:r>
-        <w:t xml:space="preserve">, a fence, a scoreboard hazard, or while the other thread holds exclusive mode.</w:t>
-      </w:r>
-    </w:p>
-    <w:bookmarkEnd w:id="61"/>
-    <w:bookmarkStart w:id="66" w:name="sec-ch2-inst-flow"/>
+        <w:t xml:space="preserve">, a fence, a scoreboard hazard, or while the other thread holds exclusive mode. As a result, the Front End sees a change of</w:t>
+      </w:r>
+      <w:r>
+        <w:t xml:space="preserve"> </w:t>
+      </w:r>
+      <w:r>
+        <w:rPr>
+          <w:rStyle w:val="VerbatimChar"/>
+        </w:rPr>
+        <w:t xml:space="preserve">enabled</w:t>
+      </w:r>
+      <w:r>
+        <w:t xml:space="preserve"> </w:t>
+      </w:r>
+      <w:r>
+        <w:t xml:space="preserve">two cycles later than the integer pipeline does.</w:t>
+      </w:r>
+    </w:p>
+    <w:bookmarkEnd w:id="60"/>
+    <w:bookmarkStart w:id="65" w:name="sec-ch2-inst-flow"/>
     <w:p>
       <w:pPr>
         <w:pStyle w:val="Heading3"/>
@@ -5716,7 +5801,7 @@
         <w:t xml:space="preserve">The Front End fetches instructions for both threads from the Neighborhood L0 micro-cache, expands compressed instructions, decodes them, and presents one instruction per cycle to ID, the first stage of the integer pipeline. The integer pipeline executes the instructions in order and passes memory operations to the data cache and vector operations to the VPU. In the opposite direction, the integer pipeline redirects the Front End to a new fetch address after a branch misprediction, exception or other change of control flow, and stalls a thread that must not issue.</w:t>
       </w:r>
     </w:p>
-    <w:bookmarkStart w:id="65" w:name="fig-ch2-fe-in-core"/>
+    <w:bookmarkStart w:id="64" w:name="fig-ch2-fe-in-core"/>
     <w:p>
       <w:pPr>
         <w:pStyle w:val="CaptionedFigure"/>
@@ -5726,18 +5811,18 @@
           <wp:inline>
             <wp:extent cx="5334000" cy="4769754"/>
             <wp:effectExtent b="0" l="0" r="0" t="0"/>
-            <wp:docPr descr="Front End in the ET-Minion core" title="" id="63" name="Picture"/>
+            <wp:docPr descr="Front End in the ET-Minion core" title="" id="62" name="Picture"/>
             <a:graphic>
               <a:graphicData uri="http://schemas.openxmlformats.org/drawingml/2006/picture">
                 <pic:pic>
                   <pic:nvPicPr>
-                    <pic:cNvPr descr="images/ch02/fig-fe-in-core.png" id="64" name="Picture"/>
+                    <pic:cNvPr descr="images/ch02/fig-fe-in-core.png" id="63" name="Picture"/>
                     <pic:cNvPicPr>
                       <a:picLocks noChangeArrowheads="1" noChangeAspect="1"/>
                     </pic:cNvPicPr>
                   </pic:nvPicPr>
                   <pic:blipFill>
-                    <a:blip r:embed="rId62"/>
+                    <a:blip r:embed="rId61"/>
                     <a:stretch>
                       <a:fillRect/>
                     </a:stretch>
@@ -5793,9 +5878,9 @@
         <w:t xml:space="preserve">Front End in the ET-Minion core</w:t>
       </w:r>
     </w:p>
+    <w:bookmarkEnd w:id="64"/>
     <w:bookmarkEnd w:id="65"/>
-    <w:bookmarkEnd w:id="66"/>
-    <w:bookmarkStart w:id="67" w:name="sec-ch2-nbr-if"/>
+    <w:bookmarkStart w:id="66" w:name="sec-ch2-nbr-if"/>
     <w:p>
       <w:pPr>
         <w:pStyle w:val="Heading3"/>
@@ -5825,8 +5910,27 @@
         <w:t xml:space="preserve">Table: ET-Minion core interface groups.</w:t>
       </w:r>
     </w:p>
+    <w:bookmarkEnd w:id="66"/>
+    <w:bookmarkStart w:id="67" w:name="sec-ch2-clk-rst"/>
+    <w:p>
+      <w:pPr>
+        <w:pStyle w:val="Heading3"/>
+      </w:pPr>
+      <w:r>
+        <w:rPr>
+          <w:rStyle w:val="SectionNumber"/>
+        </w:rPr>
+        <w:t xml:space="preserve">2.1.5</w:t>
+      </w:r>
+      <w:r>
+        <w:tab/>
+      </w:r>
+      <w:r>
+        <w:t xml:space="preserve">Clocks, Resets and Power</w:t>
+      </w:r>
+    </w:p>
     <w:bookmarkEnd w:id="67"/>
-    <w:bookmarkStart w:id="68" w:name="sec-ch2-clk-rst"/>
+    <w:bookmarkStart w:id="68" w:name="sec-ch2-debug"/>
     <w:p>
       <w:pPr>
         <w:pStyle w:val="Heading3"/>
@@ -5835,17 +5939,36 @@
         <w:rPr>
           <w:rStyle w:val="SectionNumber"/>
         </w:rPr>
-        <w:t xml:space="preserve">2.1.5</w:t>
+        <w:t xml:space="preserve">2.1.6</w:t>
       </w:r>
       <w:r>
         <w:tab/>
       </w:r>
       <w:r>
-        <w:t xml:space="preserve">Clocks, Resets and Power</w:t>
+        <w:t xml:space="preserve">Debug Support</w:t>
       </w:r>
     </w:p>
     <w:bookmarkEnd w:id="68"/>
-    <w:bookmarkStart w:id="69" w:name="sec-ch2-debug"/>
+    <w:bookmarkEnd w:id="69"/>
+    <w:bookmarkStart w:id="172" w:name="sec-ch2-fe"/>
+    <w:p>
+      <w:pPr>
+        <w:pStyle w:val="Heading2"/>
+      </w:pPr>
+      <w:r>
+        <w:rPr>
+          <w:rStyle w:val="SectionNumber"/>
+        </w:rPr>
+        <w:t xml:space="preserve">2.2</w:t>
+      </w:r>
+      <w:r>
+        <w:tab/>
+      </w:r>
+      <w:r>
+        <w:t xml:space="preserve">Front End</w:t>
+      </w:r>
+    </w:p>
+    <w:bookmarkStart w:id="75" w:name="sec-ch2-fe-overview"/>
     <w:p>
       <w:pPr>
         <w:pStyle w:val="Heading3"/>
@@ -5854,50 +5977,12 @@
         <w:rPr>
           <w:rStyle w:val="SectionNumber"/>
         </w:rPr>
-        <w:t xml:space="preserve">2.1.6</w:t>
+        <w:t xml:space="preserve">2.2.1</w:t>
       </w:r>
       <w:r>
         <w:tab/>
       </w:r>
       <w:r>
-        <w:t xml:space="preserve">Debug Support</w:t>
-      </w:r>
-    </w:p>
-    <w:bookmarkEnd w:id="69"/>
-    <w:bookmarkEnd w:id="70"/>
-    <w:bookmarkStart w:id="173" w:name="sec-ch2-fe"/>
-    <w:p>
-      <w:pPr>
-        <w:pStyle w:val="Heading2"/>
-      </w:pPr>
-      <w:r>
-        <w:rPr>
-          <w:rStyle w:val="SectionNumber"/>
-        </w:rPr>
-        <w:t xml:space="preserve">2.2</w:t>
-      </w:r>
-      <w:r>
-        <w:tab/>
-      </w:r>
-      <w:r>
-        <w:t xml:space="preserve">Front End</w:t>
-      </w:r>
-    </w:p>
-    <w:bookmarkStart w:id="76" w:name="sec-ch2-fe-overview"/>
-    <w:p>
-      <w:pPr>
-        <w:pStyle w:val="Heading3"/>
-      </w:pPr>
-      <w:r>
-        <w:rPr>
-          <w:rStyle w:val="SectionNumber"/>
-        </w:rPr>
-        <w:t xml:space="preserve">2.2.1</w:t>
-      </w:r>
-      <w:r>
-        <w:tab/>
-      </w:r>
-      <w:r>
         <w:t xml:space="preserve">Overview</w:t>
       </w:r>
     </w:p>
@@ -5906,7 +5991,28 @@
         <w:pStyle w:val="FirstParagraph"/>
       </w:pPr>
       <w:r>
-        <w:t xml:space="preserve">The Front End is the interface between the Neighborhood L0 micro-cache and the integer pipeline. It holds the program counter of each thread, fetches instructions from the L0 micro-cache, and delivers them, expanded and decoded, to the ID stage of the integer pipeline at a rate of one instruction per cycle. It serves both threads of the core, and restarts fetch at a new address when the integer pipeline redirects a thread.</w:t>
+        <w:t xml:space="preserve">The Front End (</w:t>
+      </w:r>
+      <w:r>
+        <w:rPr>
+          <w:rStyle w:val="VerbatimChar"/>
+        </w:rPr>
+        <w:t xml:space="preserve">frontend_top</w:t>
+      </w:r>
+      <w:r>
+        <w:t xml:space="preserve">) supplies instructions to the ET-Minion core. It sits between the Neighborhood L0 micro-cache and the ID stage of the integer pipeline. It holds the program counter of each of the two threads and fetches 32-byte instruction blocks from the L0 micro-cache.</w:t>
+      </w:r>
+      <w:r>
+        <w:t xml:space="preserve"> </w:t>
+      </w:r>
+      <w:r>
+        <w:t xml:space="preserve">It then extracts the instruction, expands compressed instructions to 32 bits and decodes them for both the integer pipeline and the VPU.</w:t>
+      </w:r>
+      <w:r>
+        <w:t xml:space="preserve"> </w:t>
+      </w:r>
+      <w:r>
+        <w:t xml:space="preserve">It delivers one decoded instruction per cycle to ID, from either thread. The core has no instruction cache of its own. Each L0 micro-cache is shared by four ET-Minion cores, eight threads in all, so the design of the Front End is driven by the need to hide the latency of shared fetch path.</w:t>
       </w:r>
     </w:p>
     <w:p>
@@ -5914,7 +6020,145 @@
         <w:pStyle w:val="BodyText"/>
       </w:pPr>
       <w:r>
-        <w:t xml:space="preserve">To hide the latency of the L0 micro-cache, which is shared by four ET-Minion cores, the Front End uses double buffering. Each thread has an instruction buffer with two 256-bit entries, and each entry holds a block of instructions equal to half a cache line. A new block can therefore be requested while the thread consumes the instructions already received. Each entry has a dedicated register that holds the address of its block.</w:t>
+        <w:t xml:space="preserve">The Front End is built around the following four concepts:</w:t>
+      </w:r>
+    </w:p>
+    <w:p>
+      <w:pPr>
+        <w:numPr>
+          <w:ilvl w:val="0"/>
+          <w:numId w:val="1019"/>
+        </w:numPr>
+      </w:pPr>
+      <w:r>
+        <w:rPr>
+          <w:b/>
+          <w:bCs/>
+        </w:rPr>
+        <w:t xml:space="preserve">Fetch is double-buffered:</w:t>
+      </w:r>
+      <w:r>
+        <w:t xml:space="preserve"> </w:t>
+      </w:r>
+      <w:r>
+        <w:t xml:space="preserve">each thread has a thread buffer with two 256-bit entries, each holding half a cache line, so the next block can be requested while the current one is being consumed.</w:t>
+      </w:r>
+    </w:p>
+    <w:p>
+      <w:pPr>
+        <w:numPr>
+          <w:ilvl w:val="0"/>
+          <w:numId w:val="1019"/>
+        </w:numPr>
+      </w:pPr>
+      <w:r>
+        <w:rPr>
+          <w:b/>
+          <w:bCs/>
+        </w:rPr>
+        <w:t xml:space="preserve">Each thread has at most one fetch request in flight:</w:t>
+      </w:r>
+      <w:r>
+        <w:t xml:space="preserve"> </w:t>
+      </w:r>
+      <w:r>
+        <w:t xml:space="preserve">the L0 micro-cache answers every accepted request, hit or miss, after a fixed latency, so a thread recognizes its own by timing alone, without a thread identifier. On a miss the thread sleeps until the L0 micro-cache reports that a fill has completed, and then retries.</w:t>
+      </w:r>
+    </w:p>
+    <w:p>
+      <w:pPr>
+        <w:numPr>
+          <w:ilvl w:val="0"/>
+          <w:numId w:val="1019"/>
+        </w:numPr>
+      </w:pPr>
+      <w:r>
+        <w:rPr>
+          <w:b/>
+          <w:bCs/>
+        </w:rPr>
+        <w:t xml:space="preserve">Instructions are decoded before they are queued:</w:t>
+      </w:r>
+      <w:r>
+        <w:t xml:space="preserve"> </w:t>
+      </w:r>
+      <w:r>
+        <w:t xml:space="preserve">one integer decoder and one VPU decoder, shared by both threads, decode in F7, and each thread has a two-entry instruction FIFO that holds decoded instructions until ID accepts them. This moves decode out of the ID stage and lets a thread keep fetching while ID serves the other thread.</w:t>
+      </w:r>
+    </w:p>
+    <w:p>
+      <w:pPr>
+        <w:numPr>
+          <w:ilvl w:val="0"/>
+          <w:numId w:val="1019"/>
+        </w:numPr>
+      </w:pPr>
+      <w:r>
+        <w:rPr>
+          <w:b/>
+          <w:bCs/>
+        </w:rPr>
+        <w:t xml:space="preserve">The two threads are independent:</w:t>
+      </w:r>
+      <w:r>
+        <w:t xml:space="preserve"> </w:t>
+      </w:r>
+      <w:r>
+        <w:t xml:space="preserve">each thread fetches, sleeps, stalls and restarts on its own. They share only the fetch request port, the decoders and the issue slot into ID, and the thread scheduler alternates between them when both are eligible.</w:t>
+      </w:r>
+    </w:p>
+    <w:p>
+      <w:pPr>
+        <w:pStyle w:val="FirstParagraph"/>
+      </w:pPr>
+      <w:r>
+        <w:t xml:space="preserve">The Front End is a pipeline of eight stages, F0 to F7. F1 to F5 overlap the L0 micro-cache pipeline. With an L0 hit and no competing requests, the first instruction of a block reaches ID nine cycles after it is requested. The first target instruction reaches ID ten cycles after a redirect, and the first instruction reaches ID eleven cycles after a thread is enabled.</w:t>
+      </w:r>
+    </w:p>
+    <w:p>
+      <w:pPr>
+        <w:pStyle w:val="BodyText"/>
+      </w:pPr>
+      <w:r>
+        <w:t xml:space="preserve">The integer pipeline controls the Front End through two per-thread signals. A redirect (</w:t>
+      </w:r>
+      <w:r>
+        <w:rPr>
+          <w:rStyle w:val="VerbatimChar"/>
+        </w:rPr>
+        <w:t xml:space="preserve">f0_core_req_valid</w:t>
+      </w:r>
+      <w:r>
+        <w:t xml:space="preserve">,</w:t>
+      </w:r>
+      <w:r>
+        <w:t xml:space="preserve"> </w:t>
+      </w:r>
+      <w:r>
+        <w:rPr>
+          <w:rStyle w:val="VerbatimChar"/>
+        </w:rPr>
+        <w:t xml:space="preserve">f0_core_req</w:t>
+      </w:r>
+      <w:r>
+        <w:t xml:space="preserve">) flushes the thread and restarts fetch at a new PC. It is used for mispredictions, exceptions, replays, interrupts and debug-mode transitions. A stall (</w:t>
+      </w:r>
+      <w:r>
+        <w:rPr>
+          <w:rStyle w:val="VerbatimChar"/>
+        </w:rPr>
+        <w:t xml:space="preserve">id_core_stall</w:t>
+      </w:r>
+      <w:r>
+        <w:t xml:space="preserve">) stops the thread from being scheduled, for example on WFI, a fence, a CSR access that must wait, or a scoreboard hazard. The Front End attaches the fetch status to each instruction: page and access faults, bus and ECC errors, and a replay flag for uncacheable fetches issued while older instructions are still in flight. The integer pipeline acts on this status in ID.</w:t>
+      </w:r>
+    </w:p>
+    <w:p>
+      <w:pPr>
+        <w:pStyle w:val="BodyText"/>
+      </w:pPr>
+      <w:r>
+        <w:t xml:space="preserve">The Front End also starts and stops threads through their enable inputs and reset vector. It supports debug in two ways: it generates the placeholder instruction on which a halt is taken, and it lets entry 0 of a halted thread’s buffer serve as the debug program buffer. Each thread buffer runs on its own gated clock; a chicken bit disables the gating.</w:t>
       </w:r>
     </w:p>
     <w:p>
@@ -5926,7 +6170,7 @@
           <w:rPr>
             <w:rStyle w:val="Hyperlink"/>
           </w:rPr>
-          <w:t xml:space="preserve">Table 6</w:t>
+          <w:t xml:space="preserve">Table 5</w:t>
         </w:r>
       </w:hyperlink>
       <w:r>
@@ -5950,10 +6194,115 @@
         <w:t xml:space="preserve"> </w:t>
       </w:r>
       <w:r>
-        <w:t xml:space="preserve">shows how they are connected.</w:t>
-      </w:r>
-    </w:p>
-    <w:bookmarkStart w:id="71" w:name="tab-ch2-fe-submodules"/>
+        <w:t xml:space="preserve">shows how they are connected. The sections that follow cover the interface (</w:t>
+      </w:r>
+      <w:hyperlink w:anchor="sec-ch2-fe-if">
+        <w:r>
+          <w:rPr>
+            <w:rStyle w:val="Hyperlink"/>
+          </w:rPr>
+          <w:t xml:space="preserve">2.2.2. Interface</w:t>
+        </w:r>
+      </w:hyperlink>
+      <w:r>
+        <w:t xml:space="preserve">), the pipeline stages (</w:t>
+      </w:r>
+      <w:hyperlink w:anchor="sec-ch2-fe-pipeline">
+        <w:r>
+          <w:rPr>
+            <w:rStyle w:val="Hyperlink"/>
+          </w:rPr>
+          <w:t xml:space="preserve">2.2.3. Pipeline Stages</w:t>
+        </w:r>
+      </w:hyperlink>
+      <w:r>
+        <w:t xml:space="preserve">), the fetch protocol with the L0 micro-cache (</w:t>
+      </w:r>
+      <w:hyperlink w:anchor="sec-ch2-fe-l0">
+        <w:r>
+          <w:rPr>
+            <w:rStyle w:val="Hyperlink"/>
+          </w:rPr>
+          <w:t xml:space="preserve">2.2.4. Interaction with the L0 Micro-Cache</w:t>
+        </w:r>
+      </w:hyperlink>
+      <w:r>
+        <w:t xml:space="preserve">), the thread buffer (</w:t>
+      </w:r>
+      <w:hyperlink w:anchor="sec-ch2-fe-tb">
+        <w:r>
+          <w:rPr>
+            <w:rStyle w:val="Hyperlink"/>
+          </w:rPr>
+          <w:t xml:space="preserve">2.2.5. Thread Buffer</w:t>
+        </w:r>
+      </w:hyperlink>
+      <w:r>
+        <w:t xml:space="preserve"> </w:t>
+      </w:r>
+      <w:r>
+        <w:t xml:space="preserve">and</w:t>
+      </w:r>
+      <w:r>
+        <w:t xml:space="preserve"> </w:t>
+      </w:r>
+      <w:hyperlink w:anchor="sec-ch2-fe-inval">
+        <w:r>
+          <w:rPr>
+            <w:rStyle w:val="Hyperlink"/>
+          </w:rPr>
+          <w:t xml:space="preserve">2.2.6. Entry Invalidation, Redirect and Thread Start</w:t>
+        </w:r>
+      </w:hyperlink>
+      <w:r>
+        <w:t xml:space="preserve">), decode (</w:t>
+      </w:r>
+      <w:hyperlink w:anchor="sec-ch2-fe-decode">
+        <w:r>
+          <w:rPr>
+            <w:rStyle w:val="Hyperlink"/>
+          </w:rPr>
+          <w:t xml:space="preserve">2.2.7. Decoders</w:t>
+        </w:r>
+      </w:hyperlink>
+      <w:r>
+        <w:t xml:space="preserve">), the instruction FIFO (</w:t>
+      </w:r>
+      <w:hyperlink w:anchor="sec-ch2-fe-fifo">
+        <w:r>
+          <w:rPr>
+            <w:rStyle w:val="Hyperlink"/>
+          </w:rPr>
+          <w:t xml:space="preserve">2.2.8. Instruction FIFO</w:t>
+        </w:r>
+      </w:hyperlink>
+      <w:r>
+        <w:t xml:space="preserve">), the thread scheduler (</w:t>
+      </w:r>
+      <w:hyperlink w:anchor="sec-ch2-fe-sched">
+        <w:r>
+          <w:rPr>
+            <w:rStyle w:val="Hyperlink"/>
+          </w:rPr>
+          <w:t xml:space="preserve">2.2.9. Thread Scheduler</w:t>
+        </w:r>
+      </w:hyperlink>
+      <w:r>
+        <w:t xml:space="preserve">), and halt and debug support (</w:t>
+      </w:r>
+      <w:hyperlink w:anchor="sec-ch2-fe-debug">
+        <w:r>
+          <w:rPr>
+            <w:rStyle w:val="Hyperlink"/>
+          </w:rPr>
+          <w:t xml:space="preserve">2.2.10. Halt and Debug Program Buffer</w:t>
+        </w:r>
+      </w:hyperlink>
+      <w:r>
+        <w:t xml:space="preserve">).</w:t>
+      </w:r>
+    </w:p>
+    <w:bookmarkStart w:id="70" w:name="tab-ch2-fe-submodules"/>
     <w:p>
       <w:pPr>
         <w:pStyle w:val="TableCaption"/>
@@ -5971,7 +6320,7 @@
         <w:fldChar w:fldCharType="separate"/>
       </w:r>
       <w:r>
-        <w:t>6</w:t>
+        <w:t>5</w:t>
       </w:r>
       <w:r>
         <w:fldChar w:fldCharType="end"/>
@@ -6267,6 +6616,12 @@
             <w:r>
               <w:t xml:space="preserve">Instruction FIFO</w:t>
             </w:r>
+            <w:r>
+              <w:br/>
+            </w:r>
+            <w:r>
+              <w:t xml:space="preserve">(inline generate block)</w:t>
+            </w:r>
           </w:p>
         </w:tc>
         <w:tc>
@@ -6337,8 +6692,8 @@
         </w:tc>
       </w:tr>
     </w:tbl>
-    <w:bookmarkEnd w:id="71"/>
-    <w:bookmarkStart w:id="75" w:name="fig-ch2-fe-top"/>
+    <w:bookmarkEnd w:id="70"/>
+    <w:bookmarkStart w:id="74" w:name="fig-ch2-fe-top"/>
     <w:p>
       <w:pPr>
         <w:pStyle w:val="CaptionedFigure"/>
@@ -6348,18 +6703,18 @@
           <wp:inline>
             <wp:extent cx="5334000" cy="4333164"/>
             <wp:effectExtent b="0" l="0" r="0" t="0"/>
-            <wp:docPr descr="Front End block diagram" title="" id="73" name="Picture"/>
+            <wp:docPr descr="Front End block diagram" title="" id="72" name="Picture"/>
             <a:graphic>
               <a:graphicData uri="http://schemas.openxmlformats.org/drawingml/2006/picture">
                 <pic:pic>
                   <pic:nvPicPr>
-                    <pic:cNvPr descr="images/ch02/fig-fe-top-blocks.png" id="74" name="Picture"/>
+                    <pic:cNvPr descr="images/ch02/fig-fe-top-blocks.png" id="73" name="Picture"/>
                     <pic:cNvPicPr>
                       <a:picLocks noChangeArrowheads="1" noChangeAspect="1"/>
                     </pic:cNvPicPr>
                   </pic:nvPicPr>
                   <pic:blipFill>
-                    <a:blip r:embed="rId72"/>
+                    <a:blip r:embed="rId71"/>
                     <a:stretch>
                       <a:fillRect/>
                     </a:stretch>
@@ -6415,9 +6770,9 @@
         <w:t xml:space="preserve">Front End block diagram</w:t>
       </w:r>
     </w:p>
+    <w:bookmarkEnd w:id="74"/>
     <w:bookmarkEnd w:id="75"/>
-    <w:bookmarkEnd w:id="76"/>
-    <w:bookmarkStart w:id="89" w:name="sec-ch2-fe-if"/>
+    <w:bookmarkStart w:id="88" w:name="sec-ch2-fe-if"/>
     <w:p>
       <w:pPr>
         <w:pStyle w:val="Heading3"/>
@@ -6435,7 +6790,92 @@
         <w:t xml:space="preserve">Interface</w:t>
       </w:r>
     </w:p>
-    <w:bookmarkStart w:id="78" w:name="sec-ch2-fe-ports"/>
+    <w:p>
+      <w:pPr>
+        <w:pStyle w:val="FirstParagraph"/>
+      </w:pPr>
+      <w:r>
+        <w:t xml:space="preserve">This section defines the boundary of</w:t>
+      </w:r>
+      <w:r>
+        <w:t xml:space="preserve"> </w:t>
+      </w:r>
+      <w:r>
+        <w:rPr>
+          <w:rStyle w:val="VerbatimChar"/>
+        </w:rPr>
+        <w:t xml:space="preserve">frontend_top</w:t>
+      </w:r>
+      <w:r>
+        <w:t xml:space="preserve">.</w:t>
+      </w:r>
+      <w:r>
+        <w:t xml:space="preserve"> </w:t>
+      </w:r>
+      <w:hyperlink w:anchor="sec-ch2-fe-ports">
+        <w:r>
+          <w:rPr>
+            <w:rStyle w:val="Hyperlink"/>
+          </w:rPr>
+          <w:t xml:space="preserve">Section 2.2.2.1</w:t>
+        </w:r>
+      </w:hyperlink>
+      <w:r>
+        <w:t xml:space="preserve"> </w:t>
+      </w:r>
+      <w:r>
+        <w:t xml:space="preserve">lists its ports in six groups. The system group has the clock, the warm and debug resets and the clock-gating chicken bit. Thread control has the thread enables, the reset vector and the virtual-memory status of each thread. The L0 micro-cache group has the fetch request and response and the fill-done signal. The integer-pipeline group has the per-thread redirect and stall inputs. The output group carries the instruction and it’s decoded data to ID. The debug group has the halt, halted and program-buffer signals. For each port the table gives the net it connects to in</w:t>
+      </w:r>
+      <w:r>
+        <w:t xml:space="preserve"> </w:t>
+      </w:r>
+      <w:r>
+        <w:rPr>
+          <w:rStyle w:val="VerbatimChar"/>
+        </w:rPr>
+        <w:t xml:space="preserve">core_top</w:t>
+      </w:r>
+      <w:r>
+        <w:t xml:space="preserve">.</w:t>
+      </w:r>
+    </w:p>
+    <w:p>
+      <w:pPr>
+        <w:pStyle w:val="BodyText"/>
+      </w:pPr>
+      <w:hyperlink w:anchor="sec-ch2-fe-structs">
+        <w:r>
+          <w:rPr>
+            <w:rStyle w:val="Hyperlink"/>
+          </w:rPr>
+          <w:t xml:space="preserve">Section 2.2.2.2</w:t>
+        </w:r>
+      </w:hyperlink>
+      <w:r>
+        <w:t xml:space="preserve"> </w:t>
+      </w:r>
+      <w:r>
+        <w:t xml:space="preserve">gives the field layout and bit width of each packed structure that crosses these ports. These are the fetch request and response, the virtual-memory status, the redirect, the instruction delivered to ID, the instruction FIFO entry, and the two decoded control words.</w:t>
+      </w:r>
+      <w:r>
+        <w:t xml:space="preserve"> </w:t>
+      </w:r>
+      <w:hyperlink w:anchor="sec-ch2-fe-params">
+        <w:r>
+          <w:rPr>
+            <w:rStyle w:val="Hyperlink"/>
+          </w:rPr>
+          <w:t xml:space="preserve">Section 2.2.2.3</w:t>
+        </w:r>
+      </w:hyperlink>
+      <w:r>
+        <w:t xml:space="preserve"> </w:t>
+      </w:r>
+      <w:r>
+        <w:t xml:space="preserve">lists the defines that set the number of threads, the buffer geometry and the PC width.</w:t>
+      </w:r>
+    </w:p>
+    <w:bookmarkStart w:id="77" w:name="sec-ch2-fe-ports"/>
     <w:p>
       <w:pPr>
         <w:pStyle w:val="Heading4"/>
@@ -6462,7 +6902,7 @@
           <w:rPr>
             <w:rStyle w:val="Hyperlink"/>
           </w:rPr>
-          <w:t xml:space="preserve">Table 7</w:t>
+          <w:t xml:space="preserve">Table 6</w:t>
         </w:r>
       </w:hyperlink>
       <w:r>
@@ -6512,7 +6952,7 @@
         <w:t xml:space="preserve">. A width of 2 denotes one bit per thread.</w:t>
       </w:r>
     </w:p>
-    <w:bookmarkStart w:id="77" w:name="tab-ch2-fe-ports"/>
+    <w:bookmarkStart w:id="76" w:name="tab-ch2-fe-ports"/>
     <w:p>
       <w:pPr>
         <w:pStyle w:val="TableCaption"/>
@@ -6530,7 +6970,7 @@
         <w:fldChar w:fldCharType="separate"/>
       </w:r>
       <w:r>
-        <w:t>7</w:t>
+        <w:t>6</w:t>
       </w:r>
       <w:r>
         <w:fldChar w:fldCharType="end"/>
@@ -6551,11 +6991,11 @@
         <w:tblCaption w:val="Front End I/O signals"/>
       </w:tblPr>
       <w:tblGrid>
-        <w:gridCol w:w="2084"/>
-        <w:gridCol w:w="416"/>
-        <w:gridCol w:w="1250"/>
-        <w:gridCol w:w="1667"/>
-        <w:gridCol w:w="2501"/>
+        <w:gridCol w:w="1584"/>
+        <w:gridCol w:w="475"/>
+        <w:gridCol w:w="1584"/>
+        <w:gridCol w:w="1980"/>
+        <w:gridCol w:w="2296"/>
       </w:tblGrid>
       <w:tr>
         <w:trPr>
@@ -7098,7 +7538,7 @@
               <w:jc w:val="left"/>
             </w:pPr>
             <w:r>
-              <w:t xml:space="preserve">2 ×</w:t>
+              <w:t xml:space="preserve">2 x</w:t>
             </w:r>
             <w:r>
               <w:t xml:space="preserve"> </w:t>
@@ -7749,7 +8189,7 @@
               <w:jc w:val="left"/>
             </w:pPr>
             <w:r>
-              <w:t xml:space="preserve">2 ×</w:t>
+              <w:t xml:space="preserve">2 x</w:t>
             </w:r>
             <w:r>
               <w:t xml:space="preserve"> </w:t>
@@ -7858,7 +8298,7 @@
               <w:t xml:space="preserve">WFI</w:t>
             </w:r>
             <w:r>
-              <w:t xml:space="preserve">, a fence, exclusive mode held by the other thread, and integer or FP scoreboard stalls.</w:t>
+              <w:t xml:space="preserve">, CSR accesses that are replayed until a resource is ready (e.g., TensorWait, tensor ops, FCC), a fence, exclusive mode held by the other thread, and integer or FP scoreboard stalls. The WFI/CSR term is suppressed while debug mode or halt request is active.</w:t>
             </w:r>
           </w:p>
         </w:tc>
@@ -8733,9 +9173,9 @@
         </w:tc>
       </w:tr>
     </w:tbl>
+    <w:bookmarkEnd w:id="76"/>
     <w:bookmarkEnd w:id="77"/>
-    <w:bookmarkEnd w:id="78"/>
-    <w:bookmarkStart w:id="86" w:name="sec-ch2-fe-structs"/>
+    <w:bookmarkStart w:id="85" w:name="sec-ch2-fe-structs"/>
     <w:p>
       <w:pPr>
         <w:pStyle w:val="Heading4"/>
@@ -8753,7 +9193,7 @@
         <w:t xml:space="preserve">Data Structures</w:t>
       </w:r>
     </w:p>
-    <w:bookmarkStart w:id="79" w:name="tab-ch2-fe-icache-req"/>
+    <w:bookmarkStart w:id="78" w:name="tab-ch2-fe-icache-req"/>
     <w:p>
       <w:pPr>
         <w:pStyle w:val="TableCaption"/>
@@ -8771,7 +9211,7 @@
         <w:fldChar w:fldCharType="separate"/>
       </w:r>
       <w:r>
-        <w:t>8</w:t>
+        <w:t>7</w:t>
       </w:r>
       <w:r>
         <w:fldChar w:fldCharType="end"/>
@@ -8924,7 +9364,7 @@
                 <w:rPr>
                   <w:rStyle w:val="Hyperlink"/>
                 </w:rPr>
-                <w:t xml:space="preserve">Table 9</w:t>
+                <w:t xml:space="preserve">Table 8</w:t>
               </w:r>
             </w:hyperlink>
             <w:r>
@@ -8972,7 +9412,7 @@
         </w:tc>
       </w:tr>
     </w:tbl>
-    <w:bookmarkEnd w:id="79"/>
+    <w:bookmarkEnd w:id="78"/>
     <w:p>
       <w:pPr>
         <w:pStyle w:val="BodyText"/>
@@ -8981,7 +9421,7 @@
         <w:t xml:space="preserve">Front End addresses are 49 bits wide: the 48-bit virtual address and one additional bit that allows a non-canonical 64-bit address to be represented.</w:t>
       </w:r>
     </w:p>
-    <w:bookmarkStart w:id="80" w:name="tab-ch2-fe-vm-status"/>
+    <w:bookmarkStart w:id="79" w:name="tab-ch2-fe-vm-status"/>
     <w:p>
       <w:pPr>
         <w:pStyle w:val="TableCaption"/>
@@ -8999,7 +9439,7 @@
         <w:fldChar w:fldCharType="separate"/>
       </w:r>
       <w:r>
-        <w:t>9</w:t>
+        <w:t>8</w:t>
       </w:r>
       <w:r>
         <w:fldChar w:fldCharType="end"/>
@@ -9237,9 +9677,9 @@
         </w:tc>
       </w:tr>
     </w:tbl>
-    <w:bookmarkEnd w:id="80"/>
+    <w:bookmarkEnd w:id="79"/>
     <w:p/>
-    <w:bookmarkStart w:id="81" w:name="tab-ch2-fe-icache-resp"/>
+    <w:bookmarkStart w:id="80" w:name="tab-ch2-fe-icache-resp"/>
     <w:p>
       <w:pPr>
         <w:pStyle w:val="TableCaption"/>
@@ -9257,7 +9697,7 @@
         <w:fldChar w:fldCharType="separate"/>
       </w:r>
       <w:r>
-        <w:t>10</w:t>
+        <w:t>9</w:t>
       </w:r>
       <w:r>
         <w:fldChar w:fldCharType="end"/>
@@ -9558,9 +9998,9 @@
         </w:tc>
       </w:tr>
     </w:tbl>
-    <w:bookmarkEnd w:id="81"/>
+    <w:bookmarkEnd w:id="80"/>
     <w:p/>
-    <w:bookmarkStart w:id="82" w:name="tab-ch2-fe-fe-req"/>
+    <w:bookmarkStart w:id="81" w:name="tab-ch2-fe-fe-req"/>
     <w:p>
       <w:pPr>
         <w:pStyle w:val="TableCaption"/>
@@ -9578,7 +10018,7 @@
         <w:fldChar w:fldCharType="separate"/>
       </w:r>
       <w:r>
-        <w:t>11</w:t>
+        <w:t>10</w:t>
       </w:r>
       <w:r>
         <w:fldChar w:fldCharType="end"/>
@@ -9826,9 +10266,9 @@
         </w:tc>
       </w:tr>
     </w:tbl>
-    <w:bookmarkEnd w:id="82"/>
+    <w:bookmarkEnd w:id="81"/>
     <w:p/>
-    <w:bookmarkStart w:id="83" w:name="tab-ch2-fe-core-resp"/>
+    <w:bookmarkStart w:id="82" w:name="tab-ch2-fe-core-resp"/>
     <w:p>
       <w:pPr>
         <w:pStyle w:val="TableCaption"/>
@@ -9846,7 +10286,7 @@
         <w:fldChar w:fldCharType="separate"/>
       </w:r>
       <w:r>
-        <w:t>12</w:t>
+        <w:t>11</w:t>
       </w:r>
       <w:r>
         <w:fldChar w:fldCharType="end"/>
@@ -10221,9 +10661,9 @@
         </w:tc>
       </w:tr>
     </w:tbl>
-    <w:bookmarkEnd w:id="83"/>
+    <w:bookmarkEnd w:id="82"/>
     <w:p/>
-    <w:bookmarkStart w:id="84" w:name="tab-ch2-fe-thread-data"/>
+    <w:bookmarkStart w:id="83" w:name="tab-ch2-fe-thread-data"/>
     <w:p>
       <w:pPr>
         <w:pStyle w:val="TableCaption"/>
@@ -10241,7 +10681,7 @@
         <w:fldChar w:fldCharType="separate"/>
       </w:r>
       <w:r>
-        <w:t>13</w:t>
+        <w:t>12</w:t>
       </w:r>
       <w:r>
         <w:fldChar w:fldCharType="end"/>
@@ -10353,7 +10793,7 @@
                 <w:rPr>
                   <w:rStyle w:val="Hyperlink"/>
                 </w:rPr>
-                <w:t xml:space="preserve">Table 12</w:t>
+                <w:t xml:space="preserve">Table 11</w:t>
               </w:r>
             </w:hyperlink>
             <w:r>
@@ -10457,9 +10897,9 @@
         </w:tc>
       </w:tr>
     </w:tbl>
-    <w:bookmarkEnd w:id="84"/>
+    <w:bookmarkEnd w:id="83"/>
     <w:p/>
-    <w:bookmarkStart w:id="85" w:name="tab-ch2-fe-decode-words"/>
+    <w:bookmarkStart w:id="84" w:name="tab-ch2-fe-decode-words"/>
     <w:p>
       <w:pPr>
         <w:pStyle w:val="TableCaption"/>
@@ -10477,7 +10917,7 @@
         <w:fldChar w:fldCharType="separate"/>
       </w:r>
       <w:r>
-        <w:t>14</w:t>
+        <w:t>13</w:t>
       </w:r>
       <w:r>
         <w:fldChar w:fldCharType="end"/>
@@ -10656,9 +11096,9 @@
         </w:tc>
       </w:tr>
     </w:tbl>
+    <w:bookmarkEnd w:id="84"/>
     <w:bookmarkEnd w:id="85"/>
-    <w:bookmarkEnd w:id="86"/>
-    <w:bookmarkStart w:id="88" w:name="sec-ch2-fe-params"/>
+    <w:bookmarkStart w:id="87" w:name="sec-ch2-fe-params"/>
     <w:p>
       <w:pPr>
         <w:pStyle w:val="Heading4"/>
@@ -10676,7 +11116,7 @@
         <w:t xml:space="preserve">Configuration Parameters</w:t>
       </w:r>
     </w:p>
-    <w:bookmarkStart w:id="87" w:name="tab-ch2-fe-params"/>
+    <w:bookmarkStart w:id="86" w:name="tab-ch2-fe-params"/>
     <w:p>
       <w:pPr>
         <w:pStyle w:val="TableCaption"/>
@@ -10694,7 +11134,7 @@
         <w:fldChar w:fldCharType="separate"/>
       </w:r>
       <w:r>
-        <w:t>15</w:t>
+        <w:t>14</w:t>
       </w:r>
       <w:r>
         <w:fldChar w:fldCharType="end"/>
@@ -10909,6 +11349,36 @@
             <w:r>
               <w:t xml:space="preserve">Read-pointer width: 1 entry bit and 4 halfword bits.</w:t>
             </w:r>
+            <w:r>
+              <w:br/>
+            </w:r>
+            <w:r>
+              <w:t xml:space="preserve">log2(</w:t>
+            </w:r>
+            <w:r>
+              <w:rPr>
+                <w:rStyle w:val="VerbatimChar"/>
+              </w:rPr>
+              <w:t xml:space="preserve">FE_FETCH_VALID_INST_SIZE</w:t>
+            </w:r>
+            <w:r>
+              <w:t xml:space="preserve"> </w:t>
+            </w:r>
+            <w:r>
+              <w:t xml:space="preserve">*</w:t>
+            </w:r>
+            <w:r>
+              <w:t xml:space="preserve"> </w:t>
+            </w:r>
+            <w:r>
+              <w:rPr>
+                <w:rStyle w:val="VerbatimChar"/>
+              </w:rPr>
+              <w:t xml:space="preserve">FE_FETCH_BUFFERS</w:t>
+            </w:r>
+            <w:r>
+              <w:t xml:space="preserve">) = log2(16 * 2) = 5</w:t>
+            </w:r>
           </w:p>
         </w:tc>
       </w:tr>
@@ -10951,10 +11421,10 @@
         </w:tc>
       </w:tr>
     </w:tbl>
+    <w:bookmarkEnd w:id="86"/>
     <w:bookmarkEnd w:id="87"/>
     <w:bookmarkEnd w:id="88"/>
-    <w:bookmarkEnd w:id="89"/>
-    <w:bookmarkStart w:id="94" w:name="sec-ch2-fe-pipeline"/>
+    <w:bookmarkStart w:id="93" w:name="sec-ch2-fe-pipeline"/>
     <w:p>
       <w:pPr>
         <w:pStyle w:val="Heading3"/>
@@ -10977,21 +11447,18 @@
         <w:pStyle w:val="FirstParagraph"/>
       </w:pPr>
       <w:r>
-        <w:t xml:space="preserve">The Front End pipeline has eight stages, F0 to F7 (</w:t>
-      </w:r>
-      <w:hyperlink w:anchor="fig-ch2-fe-pipeline">
-        <w:r>
-          <w:rPr>
-            <w:rStyle w:val="Hyperlink"/>
-          </w:rPr>
-          <w:t xml:space="preserve">Figure 10</w:t>
-        </w:r>
-      </w:hyperlink>
-      <w:r>
-        <w:t xml:space="preserve">). Stages F1 to F5 overlap the L0 micro-cache pipeline.</w:t>
-      </w:r>
-    </w:p>
-    <w:bookmarkStart w:id="93" w:name="fig-ch2-fe-pipeline"/>
+        <w:t xml:space="preserve">This section describes the eight Front End stages, F0 to F7, and how they line up with the L0 micro-cache pipeline. Two activities run in parallel and meet in the thread buffer. Fetch runs from F0 to F6: a thread’s request is arbitrated and sent in F0, waits for acceptance in F1, is looked up in F1 to F5, and the response is written into the thread buffer in F6; a miss writes nothing and the thread goes to sleep. In F7 each thread pulls its next instruction out of its buffer and expands it if compressed. One thread’s instruction is decoded and placed in its FIFO. The scheduler presents one thread’s FIFO head to the integer pipeline each cycle</w:t>
+      </w:r>
+    </w:p>
+    <w:p>
+      <w:pPr>
+        <w:pStyle w:val="BodyText"/>
+      </w:pPr>
+      <w:r>
+        <w:t xml:space="preserve">Fetching and extracting are independent: a thread keeps extracting instructions from a filled buffer entry while its next request is still in F0-F5.</w:t>
+      </w:r>
+    </w:p>
+    <w:bookmarkStart w:id="92" w:name="fig-ch2-fe-pipeline"/>
     <w:p>
       <w:pPr>
         <w:pStyle w:val="CaptionedFigure"/>
@@ -11001,18 +11468,18 @@
           <wp:inline>
             <wp:extent cx="5334000" cy="1569798"/>
             <wp:effectExtent b="0" l="0" r="0" t="0"/>
-            <wp:docPr descr="Front End pipeline" title="" id="91" name="Picture"/>
+            <wp:docPr descr="Front End pipeline" title="" id="90" name="Picture"/>
             <a:graphic>
               <a:graphicData uri="http://schemas.openxmlformats.org/drawingml/2006/picture">
                 <pic:pic>
                   <pic:nvPicPr>
-                    <pic:cNvPr descr="images/ch02/fig-fe-pipeline.png" id="92" name="Picture"/>
+                    <pic:cNvPr descr="images/ch02/fig-fe-pipeline.png" id="91" name="Picture"/>
                     <pic:cNvPicPr>
                       <a:picLocks noChangeArrowheads="1" noChangeAspect="1"/>
                     </pic:cNvPicPr>
                   </pic:nvPicPr>
                   <pic:blipFill>
-                    <a:blip r:embed="rId90"/>
+                    <a:blip r:embed="rId89"/>
                     <a:stretch>
                       <a:fillRect/>
                     </a:stretch>
@@ -11068,7 +11535,7 @@
         <w:t xml:space="preserve">Front End pipeline</w:t>
       </w:r>
     </w:p>
-    <w:bookmarkEnd w:id="93"/>
+    <w:bookmarkEnd w:id="92"/>
     <w:p>
       <w:pPr>
         <w:pStyle w:val="DefinitionTerm"/>
@@ -11152,8 +11619,8 @@
         <w:t xml:space="preserve">With an L0 hit and no competing requests, the first instruction of a block reaches ID nine cycles after its request is issued in F0.</w:t>
       </w:r>
     </w:p>
-    <w:bookmarkEnd w:id="94"/>
-    <w:bookmarkStart w:id="115" w:name="sec-ch2-fe-l0"/>
+    <w:bookmarkEnd w:id="93"/>
+    <w:bookmarkStart w:id="114" w:name="sec-ch2-fe-l0"/>
     <w:p>
       <w:pPr>
         <w:pStyle w:val="Heading3"/>
@@ -11169,6 +11636,58 @@
       </w:r>
       <w:r>
         <w:t xml:space="preserve">Interaction with the L0 Micro-Cache</w:t>
+      </w:r>
+    </w:p>
+    <w:p>
+      <w:pPr>
+        <w:pStyle w:val="FirstParagraph"/>
+      </w:pPr>
+      <w:r>
+        <w:t xml:space="preserve">This section describes the fetch protocol between the Front End and the L0 micro-cache, from the Front End side. It covers the following four things:</w:t>
+      </w:r>
+    </w:p>
+    <w:p>
+      <w:pPr>
+        <w:numPr>
+          <w:ilvl w:val="0"/>
+          <w:numId w:val="1020"/>
+        </w:numPr>
+      </w:pPr>
+      <w:r>
+        <w:t xml:space="preserve">How a request is arbitrated and accepted: by the 2:1 LRU arbiter and F1 request register in the core, then by the 8:1 arbiter of the Neighborhood.</w:t>
+      </w:r>
+    </w:p>
+    <w:p>
+      <w:pPr>
+        <w:numPr>
+          <w:ilvl w:val="0"/>
+          <w:numId w:val="1020"/>
+        </w:numPr>
+      </w:pPr>
+      <w:r>
+        <w:t xml:space="preserve">The fixed response timing, and how a thread recognizes its own responses with a token tracker, since responses carry no thread identifier.</w:t>
+      </w:r>
+    </w:p>
+    <w:p>
+      <w:pPr>
+        <w:numPr>
+          <w:ilvl w:val="0"/>
+          <w:numId w:val="1020"/>
+        </w:numPr>
+      </w:pPr>
+      <w:r>
+        <w:t xml:space="preserve">The miss, sleep and fill-done protocol, and why its timing guarantees that no wake-up is lost.</w:t>
+      </w:r>
+    </w:p>
+    <w:p>
+      <w:pPr>
+        <w:numPr>
+          <w:ilvl w:val="0"/>
+          <w:numId w:val="1020"/>
+        </w:numPr>
+      </w:pPr>
+      <w:r>
+        <w:t xml:space="preserve">How a redirect cancels requests already in flight, including one still waiting in the F1 register.</w:t>
       </w:r>
     </w:p>
     <w:p>
@@ -11193,7 +11712,7 @@
         <w:t xml:space="preserve"> </w:t>
       </w:r>
       <w:r>
-        <w:t xml:space="preserve">shows the request and response path of one core. This section describes the interface from the Front End side; the Neighborhood side is described in</w:t>
+        <w:t xml:space="preserve">shows the request and response path of one core. The Neighborhood side of the interface is described in</w:t>
       </w:r>
       <w:r>
         <w:t xml:space="preserve"> </w:t>
@@ -11210,7 +11729,7 @@
         <w:t xml:space="preserve">.</w:t>
       </w:r>
     </w:p>
-    <w:bookmarkStart w:id="98" w:name="fig-ch2-fe-l0-path"/>
+    <w:bookmarkStart w:id="97" w:name="fig-ch2-fe-l0-path"/>
     <w:p>
       <w:pPr>
         <w:pStyle w:val="CaptionedFigure"/>
@@ -11220,18 +11739,18 @@
           <wp:inline>
             <wp:extent cx="5334000" cy="2037232"/>
             <wp:effectExtent b="0" l="0" r="0" t="0"/>
-            <wp:docPr descr="Front End to L0 micro-cache request and response path" title="" id="96" name="Picture"/>
+            <wp:docPr descr="Front End to L0 micro-cache request and response path" title="" id="95" name="Picture"/>
             <a:graphic>
               <a:graphicData uri="http://schemas.openxmlformats.org/drawingml/2006/picture">
                 <pic:pic>
                   <pic:nvPicPr>
-                    <pic:cNvPr descr="images/ch02/fig-fe-l0-path.png" id="97" name="Picture"/>
+                    <pic:cNvPr descr="images/ch02/fig-fe-l0-path.png" id="96" name="Picture"/>
                     <pic:cNvPicPr>
                       <a:picLocks noChangeArrowheads="1" noChangeAspect="1"/>
                     </pic:cNvPicPr>
                   </pic:nvPicPr>
                   <pic:blipFill>
-                    <a:blip r:embed="rId95"/>
+                    <a:blip r:embed="rId94"/>
                     <a:stretch>
                       <a:fillRect/>
                     </a:stretch>
@@ -11287,8 +11806,8 @@
         <w:t xml:space="preserve">Front End to L0 micro-cache request and response path</w:t>
       </w:r>
     </w:p>
-    <w:bookmarkEnd w:id="98"/>
-    <w:bookmarkStart w:id="99" w:name="sec-ch2-fe-arb"/>
+    <w:bookmarkEnd w:id="97"/>
+    <w:bookmarkStart w:id="98" w:name="sec-ch2-fe-arb"/>
     <w:p>
       <w:pPr>
         <w:pStyle w:val="Heading4"/>
@@ -11318,7 +11837,7 @@
       <w:pPr>
         <w:numPr>
           <w:ilvl w:val="0"/>
-          <w:numId w:val="1018"/>
+          <w:numId w:val="1021"/>
         </w:numPr>
       </w:pPr>
       <w:r>
@@ -11339,7 +11858,7 @@
       <w:pPr>
         <w:numPr>
           <w:ilvl w:val="0"/>
-          <w:numId w:val="1018"/>
+          <w:numId w:val="1021"/>
         </w:numPr>
       </w:pPr>
       <w:r>
@@ -11387,7 +11906,7 @@
       <w:pPr>
         <w:numPr>
           <w:ilvl w:val="0"/>
-          <w:numId w:val="1018"/>
+          <w:numId w:val="1021"/>
         </w:numPr>
       </w:pPr>
       <w:r>
@@ -11416,8 +11935,8 @@
         <w:t xml:space="preserve">. Because of the capture register, a request is accepted at the earliest in its second F1 cycle.</w:t>
       </w:r>
     </w:p>
-    <w:bookmarkEnd w:id="99"/>
-    <w:bookmarkStart w:id="104" w:name="sec-ch2-fe-track"/>
+    <w:bookmarkEnd w:id="98"/>
+    <w:bookmarkStart w:id="103" w:name="sec-ch2-fe-track"/>
     <w:p>
       <w:pPr>
         <w:pStyle w:val="Heading4"/>
@@ -11466,7 +11985,7 @@
         <w:t xml:space="preserve">and broadcast to both thread buffers.</w:t>
       </w:r>
     </w:p>
-    <w:bookmarkStart w:id="103" w:name="fig-ch2-fe-td-hit"/>
+    <w:bookmarkStart w:id="102" w:name="fig-ch2-fe-td-hit"/>
     <w:p>
       <w:pPr>
         <w:pStyle w:val="CaptionedFigure"/>
@@ -11476,18 +11995,18 @@
           <wp:inline>
             <wp:extent cx="5334000" cy="3176127"/>
             <wp:effectExtent b="0" l="0" r="0" t="0"/>
-            <wp:docPr descr="Request and hit response" title="" id="101" name="Picture"/>
+            <wp:docPr descr="Request and hit response" title="" id="100" name="Picture"/>
             <a:graphic>
               <a:graphicData uri="http://schemas.openxmlformats.org/drawingml/2006/picture">
                 <pic:pic>
                   <pic:nvPicPr>
-                    <pic:cNvPr descr="images/ch02/td-fe-hit.png" id="102" name="Picture"/>
+                    <pic:cNvPr descr="images/ch02/td-fe-hit.png" id="101" name="Picture"/>
                     <pic:cNvPicPr>
                       <a:picLocks noChangeArrowheads="1" noChangeAspect="1"/>
                     </pic:cNvPicPr>
                   </pic:nvPicPr>
                   <pic:blipFill>
-                    <a:blip r:embed="rId100"/>
+                    <a:blip r:embed="rId99"/>
                     <a:stretch>
                       <a:fillRect/>
                     </a:stretch>
@@ -11543,7 +12062,7 @@
         <w:t xml:space="preserve">Request and hit response</w:t>
       </w:r>
     </w:p>
-    <w:bookmarkEnd w:id="103"/>
+    <w:bookmarkEnd w:id="102"/>
     <w:p>
       <w:pPr>
         <w:pStyle w:val="BodyText"/>
@@ -11569,8 +12088,8 @@
         <w:t xml:space="preserve">the request is issued in cycle 1, accepted in cycle 3, and the block returns in cycle 7. It is written in cycle 8; the first instruction of the fetched block is in the F7 stage in cycle 9 and in the ID stage in cycle 10.</w:t>
       </w:r>
     </w:p>
-    <w:bookmarkEnd w:id="104"/>
-    <w:bookmarkStart w:id="109" w:name="sec-ch2-fe-miss"/>
+    <w:bookmarkEnd w:id="103"/>
+    <w:bookmarkStart w:id="108" w:name="sec-ch2-fe-miss"/>
     <w:p>
       <w:pPr>
         <w:pStyle w:val="Heading4"/>
@@ -11625,7 +12144,7 @@
         <w:t xml:space="preserve">. The signal is broadcast to all threads of the L0 micro-cache and carries no address. Every sleeping thread wakes and retries; a thread whose line is still absent misses again and sleeps until the next fill. A redirect, a thread disable or a pending halt also clears the sleep state.</w:t>
       </w:r>
     </w:p>
-    <w:bookmarkStart w:id="108" w:name="fig-ch2-fe-td-miss"/>
+    <w:bookmarkStart w:id="107" w:name="fig-ch2-fe-td-miss"/>
     <w:p>
       <w:pPr>
         <w:pStyle w:val="CaptionedFigure"/>
@@ -11635,18 +12154,18 @@
           <wp:inline>
             <wp:extent cx="5334000" cy="2236914"/>
             <wp:effectExtent b="0" l="0" r="0" t="0"/>
-            <wp:docPr descr="Miss, sleep and retry" title="" id="106" name="Picture"/>
+            <wp:docPr descr="Miss, sleep and retry" title="" id="105" name="Picture"/>
             <a:graphic>
               <a:graphicData uri="http://schemas.openxmlformats.org/drawingml/2006/picture">
                 <pic:pic>
                   <pic:nvPicPr>
-                    <pic:cNvPr descr="images/ch02/td-fe-miss.png" id="107" name="Picture"/>
+                    <pic:cNvPr descr="images/ch02/td-fe-miss.png" id="106" name="Picture"/>
                     <pic:cNvPicPr>
                       <a:picLocks noChangeArrowheads="1" noChangeAspect="1"/>
                     </pic:cNvPicPr>
                   </pic:nvPicPr>
                   <pic:blipFill>
-                    <a:blip r:embed="rId105"/>
+                    <a:blip r:embed="rId104"/>
                     <a:stretch>
                       <a:fillRect/>
                     </a:stretch>
@@ -11702,7 +12221,7 @@
         <w:t xml:space="preserve">Miss, sleep and retry</w:t>
       </w:r>
     </w:p>
-    <w:bookmarkEnd w:id="108"/>
+    <w:bookmarkEnd w:id="107"/>
     <w:p>
       <w:pPr>
         <w:pStyle w:val="BodyText"/>
@@ -11736,8 +12255,8 @@
         <w:t xml:space="preserve">Fill done is issued one cycle after the response slot. A request that looks up the L0 micro-cache while a fill is being written still misses, and its response is the last miss that the fill can cause. Issuing fill done one cycle after that response, and registering it again in the Front End, ensures that every thread has entered the sleep state before the wake-up arrives. A wake-up that arrived first would be lost, and the thread would wait for an unrelated fill.</w:t>
       </w:r>
     </w:p>
-    <w:bookmarkEnd w:id="109"/>
-    <w:bookmarkStart w:id="114" w:name="sec-ch2-fe-kill"/>
+    <w:bookmarkEnd w:id="108"/>
+    <w:bookmarkStart w:id="113" w:name="sec-ch2-fe-kill"/>
     <w:p>
       <w:pPr>
         <w:pStyle w:val="Heading4"/>
@@ -11771,7 +12290,7 @@
         <w:t xml:space="preserve">A request still waiting in the F1 I-cache request register cannot be withdrawn: the register is shared and the Neighborhood already holds a copy. The thread records the cancellation and does not advance the token when the request is accepted. The I-cache lookup is performed and its response is discarded. The thread’s new request is issued only after the cancelled request has been accepted.</w:t>
       </w:r>
     </w:p>
-    <w:bookmarkStart w:id="113" w:name="fig-ch2-fe-td-kill"/>
+    <w:bookmarkStart w:id="112" w:name="fig-ch2-fe-td-kill"/>
     <w:p>
       <w:pPr>
         <w:pStyle w:val="CaptionedFigure"/>
@@ -11781,18 +12300,18 @@
           <wp:inline>
             <wp:extent cx="5334000" cy="2189659"/>
             <wp:effectExtent b="0" l="0" r="0" t="0"/>
-            <wp:docPr descr="Redirect while a request waits in F1" title="" id="111" name="Picture"/>
+            <wp:docPr descr="Redirect while a request waits in F1" title="" id="110" name="Picture"/>
             <a:graphic>
               <a:graphicData uri="http://schemas.openxmlformats.org/drawingml/2006/picture">
                 <pic:pic>
                   <pic:nvPicPr>
-                    <pic:cNvPr descr="images/ch02/td-fe-kill.png" id="112" name="Picture"/>
+                    <pic:cNvPr descr="images/ch02/td-fe-kill.png" id="111" name="Picture"/>
                     <pic:cNvPicPr>
                       <a:picLocks noChangeArrowheads="1" noChangeAspect="1"/>
                     </pic:cNvPicPr>
                   </pic:nvPicPr>
                   <pic:blipFill>
-                    <a:blip r:embed="rId110"/>
+                    <a:blip r:embed="rId109"/>
                     <a:stretch>
                       <a:fillRect/>
                     </a:stretch>
@@ -11848,7 +12367,7 @@
         <w:t xml:space="preserve">Redirect while a request waits in F1</w:t>
       </w:r>
     </w:p>
-    <w:bookmarkEnd w:id="113"/>
+    <w:bookmarkEnd w:id="112"/>
     <w:p>
       <w:pPr>
         <w:pStyle w:val="BodyText"/>
@@ -11874,9 +12393,9 @@
         <w:t xml:space="preserve">the redirect arrives in cycle 3 while the request waits in F1. The cancellation is held until the request is accepted in cycle 5; no token enters F2. The new request is issued in cycle 6 and accepted in cycle 8.</w:t>
       </w:r>
     </w:p>
+    <w:bookmarkEnd w:id="113"/>
     <w:bookmarkEnd w:id="114"/>
-    <w:bookmarkEnd w:id="115"/>
-    <w:bookmarkStart w:id="139" w:name="sec-ch2-fe-tb"/>
+    <w:bookmarkStart w:id="138" w:name="sec-ch2-fe-tb"/>
     <w:p>
       <w:pPr>
         <w:pStyle w:val="Heading3"/>
@@ -11899,7 +12418,7 @@
         <w:pStyle w:val="FirstParagraph"/>
       </w:pPr>
       <w:r>
-        <w:t xml:space="preserve">Each thread has a thread buffer (</w:t>
+        <w:t xml:space="preserve">The thread buffer (</w:t>
       </w:r>
       <w:r>
         <w:rPr>
@@ -11908,10 +12427,18 @@
         <w:t xml:space="preserve">frontend_thread_buffer</w:t>
       </w:r>
       <w:r>
-        <w:t xml:space="preserve">). It holds the thread’s fetch PC and a 64-byte instruction buffer, generates and tracks fetch requests, writes the returned blocks, and extracts one instruction per cycle.</w:t>
-      </w:r>
-    </w:p>
-    <w:bookmarkStart w:id="119" w:name="fig-ch2-fe-tb"/>
+        <w:t xml:space="preserve">) holds almost all of a thread’s Front End state; there is one buffer per thread. This section describes how the buffer stores instructions: two 256-bit entries in a latch register file with a 32-bit, wrap-around read port. It then describes the state kept for each entry, the fetch PC and how it is updated, and the conditions under which the thread requests a new block. It also shows how an entry is reserved and written.</w:t>
+      </w:r>
+    </w:p>
+    <w:p>
+      <w:pPr>
+        <w:pStyle w:val="BodyText"/>
+      </w:pPr>
+      <w:r>
+        <w:t xml:space="preserve">The section then shows the instruction side: how the read pointer extracts one instruction per cycle, including instructions that cross from one entry to the other and the bypass from incoming data. It then covers how the RVC expander turns compressed instructions into 32-bit ones, and which fault, error and replay status is attached to each instruction on its way to the integer pipeline.</w:t>
+      </w:r>
+    </w:p>
+    <w:bookmarkStart w:id="118" w:name="fig-ch2-fe-tb"/>
     <w:p>
       <w:pPr>
         <w:pStyle w:val="CaptionedFigure"/>
@@ -11921,18 +12448,18 @@
           <wp:inline>
             <wp:extent cx="5334000" cy="3875699"/>
             <wp:effectExtent b="0" l="0" r="0" t="0"/>
-            <wp:docPr descr="Thread buffer operation" title="" id="117" name="Picture"/>
+            <wp:docPr descr="Thread buffer operation" title="" id="116" name="Picture"/>
             <a:graphic>
               <a:graphicData uri="http://schemas.openxmlformats.org/drawingml/2006/picture">
                 <pic:pic>
                   <pic:nvPicPr>
-                    <pic:cNvPr descr="images/ch02/fig-fe-thread-buffer-flow.png" id="118" name="Picture"/>
+                    <pic:cNvPr descr="images/ch02/fig-fe-thread-buffer-flow.png" id="117" name="Picture"/>
                     <pic:cNvPicPr>
                       <a:picLocks noChangeArrowheads="1" noChangeAspect="1"/>
                     </pic:cNvPicPr>
                   </pic:nvPicPr>
                   <pic:blipFill>
-                    <a:blip r:embed="rId116"/>
+                    <a:blip r:embed="rId115"/>
                     <a:stretch>
                       <a:fillRect/>
                     </a:stretch>
@@ -11988,8 +12515,8 @@
         <w:t xml:space="preserve">Thread buffer operation</w:t>
       </w:r>
     </w:p>
-    <w:bookmarkEnd w:id="119"/>
-    <w:bookmarkStart w:id="123" w:name="fig-ch2-fe-tb-detail"/>
+    <w:bookmarkEnd w:id="118"/>
+    <w:bookmarkStart w:id="122" w:name="fig-ch2-fe-tb-detail"/>
     <w:p>
       <w:pPr>
         <w:pStyle w:val="CaptionedFigure"/>
@@ -11999,18 +12526,18 @@
           <wp:inline>
             <wp:extent cx="5334000" cy="3452461"/>
             <wp:effectExtent b="0" l="0" r="0" t="0"/>
-            <wp:docPr descr="Thread buffer pipeline" title="" id="121" name="Picture"/>
+            <wp:docPr descr="Thread buffer pipeline" title="" id="120" name="Picture"/>
             <a:graphic>
               <a:graphicData uri="http://schemas.openxmlformats.org/drawingml/2006/picture">
                 <pic:pic>
                   <pic:nvPicPr>
-                    <pic:cNvPr descr="images/ch02/fig-fe-pipeline-detail.png" id="122" name="Picture"/>
+                    <pic:cNvPr descr="images/ch02/fig-fe-pipeline-detail.png" id="121" name="Picture"/>
                     <pic:cNvPicPr>
                       <a:picLocks noChangeArrowheads="1" noChangeAspect="1"/>
                     </pic:cNvPicPr>
                   </pic:nvPicPr>
                   <pic:blipFill>
-                    <a:blip r:embed="rId120"/>
+                    <a:blip r:embed="rId119"/>
                     <a:stretch>
                       <a:fillRect/>
                     </a:stretch>
@@ -12066,8 +12593,8 @@
         <w:t xml:space="preserve">Thread buffer pipeline</w:t>
       </w:r>
     </w:p>
-    <w:bookmarkEnd w:id="123"/>
-    <w:bookmarkStart w:id="129" w:name="sec-ch2-fe-entries"/>
+    <w:bookmarkEnd w:id="122"/>
+    <w:bookmarkStart w:id="128" w:name="sec-ch2-fe-entries"/>
     <w:p>
       <w:pPr>
         <w:pStyle w:val="Heading4"/>
@@ -12105,7 +12632,7 @@
       <w:pPr>
         <w:numPr>
           <w:ilvl w:val="0"/>
-          <w:numId w:val="1019"/>
+          <w:numId w:val="1022"/>
         </w:numPr>
       </w:pPr>
       <w:r>
@@ -12126,7 +12653,7 @@
       <w:pPr>
         <w:numPr>
           <w:ilvl w:val="0"/>
-          <w:numId w:val="1019"/>
+          <w:numId w:val="1022"/>
         </w:numPr>
       </w:pPr>
       <w:r>
@@ -12163,7 +12690,7 @@
         <w:t xml:space="preserve">The read port wraps around: halfword 15 of one entry is followed by halfword 0 of the other. The entries therefore form a ring of 32 halfwords, and a 32-bit instruction that starts in the last halfword of an entry is read in one access.</w:t>
       </w:r>
     </w:p>
-    <w:bookmarkStart w:id="127" w:name="fig-ch2-fe-buf-org"/>
+    <w:bookmarkStart w:id="126" w:name="fig-ch2-fe-buf-org"/>
     <w:p>
       <w:pPr>
         <w:pStyle w:val="CaptionedFigure"/>
@@ -12173,18 +12700,18 @@
           <wp:inline>
             <wp:extent cx="5334000" cy="2812624"/>
             <wp:effectExtent b="0" l="0" r="0" t="0"/>
-            <wp:docPr descr="Thread-buffer entries and read pointer" title="" id="125" name="Picture"/>
+            <wp:docPr descr="Thread-buffer entries and read pointer" title="" id="124" name="Picture"/>
             <a:graphic>
               <a:graphicData uri="http://schemas.openxmlformats.org/drawingml/2006/picture">
                 <pic:pic>
                   <pic:nvPicPr>
-                    <pic:cNvPr descr="images/ch02/fig-fe-buffer.png" id="126" name="Picture"/>
+                    <pic:cNvPr descr="images/ch02/fig-fe-buffer.png" id="125" name="Picture"/>
                     <pic:cNvPicPr>
                       <a:picLocks noChangeArrowheads="1" noChangeAspect="1"/>
                     </pic:cNvPicPr>
                   </pic:nvPicPr>
                   <pic:blipFill>
-                    <a:blip r:embed="rId124"/>
+                    <a:blip r:embed="rId123"/>
                     <a:stretch>
                       <a:fillRect/>
                     </a:stretch>
@@ -12240,8 +12767,8 @@
         <w:t xml:space="preserve">Thread-buffer entries and read pointer</w:t>
       </w:r>
     </w:p>
-    <w:bookmarkEnd w:id="127"/>
-    <w:bookmarkStart w:id="128" w:name="tab-ch2-fe-buf-state"/>
+    <w:bookmarkEnd w:id="126"/>
+    <w:bookmarkStart w:id="127" w:name="tab-ch2-fe-buf-state"/>
     <w:p>
       <w:pPr>
         <w:pStyle w:val="TableCaption"/>
@@ -12259,7 +12786,7 @@
         <w:fldChar w:fldCharType="separate"/>
       </w:r>
       <w:r>
-        <w:t>16</w:t>
+        <w:t>15</w:t>
       </w:r>
       <w:r>
         <w:fldChar w:fldCharType="end"/>
@@ -12442,9 +12969,9 @@
         </w:tc>
       </w:tr>
     </w:tbl>
+    <w:bookmarkEnd w:id="127"/>
     <w:bookmarkEnd w:id="128"/>
-    <w:bookmarkEnd w:id="129"/>
-    <w:bookmarkStart w:id="131" w:name="sec-ch2-fe-pc"/>
+    <w:bookmarkStart w:id="130" w:name="sec-ch2-fe-pc"/>
     <w:p>
       <w:pPr>
         <w:pStyle w:val="Heading4"/>
@@ -12477,14 +13004,14 @@
           <w:rPr>
             <w:rStyle w:val="Hyperlink"/>
           </w:rPr>
-          <w:t xml:space="preserve">Table 17</w:t>
+          <w:t xml:space="preserve">Table 16</w:t>
         </w:r>
       </w:hyperlink>
       <w:r>
         <w:t xml:space="preserve">.</w:t>
       </w:r>
     </w:p>
-    <w:bookmarkStart w:id="130" w:name="tab-ch2-fe-pc"/>
+    <w:bookmarkStart w:id="129" w:name="tab-ch2-fe-pc"/>
     <w:p>
       <w:pPr>
         <w:pStyle w:val="TableCaption"/>
@@ -12502,7 +13029,7 @@
         <w:fldChar w:fldCharType="separate"/>
       </w:r>
       <w:r>
-        <w:t>17</w:t>
+        <w:t>16</w:t>
       </w:r>
       <w:r>
         <w:fldChar w:fldCharType="end"/>
@@ -12640,25 +13167,25 @@
         </w:tc>
       </w:tr>
     </w:tbl>
+    <w:bookmarkEnd w:id="129"/>
+    <w:p>
+      <w:pPr>
+        <w:pStyle w:val="BodyText"/>
+      </w:pPr>
+      <w:r>
+        <w:t xml:space="preserve">Only the first block after a reset or redirect can start within a 32-byte block; all later blocks are aligned. A miss does not change the fetch PC, so the same address is requested again after the fill.</w:t>
+      </w:r>
+    </w:p>
+    <w:p>
+      <w:pPr>
+        <w:pStyle w:val="BodyText"/>
+      </w:pPr>
+      <w:r>
+        <w:t xml:space="preserve">The PC of each extracted instruction is formed from the upper bits of its entry’s block address and the halfword position of the read pointer.</w:t>
+      </w:r>
+    </w:p>
     <w:bookmarkEnd w:id="130"/>
-    <w:p>
-      <w:pPr>
-        <w:pStyle w:val="BodyText"/>
-      </w:pPr>
-      <w:r>
-        <w:t xml:space="preserve">Only the first block after a reset or redirect can start within a 32-byte block; all later blocks are aligned. A miss does not change the fetch PC, so the same address is requested again after the fill.</w:t>
-      </w:r>
-    </w:p>
-    <w:p>
-      <w:pPr>
-        <w:pStyle w:val="BodyText"/>
-      </w:pPr>
-      <w:r>
-        <w:t xml:space="preserve">The PC of each extracted instruction is formed from the upper bits of its entry’s block address and the halfword position of the read pointer.</w:t>
-      </w:r>
-    </w:p>
-    <w:bookmarkEnd w:id="131"/>
-    <w:bookmarkStart w:id="134" w:name="sec-ch2-fe-req"/>
+    <w:bookmarkStart w:id="133" w:name="sec-ch2-fe-req"/>
     <w:p>
       <w:pPr>
         <w:pStyle w:val="Heading4"/>
@@ -12691,7 +13218,7 @@
           <w:rPr>
             <w:rStyle w:val="Hyperlink"/>
           </w:rPr>
-          <w:t xml:space="preserve">Table 18</w:t>
+          <w:t xml:space="preserve">Table 17</w:t>
         </w:r>
       </w:hyperlink>
       <w:r>
@@ -12701,7 +13228,7 @@
         <w:t xml:space="preserve">are met.</w:t>
       </w:r>
     </w:p>
-    <w:bookmarkStart w:id="132" w:name="tab-ch2-fe-req-cond"/>
+    <w:bookmarkStart w:id="131" w:name="tab-ch2-fe-req-cond"/>
     <w:p>
       <w:pPr>
         <w:pStyle w:val="TableCaption"/>
@@ -12719,7 +13246,7 @@
         <w:fldChar w:fldCharType="separate"/>
       </w:r>
       <w:r>
-        <w:t>18</w:t>
+        <w:t>17</w:t>
       </w:r>
       <w:r>
         <w:fldChar w:fldCharType="end"/>
@@ -12828,18 +13355,18 @@
               <w:jc w:val="left"/>
             </w:pPr>
             <w:r>
-              <w:t xml:space="preserve">Thread not sleeping</w:t>
-            </w:r>
-          </w:p>
-        </w:tc>
-        <w:tc>
-          <w:tcPr/>
-          <w:p>
-            <w:pPr>
-              <w:jc w:val="left"/>
-            </w:pPr>
-            <w:r>
-              <w:t xml:space="preserve">A missed line is requested again only after a fill.</w:t>
+              <w:t xml:space="preserve">Thread not sleeping, or registered fill done in this cycle</w:t>
+            </w:r>
+          </w:p>
+        </w:tc>
+        <w:tc>
+          <w:tcPr/>
+          <w:p>
+            <w:pPr>
+              <w:jc w:val="left"/>
+            </w:pPr>
+            <w:r>
+              <w:t xml:space="preserve">After a miss the thread waits for a fill; the request is issued in the cycle the registered fill done arrives.</w:t>
             </w:r>
           </w:p>
         </w:tc>
@@ -12900,6 +13427,41 @@
               <w:jc w:val="left"/>
             </w:pPr>
             <w:r>
+              <w:t xml:space="preserve">No halt pending</w:t>
+            </w:r>
+          </w:p>
+        </w:tc>
+        <w:tc>
+          <w:tcPr/>
+          <w:p>
+            <w:pPr>
+              <w:jc w:val="left"/>
+            </w:pPr>
+            <w:r>
+              <w:t xml:space="preserve">While a halt is pending the thread sends no request to the L0 micro-cache; it produces a placeholder instruction instead (</w:t>
+            </w:r>
+            <w:hyperlink w:anchor="sec-ch2-fe-halt">
+              <w:r>
+                <w:rPr>
+                  <w:rStyle w:val="Hyperlink"/>
+                </w:rPr>
+                <w:t xml:space="preserve">Section 2.2.10.1</w:t>
+              </w:r>
+            </w:hyperlink>
+            <w:r>
+              <w:t xml:space="preserve">).</w:t>
+            </w:r>
+          </w:p>
+        </w:tc>
+      </w:tr>
+      <w:tr>
+        <w:tc>
+          <w:tcPr/>
+          <w:p>
+            <w:pPr>
+              <w:jc w:val="left"/>
+            </w:pPr>
+            <w:r>
               <w:t xml:space="preserve">Not in reset; not executing the debug program buffer</w:t>
             </w:r>
           </w:p>
@@ -12917,7 +13479,7 @@
         </w:tc>
       </w:tr>
     </w:tbl>
-    <w:bookmarkEnd w:id="132"/>
+    <w:bookmarkEnd w:id="131"/>
     <w:p>
       <w:pPr>
         <w:pStyle w:val="BodyText"/>
@@ -12935,7 +13497,7 @@
           <w:rPr>
             <w:rStyle w:val="Hyperlink"/>
           </w:rPr>
-          <w:t xml:space="preserve">Table 19</w:t>
+          <w:t xml:space="preserve">Table 18</w:t>
         </w:r>
       </w:hyperlink>
       <w:r>
@@ -12975,7 +13537,7 @@
         <w:t xml:space="preserve">denotes an empty entry.</w:t>
       </w:r>
     </w:p>
-    <w:bookmarkStart w:id="133" w:name="tab-ch2-fe-fill"/>
+    <w:bookmarkStart w:id="132" w:name="tab-ch2-fe-fill"/>
     <w:p>
       <w:pPr>
         <w:pStyle w:val="TableCaption"/>
@@ -12993,7 +13555,7 @@
         <w:fldChar w:fldCharType="separate"/>
       </w:r>
       <w:r>
-        <w:t>19</w:t>
+        <w:t>18</w:t>
       </w:r>
       <w:r>
         <w:fldChar w:fldCharType="end"/>
@@ -13250,72 +13812,72 @@
         </w:tc>
       </w:tr>
     </w:tbl>
+    <w:bookmarkEnd w:id="132"/>
+    <w:p>
+      <w:pPr>
+        <w:pStyle w:val="BodyText"/>
+      </w:pPr>
+      <w:r>
+        <w:t xml:space="preserve">A block write enables only the words from the word containing the request address to word 7. The register file requires its write-data enables one clock phase before the write; the thread computes them in F5 from its token and</w:t>
+      </w:r>
+      <w:r>
+        <w:t xml:space="preserve"> </w:t>
+      </w:r>
+      <w:r>
+        <w:rPr>
+          <w:rStyle w:val="VerbatimChar"/>
+        </w:rPr>
+        <w:t xml:space="preserve">f5_icache_resp_miss</w:t>
+      </w:r>
+      <w:r>
+        <w:t xml:space="preserve">, holds them in a phase latch, and applies the word write enables in F6.</w:t>
+      </w:r>
+    </w:p>
     <w:bookmarkEnd w:id="133"/>
+    <w:bookmarkStart w:id="134" w:name="sec-ch2-fe-extract"/>
+    <w:p>
+      <w:pPr>
+        <w:pStyle w:val="Heading4"/>
+      </w:pPr>
+      <w:r>
+        <w:rPr>
+          <w:rStyle w:val="SectionNumber"/>
+        </w:rPr>
+        <w:t xml:space="preserve">2.2.5.4</w:t>
+      </w:r>
+      <w:r>
+        <w:tab/>
+      </w:r>
+      <w:r>
+        <w:t xml:space="preserve">Instruction Extraction</w:t>
+      </w:r>
+    </w:p>
+    <w:p>
+      <w:pPr>
+        <w:pStyle w:val="FirstParagraph"/>
+      </w:pPr>
+      <w:r>
+        <w:t xml:space="preserve">When both entries are empty, the read pointer is loaded in F5 with the halfword position of the request address within the reserved entry, so that extraction can start within a block. Afterwards the pointer advances with each extracted instruction.</w:t>
+      </w:r>
+    </w:p>
     <w:p>
       <w:pPr>
         <w:pStyle w:val="BodyText"/>
       </w:pPr>
       <w:r>
-        <w:t xml:space="preserve">A block write enables only the words from the word containing the request address to word 7. The register file requires its write-data enables one clock phase before the write; the thread computes them in F5 from its token and</w:t>
-      </w:r>
-      <w:r>
-        <w:t xml:space="preserve"> </w:t>
-      </w:r>
-      <w:r>
-        <w:rPr>
-          <w:rStyle w:val="VerbatimChar"/>
-        </w:rPr>
-        <w:t xml:space="preserve">f5_icache_resp_miss</w:t>
-      </w:r>
-      <w:r>
-        <w:t xml:space="preserve">, holds them in a phase latch, and applies the word write enables in F6.</w:t>
+        <w:t xml:space="preserve">An instruction is available when the entry it is read from is not empty. A 32-bit instruction that starts in halfword 15 requires both entries to be non-empty; the wrap-around read returns both halves, the pointer moves to halfword 1 of the other entry, and the first entry is released.</w:t>
+      </w:r>
+    </w:p>
+    <w:p>
+      <w:pPr>
+        <w:pStyle w:val="BodyText"/>
+      </w:pPr>
+      <w:r>
+        <w:t xml:space="preserve">If the entry being read is empty but its block is written in the same cycle, the instruction is taken directly from the response data (bypass). The upper half of an instruction that crosses into an entry being written is bypassed in the same way. The first instruction of a block is therefore extracted in the cycle the block is written. The bypass does not check the destination entry of the response; with one request in flight per thread, the only block that can arrive is the one being waited for.</w:t>
       </w:r>
     </w:p>
     <w:bookmarkEnd w:id="134"/>
-    <w:bookmarkStart w:id="135" w:name="sec-ch2-fe-extract"/>
-    <w:p>
-      <w:pPr>
-        <w:pStyle w:val="Heading4"/>
-      </w:pPr>
-      <w:r>
-        <w:rPr>
-          <w:rStyle w:val="SectionNumber"/>
-        </w:rPr>
-        <w:t xml:space="preserve">2.2.5.4</w:t>
-      </w:r>
-      <w:r>
-        <w:tab/>
-      </w:r>
-      <w:r>
-        <w:t xml:space="preserve">Instruction Extraction</w:t>
-      </w:r>
-    </w:p>
-    <w:p>
-      <w:pPr>
-        <w:pStyle w:val="FirstParagraph"/>
-      </w:pPr>
-      <w:r>
-        <w:t xml:space="preserve">When both entries are empty, the read pointer is loaded in F5 with the halfword position of the request address within the reserved entry, so that extraction can start within a block. Afterwards the pointer advances with each extracted instruction.</w:t>
-      </w:r>
-    </w:p>
-    <w:p>
-      <w:pPr>
-        <w:pStyle w:val="BodyText"/>
-      </w:pPr>
-      <w:r>
-        <w:t xml:space="preserve">An instruction is available when the entry it is read from is not empty. A 32-bit instruction that starts in halfword 15 requires both entries to be non-empty; the wrap-around read returns both halves, the pointer moves to halfword 1 of the other entry, and the first entry is released.</w:t>
-      </w:r>
-    </w:p>
-    <w:p>
-      <w:pPr>
-        <w:pStyle w:val="BodyText"/>
-      </w:pPr>
-      <w:r>
-        <w:t xml:space="preserve">If the entry being read is empty but its block is written in the same cycle, the instruction is taken directly from the response data (bypass). The upper half of an instruction that crosses into an entry being written is bypassed in the same way. The first instruction of a block is therefore extracted in the cycle the block is written. The bypass does not check the destination entry of the response; with one request in flight per thread, the only block that can arrive is the one being waited for.</w:t>
-      </w:r>
-    </w:p>
-    <w:bookmarkEnd w:id="135"/>
-    <w:bookmarkStart w:id="136" w:name="sec-ch2-fe-rvc"/>
+    <w:bookmarkStart w:id="135" w:name="sec-ch2-fe-rvc"/>
     <w:p>
       <w:pPr>
         <w:pStyle w:val="Heading4"/>
@@ -13354,7 +13916,7 @@
       <w:pPr>
         <w:numPr>
           <w:ilvl w:val="0"/>
-          <w:numId w:val="1020"/>
+          <w:numId w:val="1023"/>
         </w:numPr>
       </w:pPr>
       <w:r>
@@ -13377,7 +13939,7 @@
       <w:pPr>
         <w:numPr>
           <w:ilvl w:val="0"/>
-          <w:numId w:val="1020"/>
+          <w:numId w:val="1023"/>
         </w:numPr>
       </w:pPr>
       <w:r>
@@ -13434,8 +13996,8 @@
         <w:t xml:space="preserve">indicates a compressed instruction; the integer pipeline uses it to advance the PC by 2 instead of 4.</w:t>
       </w:r>
     </w:p>
-    <w:bookmarkEnd w:id="136"/>
-    <w:bookmarkStart w:id="138" w:name="sec-ch2-fe-status"/>
+    <w:bookmarkEnd w:id="135"/>
+    <w:bookmarkStart w:id="137" w:name="sec-ch2-fe-status"/>
     <w:p>
       <w:pPr>
         <w:pStyle w:val="Heading4"/>
@@ -13461,7 +14023,7 @@
         <w:t xml:space="preserve">Each instruction carries the status of the entries it was read from:</w:t>
       </w:r>
     </w:p>
-    <w:bookmarkStart w:id="137" w:name="tab-ch2-fe-status"/>
+    <w:bookmarkStart w:id="136" w:name="tab-ch2-fe-status"/>
     <w:p>
       <w:pPr>
         <w:pStyle w:val="TableCaption"/>
@@ -13479,7 +14041,7 @@
         <w:fldChar w:fldCharType="separate"/>
       </w:r>
       <w:r>
-        <w:t>20</w:t>
+        <w:t>19</w:t>
       </w:r>
       <w:r>
         <w:fldChar w:fldCharType="end"/>
@@ -13692,18 +14254,18 @@
         </w:tc>
       </w:tr>
     </w:tbl>
+    <w:bookmarkEnd w:id="136"/>
+    <w:p>
+      <w:pPr>
+        <w:pStyle w:val="BodyText"/>
+      </w:pPr>
+      <w:r>
+        <w:t xml:space="preserve">All status fields are forced to zero while the debug program buffer is executed.</w:t>
+      </w:r>
+    </w:p>
     <w:bookmarkEnd w:id="137"/>
-    <w:p>
-      <w:pPr>
-        <w:pStyle w:val="BodyText"/>
-      </w:pPr>
-      <w:r>
-        <w:t xml:space="preserve">All status fields are forced to zero while the debug program buffer is executed.</w:t>
-      </w:r>
-    </w:p>
     <w:bookmarkEnd w:id="138"/>
-    <w:bookmarkEnd w:id="139"/>
-    <w:bookmarkStart w:id="153" w:name="sec-ch2-fe-inval"/>
+    <w:bookmarkStart w:id="152" w:name="sec-ch2-fe-inval"/>
     <w:p>
       <w:pPr>
         <w:pStyle w:val="Heading3"/>
@@ -13721,7 +14283,66 @@
         <w:t xml:space="preserve">Entry Invalidation, Redirect and Thread Start</w:t>
       </w:r>
     </w:p>
-    <w:bookmarkStart w:id="141" w:name="sec-ch2-fe-release"/>
+    <w:p>
+      <w:pPr>
+        <w:pStyle w:val="FirstParagraph"/>
+      </w:pPr>
+      <w:r>
+        <w:t xml:space="preserve">This section describes the events that discard buffered instructions or restart fetch.</w:t>
+      </w:r>
+      <w:r>
+        <w:t xml:space="preserve"> </w:t>
+      </w:r>
+      <w:hyperlink w:anchor="sec-ch2-fe-release">
+        <w:r>
+          <w:rPr>
+            <w:rStyle w:val="Hyperlink"/>
+          </w:rPr>
+          <w:t xml:space="preserve">Section 2.2.6.1</w:t>
+        </w:r>
+      </w:hyperlink>
+      <w:r>
+        <w:t xml:space="preserve"> </w:t>
+      </w:r>
+      <w:r>
+        <w:t xml:space="preserve">lists when a buffer entry is released: normally when its last instruction has been extracted, but also on a redirect, a thread disable or entry to debug mode.</w:t>
+      </w:r>
+      <w:r>
+        <w:t xml:space="preserve"> </w:t>
+      </w:r>
+      <w:hyperlink w:anchor="sec-ch2-fe-redirect">
+        <w:r>
+          <w:rPr>
+            <w:rStyle w:val="Hyperlink"/>
+          </w:rPr>
+          <w:t xml:space="preserve">Section 2.2.6.2</w:t>
+        </w:r>
+      </w:hyperlink>
+      <w:r>
+        <w:t xml:space="preserve"> </w:t>
+      </w:r>
+      <w:r>
+        <w:t xml:space="preserve">describes a redirect from the integer pipeline: what triggers it, what it clears in each stage, and how long the thread takes to deliver its first target instruction.</w:t>
+      </w:r>
+      <w:r>
+        <w:t xml:space="preserve"> </w:t>
+      </w:r>
+      <w:hyperlink w:anchor="sec-ch2-fe-enable">
+        <w:r>
+          <w:rPr>
+            <w:rStyle w:val="Hyperlink"/>
+          </w:rPr>
+          <w:t xml:space="preserve">Section 2.2.6.3</w:t>
+        </w:r>
+      </w:hyperlink>
+      <w:r>
+        <w:t xml:space="preserve"> </w:t>
+      </w:r>
+      <w:r>
+        <w:t xml:space="preserve">describes how thread enable and disable events are derived from the enable input, how fetch starts at the reset vector, and what state a thread has after reset.</w:t>
+      </w:r>
+    </w:p>
+    <w:bookmarkStart w:id="140" w:name="sec-ch2-fe-release"/>
     <w:p>
       <w:pPr>
         <w:pStyle w:val="Heading4"/>
@@ -13751,14 +14372,14 @@
           <w:rPr>
             <w:rStyle w:val="Hyperlink"/>
           </w:rPr>
-          <w:t xml:space="preserve">Table 21</w:t>
+          <w:t xml:space="preserve">Table 20</w:t>
         </w:r>
       </w:hyperlink>
       <w:r>
         <w:t xml:space="preserve">).</w:t>
       </w:r>
     </w:p>
-    <w:bookmarkStart w:id="140" w:name="tab-ch2-fe-release"/>
+    <w:bookmarkStart w:id="139" w:name="tab-ch2-fe-release"/>
     <w:p>
       <w:pPr>
         <w:pStyle w:val="TableCaption"/>
@@ -13776,7 +14397,7 @@
         <w:fldChar w:fldCharType="separate"/>
       </w:r>
       <w:r>
-        <w:t>21</w:t>
+        <w:t>20</w:t>
       </w:r>
       <w:r>
         <w:fldChar w:fldCharType="end"/>
@@ -13959,17 +14580,17 @@
         </w:tc>
       </w:tr>
     </w:tbl>
+    <w:bookmarkEnd w:id="139"/>
+    <w:p>
+      <w:pPr>
+        <w:pStyle w:val="BodyText"/>
+      </w:pPr>
+      <w:r>
+        <w:t xml:space="preserve">A response that reports a fault or error marks the reserved entry non-empty even if no data is written, so that the fault is delivered to the integer pipeline with the next instruction read from that entry.</w:t>
+      </w:r>
+    </w:p>
     <w:bookmarkEnd w:id="140"/>
-    <w:p>
-      <w:pPr>
-        <w:pStyle w:val="BodyText"/>
-      </w:pPr>
-      <w:r>
-        <w:t xml:space="preserve">A response that reports a fault or error marks the reserved entry non-empty even if no data is written, so that the fault is delivered to the integer pipeline with the next instruction read from that entry.</w:t>
-      </w:r>
-    </w:p>
-    <w:bookmarkEnd w:id="141"/>
-    <w:bookmarkStart w:id="147" w:name="sec-ch2-fe-redirect"/>
+    <w:bookmarkStart w:id="146" w:name="sec-ch2-fe-redirect"/>
     <w:p>
       <w:pPr>
         <w:pStyle w:val="Heading4"/>
@@ -14029,7 +14650,7 @@
           <w:rPr>
             <w:rStyle w:val="Hyperlink"/>
           </w:rPr>
-          <w:t xml:space="preserve">Table 22</w:t>
+          <w:t xml:space="preserve">Table 21</w:t>
         </w:r>
       </w:hyperlink>
       <w:r>
@@ -14039,7 +14660,7 @@
         <w:t xml:space="preserve">lists the effect in the redirect cycle.</w:t>
       </w:r>
     </w:p>
-    <w:bookmarkStart w:id="142" w:name="tab-ch2-fe-redirect"/>
+    <w:bookmarkStart w:id="141" w:name="tab-ch2-fe-redirect"/>
     <w:p>
       <w:pPr>
         <w:pStyle w:val="TableCaption"/>
@@ -14057,7 +14678,7 @@
         <w:fldChar w:fldCharType="separate"/>
       </w:r>
       <w:r>
-        <w:t>22</w:t>
+        <w:t>21</w:t>
       </w:r>
       <w:r>
         <w:fldChar w:fldCharType="end"/>
@@ -14255,7 +14876,7 @@
         </w:tc>
       </w:tr>
     </w:tbl>
-    <w:bookmarkEnd w:id="142"/>
+    <w:bookmarkEnd w:id="141"/>
     <w:p>
       <w:pPr>
         <w:pStyle w:val="BodyText"/>
@@ -14275,7 +14896,7 @@
         <w:t xml:space="preserve">).</w:t>
       </w:r>
     </w:p>
-    <w:bookmarkStart w:id="146" w:name="fig-ch2-fe-td-redirect"/>
+    <w:bookmarkStart w:id="145" w:name="fig-ch2-fe-td-redirect"/>
     <w:p>
       <w:pPr>
         <w:pStyle w:val="CaptionedFigure"/>
@@ -14285,18 +14906,18 @@
           <wp:inline>
             <wp:extent cx="5334000" cy="1312685"/>
             <wp:effectExtent b="0" l="0" r="0" t="0"/>
-            <wp:docPr descr="Redirect to first target instruction" title="" id="144" name="Picture"/>
+            <wp:docPr descr="Redirect to first target instruction" title="" id="143" name="Picture"/>
             <a:graphic>
               <a:graphicData uri="http://schemas.openxmlformats.org/drawingml/2006/picture">
                 <pic:pic>
                   <pic:nvPicPr>
-                    <pic:cNvPr descr="images/ch02/td-fe-redirect.png" id="145" name="Picture"/>
+                    <pic:cNvPr descr="images/ch02/td-fe-redirect.png" id="144" name="Picture"/>
                     <pic:cNvPicPr>
                       <a:picLocks noChangeArrowheads="1" noChangeAspect="1"/>
                     </pic:cNvPicPr>
                   </pic:nvPicPr>
                   <pic:blipFill>
-                    <a:blip r:embed="rId143"/>
+                    <a:blip r:embed="rId142"/>
                     <a:stretch>
                       <a:fillRect/>
                     </a:stretch>
@@ -14352,9 +14973,9 @@
         <w:t xml:space="preserve">Redirect to first target instruction</w:t>
       </w:r>
     </w:p>
+    <w:bookmarkEnd w:id="145"/>
     <w:bookmarkEnd w:id="146"/>
-    <w:bookmarkEnd w:id="147"/>
-    <w:bookmarkStart w:id="152" w:name="sec-ch2-fe-enable"/>
+    <w:bookmarkStart w:id="151" w:name="sec-ch2-fe-enable"/>
     <w:p>
       <w:pPr>
         <w:pStyle w:val="Heading4"/>
@@ -14393,7 +15014,7 @@
       <w:pPr>
         <w:numPr>
           <w:ilvl w:val="0"/>
-          <w:numId w:val="1021"/>
+          <w:numId w:val="1024"/>
         </w:numPr>
       </w:pPr>
       <w:r>
@@ -14455,7 +15076,7 @@
       <w:pPr>
         <w:numPr>
           <w:ilvl w:val="0"/>
-          <w:numId w:val="1021"/>
+          <w:numId w:val="1024"/>
         </w:numPr>
       </w:pPr>
       <w:r>
@@ -14469,10 +15090,10 @@
         <w:t xml:space="preserve"> </w:t>
       </w:r>
       <w:r>
-        <w:t xml:space="preserve">No further requests are issued, both entries are released and the sleep state is cleared. The instruction in F7 and the FIFO contents are not cleared; the thread scheduler no longer selects the thread.</w:t>
-      </w:r>
-    </w:p>
-    <w:bookmarkStart w:id="151" w:name="fig-ch2-fe-td-enable"/>
+        <w:t xml:space="preserve">No further requests are issued, both entries are released and the sleep state is cleared. A fetch already in flight is not cancelled: its response is still written into its reserved entry. The instruction in F7 and the FIFO contents are not cleared. The thread is removed from the scheduler’s eligible set one cycle later. Because the scheduler defaults to thread 0, FIFO entries left by a disabled thread 0 can still be presented to ID. The eleven-cycle enable latency applies to a thread whose F7, FIFO and buffer are empty, for example the first enable after reset.</w:t>
+      </w:r>
+    </w:p>
+    <w:bookmarkStart w:id="150" w:name="fig-ch2-fe-td-enable"/>
     <w:p>
       <w:pPr>
         <w:pStyle w:val="CaptionedFigure"/>
@@ -14482,18 +15103,18 @@
           <wp:inline>
             <wp:extent cx="5334000" cy="1674384"/>
             <wp:effectExtent b="0" l="0" r="0" t="0"/>
-            <wp:docPr descr="Thread enable to first instruction" title="" id="149" name="Picture"/>
+            <wp:docPr descr="Thread enable to first instruction" title="" id="148" name="Picture"/>
             <a:graphic>
               <a:graphicData uri="http://schemas.openxmlformats.org/drawingml/2006/picture">
                 <pic:pic>
                   <pic:nvPicPr>
-                    <pic:cNvPr descr="images/ch02/td-fe-enable.png" id="150" name="Picture"/>
+                    <pic:cNvPr descr="images/ch02/td-fe-enable.png" id="149" name="Picture"/>
                     <pic:cNvPicPr>
                       <a:picLocks noChangeArrowheads="1" noChangeAspect="1"/>
                     </pic:cNvPicPr>
                   </pic:nvPicPr>
                   <pic:blipFill>
-                    <a:blip r:embed="rId148"/>
+                    <a:blip r:embed="rId147"/>
                     <a:stretch>
                       <a:fillRect/>
                     </a:stretch>
@@ -14549,73 +15170,97 @@
         <w:t xml:space="preserve">Thread enable to first instruction</w:t>
       </w:r>
     </w:p>
+    <w:bookmarkEnd w:id="150"/>
+    <w:p>
+      <w:pPr>
+        <w:pStyle w:val="BodyText"/>
+      </w:pPr>
+      <w:r>
+        <w:t xml:space="preserve">After reset, both entries are empty and the fetch PC holds the reset vector.</w:t>
+      </w:r>
+    </w:p>
     <w:bookmarkEnd w:id="151"/>
+    <w:bookmarkEnd w:id="152"/>
+    <w:bookmarkStart w:id="158" w:name="sec-ch2-fe-decode"/>
+    <w:p>
+      <w:pPr>
+        <w:pStyle w:val="Heading3"/>
+      </w:pPr>
+      <w:r>
+        <w:rPr>
+          <w:rStyle w:val="SectionNumber"/>
+        </w:rPr>
+        <w:t xml:space="preserve">2.2.7</w:t>
+      </w:r>
+      <w:r>
+        <w:tab/>
+      </w:r>
+      <w:r>
+        <w:t xml:space="preserve">Decoders</w:t>
+      </w:r>
+    </w:p>
+    <w:p>
+      <w:pPr>
+        <w:pStyle w:val="FirstParagraph"/>
+      </w:pPr>
+      <w:r>
+        <w:t xml:space="preserve">This section describes the integer decoder (</w:t>
+      </w:r>
+      <w:r>
+        <w:rPr>
+          <w:rStyle w:val="VerbatimChar"/>
+        </w:rPr>
+        <w:t xml:space="preserve">intpipe_decode</w:t>
+      </w:r>
+      <w:r>
+        <w:t xml:space="preserve">) and the VPU decoder (</w:t>
+      </w:r>
+      <w:r>
+        <w:rPr>
+          <w:rStyle w:val="VerbatimChar"/>
+        </w:rPr>
+        <w:t xml:space="preserve">vpu_decoder</w:t>
+      </w:r>
+      <w:r>
+        <w:t xml:space="preserve">). Both are shared by the two threads and decode in F7, before the instruction is queued. It describes the control words the decoders produce,</w:t>
+      </w:r>
+      <w:r>
+        <w:t xml:space="preserve"> </w:t>
+      </w:r>
+      <w:r>
+        <w:rPr>
+          <w:rStyle w:val="VerbatimChar"/>
+        </w:rPr>
+        <w:t xml:space="preserve">minion_control</w:t>
+      </w:r>
+      <w:r>
+        <w:t xml:space="preserve"> </w:t>
+      </w:r>
+      <w:r>
+        <w:t xml:space="preserve">and</w:t>
+      </w:r>
+      <w:r>
+        <w:t xml:space="preserve"> </w:t>
+      </w:r>
+      <w:r>
+        <w:rPr>
+          <w:rStyle w:val="VerbatimChar"/>
+        </w:rPr>
+        <w:t xml:space="preserve">vpu_ctrl_sigs_t</w:t>
+      </w:r>
+      <w:r>
+        <w:t xml:space="preserve">, and how each decoder handles an encoding it does not recognize. It also describes the rule that selects which thread’s instruction is decoded in a cycle.</w:t>
+      </w:r>
+    </w:p>
     <w:p>
       <w:pPr>
         <w:pStyle w:val="BodyText"/>
       </w:pPr>
       <w:r>
-        <w:t xml:space="preserve">After reset, both entries are empty and the fetch PC holds the reset vector.</w:t>
-      </w:r>
-    </w:p>
-    <w:bookmarkEnd w:id="152"/>
-    <w:bookmarkEnd w:id="153"/>
-    <w:bookmarkStart w:id="159" w:name="sec-ch2-fe-decode"/>
-    <w:p>
-      <w:pPr>
-        <w:pStyle w:val="Heading3"/>
-      </w:pPr>
-      <w:r>
-        <w:rPr>
-          <w:rStyle w:val="SectionNumber"/>
-        </w:rPr>
-        <w:t xml:space="preserve">2.2.7</w:t>
-      </w:r>
-      <w:r>
-        <w:tab/>
-      </w:r>
-      <w:r>
-        <w:t xml:space="preserve">Decoders</w:t>
-      </w:r>
-    </w:p>
-    <w:p>
-      <w:pPr>
-        <w:pStyle w:val="FirstParagraph"/>
-      </w:pPr>
-      <w:r>
-        <w:t xml:space="preserve">One integer decoder (</w:t>
-      </w:r>
-      <w:r>
-        <w:rPr>
-          <w:rStyle w:val="VerbatimChar"/>
-        </w:rPr>
-        <w:t xml:space="preserve">intpipe_decode</w:t>
-      </w:r>
-      <w:r>
-        <w:t xml:space="preserve">) and one VPU decoder (</w:t>
-      </w:r>
-      <w:r>
-        <w:rPr>
-          <w:rStyle w:val="VerbatimChar"/>
-        </w:rPr>
-        <w:t xml:space="preserve">vpu_decoder</w:t>
-      </w:r>
-      <w:r>
-        <w:t xml:space="preserve">) are shared by both threads (</w:t>
-      </w:r>
-      <w:hyperlink w:anchor="fig-ch2-fe-fifo">
-        <w:r>
-          <w:rPr>
-            <w:rStyle w:val="Hyperlink"/>
-          </w:rPr>
-          <w:t xml:space="preserve">Figure 20</w:t>
-        </w:r>
-      </w:hyperlink>
-      <w:r>
-        <w:t xml:space="preserve">). In F7, the instruction of one thread passes through both decoders in parallel, and the instruction and both control words are written into that thread’s FIFO. Decoding before the FIFO removes decode logic from the ID stage.</w:t>
-      </w:r>
-    </w:p>
-    <w:bookmarkStart w:id="157" w:name="fig-ch2-fe-fifo"/>
+        <w:t xml:space="preserve">The section also explains how the VPU decode is used once the instruction reaches ID. The Front End does not issue to the VPU itself: the VPU control word goes directly to the VPU. The integer pipeline issues the instruction to the VPU and uses a summary of the control word for its FP and mask scoreboard checks</w:t>
+      </w:r>
+    </w:p>
+    <w:bookmarkStart w:id="156" w:name="fig-ch2-fe-fifo"/>
     <w:p>
       <w:pPr>
         <w:pStyle w:val="CaptionedFigure"/>
@@ -14625,18 +15270,18 @@
           <wp:inline>
             <wp:extent cx="5334000" cy="1586254"/>
             <wp:effectExtent b="0" l="0" r="0" t="0"/>
-            <wp:docPr descr="Decoders, instruction FIFOs and thread scheduler" title="" id="155" name="Picture"/>
+            <wp:docPr descr="Decoders, instruction FIFOs and thread scheduler" title="" id="154" name="Picture"/>
             <a:graphic>
               <a:graphicData uri="http://schemas.openxmlformats.org/drawingml/2006/picture">
                 <pic:pic>
                   <pic:nvPicPr>
-                    <pic:cNvPr descr="images/ch02/fig-fe-fifo-sched.png" id="156" name="Picture"/>
+                    <pic:cNvPr descr="images/ch02/fig-fe-fifo-sched.png" id="155" name="Picture"/>
                     <pic:cNvPicPr>
                       <a:picLocks noChangeArrowheads="1" noChangeAspect="1"/>
                     </pic:cNvPicPr>
                   </pic:nvPicPr>
                   <pic:blipFill>
-                    <a:blip r:embed="rId154"/>
+                    <a:blip r:embed="rId153"/>
                     <a:stretch>
                       <a:fillRect/>
                     </a:stretch>
@@ -14692,7 +15337,7 @@
         <w:t xml:space="preserve">Decoders, instruction FIFOs and thread scheduler</w:t>
       </w:r>
     </w:p>
-    <w:bookmarkEnd w:id="157"/>
+    <w:bookmarkEnd w:id="156"/>
     <w:p>
       <w:pPr>
         <w:pStyle w:val="BodyText"/>
@@ -14705,7 +15350,7 @@
       <w:pPr>
         <w:numPr>
           <w:ilvl w:val="0"/>
-          <w:numId w:val="1022"/>
+          <w:numId w:val="1025"/>
         </w:numPr>
       </w:pPr>
       <w:r>
@@ -14741,7 +15386,7 @@
           <w:rPr>
             <w:rStyle w:val="Hyperlink"/>
           </w:rPr>
-          <w:t xml:space="preserve">Table 14</w:t>
+          <w:t xml:space="preserve">Table 13</w:t>
         </w:r>
       </w:hyperlink>
       <w:r>
@@ -14752,7 +15397,7 @@
       <w:pPr>
         <w:numPr>
           <w:ilvl w:val="0"/>
-          <w:numId w:val="1022"/>
+          <w:numId w:val="1025"/>
         </w:numPr>
       </w:pPr>
       <w:r>
@@ -14803,7 +15448,7 @@
         <w:t xml:space="preserve">). The decoded thread is selected as follows:</w:t>
       </w:r>
     </w:p>
-    <w:bookmarkStart w:id="158" w:name="tab-ch2-fe-dec-pick"/>
+    <w:bookmarkStart w:id="157" w:name="tab-ch2-fe-dec-pick"/>
     <w:p>
       <w:pPr>
         <w:pStyle w:val="TableCaption"/>
@@ -14821,7 +15466,7 @@
         <w:fldChar w:fldCharType="separate"/>
       </w:r>
       <w:r>
-        <w:t>23</w:t>
+        <w:t>22</w:t>
       </w:r>
       <w:r>
         <w:fldChar w:fldCharType="end"/>
@@ -14971,13 +15616,110 @@
         </w:tc>
       </w:tr>
     </w:tbl>
+    <w:bookmarkEnd w:id="157"/>
+    <w:p>
+      <w:pPr>
+        <w:pStyle w:val="BodyText"/>
+      </w:pPr>
+      <w:r>
+        <w:t xml:space="preserve">The instruction is written into the FIFO when the selected thread has an extracted instruction and its FIFO is not full; the awake condition affects only the selection.</w:t>
+      </w:r>
+    </w:p>
+    <w:p>
+      <w:pPr>
+        <w:pStyle w:val="BodyText"/>
+      </w:pPr>
+      <w:r>
+        <w:t xml:space="preserve">The Front End does not issue instructions to the VPU. In ID, the VPU control word of the presented instruction (</w:t>
+      </w:r>
+      <w:r>
+        <w:rPr>
+          <w:rStyle w:val="VerbatimChar"/>
+        </w:rPr>
+        <w:t xml:space="preserve">id_vpu_decoder_sigs</w:t>
+      </w:r>
+      <w:r>
+        <w:t xml:space="preserve">) is sent directly to the VPU, bypassing the integer pipeline. The integer pipeline issues the instruction to the VPU in the same cycle, when the instruction is accepted in ID and decoded as an FP or VPU instruction, together with its thread and that thread’s fcsr rounding mode. The integer pipeline also receives a summary of the VPU control word (</w:t>
+      </w:r>
+      <w:r>
+        <w:rPr>
+          <w:rStyle w:val="VerbatimChar"/>
+        </w:rPr>
+        <w:t xml:space="preserve">id_vpu_core_ctrl</w:t>
+      </w:r>
+      <w:r>
+        <w:t xml:space="preserve">), with the VPU and mask register reads and writes of the instruction, for its FP and mask scoreboard checks.</w:t>
+      </w:r>
+    </w:p>
     <w:bookmarkEnd w:id="158"/>
+    <w:bookmarkStart w:id="160" w:name="sec-ch2-fe-fifo"/>
+    <w:p>
+      <w:pPr>
+        <w:pStyle w:val="Heading3"/>
+      </w:pPr>
+      <w:r>
+        <w:rPr>
+          <w:rStyle w:val="SectionNumber"/>
+        </w:rPr>
+        <w:t xml:space="preserve">2.2.8</w:t>
+      </w:r>
+      <w:r>
+        <w:tab/>
+      </w:r>
+      <w:r>
+        <w:t xml:space="preserve">Instruction FIFO</w:t>
+      </w:r>
+    </w:p>
+    <w:p>
+      <w:pPr>
+        <w:pStyle w:val="FirstParagraph"/>
+      </w:pPr>
+      <w:r>
+        <w:t xml:space="preserve">This section describes the two-entry instruction FIFO that each thread has (uses) between F7 and ID. The FIFO decouples fetch from issue. While ID is stalled or serving the other thread, the thread keeps extracting and decoding, and the FIFO holds the decoded instructions with their fetch status. The section covers what an entry holds and the pointer scheme that tracks occupancy. It explains why the storage is arranged for timing, as a fixed head register and a holding register, and gives the update rules. It also covers when the VPU control word is valid and how a redirect empties the FIFO.</w:t>
+      </w:r>
+    </w:p>
     <w:p>
       <w:pPr>
         <w:pStyle w:val="BodyText"/>
       </w:pPr>
       <w:r>
-        <w:t xml:space="preserve">The instruction is written into the FIFO when the selected thread has an extracted instruction and its FIFO is not full; the awake condition affects only the selection.</w:t>
+        <w:t xml:space="preserve">The FIFO is written when its thread is selected for decode and read when the integer pipeline accepts the thread’s instruction (</w:t>
+      </w:r>
+      <w:r>
+        <w:rPr>
+          <w:rStyle w:val="VerbatimChar"/>
+        </w:rPr>
+        <w:t xml:space="preserve">id_inst_valid</w:t>
+      </w:r>
+      <w:r>
+        <w:t xml:space="preserve">,</w:t>
+      </w:r>
+      <w:r>
+        <w:t xml:space="preserve"> </w:t>
+      </w:r>
+      <w:r>
+        <w:rPr>
+          <w:rStyle w:val="VerbatimChar"/>
+        </w:rPr>
+        <w:t xml:space="preserve">id_inst_ready</w:t>
+      </w:r>
+      <w:r>
+        <w:t xml:space="preserve"> </w:t>
+      </w:r>
+      <w:r>
+        <w:t xml:space="preserve">and</w:t>
+      </w:r>
+      <w:r>
+        <w:t xml:space="preserve"> </w:t>
+      </w:r>
+      <w:r>
+        <w:rPr>
+          <w:rStyle w:val="VerbatimChar"/>
+        </w:rPr>
+        <w:t xml:space="preserve">id_inst_thread_id</w:t>
+      </w:r>
+      <w:r>
+        <w:t xml:space="preserve">). It uses 2-bit read and write pointers; it is full when the pointers differ only in the wrap bit and empty when they are equal.</w:t>
       </w:r>
     </w:p>
     <w:p>
@@ -14985,133 +15727,10 @@
         <w:pStyle w:val="BodyText"/>
       </w:pPr>
       <w:r>
-        <w:t xml:space="preserve">The Front End does not issue instructions to the VPU. In ID, the VPU control word of the presented instruction (</w:t>
-      </w:r>
-      <w:r>
-        <w:rPr>
-          <w:rStyle w:val="VerbatimChar"/>
-        </w:rPr>
-        <w:t xml:space="preserve">id_vpu_decoder_sigs</w:t>
-      </w:r>
-      <w:r>
-        <w:t xml:space="preserve">) is sent directly to the VPU, bypassing the integer pipeline. The integer pipeline issues the instruction to the VPU in the same cycle, when the instruction is accepted in ID and decoded as an FP or VPU instruction, together with its thread and rounding mode. The integer pipeline also receives a summary of the VPU control word (</w:t>
-      </w:r>
-      <w:r>
-        <w:rPr>
-          <w:rStyle w:val="VerbatimChar"/>
-        </w:rPr>
-        <w:t xml:space="preserve">id_vpu_core_ctrl</w:t>
-      </w:r>
-      <w:r>
-        <w:t xml:space="preserve">), with the VPU and mask register reads and writes of the instruction, for its FP and mask scoreboard checks.</w:t>
-      </w:r>
-    </w:p>
-    <w:bookmarkEnd w:id="159"/>
-    <w:bookmarkStart w:id="161" w:name="sec-ch2-fe-fifo"/>
-    <w:p>
-      <w:pPr>
-        <w:pStyle w:val="Heading3"/>
-      </w:pPr>
-      <w:r>
-        <w:rPr>
-          <w:rStyle w:val="SectionNumber"/>
-        </w:rPr>
-        <w:t xml:space="preserve">2.2.8</w:t>
-      </w:r>
-      <w:r>
-        <w:tab/>
-      </w:r>
-      <w:r>
-        <w:t xml:space="preserve">Instruction FIFO</w:t>
-      </w:r>
-    </w:p>
-    <w:p>
-      <w:pPr>
-        <w:pStyle w:val="FirstParagraph"/>
-      </w:pPr>
-      <w:r>
-        <w:t xml:space="preserve">Each thread has a two-entry instruction FIFO between F7 and ID. It decouples fetch from issue: while ID is stalled or serving the other thread, the thread continues to extract and decode, and the decoded instructions are held in the FIFO. An entry is a</w:t>
-      </w:r>
-      <w:r>
-        <w:t xml:space="preserve"> </w:t>
-      </w:r>
-      <w:r>
-        <w:rPr>
-          <w:rStyle w:val="VerbatimChar"/>
-        </w:rPr>
-        <w:t xml:space="preserve">frontend_thread_data</w:t>
-      </w:r>
-      <w:r>
-        <w:t xml:space="preserve"> </w:t>
-      </w:r>
-      <w:r>
-        <w:t xml:space="preserve">(</w:t>
-      </w:r>
-      <w:hyperlink w:anchor="tab-ch2-fe-thread-data">
-        <w:r>
-          <w:rPr>
-            <w:rStyle w:val="Hyperlink"/>
-          </w:rPr>
-          <w:t xml:space="preserve">Table 13</w:t>
-        </w:r>
-      </w:hyperlink>
-      <w:r>
-        <w:t xml:space="preserve">): the instruction, its fetch status and both control words.</w:t>
-      </w:r>
-    </w:p>
-    <w:p>
-      <w:pPr>
-        <w:pStyle w:val="BodyText"/>
-      </w:pPr>
-      <w:r>
-        <w:t xml:space="preserve">The FIFO is written when its thread is selected for decode and read when the integer pipeline accepts the thread’s instruction (</w:t>
-      </w:r>
-      <w:r>
-        <w:rPr>
-          <w:rStyle w:val="VerbatimChar"/>
-        </w:rPr>
-        <w:t xml:space="preserve">id_inst_valid</w:t>
-      </w:r>
-      <w:r>
-        <w:t xml:space="preserve">,</w:t>
-      </w:r>
-      <w:r>
-        <w:t xml:space="preserve"> </w:t>
-      </w:r>
-      <w:r>
-        <w:rPr>
-          <w:rStyle w:val="VerbatimChar"/>
-        </w:rPr>
-        <w:t xml:space="preserve">id_inst_ready</w:t>
-      </w:r>
-      <w:r>
-        <w:t xml:space="preserve"> </w:t>
-      </w:r>
-      <w:r>
-        <w:t xml:space="preserve">and</w:t>
-      </w:r>
-      <w:r>
-        <w:t xml:space="preserve"> </w:t>
-      </w:r>
-      <w:r>
-        <w:rPr>
-          <w:rStyle w:val="VerbatimChar"/>
-        </w:rPr>
-        <w:t xml:space="preserve">id_inst_thread_id</w:t>
-      </w:r>
-      <w:r>
-        <w:t xml:space="preserve">). It uses 2-bit read and write pointers; it is full when the pointers differ only in the wrap bit and empty when they are equal.</w:t>
-      </w:r>
-    </w:p>
-    <w:p>
-      <w:pPr>
-        <w:pStyle w:val="BodyText"/>
-      </w:pPr>
-      <w:r>
         <w:t xml:space="preserve">The storage is organized for timing rather than as an indexed array. Entry 0 is always the head, whose content drives the ID outputs; entry 1 is a holding register. The ID multiplexer therefore selects between two fixed registers, one per thread.</w:t>
       </w:r>
     </w:p>
-    <w:bookmarkStart w:id="160" w:name="tab-ch2-fe-fifo"/>
+    <w:bookmarkStart w:id="159" w:name="tab-ch2-fe-fifo"/>
     <w:p>
       <w:pPr>
         <w:pStyle w:val="TableCaption"/>
@@ -15129,7 +15748,7 @@
         <w:fldChar w:fldCharType="separate"/>
       </w:r>
       <w:r>
-        <w:t>24</w:t>
+        <w:t>23</w:t>
       </w:r>
       <w:r>
         <w:fldChar w:fldCharType="end"/>
@@ -15371,13 +15990,103 @@
         </w:tc>
       </w:tr>
     </w:tbl>
+    <w:bookmarkEnd w:id="159"/>
+    <w:p>
+      <w:pPr>
+        <w:pStyle w:val="BodyText"/>
+      </w:pPr>
+      <w:r>
+        <w:t xml:space="preserve">The VPU control word of an entry is written only for VPU instructions. For other instructions it retains the value of an earlier VPU instruction, so</w:t>
+      </w:r>
+      <w:r>
+        <w:t xml:space="preserve"> </w:t>
+      </w:r>
+      <w:r>
+        <w:rPr>
+          <w:rStyle w:val="VerbatimChar"/>
+        </w:rPr>
+        <w:t xml:space="preserve">id_vpu_decoder_sigs</w:t>
+      </w:r>
+      <w:r>
+        <w:t xml:space="preserve"> </w:t>
+      </w:r>
+      <w:r>
+        <w:t xml:space="preserve">and</w:t>
+      </w:r>
+      <w:r>
+        <w:t xml:space="preserve"> </w:t>
+      </w:r>
+      <w:r>
+        <w:rPr>
+          <w:rStyle w:val="VerbatimChar"/>
+        </w:rPr>
+        <w:t xml:space="preserve">id_vpu_core_ctrl</w:t>
+      </w:r>
+      <w:r>
+        <w:t xml:space="preserve"> </w:t>
+      </w:r>
+      <w:r>
+        <w:t xml:space="preserve">are valid only for VPU instructions.</w:t>
+      </w:r>
+    </w:p>
+    <w:p>
+      <w:pPr>
+        <w:pStyle w:val="BodyText"/>
+      </w:pPr>
+      <w:r>
+        <w:t xml:space="preserve">A redirect empties the thread’s FIFO.</w:t>
+      </w:r>
+    </w:p>
     <w:bookmarkEnd w:id="160"/>
-    <w:p>
-      <w:pPr>
-        <w:pStyle w:val="BodyText"/>
-      </w:pPr>
-      <w:r>
-        <w:t xml:space="preserve">The VPU control word of an entry is written only for VPU instructions. For other instructions it retains the value of an earlier VPU instruction, so</w:t>
+    <w:bookmarkStart w:id="166" w:name="sec-ch2-fe-sched"/>
+    <w:p>
+      <w:pPr>
+        <w:pStyle w:val="Heading3"/>
+      </w:pPr>
+      <w:r>
+        <w:rPr>
+          <w:rStyle w:val="SectionNumber"/>
+        </w:rPr>
+        <w:t xml:space="preserve">2.2.9</w:t>
+      </w:r>
+      <w:r>
+        <w:tab/>
+      </w:r>
+      <w:r>
+        <w:t xml:space="preserve">Thread Scheduler</w:t>
+      </w:r>
+    </w:p>
+    <w:p>
+      <w:pPr>
+        <w:pStyle w:val="FirstParagraph"/>
+      </w:pPr>
+      <w:r>
+        <w:t xml:space="preserve">The integer pipeline accepts one instruction per cycle from either thread. This section describes how the thread scheduler (</w:t>
+      </w:r>
+      <w:r>
+        <w:rPr>
+          <w:rStyle w:val="VerbatimChar"/>
+        </w:rPr>
+        <w:t xml:space="preserve">frontend_thread_sched</w:t>
+      </w:r>
+      <w:r>
+        <w:t xml:space="preserve">) chooses which thread’s FIFO head is presented to ID in the next cycle. It defines when a thread is awake (enabled and not stalled by the integer pipeline) and when it is ready (it has an instruction and is not being redirected). It gives the round-robin rule between eligible threads, including the default choice when neither thread is eligible. It then describes the handshake with ID: what drives the ID outputs, why the valid signal is not qualified with the stall, and what happens to an instruction that ID does not accept.</w:t>
+      </w:r>
+    </w:p>
+    <w:p>
+      <w:pPr>
+        <w:pStyle w:val="DefinitionTerm"/>
+      </w:pPr>
+      <w:r>
+        <w:t xml:space="preserve">Awake</w:t>
+      </w:r>
+    </w:p>
+    <w:p>
+      <w:pPr>
+        <w:pStyle w:val="Definition"/>
+      </w:pPr>
+      <w:r>
+        <w:t xml:space="preserve">The thread is enabled and</w:t>
       </w:r>
       <w:r>
         <w:t xml:space="preserve"> </w:t>
@@ -15386,55 +16095,29 @@
         <w:rPr>
           <w:rStyle w:val="VerbatimChar"/>
         </w:rPr>
-        <w:t xml:space="preserve">id_vpu_decoder_sigs</w:t>
+        <w:t xml:space="preserve">id_core_stall</w:t>
       </w:r>
       <w:r>
         <w:t xml:space="preserve"> </w:t>
       </w:r>
       <w:r>
-        <w:t xml:space="preserve">and</w:t>
-      </w:r>
-      <w:r>
-        <w:t xml:space="preserve"> </w:t>
-      </w:r>
-      <w:r>
-        <w:rPr>
-          <w:rStyle w:val="VerbatimChar"/>
-        </w:rPr>
-        <w:t xml:space="preserve">id_vpu_core_ctrl</w:t>
-      </w:r>
-      <w:r>
-        <w:t xml:space="preserve"> </w:t>
-      </w:r>
-      <w:r>
-        <w:t xml:space="preserve">are valid only for VPU instructions.</w:t>
-      </w:r>
-    </w:p>
-    <w:p>
-      <w:pPr>
-        <w:pStyle w:val="BodyText"/>
-      </w:pPr>
-      <w:r>
-        <w:t xml:space="preserve">A redirect empties the thread’s FIFO.</w:t>
-      </w:r>
-    </w:p>
-    <w:bookmarkEnd w:id="161"/>
-    <w:bookmarkStart w:id="167" w:name="sec-ch2-fe-sched"/>
-    <w:p>
-      <w:pPr>
-        <w:pStyle w:val="Heading3"/>
-      </w:pPr>
-      <w:r>
-        <w:rPr>
-          <w:rStyle w:val="SectionNumber"/>
-        </w:rPr>
-        <w:t xml:space="preserve">2.2.9</w:t>
-      </w:r>
-      <w:r>
-        <w:tab/>
-      </w:r>
-      <w:r>
-        <w:t xml:space="preserve">Thread Scheduler</w:t>
+        <w:t xml:space="preserve">is deasserted. Awake is registered, so a stall affects scheduling one cycle after it is asserted.</w:t>
+      </w:r>
+    </w:p>
+    <w:p>
+      <w:pPr>
+        <w:pStyle w:val="DefinitionTerm"/>
+      </w:pPr>
+      <w:r>
+        <w:t xml:space="preserve">Ready</w:t>
+      </w:r>
+    </w:p>
+    <w:p>
+      <w:pPr>
+        <w:pStyle w:val="Definition"/>
+      </w:pPr>
+      <w:r>
+        <w:t xml:space="preserve">The thread’s FIFO is not empty or is being written in the current cycle, and the thread is not being redirected. Including the write allows an instruction to pass from F7 to ID in consecutive cycles.</w:t>
       </w:r>
     </w:p>
     <w:p>
@@ -15442,74 +16125,10 @@
         <w:pStyle w:val="FirstParagraph"/>
       </w:pPr>
       <w:r>
-        <w:t xml:space="preserve">The integer pipeline accepts one instruction per cycle from either thread. The thread scheduler (</w:t>
-      </w:r>
-      <w:r>
-        <w:rPr>
-          <w:rStyle w:val="VerbatimChar"/>
-        </w:rPr>
-        <w:t xml:space="preserve">frontend_thread_sched</w:t>
-      </w:r>
-      <w:r>
-        <w:t xml:space="preserve">) selects the thread whose FIFO head is presented to ID in the next cycle.</w:t>
-      </w:r>
-    </w:p>
-    <w:p>
-      <w:pPr>
-        <w:pStyle w:val="DefinitionTerm"/>
-      </w:pPr>
-      <w:r>
-        <w:t xml:space="preserve">Awake</w:t>
-      </w:r>
-    </w:p>
-    <w:p>
-      <w:pPr>
-        <w:pStyle w:val="Definition"/>
-      </w:pPr>
-      <w:r>
-        <w:t xml:space="preserve">The thread is enabled and</w:t>
-      </w:r>
-      <w:r>
-        <w:t xml:space="preserve"> </w:t>
-      </w:r>
-      <w:r>
-        <w:rPr>
-          <w:rStyle w:val="VerbatimChar"/>
-        </w:rPr>
-        <w:t xml:space="preserve">id_core_stall</w:t>
-      </w:r>
-      <w:r>
-        <w:t xml:space="preserve"> </w:t>
-      </w:r>
-      <w:r>
-        <w:t xml:space="preserve">is deasserted. Awake is registered, so a stall affects scheduling one cycle after it is asserted.</w:t>
-      </w:r>
-    </w:p>
-    <w:p>
-      <w:pPr>
-        <w:pStyle w:val="DefinitionTerm"/>
-      </w:pPr>
-      <w:r>
-        <w:t xml:space="preserve">Ready</w:t>
-      </w:r>
-    </w:p>
-    <w:p>
-      <w:pPr>
-        <w:pStyle w:val="Definition"/>
-      </w:pPr>
-      <w:r>
-        <w:t xml:space="preserve">The thread’s FIFO is not empty or is being written in the current cycle, and the thread is not being redirected. Including the write allows an instruction to pass from F7 to ID in consecutive cycles.</w:t>
-      </w:r>
-    </w:p>
-    <w:p>
-      <w:pPr>
-        <w:pStyle w:val="FirstParagraph"/>
-      </w:pPr>
-      <w:r>
         <w:t xml:space="preserve">A thread that is awake and ready is eligible. The scheduler selects between eligible threads in round-robin order:</w:t>
       </w:r>
     </w:p>
-    <w:bookmarkStart w:id="162" w:name="tab-ch2-fe-sched"/>
+    <w:bookmarkStart w:id="161" w:name="tab-ch2-fe-sched"/>
     <w:p>
       <w:pPr>
         <w:pStyle w:val="TableCaption"/>
@@ -15527,7 +16146,7 @@
         <w:fldChar w:fldCharType="separate"/>
       </w:r>
       <w:r>
-        <w:t>25</w:t>
+        <w:t>24</w:t>
       </w:r>
       <w:r>
         <w:fldChar w:fldCharType="end"/>
@@ -15734,7 +16353,7 @@
         </w:tc>
       </w:tr>
     </w:tbl>
-    <w:bookmarkEnd w:id="162"/>
+    <w:bookmarkEnd w:id="161"/>
     <w:p>
       <w:pPr>
         <w:pStyle w:val="BodyText"/>
@@ -15871,7 +16490,7 @@
         <w:t xml:space="preserve">; the integer pipeline applies the stall. The thread in ID is reselected every cycle, so an instruction that is not accepted can be replaced by the other thread’s instruction in the next cycle; it remains at the head of its FIFO.</w:t>
       </w:r>
     </w:p>
-    <w:bookmarkStart w:id="166" w:name="fig-ch2-fe-td-sched"/>
+    <w:bookmarkStart w:id="165" w:name="fig-ch2-fe-td-sched"/>
     <w:p>
       <w:pPr>
         <w:pStyle w:val="CaptionedFigure"/>
@@ -15881,18 +16500,18 @@
           <wp:inline>
             <wp:extent cx="5334000" cy="2060359"/>
             <wp:effectExtent b="0" l="0" r="0" t="0"/>
-            <wp:docPr descr="Round-robin issue with a stall" title="" id="164" name="Picture"/>
+            <wp:docPr descr="Round-robin issue with a stall" title="" id="163" name="Picture"/>
             <a:graphic>
               <a:graphicData uri="http://schemas.openxmlformats.org/drawingml/2006/picture">
                 <pic:pic>
                   <pic:nvPicPr>
-                    <pic:cNvPr descr="images/ch02/td-fe-sched.png" id="165" name="Picture"/>
+                    <pic:cNvPr descr="images/ch02/td-fe-sched.png" id="164" name="Picture"/>
                     <pic:cNvPicPr>
                       <a:picLocks noChangeArrowheads="1" noChangeAspect="1"/>
                     </pic:cNvPicPr>
                   </pic:nvPicPr>
                   <pic:blipFill>
-                    <a:blip r:embed="rId163"/>
+                    <a:blip r:embed="rId162"/>
                     <a:stretch>
                       <a:fillRect/>
                     </a:stretch>
@@ -15948,7 +16567,7 @@
         <w:t xml:space="preserve">Round-robin issue with a stall</w:t>
       </w:r>
     </w:p>
-    <w:bookmarkEnd w:id="166"/>
+    <w:bookmarkEnd w:id="165"/>
     <w:p>
       <w:pPr>
         <w:pStyle w:val="BodyText"/>
@@ -15989,8 +16608,8 @@
         <w:t xml:space="preserve">of thread 1 is asserted in cycles 3 and 4, and thread 1 is not awake in cycles 4 and 5. Thread 0 is selected in cycles 3 to 5 and presented in ID in cycles 4 to 6; the selection alternates again from cycle 6.</w:t>
       </w:r>
     </w:p>
-    <w:bookmarkEnd w:id="167"/>
-    <w:bookmarkStart w:id="172" w:name="sec-ch2-fe-debug"/>
+    <w:bookmarkEnd w:id="166"/>
+    <w:bookmarkStart w:id="171" w:name="sec-ch2-fe-debug"/>
     <w:p>
       <w:pPr>
         <w:pStyle w:val="Heading3"/>
@@ -16008,7 +16627,80 @@
         <w:t xml:space="preserve">Halt and Debug Program Buffer</w:t>
       </w:r>
     </w:p>
-    <w:bookmarkStart w:id="168" w:name="sec-ch2-fe-halt"/>
+    <w:p>
+      <w:pPr>
+        <w:pStyle w:val="FirstParagraph"/>
+      </w:pPr>
+      <w:r>
+        <w:t xml:space="preserve">This section describes the Front End’s two debug functions.</w:t>
+      </w:r>
+      <w:r>
+        <w:t xml:space="preserve"> </w:t>
+      </w:r>
+      <w:hyperlink w:anchor="sec-ch2-fe-halt">
+        <w:r>
+          <w:rPr>
+            <w:rStyle w:val="Hyperlink"/>
+          </w:rPr>
+          <w:t xml:space="preserve">Section 2.2.10.1</w:t>
+        </w:r>
+      </w:hyperlink>
+      <w:r>
+        <w:t xml:space="preserve"> </w:t>
+      </w:r>
+      <w:r>
+        <w:t xml:space="preserve">covers halt. The integer pipeline takes a halt only on a valid instruction in ID, so while a halt is requested the thread buffer generates a placeholder instruction instead of fetching, and passes it through the normal pipeline to ID.</w:t>
+      </w:r>
+    </w:p>
+    <w:p>
+      <w:pPr>
+        <w:pStyle w:val="BodyText"/>
+      </w:pPr>
+      <w:hyperlink w:anchor="sec-ch2-fe-pb">
+        <w:r>
+          <w:rPr>
+            <w:rStyle w:val="Hyperlink"/>
+          </w:rPr>
+          <w:t xml:space="preserve">Section 2.2.10.2</w:t>
+        </w:r>
+      </w:hyperlink>
+      <w:r>
+        <w:t xml:space="preserve"> </w:t>
+      </w:r>
+      <w:r>
+        <w:t xml:space="preserve">covers the debug program buffer. In debug mode, entry 0 of the halted thread’s buffer holds the instructions written by the debugger. The section describes how the buffer is prepared with</w:t>
+      </w:r>
+      <w:r>
+        <w:t xml:space="preserve"> </w:t>
+      </w:r>
+      <w:r>
+        <w:rPr>
+          <w:b/>
+          <w:bCs/>
+        </w:rPr>
+        <w:t xml:space="preserve">EBREAK</w:t>
+      </w:r>
+      <w:r>
+        <w:t xml:space="preserve"> </w:t>
+      </w:r>
+      <w:r>
+        <w:t xml:space="preserve">on entry to debug mode, how the debugger writes words into it and starts execution, and how a resume redirect ends program-buffer mode. It also shows which write data goes to which word, and why the last word always holds</w:t>
+      </w:r>
+      <w:r>
+        <w:t xml:space="preserve"> </w:t>
+      </w:r>
+      <w:r>
+        <w:rPr>
+          <w:b/>
+          <w:bCs/>
+        </w:rPr>
+        <w:t xml:space="preserve">EBREAK</w:t>
+      </w:r>
+      <w:r>
+        <w:t xml:space="preserve">.</w:t>
+      </w:r>
+    </w:p>
+    <w:bookmarkStart w:id="167" w:name="sec-ch2-fe-halt"/>
     <w:p>
       <w:pPr>
         <w:pStyle w:val="Heading4"/>
@@ -16053,7 +16745,7 @@
       <w:pPr>
         <w:numPr>
           <w:ilvl w:val="0"/>
-          <w:numId w:val="1023"/>
+          <w:numId w:val="1026"/>
         </w:numPr>
       </w:pPr>
       <w:r>
@@ -16064,7 +16756,7 @@
       <w:pPr>
         <w:numPr>
           <w:ilvl w:val="0"/>
-          <w:numId w:val="1023"/>
+          <w:numId w:val="1026"/>
         </w:numPr>
       </w:pPr>
       <w:r>
@@ -16075,7 +16767,7 @@
       <w:pPr>
         <w:numPr>
           <w:ilvl w:val="0"/>
-          <w:numId w:val="1023"/>
+          <w:numId w:val="1026"/>
         </w:numPr>
       </w:pPr>
       <w:r>
@@ -16086,7 +16778,7 @@
       <w:pPr>
         <w:numPr>
           <w:ilvl w:val="0"/>
-          <w:numId w:val="1023"/>
+          <w:numId w:val="1026"/>
         </w:numPr>
       </w:pPr>
       <w:r>
@@ -16101,8 +16793,8 @@
         <w:t xml:space="preserve">The content of the placeholder is undefined. A pending halt also clears the sleep state.</w:t>
       </w:r>
     </w:p>
-    <w:bookmarkEnd w:id="168"/>
-    <w:bookmarkStart w:id="171" w:name="sec-ch2-fe-pb"/>
+    <w:bookmarkEnd w:id="167"/>
+    <w:bookmarkStart w:id="170" w:name="sec-ch2-fe-pb"/>
     <w:p>
       <w:pPr>
         <w:pStyle w:val="Heading4"/>
@@ -16128,7 +16820,7 @@
         <w:t xml:space="preserve">In debug mode, entry 0 of the halted thread’s buffer is used as the program buffer: the debugger writes instructions into it and the thread executes them.</w:t>
       </w:r>
     </w:p>
-    <w:bookmarkStart w:id="169" w:name="tab-ch2-fe-debug"/>
+    <w:bookmarkStart w:id="168" w:name="tab-ch2-fe-debug"/>
     <w:p>
       <w:pPr>
         <w:pStyle w:val="TableCaption"/>
@@ -16146,7 +16838,7 @@
         <w:fldChar w:fldCharType="separate"/>
       </w:r>
       <w:r>
-        <w:t>26</w:t>
+        <w:t>25</w:t>
       </w:r>
       <w:r>
         <w:fldChar w:fldCharType="end"/>
@@ -16318,11 +17010,11 @@
                 <w:rPr>
                   <w:rStyle w:val="Hyperlink"/>
                 </w:rPr>
-                <w:t xml:space="preserve">Table 27</w:t>
+                <w:t xml:space="preserve">Table 26</w:t>
               </w:r>
             </w:hyperlink>
             <w:r>
-              <w:t xml:space="preserve">). The words are written one cycle after the enables.</w:t>
+              <w:t xml:space="preserve">). The data and enables come together but the data is written into the entry in the cycle after the enables.</w:t>
             </w:r>
           </w:p>
         </w:tc>
@@ -16400,9 +17092,9 @@
         </w:tc>
       </w:tr>
     </w:tbl>
-    <w:bookmarkEnd w:id="169"/>
+    <w:bookmarkEnd w:id="168"/>
     <w:p/>
-    <w:bookmarkStart w:id="170" w:name="tab-ch2-fe-pb-map"/>
+    <w:bookmarkStart w:id="169" w:name="tab-ch2-fe-pb-map"/>
     <w:p>
       <w:pPr>
         <w:pStyle w:val="TableCaption"/>
@@ -16420,7 +17112,7 @@
         <w:fldChar w:fldCharType="separate"/>
       </w:r>
       <w:r>
-        <w:t>27</w:t>
+        <w:t>26</w:t>
       </w:r>
       <w:r>
         <w:fldChar w:fldCharType="end"/>
@@ -16689,43 +17381,43 @@
         </w:tc>
       </w:tr>
     </w:tbl>
+    <w:bookmarkEnd w:id="169"/>
+    <w:p>
+      <w:pPr>
+        <w:pStyle w:val="BodyText"/>
+      </w:pPr>
+      <w:r>
+        <w:t xml:space="preserve">Word 4 cannot be written by the debugger and always holds</w:t>
+      </w:r>
+      <w:r>
+        <w:t xml:space="preserve"> </w:t>
+      </w:r>
+      <w:r>
+        <w:rPr>
+          <w:rStyle w:val="VerbatimChar"/>
+        </w:rPr>
+        <w:t xml:space="preserve">EBREAK</w:t>
+      </w:r>
+      <w:r>
+        <w:t xml:space="preserve">, so execution returns to debug mode at the end of the program buffer. While the program buffer is executed, all fault, error and replay status is forced to zero. A debug reset while the thread is halted rewrites words 0 to 4 with</w:t>
+      </w:r>
+      <w:r>
+        <w:t xml:space="preserve"> </w:t>
+      </w:r>
+      <w:r>
+        <w:rPr>
+          <w:rStyle w:val="VerbatimChar"/>
+        </w:rPr>
+        <w:t xml:space="preserve">EBREAK</w:t>
+      </w:r>
+      <w:r>
+        <w:t xml:space="preserve">.</w:t>
+      </w:r>
+    </w:p>
     <w:bookmarkEnd w:id="170"/>
-    <w:p>
-      <w:pPr>
-        <w:pStyle w:val="BodyText"/>
-      </w:pPr>
-      <w:r>
-        <w:t xml:space="preserve">Word 4 cannot be written by the debugger and always holds</w:t>
-      </w:r>
-      <w:r>
-        <w:t xml:space="preserve"> </w:t>
-      </w:r>
-      <w:r>
-        <w:rPr>
-          <w:rStyle w:val="VerbatimChar"/>
-        </w:rPr>
-        <w:t xml:space="preserve">EBREAK</w:t>
-      </w:r>
-      <w:r>
-        <w:t xml:space="preserve">, so execution returns to debug mode at the end of the program buffer. While the program buffer is executed, all fault, error and replay status is forced to zero. A debug reset while the thread is halted rewrites words 0 to 4 with</w:t>
-      </w:r>
-      <w:r>
-        <w:t xml:space="preserve"> </w:t>
-      </w:r>
-      <w:r>
-        <w:rPr>
-          <w:rStyle w:val="VerbatimChar"/>
-        </w:rPr>
-        <w:t xml:space="preserve">EBREAK</w:t>
-      </w:r>
-      <w:r>
-        <w:t xml:space="preserve">.</w:t>
-      </w:r>
-    </w:p>
     <w:bookmarkEnd w:id="171"/>
     <w:bookmarkEnd w:id="172"/>
-    <w:bookmarkEnd w:id="173"/>
-    <w:bookmarkStart w:id="193" w:name="sec-ch2-ip"/>
+    <w:bookmarkStart w:id="192" w:name="sec-ch2-ip"/>
     <w:p>
       <w:pPr>
         <w:pStyle w:val="Heading2"/>
@@ -16743,7 +17435,7 @@
         <w:t xml:space="preserve">Integer Pipeline</w:t>
       </w:r>
     </w:p>
-    <w:bookmarkStart w:id="174" w:name="sec-ch2-ip-overview"/>
+    <w:bookmarkStart w:id="173" w:name="sec-ch2-ip-overview"/>
     <w:p>
       <w:pPr>
         <w:pStyle w:val="Heading3"/>
@@ -16773,8 +17465,8 @@
         <w:t xml:space="preserve">Figure: Integer pipeline block diagram.</w:t>
       </w:r>
     </w:p>
-    <w:bookmarkEnd w:id="174"/>
-    <w:bookmarkStart w:id="175" w:name="sec-ch2-ip-stages"/>
+    <w:bookmarkEnd w:id="173"/>
+    <w:bookmarkStart w:id="174" w:name="sec-ch2-ip-stages"/>
     <w:p>
       <w:pPr>
         <w:pStyle w:val="Heading3"/>
@@ -16804,8 +17496,8 @@
         <w:t xml:space="preserve">Figure: Integer pipeline stages (ID, EX, TAG, MEM, WB).</w:t>
       </w:r>
     </w:p>
-    <w:bookmarkEnd w:id="175"/>
-    <w:bookmarkStart w:id="176" w:name="sec-ch2-ip-if"/>
+    <w:bookmarkEnd w:id="174"/>
+    <w:bookmarkStart w:id="175" w:name="sec-ch2-ip-if"/>
     <w:p>
       <w:pPr>
         <w:pStyle w:val="Heading3"/>
@@ -16835,8 +17527,27 @@
         <w:t xml:space="preserve">Table: Integer pipeline interface signals.</w:t>
       </w:r>
     </w:p>
+    <w:bookmarkEnd w:id="175"/>
+    <w:bookmarkStart w:id="176" w:name="sec-ch2-ip-rf"/>
+    <w:p>
+      <w:pPr>
+        <w:pStyle w:val="Heading3"/>
+      </w:pPr>
+      <w:r>
+        <w:rPr>
+          <w:rStyle w:val="SectionNumber"/>
+        </w:rPr>
+        <w:t xml:space="preserve">2.3.4</w:t>
+      </w:r>
+      <w:r>
+        <w:tab/>
+      </w:r>
+      <w:r>
+        <w:t xml:space="preserve">Register File and Operand Read</w:t>
+      </w:r>
+    </w:p>
     <w:bookmarkEnd w:id="176"/>
-    <w:bookmarkStart w:id="177" w:name="sec-ch2-ip-rf"/>
+    <w:bookmarkStart w:id="177" w:name="sec-ch2-ip-alu"/>
     <w:p>
       <w:pPr>
         <w:pStyle w:val="Heading3"/>
@@ -16845,17 +17556,17 @@
         <w:rPr>
           <w:rStyle w:val="SectionNumber"/>
         </w:rPr>
-        <w:t xml:space="preserve">2.3.4</w:t>
+        <w:t xml:space="preserve">2.3.5</w:t>
       </w:r>
       <w:r>
         <w:tab/>
       </w:r>
       <w:r>
-        <w:t xml:space="preserve">Register File and Operand Read</w:t>
+        <w:t xml:space="preserve">Immediate Generation and ALU</w:t>
       </w:r>
     </w:p>
     <w:bookmarkEnd w:id="177"/>
-    <w:bookmarkStart w:id="178" w:name="sec-ch2-ip-alu"/>
+    <w:bookmarkStart w:id="178" w:name="sec-ch2-ip-muldiv"/>
     <w:p>
       <w:pPr>
         <w:pStyle w:val="Heading3"/>
@@ -16864,17 +17575,17 @@
         <w:rPr>
           <w:rStyle w:val="SectionNumber"/>
         </w:rPr>
-        <w:t xml:space="preserve">2.3.5</w:t>
+        <w:t xml:space="preserve">2.3.6</w:t>
       </w:r>
       <w:r>
         <w:tab/>
       </w:r>
       <w:r>
-        <w:t xml:space="preserve">Immediate Generation and ALU</w:t>
+        <w:t xml:space="preserve">Multiply/Divide Unit</w:t>
       </w:r>
     </w:p>
     <w:bookmarkEnd w:id="178"/>
-    <w:bookmarkStart w:id="179" w:name="sec-ch2-ip-muldiv"/>
+    <w:bookmarkStart w:id="182" w:name="sec-ch2-ip-hazards"/>
     <w:p>
       <w:pPr>
         <w:pStyle w:val="Heading3"/>
@@ -16883,17 +17594,74 @@
         <w:rPr>
           <w:rStyle w:val="SectionNumber"/>
         </w:rPr>
-        <w:t xml:space="preserve">2.3.6</w:t>
+        <w:t xml:space="preserve">2.3.7</w:t>
       </w:r>
       <w:r>
         <w:tab/>
       </w:r>
       <w:r>
-        <w:t xml:space="preserve">Multiply/Divide Unit</w:t>
+        <w:t xml:space="preserve">Scoreboards and Hazards</w:t>
+      </w:r>
+    </w:p>
+    <w:bookmarkStart w:id="179" w:name="sec-ch2-ip-int-sb"/>
+    <w:p>
+      <w:pPr>
+        <w:pStyle w:val="Heading4"/>
+      </w:pPr>
+      <w:r>
+        <w:rPr>
+          <w:rStyle w:val="SectionNumber"/>
+        </w:rPr>
+        <w:t xml:space="preserve">2.3.7.1</w:t>
+      </w:r>
+      <w:r>
+        <w:tab/>
+      </w:r>
+      <w:r>
+        <w:t xml:space="preserve">Integer Scoreboard</w:t>
       </w:r>
     </w:p>
     <w:bookmarkEnd w:id="179"/>
-    <w:bookmarkStart w:id="183" w:name="sec-ch2-ip-hazards"/>
+    <w:bookmarkStart w:id="180" w:name="sec-ch2-ip-fp-sb"/>
+    <w:p>
+      <w:pPr>
+        <w:pStyle w:val="Heading4"/>
+      </w:pPr>
+      <w:r>
+        <w:rPr>
+          <w:rStyle w:val="SectionNumber"/>
+        </w:rPr>
+        <w:t xml:space="preserve">2.3.7.2</w:t>
+      </w:r>
+      <w:r>
+        <w:tab/>
+      </w:r>
+      <w:r>
+        <w:t xml:space="preserve">FP Scoreboard</w:t>
+      </w:r>
+    </w:p>
+    <w:bookmarkEnd w:id="180"/>
+    <w:bookmarkStart w:id="181" w:name="sec-ch2-ip-mask-sb"/>
+    <w:p>
+      <w:pPr>
+        <w:pStyle w:val="Heading4"/>
+      </w:pPr>
+      <w:r>
+        <w:rPr>
+          <w:rStyle w:val="SectionNumber"/>
+        </w:rPr>
+        <w:t xml:space="preserve">2.3.7.3</w:t>
+      </w:r>
+      <w:r>
+        <w:tab/>
+      </w:r>
+      <w:r>
+        <w:t xml:space="preserve">Mask Scoreboard</w:t>
+      </w:r>
+    </w:p>
+    <w:bookmarkEnd w:id="181"/>
+    <w:bookmarkEnd w:id="182"/>
+    <w:bookmarkStart w:id="183" w:name="sec-ch2-ip-threads"/>
     <w:p>
       <w:pPr>
         <w:pStyle w:val="Heading3"/>
@@ -16902,150 +17670,74 @@
         <w:rPr>
           <w:rStyle w:val="SectionNumber"/>
         </w:rPr>
-        <w:t xml:space="preserve">2.3.7</w:t>
+        <w:t xml:space="preserve">2.3.8</w:t>
       </w:r>
       <w:r>
         <w:tab/>
       </w:r>
       <w:r>
-        <w:t xml:space="preserve">Scoreboards and Hazards</w:t>
-      </w:r>
-    </w:p>
-    <w:bookmarkStart w:id="180" w:name="sec-ch2-ip-int-sb"/>
-    <w:p>
-      <w:pPr>
-        <w:pStyle w:val="Heading4"/>
+        <w:t xml:space="preserve">Hart Interleaving and Stalls</w:t>
+      </w:r>
+    </w:p>
+    <w:bookmarkEnd w:id="183"/>
+    <w:bookmarkStart w:id="184" w:name="sec-ch2-ip-redirect"/>
+    <w:p>
+      <w:pPr>
+        <w:pStyle w:val="Heading3"/>
       </w:pPr>
       <w:r>
         <w:rPr>
           <w:rStyle w:val="SectionNumber"/>
         </w:rPr>
-        <w:t xml:space="preserve">2.3.7.1</w:t>
+        <w:t xml:space="preserve">2.3.9</w:t>
       </w:r>
       <w:r>
         <w:tab/>
       </w:r>
       <w:r>
-        <w:t xml:space="preserve">Integer Scoreboard</w:t>
-      </w:r>
-    </w:p>
-    <w:bookmarkEnd w:id="180"/>
-    <w:bookmarkStart w:id="181" w:name="sec-ch2-ip-fp-sb"/>
-    <w:p>
-      <w:pPr>
-        <w:pStyle w:val="Heading4"/>
+        <w:t xml:space="preserve">Branches, Redirects and Replay</w:t>
+      </w:r>
+    </w:p>
+    <w:bookmarkEnd w:id="184"/>
+    <w:bookmarkStart w:id="185" w:name="sec-ch2-ip-dcache-if"/>
+    <w:p>
+      <w:pPr>
+        <w:pStyle w:val="Heading3"/>
       </w:pPr>
       <w:r>
         <w:rPr>
           <w:rStyle w:val="SectionNumber"/>
         </w:rPr>
-        <w:t xml:space="preserve">2.3.7.2</w:t>
+        <w:t xml:space="preserve">2.3.10</w:t>
       </w:r>
       <w:r>
         <w:tab/>
       </w:r>
       <w:r>
-        <w:t xml:space="preserve">FP Scoreboard</w:t>
-      </w:r>
-    </w:p>
-    <w:bookmarkEnd w:id="181"/>
-    <w:bookmarkStart w:id="182" w:name="sec-ch2-ip-mask-sb"/>
-    <w:p>
-      <w:pPr>
-        <w:pStyle w:val="Heading4"/>
+        <w:t xml:space="preserve">Interface to the Data Cache</w:t>
+      </w:r>
+    </w:p>
+    <w:bookmarkEnd w:id="185"/>
+    <w:bookmarkStart w:id="186" w:name="sec-ch2-ip-vpu-if"/>
+    <w:p>
+      <w:pPr>
+        <w:pStyle w:val="Heading3"/>
       </w:pPr>
       <w:r>
         <w:rPr>
           <w:rStyle w:val="SectionNumber"/>
         </w:rPr>
-        <w:t xml:space="preserve">2.3.7.3</w:t>
+        <w:t xml:space="preserve">2.3.11</w:t>
       </w:r>
       <w:r>
         <w:tab/>
       </w:r>
       <w:r>
-        <w:t xml:space="preserve">Mask Scoreboard</w:t>
-      </w:r>
-    </w:p>
-    <w:bookmarkEnd w:id="182"/>
-    <w:bookmarkEnd w:id="183"/>
-    <w:bookmarkStart w:id="184" w:name="sec-ch2-ip-threads"/>
-    <w:p>
-      <w:pPr>
-        <w:pStyle w:val="Heading3"/>
-      </w:pPr>
-      <w:r>
-        <w:rPr>
-          <w:rStyle w:val="SectionNumber"/>
-        </w:rPr>
-        <w:t xml:space="preserve">2.3.8</w:t>
-      </w:r>
-      <w:r>
-        <w:tab/>
-      </w:r>
-      <w:r>
-        <w:t xml:space="preserve">Hart Interleaving and Stalls</w:t>
-      </w:r>
-    </w:p>
-    <w:bookmarkEnd w:id="184"/>
-    <w:bookmarkStart w:id="185" w:name="sec-ch2-ip-redirect"/>
-    <w:p>
-      <w:pPr>
-        <w:pStyle w:val="Heading3"/>
-      </w:pPr>
-      <w:r>
-        <w:rPr>
-          <w:rStyle w:val="SectionNumber"/>
-        </w:rPr>
-        <w:t xml:space="preserve">2.3.9</w:t>
-      </w:r>
-      <w:r>
-        <w:tab/>
-      </w:r>
-      <w:r>
-        <w:t xml:space="preserve">Branches, Redirects and Replay</w:t>
-      </w:r>
-    </w:p>
-    <w:bookmarkEnd w:id="185"/>
-    <w:bookmarkStart w:id="186" w:name="sec-ch2-ip-dcache-if"/>
-    <w:p>
-      <w:pPr>
-        <w:pStyle w:val="Heading3"/>
-      </w:pPr>
-      <w:r>
-        <w:rPr>
-          <w:rStyle w:val="SectionNumber"/>
-        </w:rPr>
-        <w:t xml:space="preserve">2.3.10</w:t>
-      </w:r>
-      <w:r>
-        <w:tab/>
-      </w:r>
-      <w:r>
-        <w:t xml:space="preserve">Interface to the Data Cache</w:t>
+        <w:t xml:space="preserve">Interface to the VPU</w:t>
       </w:r>
     </w:p>
     <w:bookmarkEnd w:id="186"/>
-    <w:bookmarkStart w:id="187" w:name="sec-ch2-ip-vpu-if"/>
-    <w:p>
-      <w:pPr>
-        <w:pStyle w:val="Heading3"/>
-      </w:pPr>
-      <w:r>
-        <w:rPr>
-          <w:rStyle w:val="SectionNumber"/>
-        </w:rPr>
-        <w:t xml:space="preserve">2.3.11</w:t>
-      </w:r>
-      <w:r>
-        <w:tab/>
-      </w:r>
-      <w:r>
-        <w:t xml:space="preserve">Interface to the VPU</w:t>
-      </w:r>
-    </w:p>
-    <w:bookmarkEnd w:id="187"/>
-    <w:bookmarkStart w:id="188" w:name="sec-ch2-ip-csr"/>
+    <w:bookmarkStart w:id="187" w:name="sec-ch2-ip-csr"/>
     <w:p>
       <w:pPr>
         <w:pStyle w:val="Heading3"/>
@@ -17075,8 +17767,27 @@
         <w:t xml:space="preserve">Table: CSR groups.</w:t>
       </w:r>
     </w:p>
+    <w:bookmarkEnd w:id="187"/>
+    <w:bookmarkStart w:id="188" w:name="sec-ch2-ip-xcpt"/>
+    <w:p>
+      <w:pPr>
+        <w:pStyle w:val="Heading3"/>
+      </w:pPr>
+      <w:r>
+        <w:rPr>
+          <w:rStyle w:val="SectionNumber"/>
+        </w:rPr>
+        <w:t xml:space="preserve">2.3.13</w:t>
+      </w:r>
+      <w:r>
+        <w:tab/>
+      </w:r>
+      <w:r>
+        <w:t xml:space="preserve">Exceptions and Interrupts</w:t>
+      </w:r>
+    </w:p>
     <w:bookmarkEnd w:id="188"/>
-    <w:bookmarkStart w:id="189" w:name="sec-ch2-ip-xcpt"/>
+    <w:bookmarkStart w:id="189" w:name="sec-ch2-ip-debug"/>
     <w:p>
       <w:pPr>
         <w:pStyle w:val="Heading3"/>
@@ -17085,17 +17796,17 @@
         <w:rPr>
           <w:rStyle w:val="SectionNumber"/>
         </w:rPr>
-        <w:t xml:space="preserve">2.3.13</w:t>
+        <w:t xml:space="preserve">2.3.14</w:t>
       </w:r>
       <w:r>
         <w:tab/>
       </w:r>
       <w:r>
-        <w:t xml:space="preserve">Exceptions and Interrupts</w:t>
+        <w:t xml:space="preserve">Debug and Breakpoints</w:t>
       </w:r>
     </w:p>
     <w:bookmarkEnd w:id="189"/>
-    <w:bookmarkStart w:id="190" w:name="sec-ch2-ip-debug"/>
+    <w:bookmarkStart w:id="190" w:name="sec-ch2-ip-pmu"/>
     <w:p>
       <w:pPr>
         <w:pStyle w:val="Heading3"/>
@@ -17104,17 +17815,17 @@
         <w:rPr>
           <w:rStyle w:val="SectionNumber"/>
         </w:rPr>
-        <w:t xml:space="preserve">2.3.14</w:t>
+        <w:t xml:space="preserve">2.3.15</w:t>
       </w:r>
       <w:r>
         <w:tab/>
       </w:r>
       <w:r>
-        <w:t xml:space="preserve">Debug and Breakpoints</w:t>
+        <w:t xml:space="preserve">Performance Counters</w:t>
       </w:r>
     </w:p>
     <w:bookmarkEnd w:id="190"/>
-    <w:bookmarkStart w:id="191" w:name="sec-ch2-ip-pmu"/>
+    <w:bookmarkStart w:id="191" w:name="sec-ch2-ip-verif"/>
     <w:p>
       <w:pPr>
         <w:pStyle w:val="Heading3"/>
@@ -17123,55 +17834,36 @@
         <w:rPr>
           <w:rStyle w:val="SectionNumber"/>
         </w:rPr>
-        <w:t xml:space="preserve">2.3.15</w:t>
+        <w:t xml:space="preserve">2.3.16</w:t>
       </w:r>
       <w:r>
         <w:tab/>
       </w:r>
       <w:r>
-        <w:t xml:space="preserve">Performance Counters</w:t>
+        <w:t xml:space="preserve">Verification Notes</w:t>
       </w:r>
     </w:p>
     <w:bookmarkEnd w:id="191"/>
-    <w:bookmarkStart w:id="192" w:name="sec-ch2-ip-verif"/>
-    <w:p>
-      <w:pPr>
-        <w:pStyle w:val="Heading3"/>
+    <w:bookmarkEnd w:id="192"/>
+    <w:bookmarkStart w:id="210" w:name="sec-ch2-dc"/>
+    <w:p>
+      <w:pPr>
+        <w:pStyle w:val="Heading2"/>
       </w:pPr>
       <w:r>
         <w:rPr>
           <w:rStyle w:val="SectionNumber"/>
         </w:rPr>
-        <w:t xml:space="preserve">2.3.16</w:t>
+        <w:t xml:space="preserve">2.4</w:t>
       </w:r>
       <w:r>
         <w:tab/>
       </w:r>
       <w:r>
-        <w:t xml:space="preserve">Verification Notes</w:t>
-      </w:r>
-    </w:p>
-    <w:bookmarkEnd w:id="192"/>
-    <w:bookmarkEnd w:id="193"/>
-    <w:bookmarkStart w:id="211" w:name="sec-ch2-dc"/>
-    <w:p>
-      <w:pPr>
-        <w:pStyle w:val="Heading2"/>
-      </w:pPr>
-      <w:r>
-        <w:rPr>
-          <w:rStyle w:val="SectionNumber"/>
-        </w:rPr>
-        <w:t xml:space="preserve">2.4</w:t>
-      </w:r>
-      <w:r>
-        <w:tab/>
-      </w:r>
-      <w:r>
         <w:t xml:space="preserve">Data Cache</w:t>
       </w:r>
     </w:p>
-    <w:bookmarkStart w:id="194" w:name="sec-ch2-dc-overview"/>
+    <w:bookmarkStart w:id="193" w:name="sec-ch2-dc-overview"/>
     <w:p>
       <w:pPr>
         <w:pStyle w:val="Heading3"/>
@@ -17201,8 +17893,8 @@
         <w:t xml:space="preserve">Figure: Data cache block diagram.</w:t>
       </w:r>
     </w:p>
-    <w:bookmarkEnd w:id="194"/>
-    <w:bookmarkStart w:id="195" w:name="sec-ch2-dc-org"/>
+    <w:bookmarkEnd w:id="193"/>
+    <w:bookmarkStart w:id="194" w:name="sec-ch2-dc-org"/>
     <w:p>
       <w:pPr>
         <w:pStyle w:val="Heading3"/>
@@ -17232,8 +17924,8 @@
         <w:t xml:space="preserve">Table: Data cache operating modes.</w:t>
       </w:r>
     </w:p>
-    <w:bookmarkEnd w:id="195"/>
-    <w:bookmarkStart w:id="196" w:name="sec-ch2-dc-if"/>
+    <w:bookmarkEnd w:id="194"/>
+    <w:bookmarkStart w:id="195" w:name="sec-ch2-dc-if"/>
     <w:p>
       <w:pPr>
         <w:pStyle w:val="Heading3"/>
@@ -17263,8 +17955,8 @@
         <w:t xml:space="preserve">Table: Data cache interface signals.</w:t>
       </w:r>
     </w:p>
-    <w:bookmarkEnd w:id="196"/>
-    <w:bookmarkStart w:id="197" w:name="sec-ch2-dc-pipe"/>
+    <w:bookmarkEnd w:id="195"/>
+    <w:bookmarkStart w:id="196" w:name="sec-ch2-dc-pipe"/>
     <w:p>
       <w:pPr>
         <w:pStyle w:val="Heading3"/>
@@ -17294,8 +17986,27 @@
         <w:t xml:space="preserve">Figure: Data cache request pipeline.</w:t>
       </w:r>
     </w:p>
+    <w:bookmarkEnd w:id="196"/>
+    <w:bookmarkStart w:id="197" w:name="sec-ch2-dc-xlate"/>
+    <w:p>
+      <w:pPr>
+        <w:pStyle w:val="Heading3"/>
+      </w:pPr>
+      <w:r>
+        <w:rPr>
+          <w:rStyle w:val="SectionNumber"/>
+        </w:rPr>
+        <w:t xml:space="preserve">2.4.5</w:t>
+      </w:r>
+      <w:r>
+        <w:tab/>
+      </w:r>
+      <w:r>
+        <w:t xml:space="preserve">Address Translation and PMA Checks</w:t>
+      </w:r>
+    </w:p>
     <w:bookmarkEnd w:id="197"/>
-    <w:bookmarkStart w:id="198" w:name="sec-ch2-dc-xlate"/>
+    <w:bookmarkStart w:id="198" w:name="sec-ch2-dc-arrays"/>
     <w:p>
       <w:pPr>
         <w:pStyle w:val="Heading3"/>
@@ -17304,17 +18015,17 @@
         <w:rPr>
           <w:rStyle w:val="SectionNumber"/>
         </w:rPr>
-        <w:t xml:space="preserve">2.4.5</w:t>
+        <w:t xml:space="preserve">2.4.6</w:t>
       </w:r>
       <w:r>
         <w:tab/>
       </w:r>
       <w:r>
-        <w:t xml:space="preserve">Address Translation and PMA Checks</w:t>
+        <w:t xml:space="preserve">Tag, Data and LRU Arrays</w:t>
       </w:r>
     </w:p>
     <w:bookmarkEnd w:id="198"/>
-    <w:bookmarkStart w:id="199" w:name="sec-ch2-dc-arrays"/>
+    <w:bookmarkStart w:id="199" w:name="sec-ch2-dc-miss"/>
     <w:p>
       <w:pPr>
         <w:pStyle w:val="Heading3"/>
@@ -17323,17 +18034,17 @@
         <w:rPr>
           <w:rStyle w:val="SectionNumber"/>
         </w:rPr>
-        <w:t xml:space="preserve">2.4.6</w:t>
+        <w:t xml:space="preserve">2.4.7</w:t>
       </w:r>
       <w:r>
         <w:tab/>
       </w:r>
       <w:r>
-        <w:t xml:space="preserve">Tag, Data and LRU Arrays</w:t>
+        <w:t xml:space="preserve">Miss Handling</w:t>
       </w:r>
     </w:p>
     <w:bookmarkEnd w:id="199"/>
-    <w:bookmarkStart w:id="200" w:name="sec-ch2-dc-miss"/>
+    <w:bookmarkStart w:id="200" w:name="sec-ch2-dc-replay"/>
     <w:p>
       <w:pPr>
         <w:pStyle w:val="Heading3"/>
@@ -17342,17 +18053,17 @@
         <w:rPr>
           <w:rStyle w:val="SectionNumber"/>
         </w:rPr>
-        <w:t xml:space="preserve">2.4.7</w:t>
+        <w:t xml:space="preserve">2.4.8</w:t>
       </w:r>
       <w:r>
         <w:tab/>
       </w:r>
       <w:r>
-        <w:t xml:space="preserve">Miss Handling</w:t>
+        <w:t xml:space="preserve">Replay Queue</w:t>
       </w:r>
     </w:p>
     <w:bookmarkEnd w:id="200"/>
-    <w:bookmarkStart w:id="201" w:name="sec-ch2-dc-replay"/>
+    <w:bookmarkStart w:id="201" w:name="sec-ch2-dc-wb"/>
     <w:p>
       <w:pPr>
         <w:pStyle w:val="Heading3"/>
@@ -17361,17 +18072,17 @@
         <w:rPr>
           <w:rStyle w:val="SectionNumber"/>
         </w:rPr>
-        <w:t xml:space="preserve">2.4.8</w:t>
+        <w:t xml:space="preserve">2.4.9</w:t>
       </w:r>
       <w:r>
         <w:tab/>
       </w:r>
       <w:r>
-        <w:t xml:space="preserve">Replay Queue</w:t>
+        <w:t xml:space="preserve">Writeback and Store Merge</w:t>
       </w:r>
     </w:p>
     <w:bookmarkEnd w:id="201"/>
-    <w:bookmarkStart w:id="202" w:name="sec-ch2-dc-wb"/>
+    <w:bookmarkStart w:id="202" w:name="sec-ch2-dc-amo"/>
     <w:p>
       <w:pPr>
         <w:pStyle w:val="Heading3"/>
@@ -17380,17 +18091,17 @@
         <w:rPr>
           <w:rStyle w:val="SectionNumber"/>
         </w:rPr>
-        <w:t xml:space="preserve">2.4.9</w:t>
+        <w:t xml:space="preserve">2.4.10</w:t>
       </w:r>
       <w:r>
         <w:tab/>
       </w:r>
       <w:r>
-        <w:t xml:space="preserve">Writeback and Store Merge</w:t>
+        <w:t xml:space="preserve">Atomic Operations</w:t>
       </w:r>
     </w:p>
     <w:bookmarkEnd w:id="202"/>
-    <w:bookmarkStart w:id="203" w:name="sec-ch2-dc-amo"/>
+    <w:bookmarkStart w:id="203" w:name="sec-ch2-dc-cmo"/>
     <w:p>
       <w:pPr>
         <w:pStyle w:val="Heading3"/>
@@ -17399,17 +18110,17 @@
         <w:rPr>
           <w:rStyle w:val="SectionNumber"/>
         </w:rPr>
-        <w:t xml:space="preserve">2.4.10</w:t>
+        <w:t xml:space="preserve">2.4.11</w:t>
       </w:r>
       <w:r>
         <w:tab/>
       </w:r>
       <w:r>
-        <w:t xml:space="preserve">Atomic Operations</w:t>
+        <w:t xml:space="preserve">Cache-Management Operations</w:t>
       </w:r>
     </w:p>
     <w:bookmarkEnd w:id="203"/>
-    <w:bookmarkStart w:id="204" w:name="sec-ch2-dc-cmo"/>
+    <w:bookmarkStart w:id="204" w:name="sec-ch2-dc-spad"/>
     <w:p>
       <w:pPr>
         <w:pStyle w:val="Heading3"/>
@@ -17418,17 +18129,17 @@
         <w:rPr>
           <w:rStyle w:val="SectionNumber"/>
         </w:rPr>
-        <w:t xml:space="preserve">2.4.11</w:t>
+        <w:t xml:space="preserve">2.4.12</w:t>
       </w:r>
       <w:r>
         <w:tab/>
       </w:r>
       <w:r>
-        <w:t xml:space="preserve">Cache-Management Operations</w:t>
+        <w:t xml:space="preserve">Scratchpad Control</w:t>
       </w:r>
     </w:p>
     <w:bookmarkEnd w:id="204"/>
-    <w:bookmarkStart w:id="205" w:name="sec-ch2-dc-spad"/>
+    <w:bookmarkStart w:id="205" w:name="sec-ch2-dc-tensor"/>
     <w:p>
       <w:pPr>
         <w:pStyle w:val="Heading3"/>
@@ -17437,17 +18148,17 @@
         <w:rPr>
           <w:rStyle w:val="SectionNumber"/>
         </w:rPr>
-        <w:t xml:space="preserve">2.4.12</w:t>
+        <w:t xml:space="preserve">2.4.13</w:t>
       </w:r>
       <w:r>
         <w:tab/>
       </w:r>
       <w:r>
-        <w:t xml:space="preserve">Scratchpad Control</w:t>
+        <w:t xml:space="preserve">Tensor Load and Reduce</w:t>
       </w:r>
     </w:p>
     <w:bookmarkEnd w:id="205"/>
-    <w:bookmarkStart w:id="206" w:name="sec-ch2-dc-tensor"/>
+    <w:bookmarkStart w:id="206" w:name="sec-ch2-dc-nbr-if"/>
     <w:p>
       <w:pPr>
         <w:pStyle w:val="Heading3"/>
@@ -17456,17 +18167,17 @@
         <w:rPr>
           <w:rStyle w:val="SectionNumber"/>
         </w:rPr>
-        <w:t xml:space="preserve">2.4.13</w:t>
+        <w:t xml:space="preserve">2.4.14</w:t>
       </w:r>
       <w:r>
         <w:tab/>
       </w:r>
       <w:r>
-        <w:t xml:space="preserve">Tensor Load and Reduce</w:t>
+        <w:t xml:space="preserve">Interface to the Neighborhood</w:t>
       </w:r>
     </w:p>
     <w:bookmarkEnd w:id="206"/>
-    <w:bookmarkStart w:id="207" w:name="sec-ch2-dc-nbr-if"/>
+    <w:bookmarkStart w:id="207" w:name="sec-ch2-dc-errors"/>
     <w:p>
       <w:pPr>
         <w:pStyle w:val="Heading3"/>
@@ -17475,17 +18186,17 @@
         <w:rPr>
           <w:rStyle w:val="SectionNumber"/>
         </w:rPr>
-        <w:t xml:space="preserve">2.4.14</w:t>
+        <w:t xml:space="preserve">2.4.15</w:t>
       </w:r>
       <w:r>
         <w:tab/>
       </w:r>
       <w:r>
-        <w:t xml:space="preserve">Interface to the Neighborhood</w:t>
+        <w:t xml:space="preserve">Errors</w:t>
       </w:r>
     </w:p>
     <w:bookmarkEnd w:id="207"/>
-    <w:bookmarkStart w:id="208" w:name="sec-ch2-dc-errors"/>
+    <w:bookmarkStart w:id="208" w:name="sec-ch2-dc-perf"/>
     <w:p>
       <w:pPr>
         <w:pStyle w:val="Heading3"/>
@@ -17494,17 +18205,17 @@
         <w:rPr>
           <w:rStyle w:val="SectionNumber"/>
         </w:rPr>
-        <w:t xml:space="preserve">2.4.15</w:t>
+        <w:t xml:space="preserve">2.4.16</w:t>
       </w:r>
       <w:r>
         <w:tab/>
       </w:r>
       <w:r>
-        <w:t xml:space="preserve">Errors</w:t>
+        <w:t xml:space="preserve">Performance</w:t>
       </w:r>
     </w:p>
     <w:bookmarkEnd w:id="208"/>
-    <w:bookmarkStart w:id="209" w:name="sec-ch2-dc-perf"/>
+    <w:bookmarkStart w:id="209" w:name="sec-ch2-dc-verif"/>
     <w:p>
       <w:pPr>
         <w:pStyle w:val="Heading3"/>
@@ -17513,55 +18224,36 @@
         <w:rPr>
           <w:rStyle w:val="SectionNumber"/>
         </w:rPr>
-        <w:t xml:space="preserve">2.4.16</w:t>
+        <w:t xml:space="preserve">2.4.17</w:t>
       </w:r>
       <w:r>
         <w:tab/>
       </w:r>
       <w:r>
-        <w:t xml:space="preserve">Performance</w:t>
+        <w:t xml:space="preserve">Verification Notes</w:t>
       </w:r>
     </w:p>
     <w:bookmarkEnd w:id="209"/>
-    <w:bookmarkStart w:id="210" w:name="sec-ch2-dc-verif"/>
-    <w:p>
-      <w:pPr>
-        <w:pStyle w:val="Heading3"/>
+    <w:bookmarkEnd w:id="210"/>
+    <w:bookmarkStart w:id="229" w:name="sec-ch2-vpu"/>
+    <w:p>
+      <w:pPr>
+        <w:pStyle w:val="Heading2"/>
       </w:pPr>
       <w:r>
         <w:rPr>
           <w:rStyle w:val="SectionNumber"/>
         </w:rPr>
-        <w:t xml:space="preserve">2.4.17</w:t>
+        <w:t xml:space="preserve">2.5</w:t>
       </w:r>
       <w:r>
         <w:tab/>
       </w:r>
       <w:r>
-        <w:t xml:space="preserve">Verification Notes</w:t>
-      </w:r>
-    </w:p>
-    <w:bookmarkEnd w:id="210"/>
-    <w:bookmarkEnd w:id="211"/>
-    <w:bookmarkStart w:id="230" w:name="sec-ch2-vpu"/>
-    <w:p>
-      <w:pPr>
-        <w:pStyle w:val="Heading2"/>
-      </w:pPr>
-      <w:r>
-        <w:rPr>
-          <w:rStyle w:val="SectionNumber"/>
-        </w:rPr>
-        <w:t xml:space="preserve">2.5</w:t>
-      </w:r>
-      <w:r>
-        <w:tab/>
-      </w:r>
-      <w:r>
         <w:t xml:space="preserve">Vector Processing Unit</w:t>
       </w:r>
     </w:p>
-    <w:bookmarkStart w:id="212" w:name="sec-ch2-vpu-overview"/>
+    <w:bookmarkStart w:id="211" w:name="sec-ch2-vpu-overview"/>
     <w:p>
       <w:pPr>
         <w:pStyle w:val="Heading3"/>
@@ -17591,8 +18283,8 @@
         <w:t xml:space="preserve">Figure: VPU block diagram.</w:t>
       </w:r>
     </w:p>
-    <w:bookmarkEnd w:id="212"/>
-    <w:bookmarkStart w:id="213" w:name="sec-ch2-vpu-if"/>
+    <w:bookmarkEnd w:id="211"/>
+    <w:bookmarkStart w:id="212" w:name="sec-ch2-vpu-if"/>
     <w:p>
       <w:pPr>
         <w:pStyle w:val="Heading3"/>
@@ -17622,8 +18314,27 @@
         <w:t xml:space="preserve">Table: VPU interface signals.</w:t>
       </w:r>
     </w:p>
+    <w:bookmarkEnd w:id="212"/>
+    <w:bookmarkStart w:id="213" w:name="sec-ch2-vpu-ctrl"/>
+    <w:p>
+      <w:pPr>
+        <w:pStyle w:val="Heading3"/>
+      </w:pPr>
+      <w:r>
+        <w:rPr>
+          <w:rStyle w:val="SectionNumber"/>
+        </w:rPr>
+        <w:t xml:space="preserve">2.5.3</w:t>
+      </w:r>
+      <w:r>
+        <w:tab/>
+      </w:r>
+      <w:r>
+        <w:t xml:space="preserve">Control and Micro-Instruction Decode</w:t>
+      </w:r>
+    </w:p>
     <w:bookmarkEnd w:id="213"/>
-    <w:bookmarkStart w:id="214" w:name="sec-ch2-vpu-ctrl"/>
+    <w:bookmarkStart w:id="214" w:name="sec-ch2-vpu-rf"/>
     <w:p>
       <w:pPr>
         <w:pStyle w:val="Heading3"/>
@@ -17632,36 +18343,17 @@
         <w:rPr>
           <w:rStyle w:val="SectionNumber"/>
         </w:rPr>
-        <w:t xml:space="preserve">2.5.3</w:t>
+        <w:t xml:space="preserve">2.5.4</w:t>
       </w:r>
       <w:r>
         <w:tab/>
       </w:r>
       <w:r>
-        <w:t xml:space="preserve">Control and Micro-Instruction Decode</w:t>
+        <w:t xml:space="preserve">Register Files</w:t>
       </w:r>
     </w:p>
     <w:bookmarkEnd w:id="214"/>
-    <w:bookmarkStart w:id="215" w:name="sec-ch2-vpu-rf"/>
-    <w:p>
-      <w:pPr>
-        <w:pStyle w:val="Heading3"/>
-      </w:pPr>
-      <w:r>
-        <w:rPr>
-          <w:rStyle w:val="SectionNumber"/>
-        </w:rPr>
-        <w:t xml:space="preserve">2.5.4</w:t>
-      </w:r>
-      <w:r>
-        <w:tab/>
-      </w:r>
-      <w:r>
-        <w:t xml:space="preserve">Register Files</w:t>
-      </w:r>
-    </w:p>
-    <w:bookmarkEnd w:id="215"/>
-    <w:bookmarkStart w:id="216" w:name="sec-ch2-vpu-lanes"/>
+    <w:bookmarkStart w:id="215" w:name="sec-ch2-vpu-lanes"/>
     <w:p>
       <w:pPr>
         <w:pStyle w:val="Heading3"/>
@@ -17691,8 +18383,27 @@
         <w:t xml:space="preserve">Figure: VPU lane.</w:t>
       </w:r>
     </w:p>
+    <w:bookmarkEnd w:id="215"/>
+    <w:bookmarkStart w:id="216" w:name="sec-ch2-vpu-mask"/>
+    <w:p>
+      <w:pPr>
+        <w:pStyle w:val="Heading3"/>
+      </w:pPr>
+      <w:r>
+        <w:rPr>
+          <w:rStyle w:val="SectionNumber"/>
+        </w:rPr>
+        <w:t xml:space="preserve">2.5.6</w:t>
+      </w:r>
+      <w:r>
+        <w:tab/>
+      </w:r>
+      <w:r>
+        <w:t xml:space="preserve">Mask Unit</w:t>
+      </w:r>
+    </w:p>
     <w:bookmarkEnd w:id="216"/>
-    <w:bookmarkStart w:id="217" w:name="sec-ch2-vpu-mask"/>
+    <w:bookmarkStart w:id="217" w:name="sec-ch2-vpu-bypass"/>
     <w:p>
       <w:pPr>
         <w:pStyle w:val="Heading3"/>
@@ -17701,17 +18412,17 @@
         <w:rPr>
           <w:rStyle w:val="SectionNumber"/>
         </w:rPr>
-        <w:t xml:space="preserve">2.5.6</w:t>
+        <w:t xml:space="preserve">2.5.7</w:t>
       </w:r>
       <w:r>
         <w:tab/>
       </w:r>
       <w:r>
-        <w:t xml:space="preserve">Mask Unit</w:t>
+        <w:t xml:space="preserve">Bypass Network</w:t>
       </w:r>
     </w:p>
     <w:bookmarkEnd w:id="217"/>
-    <w:bookmarkStart w:id="218" w:name="sec-ch2-vpu-bypass"/>
+    <w:bookmarkStart w:id="218" w:name="sec-ch2-vpu-shsw"/>
     <w:p>
       <w:pPr>
         <w:pStyle w:val="Heading3"/>
@@ -17720,17 +18431,17 @@
         <w:rPr>
           <w:rStyle w:val="SectionNumber"/>
         </w:rPr>
-        <w:t xml:space="preserve">2.5.7</w:t>
+        <w:t xml:space="preserve">2.5.8</w:t>
       </w:r>
       <w:r>
         <w:tab/>
       </w:r>
       <w:r>
-        <w:t xml:space="preserve">Bypass Network</w:t>
+        <w:t xml:space="preserve">Shift and Swizzle Unit</w:t>
       </w:r>
     </w:p>
     <w:bookmarkEnd w:id="218"/>
-    <w:bookmarkStart w:id="219" w:name="sec-ch2-vpu-shsw"/>
+    <w:bookmarkStart w:id="219" w:name="sec-ch2-vpu-txfma"/>
     <w:p>
       <w:pPr>
         <w:pStyle w:val="Heading3"/>
@@ -17739,17 +18450,17 @@
         <w:rPr>
           <w:rStyle w:val="SectionNumber"/>
         </w:rPr>
-        <w:t xml:space="preserve">2.5.8</w:t>
+        <w:t xml:space="preserve">2.5.9</w:t>
       </w:r>
       <w:r>
         <w:tab/>
       </w:r>
       <w:r>
-        <w:t xml:space="preserve">Shift and Swizzle Unit</w:t>
+        <w:t xml:space="preserve">TxFMA Unit</w:t>
       </w:r>
     </w:p>
     <w:bookmarkEnd w:id="219"/>
-    <w:bookmarkStart w:id="220" w:name="sec-ch2-vpu-txfma"/>
+    <w:bookmarkStart w:id="220" w:name="sec-ch2-vpu-tima"/>
     <w:p>
       <w:pPr>
         <w:pStyle w:val="Heading3"/>
@@ -17758,17 +18469,17 @@
         <w:rPr>
           <w:rStyle w:val="SectionNumber"/>
         </w:rPr>
-        <w:t xml:space="preserve">2.5.9</w:t>
+        <w:t xml:space="preserve">2.5.10</w:t>
       </w:r>
       <w:r>
         <w:tab/>
       </w:r>
       <w:r>
-        <w:t xml:space="preserve">TxFMA Unit</w:t>
+        <w:t xml:space="preserve">Integer Multiply-Accumulate Unit</w:t>
       </w:r>
     </w:p>
     <w:bookmarkEnd w:id="220"/>
-    <w:bookmarkStart w:id="221" w:name="sec-ch2-vpu-tima"/>
+    <w:bookmarkStart w:id="221" w:name="sec-ch2-vpu-trans"/>
     <w:p>
       <w:pPr>
         <w:pStyle w:val="Heading3"/>
@@ -17777,17 +18488,17 @@
         <w:rPr>
           <w:rStyle w:val="SectionNumber"/>
         </w:rPr>
-        <w:t xml:space="preserve">2.5.10</w:t>
+        <w:t xml:space="preserve">2.5.11</w:t>
       </w:r>
       <w:r>
         <w:tab/>
       </w:r>
       <w:r>
-        <w:t xml:space="preserve">Integer Multiply-Accumulate Unit</w:t>
+        <w:t xml:space="preserve">Transcendental Unit</w:t>
       </w:r>
     </w:p>
     <w:bookmarkEnd w:id="221"/>
-    <w:bookmarkStart w:id="222" w:name="sec-ch2-vpu-trans"/>
+    <w:bookmarkStart w:id="225" w:name="sec-ch2-vpu-tensor"/>
     <w:p>
       <w:pPr>
         <w:pStyle w:val="Heading3"/>
@@ -17796,17 +18507,74 @@
         <w:rPr>
           <w:rStyle w:val="SectionNumber"/>
         </w:rPr>
-        <w:t xml:space="preserve">2.5.11</w:t>
+        <w:t xml:space="preserve">2.5.12</w:t>
       </w:r>
       <w:r>
         <w:tab/>
       </w:r>
       <w:r>
-        <w:t xml:space="preserve">Transcendental Unit</w:t>
+        <w:t xml:space="preserve">Tensor Operations</w:t>
+      </w:r>
+    </w:p>
+    <w:bookmarkStart w:id="222" w:name="sec-ch2-vpu-tfma"/>
+    <w:p>
+      <w:pPr>
+        <w:pStyle w:val="Heading4"/>
+      </w:pPr>
+      <w:r>
+        <w:rPr>
+          <w:rStyle w:val="SectionNumber"/>
+        </w:rPr>
+        <w:t xml:space="preserve">2.5.12.1</w:t>
+      </w:r>
+      <w:r>
+        <w:tab/>
+      </w:r>
+      <w:r>
+        <w:t xml:space="preserve">Tensor FMA</w:t>
       </w:r>
     </w:p>
     <w:bookmarkEnd w:id="222"/>
-    <w:bookmarkStart w:id="226" w:name="sec-ch2-vpu-tensor"/>
+    <w:bookmarkStart w:id="223" w:name="sec-ch2-vpu-tquant"/>
+    <w:p>
+      <w:pPr>
+        <w:pStyle w:val="Heading4"/>
+      </w:pPr>
+      <w:r>
+        <w:rPr>
+          <w:rStyle w:val="SectionNumber"/>
+        </w:rPr>
+        <w:t xml:space="preserve">2.5.12.2</w:t>
+      </w:r>
+      <w:r>
+        <w:tab/>
+      </w:r>
+      <w:r>
+        <w:t xml:space="preserve">Tensor Quantization</w:t>
+      </w:r>
+    </w:p>
+    <w:bookmarkEnd w:id="223"/>
+    <w:bookmarkStart w:id="224" w:name="sec-ch2-vpu-treduce"/>
+    <w:p>
+      <w:pPr>
+        <w:pStyle w:val="Heading4"/>
+      </w:pPr>
+      <w:r>
+        <w:rPr>
+          <w:rStyle w:val="SectionNumber"/>
+        </w:rPr>
+        <w:t xml:space="preserve">2.5.12.3</w:t>
+      </w:r>
+      <w:r>
+        <w:tab/>
+      </w:r>
+      <w:r>
+        <w:t xml:space="preserve">Tensor Reduce</w:t>
+      </w:r>
+    </w:p>
+    <w:bookmarkEnd w:id="224"/>
+    <w:bookmarkEnd w:id="225"/>
+    <w:bookmarkStart w:id="226" w:name="sec-ch2-vpu-core-if"/>
     <w:p>
       <w:pPr>
         <w:pStyle w:val="Heading3"/>
@@ -17815,133 +18583,57 @@
         <w:rPr>
           <w:rStyle w:val="SectionNumber"/>
         </w:rPr>
-        <w:t xml:space="preserve">2.5.12</w:t>
+        <w:t xml:space="preserve">2.5.13</w:t>
       </w:r>
       <w:r>
         <w:tab/>
       </w:r>
       <w:r>
-        <w:t xml:space="preserve">Tensor Operations</w:t>
-      </w:r>
-    </w:p>
-    <w:bookmarkStart w:id="223" w:name="sec-ch2-vpu-tfma"/>
-    <w:p>
-      <w:pPr>
-        <w:pStyle w:val="Heading4"/>
+        <w:t xml:space="preserve">Interfaces to the Integer Pipeline and Data Cache</w:t>
+      </w:r>
+    </w:p>
+    <w:bookmarkEnd w:id="226"/>
+    <w:bookmarkStart w:id="227" w:name="sec-ch2-vpu-perf"/>
+    <w:p>
+      <w:pPr>
+        <w:pStyle w:val="Heading3"/>
       </w:pPr>
       <w:r>
         <w:rPr>
           <w:rStyle w:val="SectionNumber"/>
         </w:rPr>
-        <w:t xml:space="preserve">2.5.12.1</w:t>
+        <w:t xml:space="preserve">2.5.14</w:t>
       </w:r>
       <w:r>
         <w:tab/>
       </w:r>
       <w:r>
-        <w:t xml:space="preserve">Tensor FMA</w:t>
-      </w:r>
-    </w:p>
-    <w:bookmarkEnd w:id="223"/>
-    <w:bookmarkStart w:id="224" w:name="sec-ch2-vpu-tquant"/>
-    <w:p>
-      <w:pPr>
-        <w:pStyle w:val="Heading4"/>
+        <w:t xml:space="preserve">Performance</w:t>
+      </w:r>
+    </w:p>
+    <w:bookmarkEnd w:id="227"/>
+    <w:bookmarkStart w:id="228" w:name="sec-ch2-vpu-verif"/>
+    <w:p>
+      <w:pPr>
+        <w:pStyle w:val="Heading3"/>
       </w:pPr>
       <w:r>
         <w:rPr>
           <w:rStyle w:val="SectionNumber"/>
         </w:rPr>
-        <w:t xml:space="preserve">2.5.12.2</w:t>
+        <w:t xml:space="preserve">2.5.15</w:t>
       </w:r>
       <w:r>
         <w:tab/>
       </w:r>
       <w:r>
-        <w:t xml:space="preserve">Tensor Quantization</w:t>
-      </w:r>
-    </w:p>
-    <w:bookmarkEnd w:id="224"/>
-    <w:bookmarkStart w:id="225" w:name="sec-ch2-vpu-treduce"/>
-    <w:p>
-      <w:pPr>
-        <w:pStyle w:val="Heading4"/>
-      </w:pPr>
-      <w:r>
-        <w:rPr>
-          <w:rStyle w:val="SectionNumber"/>
-        </w:rPr>
-        <w:t xml:space="preserve">2.5.12.3</w:t>
-      </w:r>
-      <w:r>
-        <w:tab/>
-      </w:r>
-      <w:r>
-        <w:t xml:space="preserve">Tensor Reduce</w:t>
-      </w:r>
-    </w:p>
-    <w:bookmarkEnd w:id="225"/>
-    <w:bookmarkEnd w:id="226"/>
-    <w:bookmarkStart w:id="227" w:name="sec-ch2-vpu-core-if"/>
-    <w:p>
-      <w:pPr>
-        <w:pStyle w:val="Heading3"/>
-      </w:pPr>
-      <w:r>
-        <w:rPr>
-          <w:rStyle w:val="SectionNumber"/>
-        </w:rPr>
-        <w:t xml:space="preserve">2.5.13</w:t>
-      </w:r>
-      <w:r>
-        <w:tab/>
-      </w:r>
-      <w:r>
-        <w:t xml:space="preserve">Interfaces to the Integer Pipeline and Data Cache</w:t>
-      </w:r>
-    </w:p>
-    <w:bookmarkEnd w:id="227"/>
-    <w:bookmarkStart w:id="228" w:name="sec-ch2-vpu-perf"/>
-    <w:p>
-      <w:pPr>
-        <w:pStyle w:val="Heading3"/>
-      </w:pPr>
-      <w:r>
-        <w:rPr>
-          <w:rStyle w:val="SectionNumber"/>
-        </w:rPr>
-        <w:t xml:space="preserve">2.5.14</w:t>
-      </w:r>
-      <w:r>
-        <w:tab/>
-      </w:r>
-      <w:r>
-        <w:t xml:space="preserve">Performance</w:t>
+        <w:t xml:space="preserve">Verification Notes</w:t>
       </w:r>
     </w:p>
     <w:bookmarkEnd w:id="228"/>
-    <w:bookmarkStart w:id="229" w:name="sec-ch2-vpu-verif"/>
-    <w:p>
-      <w:pPr>
-        <w:pStyle w:val="Heading3"/>
-      </w:pPr>
-      <w:r>
-        <w:rPr>
-          <w:rStyle w:val="SectionNumber"/>
-        </w:rPr>
-        <w:t xml:space="preserve">2.5.15</w:t>
-      </w:r>
-      <w:r>
-        <w:tab/>
-      </w:r>
-      <w:r>
-        <w:t xml:space="preserve">Verification Notes</w:t>
-      </w:r>
-    </w:p>
     <w:bookmarkEnd w:id="229"/>
     <w:bookmarkEnd w:id="230"/>
-    <w:bookmarkEnd w:id="231"/>
-    <w:bookmarkStart w:id="287" w:name="ch-neighborhood"/>
+    <w:bookmarkStart w:id="286" w:name="ch-neighborhood"/>
     <w:p>
       <w:pPr>
         <w:pStyle w:val="Heading1"/>
@@ -17959,7 +18651,7 @@
         <w:t xml:space="preserve">Neighborhood</w:t>
       </w:r>
     </w:p>
-    <w:bookmarkStart w:id="236" w:name="sec-ch3-overview"/>
+    <w:bookmarkStart w:id="235" w:name="sec-ch3-overview"/>
     <w:p>
       <w:pPr>
         <w:pStyle w:val="Heading2"/>
@@ -17977,7 +18669,7 @@
         <w:t xml:space="preserve">Neighborhood Overview</w:t>
       </w:r>
     </w:p>
-    <w:bookmarkStart w:id="232" w:name="sec-ch3-partitioning"/>
+    <w:bookmarkStart w:id="231" w:name="sec-ch3-partitioning"/>
     <w:p>
       <w:pPr>
         <w:pStyle w:val="Heading3"/>
@@ -18007,8 +18699,27 @@
         <w:t xml:space="preserve">Figure: Neighborhood block diagram.</w:t>
       </w:r>
     </w:p>
+    <w:bookmarkEnd w:id="231"/>
+    <w:bookmarkStart w:id="232" w:name="sec-ch3-shared"/>
+    <w:p>
+      <w:pPr>
+        <w:pStyle w:val="Heading3"/>
+      </w:pPr>
+      <w:r>
+        <w:rPr>
+          <w:rStyle w:val="SectionNumber"/>
+        </w:rPr>
+        <w:t xml:space="preserve">3.1.2</w:t>
+      </w:r>
+      <w:r>
+        <w:tab/>
+      </w:r>
+      <w:r>
+        <w:t xml:space="preserve">Shared Resources and Core Connections</w:t>
+      </w:r>
+    </w:p>
     <w:bookmarkEnd w:id="232"/>
-    <w:bookmarkStart w:id="233" w:name="sec-ch3-shared"/>
+    <w:bookmarkStart w:id="233" w:name="sec-ch3-voltage"/>
     <w:p>
       <w:pPr>
         <w:pStyle w:val="Heading3"/>
@@ -18017,36 +18728,17 @@
         <w:rPr>
           <w:rStyle w:val="SectionNumber"/>
         </w:rPr>
-        <w:t xml:space="preserve">3.1.2</w:t>
+        <w:t xml:space="preserve">3.1.3</w:t>
       </w:r>
       <w:r>
         <w:tab/>
       </w:r>
       <w:r>
-        <w:t xml:space="preserve">Shared Resources and Core Connections</w:t>
+        <w:t xml:space="preserve">Voltage-Domain Crossings</w:t>
       </w:r>
     </w:p>
     <w:bookmarkEnd w:id="233"/>
-    <w:bookmarkStart w:id="234" w:name="sec-ch3-voltage"/>
-    <w:p>
-      <w:pPr>
-        <w:pStyle w:val="Heading3"/>
-      </w:pPr>
-      <w:r>
-        <w:rPr>
-          <w:rStyle w:val="SectionNumber"/>
-        </w:rPr>
-        <w:t xml:space="preserve">3.1.3</w:t>
-      </w:r>
-      <w:r>
-        <w:tab/>
-      </w:r>
-      <w:r>
-        <w:t xml:space="preserve">Voltage-Domain Crossings</w:t>
-      </w:r>
-    </w:p>
-    <w:bookmarkEnd w:id="234"/>
-    <w:bookmarkStart w:id="235" w:name="sec-ch3-ext-if"/>
+    <w:bookmarkStart w:id="234" w:name="sec-ch3-ext-if"/>
     <w:p>
       <w:pPr>
         <w:pStyle w:val="Heading3"/>
@@ -18076,9 +18768,9 @@
         <w:t xml:space="preserve">Table: Neighborhood interface groups.</w:t>
       </w:r>
     </w:p>
+    <w:bookmarkEnd w:id="234"/>
     <w:bookmarkEnd w:id="235"/>
-    <w:bookmarkEnd w:id="236"/>
-    <w:bookmarkStart w:id="245" w:name="sec-ch3-fe-ic"/>
+    <w:bookmarkStart w:id="244" w:name="sec-ch3-fe-ic"/>
     <w:p>
       <w:pPr>
         <w:pStyle w:val="Heading2"/>
@@ -18096,7 +18788,7 @@
         <w:t xml:space="preserve">Front End – I-Cache Interface</w:t>
       </w:r>
     </w:p>
-    <w:bookmarkStart w:id="237" w:name="sec-ch3-fe-ic-overview"/>
+    <w:bookmarkStart w:id="236" w:name="sec-ch3-fe-ic-overview"/>
     <w:p>
       <w:pPr>
         <w:pStyle w:val="Heading3"/>
@@ -18126,8 +18818,8 @@
         <w:t xml:space="preserve">Figure: Front End to I-cache connection within a Neighborhood.</w:t>
       </w:r>
     </w:p>
-    <w:bookmarkEnd w:id="237"/>
-    <w:bookmarkStart w:id="238" w:name="sec-ch3-fe-ic-signals"/>
+    <w:bookmarkEnd w:id="236"/>
+    <w:bookmarkStart w:id="237" w:name="sec-ch3-fe-ic-signals"/>
     <w:p>
       <w:pPr>
         <w:pStyle w:val="Heading3"/>
@@ -18157,27 +18849,27 @@
         <w:t xml:space="preserve">Table: Front End – I-cache interface signals.</w:t>
       </w:r>
     </w:p>
+    <w:bookmarkEnd w:id="237"/>
+    <w:bookmarkStart w:id="238" w:name="sec-ch3-fe-ic-arb"/>
+    <w:p>
+      <w:pPr>
+        <w:pStyle w:val="Heading3"/>
+      </w:pPr>
+      <w:r>
+        <w:rPr>
+          <w:rStyle w:val="SectionNumber"/>
+        </w:rPr>
+        <w:t xml:space="preserve">3.2.3</w:t>
+      </w:r>
+      <w:r>
+        <w:tab/>
+      </w:r>
+      <w:r>
+        <w:t xml:space="preserve">Request Arbitration</w:t>
+      </w:r>
+    </w:p>
     <w:bookmarkEnd w:id="238"/>
-    <w:bookmarkStart w:id="239" w:name="sec-ch3-fe-ic-arb"/>
-    <w:p>
-      <w:pPr>
-        <w:pStyle w:val="Heading3"/>
-      </w:pPr>
-      <w:r>
-        <w:rPr>
-          <w:rStyle w:val="SectionNumber"/>
-        </w:rPr>
-        <w:t xml:space="preserve">3.2.3</w:t>
-      </w:r>
-      <w:r>
-        <w:tab/>
-      </w:r>
-      <w:r>
-        <w:t xml:space="preserve">Request Arbitration</w:t>
-      </w:r>
-    </w:p>
-    <w:bookmarkEnd w:id="239"/>
-    <w:bookmarkStart w:id="240" w:name="sec-ch3-fe-ic-timing"/>
+    <w:bookmarkStart w:id="239" w:name="sec-ch3-fe-ic-timing"/>
     <w:p>
       <w:pPr>
         <w:pStyle w:val="Heading3"/>
@@ -18207,8 +18899,8 @@
         <w:t xml:space="preserve">Figure: Timing of a request and its hit response.</w:t>
       </w:r>
     </w:p>
-    <w:bookmarkEnd w:id="240"/>
-    <w:bookmarkStart w:id="241" w:name="sec-ch3-fe-ic-miss"/>
+    <w:bookmarkEnd w:id="239"/>
+    <w:bookmarkStart w:id="240" w:name="sec-ch3-fe-ic-miss"/>
     <w:p>
       <w:pPr>
         <w:pStyle w:val="Heading3"/>
@@ -18238,8 +18930,27 @@
         <w:t xml:space="preserve">Figure: Timing of a miss, fill and retry.</w:t>
       </w:r>
     </w:p>
+    <w:bookmarkEnd w:id="240"/>
+    <w:bookmarkStart w:id="241" w:name="sec-ch3-fe-ic-errors"/>
+    <w:p>
+      <w:pPr>
+        <w:pStyle w:val="Heading3"/>
+      </w:pPr>
+      <w:r>
+        <w:rPr>
+          <w:rStyle w:val="SectionNumber"/>
+        </w:rPr>
+        <w:t xml:space="preserve">3.2.6</w:t>
+      </w:r>
+      <w:r>
+        <w:tab/>
+      </w:r>
+      <w:r>
+        <w:t xml:space="preserve">Fault and Error Reporting</w:t>
+      </w:r>
+    </w:p>
     <w:bookmarkEnd w:id="241"/>
-    <w:bookmarkStart w:id="242" w:name="sec-ch3-fe-ic-errors"/>
+    <w:bookmarkStart w:id="242" w:name="sec-ch3-fe-ic-livelock"/>
     <w:p>
       <w:pPr>
         <w:pStyle w:val="Heading3"/>
@@ -18248,17 +18959,17 @@
         <w:rPr>
           <w:rStyle w:val="SectionNumber"/>
         </w:rPr>
-        <w:t xml:space="preserve">3.2.6</w:t>
+        <w:t xml:space="preserve">3.2.7</w:t>
       </w:r>
       <w:r>
         <w:tab/>
       </w:r>
       <w:r>
-        <w:t xml:space="preserve">Fault and Error Reporting</w:t>
+        <w:t xml:space="preserve">Livelock Avoidance</w:t>
       </w:r>
     </w:p>
     <w:bookmarkEnd w:id="242"/>
-    <w:bookmarkStart w:id="243" w:name="sec-ch3-fe-ic-livelock"/>
+    <w:bookmarkStart w:id="243" w:name="sec-ch3-fe-ic-limits"/>
     <w:p>
       <w:pPr>
         <w:pStyle w:val="Heading3"/>
@@ -18267,55 +18978,36 @@
         <w:rPr>
           <w:rStyle w:val="SectionNumber"/>
         </w:rPr>
-        <w:t xml:space="preserve">3.2.7</w:t>
+        <w:t xml:space="preserve">3.2.8</w:t>
       </w:r>
       <w:r>
         <w:tab/>
       </w:r>
       <w:r>
-        <w:t xml:space="preserve">Livelock Avoidance</w:t>
+        <w:t xml:space="preserve">Known Limitations</w:t>
       </w:r>
     </w:p>
     <w:bookmarkEnd w:id="243"/>
-    <w:bookmarkStart w:id="244" w:name="sec-ch3-fe-ic-limits"/>
-    <w:p>
-      <w:pPr>
-        <w:pStyle w:val="Heading3"/>
+    <w:bookmarkEnd w:id="244"/>
+    <w:bookmarkStart w:id="258" w:name="sec-ch3-l0"/>
+    <w:p>
+      <w:pPr>
+        <w:pStyle w:val="Heading2"/>
       </w:pPr>
       <w:r>
         <w:rPr>
           <w:rStyle w:val="SectionNumber"/>
         </w:rPr>
-        <w:t xml:space="preserve">3.2.8</w:t>
+        <w:t xml:space="preserve">3.3</w:t>
       </w:r>
       <w:r>
         <w:tab/>
       </w:r>
       <w:r>
-        <w:t xml:space="preserve">Known Limitations</w:t>
-      </w:r>
-    </w:p>
-    <w:bookmarkEnd w:id="244"/>
-    <w:bookmarkEnd w:id="245"/>
-    <w:bookmarkStart w:id="259" w:name="sec-ch3-l0"/>
-    <w:p>
-      <w:pPr>
-        <w:pStyle w:val="Heading2"/>
-      </w:pPr>
-      <w:r>
-        <w:rPr>
-          <w:rStyle w:val="SectionNumber"/>
-        </w:rPr>
-        <w:t xml:space="preserve">3.3</w:t>
-      </w:r>
-      <w:r>
-        <w:tab/>
-      </w:r>
-      <w:r>
         <w:t xml:space="preserve">L0 Micro-Cache</w:t>
       </w:r>
     </w:p>
-    <w:bookmarkStart w:id="246" w:name="sec-ch3-l0-overview"/>
+    <w:bookmarkStart w:id="245" w:name="sec-ch3-l0-overview"/>
     <w:p>
       <w:pPr>
         <w:pStyle w:val="Heading3"/>
@@ -18345,8 +19037,8 @@
         <w:t xml:space="preserve">Table: L0 micro-cache characteristics.</w:t>
       </w:r>
     </w:p>
-    <w:bookmarkEnd w:id="246"/>
-    <w:bookmarkStart w:id="247" w:name="sec-ch3-l0-blocks"/>
+    <w:bookmarkEnd w:id="245"/>
+    <w:bookmarkStart w:id="246" w:name="sec-ch3-l0-blocks"/>
     <w:p>
       <w:pPr>
         <w:pStyle w:val="Heading3"/>
@@ -18376,8 +19068,8 @@
         <w:t xml:space="preserve">Figure: L0 micro-cache block diagram.</w:t>
       </w:r>
     </w:p>
-    <w:bookmarkEnd w:id="247"/>
-    <w:bookmarkStart w:id="248" w:name="sec-ch3-l0-pipeline"/>
+    <w:bookmarkEnd w:id="246"/>
+    <w:bookmarkStart w:id="247" w:name="sec-ch3-l0-pipeline"/>
     <w:p>
       <w:pPr>
         <w:pStyle w:val="Heading3"/>
@@ -18407,8 +19099,27 @@
         <w:t xml:space="preserve">Figure: L0 micro-cache pipeline.</w:t>
       </w:r>
     </w:p>
+    <w:bookmarkEnd w:id="247"/>
+    <w:bookmarkStart w:id="248" w:name="sec-ch3-l0-tlb"/>
+    <w:p>
+      <w:pPr>
+        <w:pStyle w:val="Heading3"/>
+      </w:pPr>
+      <w:r>
+        <w:rPr>
+          <w:rStyle w:val="SectionNumber"/>
+        </w:rPr>
+        <w:t xml:space="preserve">3.3.4</w:t>
+      </w:r>
+      <w:r>
+        <w:tab/>
+      </w:r>
+      <w:r>
+        <w:t xml:space="preserve">Instruction TLB</w:t>
+      </w:r>
+    </w:p>
     <w:bookmarkEnd w:id="248"/>
-    <w:bookmarkStart w:id="249" w:name="sec-ch3-l0-tlb"/>
+    <w:bookmarkStart w:id="249" w:name="sec-ch3-l0-tags-data"/>
     <w:p>
       <w:pPr>
         <w:pStyle w:val="Heading3"/>
@@ -18417,17 +19128,17 @@
         <w:rPr>
           <w:rStyle w:val="SectionNumber"/>
         </w:rPr>
-        <w:t xml:space="preserve">3.3.4</w:t>
+        <w:t xml:space="preserve">3.3.5</w:t>
       </w:r>
       <w:r>
         <w:tab/>
       </w:r>
       <w:r>
-        <w:t xml:space="preserve">Instruction TLB</w:t>
+        <w:t xml:space="preserve">Micro-Tag and Micro-Data Arrays</w:t>
       </w:r>
     </w:p>
     <w:bookmarkEnd w:id="249"/>
-    <w:bookmarkStart w:id="250" w:name="sec-ch3-l0-tags-data"/>
+    <w:bookmarkStart w:id="250" w:name="sec-ch3-l0-pma"/>
     <w:p>
       <w:pPr>
         <w:pStyle w:val="Heading3"/>
@@ -18436,17 +19147,17 @@
         <w:rPr>
           <w:rStyle w:val="SectionNumber"/>
         </w:rPr>
-        <w:t xml:space="preserve">3.3.5</w:t>
+        <w:t xml:space="preserve">3.3.6</w:t>
       </w:r>
       <w:r>
         <w:tab/>
       </w:r>
       <w:r>
-        <w:t xml:space="preserve">Micro-Tag and Micro-Data Arrays</w:t>
+        <w:t xml:space="preserve">PMA Check</w:t>
       </w:r>
     </w:p>
     <w:bookmarkEnd w:id="250"/>
-    <w:bookmarkStart w:id="251" w:name="sec-ch3-l0-pma"/>
+    <w:bookmarkStart w:id="251" w:name="sec-ch3-l0-lru"/>
     <w:p>
       <w:pPr>
         <w:pStyle w:val="Heading3"/>
@@ -18455,17 +19166,17 @@
         <w:rPr>
           <w:rStyle w:val="SectionNumber"/>
         </w:rPr>
-        <w:t xml:space="preserve">3.3.6</w:t>
+        <w:t xml:space="preserve">3.3.7</w:t>
       </w:r>
       <w:r>
         <w:tab/>
       </w:r>
       <w:r>
-        <w:t xml:space="preserve">PMA Check</w:t>
+        <w:t xml:space="preserve">Replacement</w:t>
       </w:r>
     </w:p>
     <w:bookmarkEnd w:id="251"/>
-    <w:bookmarkStart w:id="252" w:name="sec-ch3-l0-lru"/>
+    <w:bookmarkStart w:id="255" w:name="sec-ch3-l0-miss"/>
     <w:p>
       <w:pPr>
         <w:pStyle w:val="Heading3"/>
@@ -18474,17 +19185,74 @@
         <w:rPr>
           <w:rStyle w:val="SectionNumber"/>
         </w:rPr>
-        <w:t xml:space="preserve">3.3.7</w:t>
+        <w:t xml:space="preserve">3.3.8</w:t>
       </w:r>
       <w:r>
         <w:tab/>
       </w:r>
       <w:r>
-        <w:t xml:space="preserve">Replacement</w:t>
+        <w:t xml:space="preserve">Miss Handling</w:t>
+      </w:r>
+    </w:p>
+    <w:bookmarkStart w:id="252" w:name="sec-ch3-l0-tlb-miss"/>
+    <w:p>
+      <w:pPr>
+        <w:pStyle w:val="Heading4"/>
+      </w:pPr>
+      <w:r>
+        <w:rPr>
+          <w:rStyle w:val="SectionNumber"/>
+        </w:rPr>
+        <w:t xml:space="preserve">3.3.8.1</w:t>
+      </w:r>
+      <w:r>
+        <w:tab/>
+      </w:r>
+      <w:r>
+        <w:t xml:space="preserve">TLB Miss</w:t>
       </w:r>
     </w:p>
     <w:bookmarkEnd w:id="252"/>
-    <w:bookmarkStart w:id="256" w:name="sec-ch3-l0-miss"/>
+    <w:bookmarkStart w:id="253" w:name="sec-ch3-l0-tag-miss"/>
+    <w:p>
+      <w:pPr>
+        <w:pStyle w:val="Heading4"/>
+      </w:pPr>
+      <w:r>
+        <w:rPr>
+          <w:rStyle w:val="SectionNumber"/>
+        </w:rPr>
+        <w:t xml:space="preserve">3.3.8.2</w:t>
+      </w:r>
+      <w:r>
+        <w:tab/>
+      </w:r>
+      <w:r>
+        <w:t xml:space="preserve">Tag Miss</w:t>
+      </w:r>
+    </w:p>
+    <w:bookmarkEnd w:id="253"/>
+    <w:bookmarkStart w:id="254" w:name="sec-ch3-l0-fill"/>
+    <w:p>
+      <w:pPr>
+        <w:pStyle w:val="Heading4"/>
+      </w:pPr>
+      <w:r>
+        <w:rPr>
+          <w:rStyle w:val="SectionNumber"/>
+        </w:rPr>
+        <w:t xml:space="preserve">3.3.8.3</w:t>
+      </w:r>
+      <w:r>
+        <w:tab/>
+      </w:r>
+      <w:r>
+        <w:t xml:space="preserve">Fill and Thread Wake-Up</w:t>
+      </w:r>
+    </w:p>
+    <w:bookmarkEnd w:id="254"/>
+    <w:bookmarkEnd w:id="255"/>
+    <w:bookmarkStart w:id="256" w:name="sec-ch3-l0-bypass"/>
     <w:p>
       <w:pPr>
         <w:pStyle w:val="Heading3"/>
@@ -18493,93 +19261,17 @@
         <w:rPr>
           <w:rStyle w:val="SectionNumber"/>
         </w:rPr>
-        <w:t xml:space="preserve">3.3.8</w:t>
+        <w:t xml:space="preserve">3.3.9</w:t>
       </w:r>
       <w:r>
         <w:tab/>
       </w:r>
       <w:r>
-        <w:t xml:space="preserve">Miss Handling</w:t>
-      </w:r>
-    </w:p>
-    <w:bookmarkStart w:id="253" w:name="sec-ch3-l0-tlb-miss"/>
-    <w:p>
-      <w:pPr>
-        <w:pStyle w:val="Heading4"/>
-      </w:pPr>
-      <w:r>
-        <w:rPr>
-          <w:rStyle w:val="SectionNumber"/>
-        </w:rPr>
-        <w:t xml:space="preserve">3.3.8.1</w:t>
-      </w:r>
-      <w:r>
-        <w:tab/>
-      </w:r>
-      <w:r>
-        <w:t xml:space="preserve">TLB Miss</w:t>
-      </w:r>
-    </w:p>
-    <w:bookmarkEnd w:id="253"/>
-    <w:bookmarkStart w:id="254" w:name="sec-ch3-l0-tag-miss"/>
-    <w:p>
-      <w:pPr>
-        <w:pStyle w:val="Heading4"/>
-      </w:pPr>
-      <w:r>
-        <w:rPr>
-          <w:rStyle w:val="SectionNumber"/>
-        </w:rPr>
-        <w:t xml:space="preserve">3.3.8.2</w:t>
-      </w:r>
-      <w:r>
-        <w:tab/>
-      </w:r>
-      <w:r>
-        <w:t xml:space="preserve">Tag Miss</w:t>
-      </w:r>
-    </w:p>
-    <w:bookmarkEnd w:id="254"/>
-    <w:bookmarkStart w:id="255" w:name="sec-ch3-l0-fill"/>
-    <w:p>
-      <w:pPr>
-        <w:pStyle w:val="Heading4"/>
-      </w:pPr>
-      <w:r>
-        <w:rPr>
-          <w:rStyle w:val="SectionNumber"/>
-        </w:rPr>
-        <w:t xml:space="preserve">3.3.8.3</w:t>
-      </w:r>
-      <w:r>
-        <w:tab/>
-      </w:r>
-      <w:r>
-        <w:t xml:space="preserve">Fill and Thread Wake-Up</w:t>
-      </w:r>
-    </w:p>
-    <w:bookmarkEnd w:id="255"/>
+        <w:t xml:space="preserve">L1 Bypass</w:t>
+      </w:r>
+    </w:p>
     <w:bookmarkEnd w:id="256"/>
-    <w:bookmarkStart w:id="257" w:name="sec-ch3-l0-bypass"/>
-    <w:p>
-      <w:pPr>
-        <w:pStyle w:val="Heading3"/>
-      </w:pPr>
-      <w:r>
-        <w:rPr>
-          <w:rStyle w:val="SectionNumber"/>
-        </w:rPr>
-        <w:t xml:space="preserve">3.3.9</w:t>
-      </w:r>
-      <w:r>
-        <w:tab/>
-      </w:r>
-      <w:r>
-        <w:t xml:space="preserve">L1 Bypass</w:t>
-      </w:r>
-    </w:p>
-    <w:bookmarkEnd w:id="257"/>
-    <w:bookmarkStart w:id="258" w:name="sec-ch3-l0-prefetch"/>
+    <w:bookmarkStart w:id="257" w:name="sec-ch3-l0-prefetch"/>
     <w:p>
       <w:pPr>
         <w:pStyle w:val="Heading3"/>
@@ -18609,9 +19301,9 @@
         <w:t xml:space="preserve">Figure: Prefetch state machine.</w:t>
       </w:r>
     </w:p>
+    <w:bookmarkEnd w:id="257"/>
     <w:bookmarkEnd w:id="258"/>
-    <w:bookmarkEnd w:id="259"/>
-    <w:bookmarkStart w:id="267" w:name="sec-ch3-l1"/>
+    <w:bookmarkStart w:id="266" w:name="sec-ch3-l1"/>
     <w:p>
       <w:pPr>
         <w:pStyle w:val="Heading2"/>
@@ -18629,7 +19321,7 @@
         <w:t xml:space="preserve">L1 Instruction Cache</w:t>
       </w:r>
     </w:p>
-    <w:bookmarkStart w:id="260" w:name="sec-ch3-l1-overview"/>
+    <w:bookmarkStart w:id="259" w:name="sec-ch3-l1-overview"/>
     <w:p>
       <w:pPr>
         <w:pStyle w:val="Heading3"/>
@@ -18659,8 +19351,27 @@
         <w:t xml:space="preserve">Figure: L1 instruction cache block diagram.</w:t>
       </w:r>
     </w:p>
+    <w:bookmarkEnd w:id="259"/>
+    <w:bookmarkStart w:id="260" w:name="sec-ch3-l1-org"/>
+    <w:p>
+      <w:pPr>
+        <w:pStyle w:val="Heading3"/>
+      </w:pPr>
+      <w:r>
+        <w:rPr>
+          <w:rStyle w:val="SectionNumber"/>
+        </w:rPr>
+        <w:t xml:space="preserve">3.4.2</w:t>
+      </w:r>
+      <w:r>
+        <w:tab/>
+      </w:r>
+      <w:r>
+        <w:t xml:space="preserve">Organization</w:t>
+      </w:r>
+    </w:p>
     <w:bookmarkEnd w:id="260"/>
-    <w:bookmarkStart w:id="261" w:name="sec-ch3-l1-org"/>
+    <w:bookmarkStart w:id="261" w:name="sec-ch3-l1-arrays"/>
     <w:p>
       <w:pPr>
         <w:pStyle w:val="Heading3"/>
@@ -18669,17 +19380,17 @@
         <w:rPr>
           <w:rStyle w:val="SectionNumber"/>
         </w:rPr>
-        <w:t xml:space="preserve">3.4.2</w:t>
+        <w:t xml:space="preserve">3.4.3</w:t>
       </w:r>
       <w:r>
         <w:tab/>
       </w:r>
       <w:r>
-        <w:t xml:space="preserve">Organization</w:t>
+        <w:t xml:space="preserve">Tag, LRU and Data Arrays</w:t>
       </w:r>
     </w:p>
     <w:bookmarkEnd w:id="261"/>
-    <w:bookmarkStart w:id="262" w:name="sec-ch3-l1-arrays"/>
+    <w:bookmarkStart w:id="262" w:name="sec-ch3-l1-ram"/>
     <w:p>
       <w:pPr>
         <w:pStyle w:val="Heading3"/>
@@ -18688,17 +19399,17 @@
         <w:rPr>
           <w:rStyle w:val="SectionNumber"/>
         </w:rPr>
-        <w:t xml:space="preserve">3.4.3</w:t>
+        <w:t xml:space="preserve">3.4.4</w:t>
       </w:r>
       <w:r>
         <w:tab/>
       </w:r>
       <w:r>
-        <w:t xml:space="preserve">Tag, LRU and Data Arrays</w:t>
+        <w:t xml:space="preserve">External Data RAM</w:t>
       </w:r>
     </w:p>
     <w:bookmarkEnd w:id="262"/>
-    <w:bookmarkStart w:id="263" w:name="sec-ch3-l1-ram"/>
+    <w:bookmarkStart w:id="263" w:name="sec-ch3-l1-arb"/>
     <w:p>
       <w:pPr>
         <w:pStyle w:val="Heading3"/>
@@ -18707,17 +19418,17 @@
         <w:rPr>
           <w:rStyle w:val="SectionNumber"/>
         </w:rPr>
-        <w:t xml:space="preserve">3.4.4</w:t>
+        <w:t xml:space="preserve">3.4.5</w:t>
       </w:r>
       <w:r>
         <w:tab/>
       </w:r>
       <w:r>
-        <w:t xml:space="preserve">External Data RAM</w:t>
+        <w:t xml:space="preserve">Request Arbitration Between L0 Micro-Caches</w:t>
       </w:r>
     </w:p>
     <w:bookmarkEnd w:id="263"/>
-    <w:bookmarkStart w:id="264" w:name="sec-ch3-l1-arb"/>
+    <w:bookmarkStart w:id="264" w:name="sec-ch3-l1-miss"/>
     <w:p>
       <w:pPr>
         <w:pStyle w:val="Heading3"/>
@@ -18726,17 +19437,17 @@
         <w:rPr>
           <w:rStyle w:val="SectionNumber"/>
         </w:rPr>
-        <w:t xml:space="preserve">3.4.5</w:t>
+        <w:t xml:space="preserve">3.4.6</w:t>
       </w:r>
       <w:r>
         <w:tab/>
       </w:r>
       <w:r>
-        <w:t xml:space="preserve">Request Arbitration Between L0 Micro-Caches</w:t>
+        <w:t xml:space="preserve">Miss Path</w:t>
       </w:r>
     </w:p>
     <w:bookmarkEnd w:id="264"/>
-    <w:bookmarkStart w:id="265" w:name="sec-ch3-l1-miss"/>
+    <w:bookmarkStart w:id="265" w:name="sec-ch3-l1-errors"/>
     <w:p>
       <w:pPr>
         <w:pStyle w:val="Heading3"/>
@@ -18745,17 +19456,36 @@
         <w:rPr>
           <w:rStyle w:val="SectionNumber"/>
         </w:rPr>
-        <w:t xml:space="preserve">3.4.6</w:t>
+        <w:t xml:space="preserve">3.4.7</w:t>
       </w:r>
       <w:r>
         <w:tab/>
       </w:r>
       <w:r>
-        <w:t xml:space="preserve">Miss Path</w:t>
+        <w:t xml:space="preserve">Errors and ECC</w:t>
       </w:r>
     </w:p>
     <w:bookmarkEnd w:id="265"/>
-    <w:bookmarkStart w:id="266" w:name="sec-ch3-l1-errors"/>
+    <w:bookmarkEnd w:id="266"/>
+    <w:bookmarkStart w:id="270" w:name="sec-ch3-ptw"/>
+    <w:p>
+      <w:pPr>
+        <w:pStyle w:val="Heading2"/>
+      </w:pPr>
+      <w:r>
+        <w:rPr>
+          <w:rStyle w:val="SectionNumber"/>
+        </w:rPr>
+        <w:t xml:space="preserve">3.5</w:t>
+      </w:r>
+      <w:r>
+        <w:tab/>
+      </w:r>
+      <w:r>
+        <w:t xml:space="preserve">Shared Page-Table Walker</w:t>
+      </w:r>
+    </w:p>
+    <w:bookmarkStart w:id="267" w:name="sec-ch3-ptw-clients"/>
     <w:p>
       <w:pPr>
         <w:pStyle w:val="Heading3"/>
@@ -18764,55 +19494,17 @@
         <w:rPr>
           <w:rStyle w:val="SectionNumber"/>
         </w:rPr>
-        <w:t xml:space="preserve">3.4.7</w:t>
+        <w:t xml:space="preserve">3.5.1</w:t>
       </w:r>
       <w:r>
         <w:tab/>
       </w:r>
       <w:r>
-        <w:t xml:space="preserve">Errors and ECC</w:t>
-      </w:r>
-    </w:p>
-    <w:bookmarkEnd w:id="266"/>
+        <w:t xml:space="preserve">Clients and Arbitration</w:t>
+      </w:r>
+    </w:p>
     <w:bookmarkEnd w:id="267"/>
-    <w:bookmarkStart w:id="271" w:name="sec-ch3-ptw"/>
-    <w:p>
-      <w:pPr>
-        <w:pStyle w:val="Heading2"/>
-      </w:pPr>
-      <w:r>
-        <w:rPr>
-          <w:rStyle w:val="SectionNumber"/>
-        </w:rPr>
-        <w:t xml:space="preserve">3.5</w:t>
-      </w:r>
-      <w:r>
-        <w:tab/>
-      </w:r>
-      <w:r>
-        <w:t xml:space="preserve">Shared Page-Table Walker</w:t>
-      </w:r>
-    </w:p>
-    <w:bookmarkStart w:id="268" w:name="sec-ch3-ptw-clients"/>
-    <w:p>
-      <w:pPr>
-        <w:pStyle w:val="Heading3"/>
-      </w:pPr>
-      <w:r>
-        <w:rPr>
-          <w:rStyle w:val="SectionNumber"/>
-        </w:rPr>
-        <w:t xml:space="preserve">3.5.1</w:t>
-      </w:r>
-      <w:r>
-        <w:tab/>
-      </w:r>
-      <w:r>
-        <w:t xml:space="preserve">Clients and Arbitration</w:t>
-      </w:r>
-    </w:p>
-    <w:bookmarkEnd w:id="268"/>
-    <w:bookmarkStart w:id="269" w:name="sec-ch3-ptw-walk"/>
+    <w:bookmarkStart w:id="268" w:name="sec-ch3-ptw-walk"/>
     <w:p>
       <w:pPr>
         <w:pStyle w:val="Heading3"/>
@@ -18842,46 +19534,46 @@
         <w:t xml:space="preserve">Figure: Page-table walk state machine.</w:t>
       </w:r>
     </w:p>
+    <w:bookmarkEnd w:id="268"/>
+    <w:bookmarkStart w:id="269" w:name="sec-ch3-ptw-cache"/>
+    <w:p>
+      <w:pPr>
+        <w:pStyle w:val="Heading3"/>
+      </w:pPr>
+      <w:r>
+        <w:rPr>
+          <w:rStyle w:val="SectionNumber"/>
+        </w:rPr>
+        <w:t xml:space="preserve">3.5.3</w:t>
+      </w:r>
+      <w:r>
+        <w:tab/>
+      </w:r>
+      <w:r>
+        <w:t xml:space="preserve">PTE Cache and Invalidation</w:t>
+      </w:r>
+    </w:p>
     <w:bookmarkEnd w:id="269"/>
-    <w:bookmarkStart w:id="270" w:name="sec-ch3-ptw-cache"/>
-    <w:p>
-      <w:pPr>
-        <w:pStyle w:val="Heading3"/>
+    <w:bookmarkEnd w:id="270"/>
+    <w:bookmarkStart w:id="274" w:name="sec-ch3-mem"/>
+    <w:p>
+      <w:pPr>
+        <w:pStyle w:val="Heading2"/>
       </w:pPr>
       <w:r>
         <w:rPr>
           <w:rStyle w:val="SectionNumber"/>
         </w:rPr>
-        <w:t xml:space="preserve">3.5.3</w:t>
+        <w:t xml:space="preserve">3.6</w:t>
       </w:r>
       <w:r>
         <w:tab/>
       </w:r>
       <w:r>
-        <w:t xml:space="preserve">PTE Cache and Invalidation</w:t>
-      </w:r>
-    </w:p>
-    <w:bookmarkEnd w:id="270"/>
-    <w:bookmarkEnd w:id="271"/>
-    <w:bookmarkStart w:id="275" w:name="sec-ch3-mem"/>
-    <w:p>
-      <w:pPr>
-        <w:pStyle w:val="Heading2"/>
-      </w:pPr>
-      <w:r>
-        <w:rPr>
-          <w:rStyle w:val="SectionNumber"/>
-        </w:rPr>
-        <w:t xml:space="preserve">3.6</w:t>
-      </w:r>
-      <w:r>
-        <w:tab/>
-      </w:r>
-      <w:r>
         <w:t xml:space="preserve">Memory Request and Response Path</w:t>
       </w:r>
     </w:p>
-    <w:bookmarkStart w:id="272" w:name="sec-ch3-mem-fifos"/>
+    <w:bookmarkStart w:id="271" w:name="sec-ch3-mem-fifos"/>
     <w:p>
       <w:pPr>
         <w:pStyle w:val="Heading3"/>
@@ -18911,8 +19603,27 @@
         <w:t xml:space="preserve">Figure: Neighborhood memory request and response path.</w:t>
       </w:r>
     </w:p>
+    <w:bookmarkEnd w:id="271"/>
+    <w:bookmarkStart w:id="272" w:name="sec-ch3-mem-arb"/>
+    <w:p>
+      <w:pPr>
+        <w:pStyle w:val="Heading3"/>
+      </w:pPr>
+      <w:r>
+        <w:rPr>
+          <w:rStyle w:val="SectionNumber"/>
+        </w:rPr>
+        <w:t xml:space="preserve">3.6.2</w:t>
+      </w:r>
+      <w:r>
+        <w:tab/>
+      </w:r>
+      <w:r>
+        <w:t xml:space="preserve">Request Arbitration</w:t>
+      </w:r>
+    </w:p>
     <w:bookmarkEnd w:id="272"/>
-    <w:bookmarkStart w:id="273" w:name="sec-ch3-mem-arb"/>
+    <w:bookmarkStart w:id="273" w:name="sec-ch3-mem-resp"/>
     <w:p>
       <w:pPr>
         <w:pStyle w:val="Heading3"/>
@@ -18921,17 +19632,36 @@
         <w:rPr>
           <w:rStyle w:val="SectionNumber"/>
         </w:rPr>
-        <w:t xml:space="preserve">3.6.2</w:t>
+        <w:t xml:space="preserve">3.6.3</w:t>
       </w:r>
       <w:r>
         <w:tab/>
       </w:r>
       <w:r>
-        <w:t xml:space="preserve">Request Arbitration</w:t>
+        <w:t xml:space="preserve">Response Routing and Backpressure</w:t>
       </w:r>
     </w:p>
     <w:bookmarkEnd w:id="273"/>
-    <w:bookmarkStart w:id="274" w:name="sec-ch3-mem-resp"/>
+    <w:bookmarkEnd w:id="274"/>
+    <w:bookmarkStart w:id="278" w:name="sec-ch3-tensor"/>
+    <w:p>
+      <w:pPr>
+        <w:pStyle w:val="Heading2"/>
+      </w:pPr>
+      <w:r>
+        <w:rPr>
+          <w:rStyle w:val="SectionNumber"/>
+        </w:rPr>
+        <w:t xml:space="preserve">3.7</w:t>
+      </w:r>
+      <w:r>
+        <w:tab/>
+      </w:r>
+      <w:r>
+        <w:t xml:space="preserve">Tensor Support</w:t>
+      </w:r>
+    </w:p>
+    <w:bookmarkStart w:id="275" w:name="sec-ch3-tensor-coop"/>
     <w:p>
       <w:pPr>
         <w:pStyle w:val="Heading3"/>
@@ -18940,18 +19670,56 @@
         <w:rPr>
           <w:rStyle w:val="SectionNumber"/>
         </w:rPr>
-        <w:t xml:space="preserve">3.6.3</w:t>
+        <w:t xml:space="preserve">3.7.1</w:t>
       </w:r>
       <w:r>
         <w:tab/>
       </w:r>
       <w:r>
-        <w:t xml:space="preserve">Response Routing and Backpressure</w:t>
-      </w:r>
-    </w:p>
-    <w:bookmarkEnd w:id="274"/>
+        <w:t xml:space="preserve">Cooperative Tensor Load</w:t>
+      </w:r>
+    </w:p>
     <w:bookmarkEnd w:id="275"/>
-    <w:bookmarkStart w:id="279" w:name="sec-ch3-tensor"/>
+    <w:bookmarkStart w:id="276" w:name="sec-ch3-tensor-tsb"/>
+    <w:p>
+      <w:pPr>
+        <w:pStyle w:val="Heading3"/>
+      </w:pPr>
+      <w:r>
+        <w:rPr>
+          <w:rStyle w:val="SectionNumber"/>
+        </w:rPr>
+        <w:t xml:space="preserve">3.7.2</w:t>
+      </w:r>
+      <w:r>
+        <w:tab/>
+      </w:r>
+      <w:r>
+        <w:t xml:space="preserve">Tensor Store Buffer</w:t>
+      </w:r>
+    </w:p>
+    <w:bookmarkEnd w:id="276"/>
+    <w:bookmarkStart w:id="277" w:name="sec-ch3-tensor-tbox"/>
+    <w:p>
+      <w:pPr>
+        <w:pStyle w:val="Heading3"/>
+      </w:pPr>
+      <w:r>
+        <w:rPr>
+          <w:rStyle w:val="SectionNumber"/>
+        </w:rPr>
+        <w:t xml:space="preserve">3.7.3</w:t>
+      </w:r>
+      <w:r>
+        <w:tab/>
+      </w:r>
+      <w:r>
+        <w:t xml:space="preserve">TBOX Router</w:t>
+      </w:r>
+    </w:p>
+    <w:bookmarkEnd w:id="277"/>
+    <w:bookmarkEnd w:id="278"/>
+    <w:bookmarkStart w:id="285" w:name="sec-ch3-sync"/>
     <w:p>
       <w:pPr>
         <w:pStyle w:val="Heading2"/>
@@ -18960,16 +19728,16 @@
         <w:rPr>
           <w:rStyle w:val="SectionNumber"/>
         </w:rPr>
-        <w:t xml:space="preserve">3.7</w:t>
+        <w:t xml:space="preserve">3.8</w:t>
       </w:r>
       <w:r>
         <w:tab/>
       </w:r>
       <w:r>
-        <w:t xml:space="preserve">Tensor Support</w:t>
-      </w:r>
-    </w:p>
-    <w:bookmarkStart w:id="276" w:name="sec-ch3-tensor-coop"/>
+        <w:t xml:space="preserve">Synchronization, Messaging, Registers and PMU</w:t>
+      </w:r>
+    </w:p>
+    <w:bookmarkStart w:id="279" w:name="sec-ch3-flb"/>
     <w:p>
       <w:pPr>
         <w:pStyle w:val="Heading3"/>
@@ -18978,17 +19746,17 @@
         <w:rPr>
           <w:rStyle w:val="SectionNumber"/>
         </w:rPr>
-        <w:t xml:space="preserve">3.7.1</w:t>
+        <w:t xml:space="preserve">3.8.1</w:t>
       </w:r>
       <w:r>
         <w:tab/>
       </w:r>
       <w:r>
-        <w:t xml:space="preserve">Cooperative Tensor Load</w:t>
-      </w:r>
-    </w:p>
-    <w:bookmarkEnd w:id="276"/>
-    <w:bookmarkStart w:id="277" w:name="sec-ch3-tensor-tsb"/>
+        <w:t xml:space="preserve">Fast Local Barrier</w:t>
+      </w:r>
+    </w:p>
+    <w:bookmarkEnd w:id="279"/>
+    <w:bookmarkStart w:id="280" w:name="sec-ch3-lmn"/>
     <w:p>
       <w:pPr>
         <w:pStyle w:val="Heading3"/>
@@ -18997,17 +19765,17 @@
         <w:rPr>
           <w:rStyle w:val="SectionNumber"/>
         </w:rPr>
-        <w:t xml:space="preserve">3.7.2</w:t>
+        <w:t xml:space="preserve">3.8.2</w:t>
       </w:r>
       <w:r>
         <w:tab/>
       </w:r>
       <w:r>
-        <w:t xml:space="preserve">Tensor Store Buffer</w:t>
-      </w:r>
-    </w:p>
-    <w:bookmarkEnd w:id="277"/>
-    <w:bookmarkStart w:id="278" w:name="sec-ch3-tensor-tbox"/>
+        <w:t xml:space="preserve">Local Message Network</w:t>
+      </w:r>
+    </w:p>
+    <w:bookmarkEnd w:id="280"/>
+    <w:bookmarkStart w:id="281" w:name="sec-ch3-ipi"/>
     <w:p>
       <w:pPr>
         <w:pStyle w:val="Heading3"/>
@@ -19016,36 +19784,36 @@
         <w:rPr>
           <w:rStyle w:val="SectionNumber"/>
         </w:rPr>
-        <w:t xml:space="preserve">3.7.3</w:t>
+        <w:t xml:space="preserve">3.8.3</w:t>
       </w:r>
       <w:r>
         <w:tab/>
       </w:r>
       <w:r>
-        <w:t xml:space="preserve">TBOX Router</w:t>
-      </w:r>
-    </w:p>
-    <w:bookmarkEnd w:id="278"/>
-    <w:bookmarkEnd w:id="279"/>
-    <w:bookmarkStart w:id="286" w:name="sec-ch3-sync"/>
-    <w:p>
-      <w:pPr>
-        <w:pStyle w:val="Heading2"/>
+        <w:t xml:space="preserve">IPI and FCC Paths</w:t>
+      </w:r>
+    </w:p>
+    <w:bookmarkEnd w:id="281"/>
+    <w:bookmarkStart w:id="282" w:name="sec-ch3-esr"/>
+    <w:p>
+      <w:pPr>
+        <w:pStyle w:val="Heading3"/>
       </w:pPr>
       <w:r>
         <w:rPr>
           <w:rStyle w:val="SectionNumber"/>
         </w:rPr>
-        <w:t xml:space="preserve">3.8</w:t>
+        <w:t xml:space="preserve">3.8.4</w:t>
       </w:r>
       <w:r>
         <w:tab/>
       </w:r>
       <w:r>
-        <w:t xml:space="preserve">Synchronization, Messaging, Registers and PMU</w:t>
-      </w:r>
-    </w:p>
-    <w:bookmarkStart w:id="280" w:name="sec-ch3-flb"/>
+        <w:t xml:space="preserve">Neighborhood Registers and APB Access</w:t>
+      </w:r>
+    </w:p>
+    <w:bookmarkEnd w:id="282"/>
+    <w:bookmarkStart w:id="283" w:name="sec-ch3-dbg"/>
     <w:p>
       <w:pPr>
         <w:pStyle w:val="Heading3"/>
@@ -19054,17 +19822,17 @@
         <w:rPr>
           <w:rStyle w:val="SectionNumber"/>
         </w:rPr>
-        <w:t xml:space="preserve">3.8.1</w:t>
+        <w:t xml:space="preserve">3.8.5</w:t>
       </w:r>
       <w:r>
         <w:tab/>
       </w:r>
       <w:r>
-        <w:t xml:space="preserve">Fast Local Barrier</w:t>
-      </w:r>
-    </w:p>
-    <w:bookmarkEnd w:id="280"/>
-    <w:bookmarkStart w:id="281" w:name="sec-ch3-lmn"/>
+        <w:t xml:space="preserve">Debug Channel</w:t>
+      </w:r>
+    </w:p>
+    <w:bookmarkEnd w:id="283"/>
+    <w:bookmarkStart w:id="284" w:name="sec-ch3-pmu"/>
     <w:p>
       <w:pPr>
         <w:pStyle w:val="Heading3"/>
@@ -19073,94 +19841,18 @@
         <w:rPr>
           <w:rStyle w:val="SectionNumber"/>
         </w:rPr>
-        <w:t xml:space="preserve">3.8.2</w:t>
+        <w:t xml:space="preserve">3.8.6</w:t>
       </w:r>
       <w:r>
         <w:tab/>
       </w:r>
       <w:r>
-        <w:t xml:space="preserve">Local Message Network</w:t>
-      </w:r>
-    </w:p>
-    <w:bookmarkEnd w:id="281"/>
-    <w:bookmarkStart w:id="282" w:name="sec-ch3-ipi"/>
-    <w:p>
-      <w:pPr>
-        <w:pStyle w:val="Heading3"/>
-      </w:pPr>
-      <w:r>
-        <w:rPr>
-          <w:rStyle w:val="SectionNumber"/>
-        </w:rPr>
-        <w:t xml:space="preserve">3.8.3</w:t>
-      </w:r>
-      <w:r>
-        <w:tab/>
-      </w:r>
-      <w:r>
-        <w:t xml:space="preserve">IPI and FCC Paths</w:t>
-      </w:r>
-    </w:p>
-    <w:bookmarkEnd w:id="282"/>
-    <w:bookmarkStart w:id="283" w:name="sec-ch3-esr"/>
-    <w:p>
-      <w:pPr>
-        <w:pStyle w:val="Heading3"/>
-      </w:pPr>
-      <w:r>
-        <w:rPr>
-          <w:rStyle w:val="SectionNumber"/>
-        </w:rPr>
-        <w:t xml:space="preserve">3.8.4</w:t>
-      </w:r>
-      <w:r>
-        <w:tab/>
-      </w:r>
-      <w:r>
-        <w:t xml:space="preserve">Neighborhood Registers and APB Access</w:t>
-      </w:r>
-    </w:p>
-    <w:bookmarkEnd w:id="283"/>
-    <w:bookmarkStart w:id="284" w:name="sec-ch3-dbg"/>
-    <w:p>
-      <w:pPr>
-        <w:pStyle w:val="Heading3"/>
-      </w:pPr>
-      <w:r>
-        <w:rPr>
-          <w:rStyle w:val="SectionNumber"/>
-        </w:rPr>
-        <w:t xml:space="preserve">3.8.5</w:t>
-      </w:r>
-      <w:r>
-        <w:tab/>
-      </w:r>
-      <w:r>
-        <w:t xml:space="preserve">Debug Channel</w:t>
+        <w:t xml:space="preserve">Performance Monitoring Unit</w:t>
       </w:r>
     </w:p>
     <w:bookmarkEnd w:id="284"/>
-    <w:bookmarkStart w:id="285" w:name="sec-ch3-pmu"/>
-    <w:p>
-      <w:pPr>
-        <w:pStyle w:val="Heading3"/>
-      </w:pPr>
-      <w:r>
-        <w:rPr>
-          <w:rStyle w:val="SectionNumber"/>
-        </w:rPr>
-        <w:t xml:space="preserve">3.8.6</w:t>
-      </w:r>
-      <w:r>
-        <w:tab/>
-      </w:r>
-      <w:r>
-        <w:t xml:space="preserve">Performance Monitoring Unit</w:t>
-      </w:r>
-    </w:p>
     <w:bookmarkEnd w:id="285"/>
     <w:bookmarkEnd w:id="286"/>
-    <w:bookmarkEnd w:id="287"/>
     <w:sectPr>
       <w:footnotePr>
         <w:numRestart w:val="eachSect"/>
@@ -19514,6 +20206,9 @@
     <w:abstractNumId w:val="991"/>
   </w:num>
   <w:num w:numId="1018">
+    <w:abstractNumId w:val="991"/>
+  </w:num>
+  <w:num w:numId="1019">
     <w:abstractNumId w:val="99401"/>
     <w:lvlOverride w:ilvl="0">
       <w:startOverride w:val="1"/>
@@ -19543,19 +20238,79 @@
       <w:startOverride w:val="1"/>
     </w:lvlOverride>
   </w:num>
-  <w:num w:numId="1019">
-    <w:abstractNumId w:val="991"/>
-  </w:num>
   <w:num w:numId="1020">
-    <w:abstractNumId w:val="991"/>
+    <w:abstractNumId w:val="99401"/>
+    <w:lvlOverride w:ilvl="0">
+      <w:startOverride w:val="1"/>
+    </w:lvlOverride>
+    <w:lvlOverride w:ilvl="1">
+      <w:startOverride w:val="1"/>
+    </w:lvlOverride>
+    <w:lvlOverride w:ilvl="2">
+      <w:startOverride w:val="1"/>
+    </w:lvlOverride>
+    <w:lvlOverride w:ilvl="3">
+      <w:startOverride w:val="1"/>
+    </w:lvlOverride>
+    <w:lvlOverride w:ilvl="4">
+      <w:startOverride w:val="1"/>
+    </w:lvlOverride>
+    <w:lvlOverride w:ilvl="5">
+      <w:startOverride w:val="1"/>
+    </w:lvlOverride>
+    <w:lvlOverride w:ilvl="6">
+      <w:startOverride w:val="1"/>
+    </w:lvlOverride>
+    <w:lvlOverride w:ilvl="7">
+      <w:startOverride w:val="1"/>
+    </w:lvlOverride>
+    <w:lvlOverride w:ilvl="8">
+      <w:startOverride w:val="1"/>
+    </w:lvlOverride>
   </w:num>
   <w:num w:numId="1021">
-    <w:abstractNumId w:val="991"/>
+    <w:abstractNumId w:val="99401"/>
+    <w:lvlOverride w:ilvl="0">
+      <w:startOverride w:val="1"/>
+    </w:lvlOverride>
+    <w:lvlOverride w:ilvl="1">
+      <w:startOverride w:val="1"/>
+    </w:lvlOverride>
+    <w:lvlOverride w:ilvl="2">
+      <w:startOverride w:val="1"/>
+    </w:lvlOverride>
+    <w:lvlOverride w:ilvl="3">
+      <w:startOverride w:val="1"/>
+    </w:lvlOverride>
+    <w:lvlOverride w:ilvl="4">
+      <w:startOverride w:val="1"/>
+    </w:lvlOverride>
+    <w:lvlOverride w:ilvl="5">
+      <w:startOverride w:val="1"/>
+    </w:lvlOverride>
+    <w:lvlOverride w:ilvl="6">
+      <w:startOverride w:val="1"/>
+    </w:lvlOverride>
+    <w:lvlOverride w:ilvl="7">
+      <w:startOverride w:val="1"/>
+    </w:lvlOverride>
+    <w:lvlOverride w:ilvl="8">
+      <w:startOverride w:val="1"/>
+    </w:lvlOverride>
   </w:num>
   <w:num w:numId="1022">
     <w:abstractNumId w:val="991"/>
   </w:num>
   <w:num w:numId="1023">
+    <w:abstractNumId w:val="991"/>
+  </w:num>
+  <w:num w:numId="1024">
+    <w:abstractNumId w:val="991"/>
+  </w:num>
+  <w:num w:numId="1025">
+    <w:abstractNumId w:val="991"/>
+  </w:num>
+  <w:num w:numId="1026">
     <w:abstractNumId w:val="99401"/>
     <w:lvlOverride w:ilvl="0">
       <w:startOverride w:val="1"/>
